--- a/ММО, лабораторные работы/ММО, л.р., отчёт.docx
+++ b/ММО, лабораторные работы/ММО, л.р., отчёт.docx
@@ -2969,10 +2969,7 @@
           </w:tcPr>
           <w:p>
             <w:r>
-              <w:t xml:space="preserve"> </w:t>
-            </w:r>
-            <w:r>
-              <w:t>Шарыгин М.С.</w:t>
+              <w:t xml:space="preserve"> Шарыгин М.С.</w:t>
             </w:r>
           </w:p>
         </w:tc>
@@ -3331,7 +3328,7 @@
       <w:r>
         <w:fldChar w:fldCharType="separate"/>
       </w:r>
-      <w:hyperlink w:anchor="_Toc241633165" w:history="1">
+      <w:hyperlink w:anchor="_Toc242272093" w:history="1">
         <w:r>
           <w:rPr>
             <w:rStyle w:val="af"/>
@@ -3375,7 +3372,7 @@
             <w:noProof/>
             <w:webHidden/>
           </w:rPr>
-          <w:instrText xml:space="preserve"> PAGEREF _Toc241633165 \h </w:instrText>
+          <w:instrText xml:space="preserve"> PAGEREF _Toc242272093 \h </w:instrText>
         </w:r>
         <w:r>
           <w:rPr>
@@ -3417,7 +3414,7 @@
           <w14:ligatures w14:val="standardContextual"/>
         </w:rPr>
       </w:pPr>
-      <w:hyperlink w:anchor="_Toc241633166" w:history="1">
+      <w:hyperlink w:anchor="_Toc242272094" w:history="1">
         <w:r>
           <w:rPr>
             <w:rStyle w:val="af"/>
@@ -3461,7 +3458,7 @@
             <w:noProof/>
             <w:webHidden/>
           </w:rPr>
-          <w:instrText xml:space="preserve"> PAGEREF _Toc241633166 \h </w:instrText>
+          <w:instrText xml:space="preserve"> PAGEREF _Toc242272094 \h </w:instrText>
         </w:r>
         <w:r>
           <w:rPr>
@@ -3507,7 +3504,7 @@
           <w14:ligatures w14:val="standardContextual"/>
         </w:rPr>
       </w:pPr>
-      <w:hyperlink w:anchor="_Toc241633167" w:history="1">
+      <w:hyperlink w:anchor="_Toc242272095" w:history="1">
         <w:r>
           <w:rPr>
             <w:rStyle w:val="af"/>
@@ -3551,7 +3548,7 @@
             <w:noProof/>
             <w:webHidden/>
           </w:rPr>
-          <w:instrText xml:space="preserve"> PAGEREF _Toc241633167 \h </w:instrText>
+          <w:instrText xml:space="preserve"> PAGEREF _Toc242272095 \h </w:instrText>
         </w:r>
         <w:r>
           <w:rPr>
@@ -3597,7 +3594,7 @@
           <w14:ligatures w14:val="standardContextual"/>
         </w:rPr>
       </w:pPr>
-      <w:hyperlink w:anchor="_Toc241633168" w:history="1">
+      <w:hyperlink w:anchor="_Toc242272096" w:history="1">
         <w:r>
           <w:rPr>
             <w:rStyle w:val="af"/>
@@ -3641,7 +3638,7 @@
             <w:noProof/>
             <w:webHidden/>
           </w:rPr>
-          <w:instrText xml:space="preserve"> PAGEREF _Toc241633168 \h </w:instrText>
+          <w:instrText xml:space="preserve"> PAGEREF _Toc242272096 \h </w:instrText>
         </w:r>
         <w:r>
           <w:rPr>
@@ -3674,7 +3671,11 @@
     </w:p>
     <w:p>
       <w:pPr>
-        <w:pStyle w:val="11"/>
+        <w:pStyle w:val="20"/>
+        <w:tabs>
+          <w:tab w:val="left" w:pos="960"/>
+          <w:tab w:val="right" w:leader="dot" w:pos="9911"/>
+        </w:tabs>
         <w:rPr>
           <w:rFonts w:asciiTheme="minorHAnsi" w:eastAsiaTheme="minorEastAsia" w:hAnsiTheme="minorHAnsi" w:cstheme="minorBidi"/>
           <w:noProof/>
@@ -3683,7 +3684,93 @@
           <w14:ligatures w14:val="standardContextual"/>
         </w:rPr>
       </w:pPr>
-      <w:hyperlink w:anchor="_Toc241633169" w:history="1">
+      <w:hyperlink w:anchor="_Toc242272097" w:history="1">
+        <w:r>
+          <w:rPr>
+            <w:rStyle w:val="af"/>
+            <w:noProof/>
+          </w:rPr>
+          <w:t>2.3</w:t>
+        </w:r>
+        <w:r>
+          <w:rPr>
+            <w:rFonts w:asciiTheme="minorHAnsi" w:eastAsiaTheme="minorEastAsia" w:hAnsiTheme="minorHAnsi" w:cstheme="minorBidi"/>
+            <w:noProof/>
+            <w:kern w:val="2"/>
+            <w:sz w:val="24"/>
+            <w14:ligatures w14:val="standardContextual"/>
+          </w:rPr>
+          <w:tab/>
+        </w:r>
+        <w:r>
+          <w:rPr>
+            <w:rStyle w:val="af"/>
+            <w:noProof/>
+          </w:rPr>
+          <w:t>Описание выбранных публикаций</w:t>
+        </w:r>
+        <w:r>
+          <w:rPr>
+            <w:noProof/>
+            <w:webHidden/>
+          </w:rPr>
+          <w:tab/>
+        </w:r>
+        <w:r>
+          <w:rPr>
+            <w:noProof/>
+            <w:webHidden/>
+          </w:rPr>
+          <w:fldChar w:fldCharType="begin"/>
+        </w:r>
+        <w:r>
+          <w:rPr>
+            <w:noProof/>
+            <w:webHidden/>
+          </w:rPr>
+          <w:instrText xml:space="preserve"> PAGEREF _Toc242272097 \h </w:instrText>
+        </w:r>
+        <w:r>
+          <w:rPr>
+            <w:noProof/>
+            <w:webHidden/>
+          </w:rPr>
+        </w:r>
+        <w:r>
+          <w:rPr>
+            <w:noProof/>
+            <w:webHidden/>
+          </w:rPr>
+          <w:fldChar w:fldCharType="separate"/>
+        </w:r>
+        <w:r>
+          <w:rPr>
+            <w:noProof/>
+            <w:webHidden/>
+          </w:rPr>
+          <w:t>9</w:t>
+        </w:r>
+        <w:r>
+          <w:rPr>
+            <w:noProof/>
+            <w:webHidden/>
+          </w:rPr>
+          <w:fldChar w:fldCharType="end"/>
+        </w:r>
+      </w:hyperlink>
+    </w:p>
+    <w:p>
+      <w:pPr>
+        <w:pStyle w:val="11"/>
+        <w:rPr>
+          <w:rFonts w:asciiTheme="minorHAnsi" w:eastAsiaTheme="minorEastAsia" w:hAnsiTheme="minorHAnsi" w:cstheme="minorBidi"/>
+          <w:noProof/>
+          <w:kern w:val="2"/>
+          <w:sz w:val="24"/>
+          <w14:ligatures w14:val="standardContextual"/>
+        </w:rPr>
+      </w:pPr>
+      <w:hyperlink w:anchor="_Toc242272098" w:history="1">
         <w:r>
           <w:rPr>
             <w:rStyle w:val="af"/>
@@ -3727,7 +3814,7 @@
             <w:noProof/>
             <w:webHidden/>
           </w:rPr>
-          <w:instrText xml:space="preserve"> PAGEREF _Toc241633169 \h </w:instrText>
+          <w:instrText xml:space="preserve"> PAGEREF _Toc242272098 \h </w:instrText>
         </w:r>
         <w:r>
           <w:rPr>
@@ -3747,7 +3834,7 @@
             <w:noProof/>
             <w:webHidden/>
           </w:rPr>
-          <w:t>9</w:t>
+          <w:t>15</w:t>
         </w:r>
         <w:r>
           <w:rPr>
@@ -3769,7 +3856,7 @@
           <w14:ligatures w14:val="standardContextual"/>
         </w:rPr>
       </w:pPr>
-      <w:hyperlink w:anchor="_Toc241633170" w:history="1">
+      <w:hyperlink w:anchor="_Toc242272099" w:history="1">
         <w:r>
           <w:rPr>
             <w:rStyle w:val="af"/>
@@ -3813,7 +3900,7 @@
             <w:noProof/>
             <w:webHidden/>
           </w:rPr>
-          <w:instrText xml:space="preserve"> PAGEREF _Toc241633170 \h </w:instrText>
+          <w:instrText xml:space="preserve"> PAGEREF _Toc242272099 \h </w:instrText>
         </w:r>
         <w:r>
           <w:rPr>
@@ -3833,7 +3920,7 @@
             <w:noProof/>
             <w:webHidden/>
           </w:rPr>
-          <w:t>10</w:t>
+          <w:t>16</w:t>
         </w:r>
         <w:r>
           <w:rPr>
@@ -3866,7 +3953,7 @@
       <w:pPr>
         <w:pStyle w:val="1"/>
       </w:pPr>
-      <w:bookmarkStart w:id="10" w:name="_Toc241633165"/>
+      <w:bookmarkStart w:id="10" w:name="_Toc242272093"/>
       <w:r>
         <w:lastRenderedPageBreak/>
         <w:t>Цель работы</w:t>
@@ -3912,7 +3999,7 @@
       <w:pPr>
         <w:pStyle w:val="1"/>
       </w:pPr>
-      <w:bookmarkStart w:id="11" w:name="_Toc241633166"/>
+      <w:bookmarkStart w:id="11" w:name="_Toc242272094"/>
       <w:r>
         <w:lastRenderedPageBreak/>
         <w:t>Анализ информации</w:t>
@@ -3923,7 +4010,7 @@
       <w:pPr>
         <w:pStyle w:val="2"/>
       </w:pPr>
-      <w:bookmarkStart w:id="12" w:name="_Toc241633167"/>
+      <w:bookmarkStart w:id="12" w:name="_Toc242272095"/>
       <w:r>
         <w:t>Поиск источников</w:t>
       </w:r>
@@ -4004,7 +4091,43 @@
         <w:rPr>
           <w:lang w:val="ru-RU"/>
         </w:rPr>
-        <w:t>].</w:t>
+        <w:t>]</w:t>
+      </w:r>
+      <w:r>
+        <w:rPr>
+          <w:lang w:val="ru-RU"/>
+        </w:rPr>
+        <w:t xml:space="preserve"> и агентом «</w:t>
+      </w:r>
+      <w:r>
+        <w:t>Asta</w:t>
+      </w:r>
+      <w:r>
+        <w:rPr>
+          <w:lang w:val="ru-RU"/>
+        </w:rPr>
+        <w:t xml:space="preserve"> </w:t>
+      </w:r>
+      <w:r>
+        <w:t>AI</w:t>
+      </w:r>
+      <w:r>
+        <w:rPr>
+          <w:lang w:val="ru-RU"/>
+        </w:rPr>
+        <w:t>»</w:t>
+      </w:r>
+      <w:r>
+        <w:rPr>
+          <w:lang w:val="ru-RU"/>
+        </w:rPr>
+        <w:t xml:space="preserve"> []</w:t>
+      </w:r>
+      <w:r>
+        <w:rPr>
+          <w:lang w:val="ru-RU"/>
+        </w:rPr>
+        <w:t>.</w:t>
       </w:r>
       <w:r>
         <w:rPr>
@@ -4028,13 +4151,7 @@
         <w:pStyle w:val="a4"/>
       </w:pPr>
       <w:r>
-        <w:t>«</w:t>
-      </w:r>
-      <w:r>
-        <w:t>Accelerating the Design of Resorbable Magnesium Alloys: A Machine Learning Approach to Property Prediction</w:t>
-      </w:r>
-      <w:r>
-        <w:t>» (21.04.2026)</w:t>
+        <w:t>«Accelerating the Design of Resorbable Magnesium Alloys: A Machine Learning Approach to Property Prediction» (21.04.2026)</w:t>
       </w:r>
       <w:r>
         <w:t xml:space="preserve"> [</w:t>
@@ -4052,7 +4169,7 @@
         <w:fldChar w:fldCharType="separate"/>
       </w:r>
       <w:r>
-        <w:t>2</w:t>
+        <w:t>3</w:t>
       </w:r>
       <w:r>
         <w:fldChar w:fldCharType="end"/>
@@ -4079,13 +4196,7 @@
         <w:t>авторы</w:t>
       </w:r>
       <w:r>
-        <w:t xml:space="preserve">: </w:t>
-      </w:r>
-      <w:r>
-        <w:t>Vickey Nandal, Vít Beneš, Pavel Baláž, Jiří Ryjáček, Karel Tesař</w:t>
-      </w:r>
-      <w:r>
-        <w:t>;</w:t>
+        <w:t>: Vickey Nandal, Vít Beneš, Pavel Baláž, Jiří Ryjáček, Karel Tesař;</w:t>
       </w:r>
     </w:p>
     <w:p>
@@ -4100,22 +4211,19 @@
         <w:rPr>
           <w:lang w:val="ru-RU"/>
         </w:rPr>
-        <w:t>организации авторов</w:t>
-      </w:r>
-      <w:r>
-        <w:t>: «</w:t>
-      </w:r>
-      <w:r>
-        <w:t>Institute of Physics, Czech Academy of Sciences</w:t>
-      </w:r>
-      <w:r>
-        <w:t>», «</w:t>
-      </w:r>
-      <w:r>
-        <w:t>Department of Materials, Faculty of Nuclear Sciences and Physical Engineering</w:t>
-      </w:r>
-      <w:r>
-        <w:t xml:space="preserve">» (Чехия); </w:t>
+        <w:t>организации</w:t>
+      </w:r>
+      <w:r>
+        <w:t xml:space="preserve"> </w:t>
+      </w:r>
+      <w:r>
+        <w:rPr>
+          <w:lang w:val="ru-RU"/>
+        </w:rPr>
+        <w:t>авторов</w:t>
+      </w:r>
+      <w:r>
+        <w:t xml:space="preserve">: «Institute of Physics, Czech Academy of Sciences», «Department of Materials, Faculty of Nuclear Sciences and Physical Engineering» (Чехия); </w:t>
       </w:r>
     </w:p>
     <w:p>
@@ -4161,6 +4269,9 @@
           <w:ilvl w:val="0"/>
           <w:numId w:val="13"/>
         </w:numPr>
+        <w:rPr>
+          <w:lang w:val="ru-RU"/>
+        </w:rPr>
       </w:pPr>
       <w:r>
         <w:rPr>
@@ -4218,21 +4329,12 @@
         <w:rPr>
           <w:lang w:val="ru-RU"/>
         </w:rPr>
-        <w:t xml:space="preserve">», деревья решений и случайный лес) для прогнозирования физико-механических свойств </w:t>
-      </w:r>
-      <w:r>
-        <w:rPr>
-          <w:lang w:val="ru-RU"/>
-        </w:rPr>
-        <w:t>биорезорбируемы</w:t>
-      </w:r>
-      <w:r>
-        <w:rPr>
-          <w:lang w:val="ru-RU"/>
-        </w:rPr>
-        <w:t>х магниевых сплавов</w:t>
-      </w:r>
-      <w:r>
+        <w:t>», деревья решений и случайный лес) для прогнозирования физико-механических свойств биорезорбируемых магниевых сплавов</w:t>
+      </w:r>
+      <w:r>
+        <w:rPr>
+          <w:lang w:val="ru-RU"/>
+        </w:rPr>
         <w:t>.</w:t>
       </w:r>
     </w:p>
@@ -4249,13 +4351,7 @@
         <w:pStyle w:val="a4"/>
       </w:pPr>
       <w:r>
-        <w:t>«</w:t>
-      </w:r>
-      <w:r>
-        <w:t>Scaling Laws for Neural Material Models</w:t>
-      </w:r>
-      <w:r>
-        <w:t>» (</w:t>
+        <w:t>«Scaling Laws for Neural Material Models» (</w:t>
       </w:r>
       <w:r>
         <w:t>26.09.2025</w:t>
@@ -4276,7 +4372,7 @@
         <w:fldChar w:fldCharType="separate"/>
       </w:r>
       <w:r>
-        <w:t>3</w:t>
+        <w:t>4</w:t>
       </w:r>
       <w:r>
         <w:fldChar w:fldCharType="end"/>
@@ -4303,13 +4399,7 @@
         <w:t>:</w:t>
       </w:r>
       <w:r>
-        <w:t xml:space="preserve"> </w:t>
-      </w:r>
-      <w:r>
-        <w:t>Akshay Trikha, Kyle Chu, Advait Gosai, Parker Szachta, Eric Weiner</w:t>
-      </w:r>
-      <w:r>
-        <w:t>;</w:t>
+        <w:t xml:space="preserve"> Akshay Trikha, Kyle Chu, Advait Gosai, Parker Szachta, Eric Weiner;</w:t>
       </w:r>
     </w:p>
     <w:p>
@@ -4333,22 +4423,19 @@
         <w:t>я</w:t>
       </w:r>
       <w:r>
-        <w:rPr>
-          <w:lang w:val="ru-RU"/>
-        </w:rPr>
-        <w:t xml:space="preserve"> авторов</w:t>
+        <w:t xml:space="preserve"> </w:t>
+      </w:r>
+      <w:r>
+        <w:rPr>
+          <w:lang w:val="ru-RU"/>
+        </w:rPr>
+        <w:t>авторов</w:t>
       </w:r>
       <w:r>
         <w:t>:</w:t>
       </w:r>
       <w:r>
-        <w:t xml:space="preserve"> «</w:t>
-      </w:r>
-      <w:r>
-        <w:t>University of California, Berkeley</w:t>
-      </w:r>
-      <w:r>
-        <w:t>»;</w:t>
+        <w:t xml:space="preserve"> «University of California, Berkeley»;</w:t>
       </w:r>
     </w:p>
     <w:p>
@@ -4363,13 +4450,7 @@
         <w:rPr>
           <w:lang w:val="ru-RU"/>
         </w:rPr>
-        <w:t>место публикации</w:t>
-      </w:r>
-      <w:r>
-        <w:rPr>
-          <w:lang w:val="ru-RU"/>
-        </w:rPr>
-        <w:t>:</w:t>
+        <w:t>место публикации:</w:t>
       </w:r>
       <w:r>
         <w:rPr>
@@ -4388,18 +4469,15 @@
           <w:ilvl w:val="0"/>
           <w:numId w:val="14"/>
         </w:numPr>
-      </w:pPr>
-      <w:r>
-        <w:rPr>
-          <w:lang w:val="ru-RU"/>
-        </w:rPr>
-        <w:t>краткая информация</w:t>
-      </w:r>
-      <w:r>
-        <w:rPr>
-          <w:lang w:val="ru-RU"/>
-        </w:rPr>
-        <w:t>:</w:t>
+        <w:rPr>
+          <w:lang w:val="ru-RU"/>
+        </w:rPr>
+      </w:pPr>
+      <w:r>
+        <w:rPr>
+          <w:lang w:val="ru-RU"/>
+        </w:rPr>
+        <w:t>краткая информация:</w:t>
       </w:r>
       <w:r>
         <w:rPr>
@@ -4423,7 +4501,14 @@
         <w:rPr>
           <w:lang w:val="ru-RU"/>
         </w:rPr>
-        <w:t>объем обучающей выборки, количество нейронов, вычислительные ресурсы</w:t>
+        <w:t xml:space="preserve">объем обучающей выборки, количество нейронов, </w:t>
+      </w:r>
+      <w:r>
+        <w:rPr>
+          <w:lang w:val="ru-RU"/>
+        </w:rPr>
+        <w:lastRenderedPageBreak/>
+        <w:t>вычислительные ресурсы</w:t>
       </w:r>
       <w:r>
         <w:rPr>
@@ -4438,13 +4523,30 @@
         <w:t xml:space="preserve"> на результаты обучения моделей; обучение нейронной сети типа</w:t>
       </w:r>
       <w:r>
-        <w:t xml:space="preserve"> «Transformer» и «</w:t>
-      </w:r>
-      <w:r>
-        <w:t>EquiformerV2</w:t>
-      </w:r>
-      <w:r>
-        <w:t>».</w:t>
+        <w:rPr>
+          <w:lang w:val="ru-RU"/>
+        </w:rPr>
+        <w:t xml:space="preserve"> «</w:t>
+      </w:r>
+      <w:r>
+        <w:t>Transformer</w:t>
+      </w:r>
+      <w:r>
+        <w:rPr>
+          <w:lang w:val="ru-RU"/>
+        </w:rPr>
+        <w:t>» и «</w:t>
+      </w:r>
+      <w:proofErr w:type="spellStart"/>
+      <w:r>
+        <w:t>EquiformerV</w:t>
+      </w:r>
+      <w:proofErr w:type="spellEnd"/>
+      <w:r>
+        <w:rPr>
+          <w:lang w:val="ru-RU"/>
+        </w:rPr>
+        <w:t>2».</w:t>
       </w:r>
     </w:p>
     <w:p>
@@ -4452,7 +4554,6 @@
         <w:pStyle w:val="3"/>
       </w:pPr>
       <w:r>
-        <w:lastRenderedPageBreak/>
         <w:t>Источник 3</w:t>
       </w:r>
     </w:p>
@@ -4491,7 +4592,7 @@
         <w:fldChar w:fldCharType="separate"/>
       </w:r>
       <w:r>
-        <w:t>4</w:t>
+        <w:t>5</w:t>
       </w:r>
       <w:r>
         <w:fldChar w:fldCharType="end"/>
@@ -4526,10 +4627,7 @@
       </w:r>
       <w:proofErr w:type="spellEnd"/>
       <w:r>
-        <w:t xml:space="preserve"> Liu, Haydn Anderson, Noah I. Waxman, Vsevolod Kovalev, Byron Fisher, Elizabeth Li, Xiaofeng Guo</w:t>
-      </w:r>
-      <w:r>
-        <w:t>;</w:t>
+        <w:t xml:space="preserve"> Liu, Haydn Anderson, Noah I. Waxman, Vsevolod Kovalev, Byron Fisher, Elizabeth Li, Xiaofeng Guo;</w:t>
       </w:r>
     </w:p>
     <w:p>
@@ -4559,25 +4657,7 @@
         <w:t>:</w:t>
       </w:r>
       <w:r>
-        <w:t xml:space="preserve"> «</w:t>
-      </w:r>
-      <w:r>
-        <w:t>Department of Chemistry, Washington State University</w:t>
-      </w:r>
-      <w:r>
-        <w:t>», «</w:t>
-      </w:r>
-      <w:r>
-        <w:t>School of Mechanical and Materials Engineering, Washington State University</w:t>
-      </w:r>
-      <w:r>
-        <w:t>», «</w:t>
-      </w:r>
-      <w:r>
-        <w:t>School of Electrical Engineering &amp; Computer Science, Washington State University</w:t>
-      </w:r>
-      <w:r>
-        <w:t>»</w:t>
+        <w:t xml:space="preserve"> «Department of Chemistry, Washington State University», «School of Mechanical and Materials Engineering, Washington State University», «School of Electrical Engineering &amp; Computer Science, Washington State University»</w:t>
       </w:r>
       <w:r>
         <w:t xml:space="preserve"> (</w:t>
@@ -4626,6 +4706,9 @@
           <w:ilvl w:val="0"/>
           <w:numId w:val="15"/>
         </w:numPr>
+        <w:rPr>
+          <w:lang w:val="ru-RU"/>
+        </w:rPr>
       </w:pPr>
       <w:r>
         <w:rPr>
@@ -4654,6 +4737,9 @@
         <w:t>» для прогнозирования термодинамических параметров</w:t>
       </w:r>
       <w:r>
+        <w:rPr>
+          <w:lang w:val="ru-RU"/>
+        </w:rPr>
         <w:t>.</w:t>
       </w:r>
     </w:p>
@@ -4700,7 +4786,7 @@
         <w:fldChar w:fldCharType="separate"/>
       </w:r>
       <w:r>
-        <w:t>5</w:t>
+        <w:t>6</w:t>
       </w:r>
       <w:r>
         <w:fldChar w:fldCharType="end"/>
@@ -4727,10 +4813,7 @@
         <w:t>:</w:t>
       </w:r>
       <w:r>
-        <w:t xml:space="preserve"> </w:t>
-      </w:r>
-      <w:r>
-        <w:t xml:space="preserve">Clayton Ellis, Xinyi Fang, Christopher Balzer, Timothy Quah, M. Scott Shell, Glenn H. Fredrickson, </w:t>
+        <w:t xml:space="preserve"> Clayton Ellis, Xinyi Fang, Christopher Balzer, Timothy Quah, M. Scott Shell, Glenn H. Fredrickson, </w:t>
       </w:r>
       <w:proofErr w:type="spellStart"/>
       <w:r>
@@ -4774,31 +4857,7 @@
         <w:t xml:space="preserve"> </w:t>
       </w:r>
       <w:r>
-        <w:t>«</w:t>
-      </w:r>
-      <w:r>
-        <w:t>Department of Statistics and Applied Probability, University of California</w:t>
-      </w:r>
-      <w:r>
-        <w:t>», «</w:t>
-      </w:r>
-      <w:r>
-        <w:t>Materials Research Laboratory, University of California</w:t>
-      </w:r>
-      <w:r>
-        <w:t>», «</w:t>
-      </w:r>
-      <w:r>
-        <w:t>Department of Chemical Engineering, University of California</w:t>
-      </w:r>
-      <w:r>
-        <w:t>», «</w:t>
-      </w:r>
-      <w:r>
-        <w:t>Materials Department, University of California</w:t>
-      </w:r>
-      <w:r>
-        <w:t>»</w:t>
+        <w:t>«Department of Statistics and Applied Probability, University of California», «Materials Research Laboratory, University of California», «Department of Chemical Engineering, University of California», «Materials Department, University of California»</w:t>
       </w:r>
       <w:r>
         <w:t xml:space="preserve"> (</w:t>
@@ -4944,21 +5003,21 @@
         <w:instrText xml:space="preserve"> REF _Ref241629373 \r \h </w:instrText>
       </w:r>
       <w:r>
-        <w:rPr>
-          <w:lang w:val="ru-RU"/>
-        </w:rPr>
-      </w:r>
-      <w:r>
         <w:instrText xml:space="preserve"> \* MERGEFORMAT </w:instrText>
       </w:r>
       <w:r>
         <w:rPr>
           <w:lang w:val="ru-RU"/>
         </w:rPr>
+      </w:r>
+      <w:r>
+        <w:rPr>
+          <w:lang w:val="ru-RU"/>
+        </w:rPr>
         <w:fldChar w:fldCharType="separate"/>
       </w:r>
       <w:r>
-        <w:t>6</w:t>
+        <w:t>7</w:t>
       </w:r>
       <w:r>
         <w:rPr>
@@ -5027,31 +5086,7 @@
         <w:t xml:space="preserve"> </w:t>
       </w:r>
       <w:r>
-        <w:t>«</w:t>
-      </w:r>
-      <w:r>
-        <w:t>School of Mathematics and Statistics, University College Dublin</w:t>
-      </w:r>
-      <w:r>
-        <w:t>», «</w:t>
-      </w:r>
-      <w:r>
-        <w:t>School of Mechanical and Materials Engineering, University College Dublin</w:t>
-      </w:r>
-      <w:r>
-        <w:t>», «</w:t>
-      </w:r>
-      <w:r>
-        <w:t>Central Statistics Office of Ireland</w:t>
-      </w:r>
-      <w:r>
-        <w:t>», «</w:t>
-      </w:r>
-      <w:r>
-        <w:t>Insight Centre for Data Analytics, University College Dublin</w:t>
-      </w:r>
-      <w:r>
-        <w:t>» (</w:t>
+        <w:t>«School of Mathematics and Statistics, University College Dublin», «School of Mechanical and Materials Engineering, University College Dublin», «Central Statistics Office of Ireland», «Insight Centre for Data Analytics, University College Dublin» (</w:t>
       </w:r>
       <w:r>
         <w:rPr>
@@ -5093,13 +5128,7 @@
         <w:t>:</w:t>
       </w:r>
       <w:r>
-        <w:t xml:space="preserve"> «</w:t>
-      </w:r>
-      <w:r>
-        <w:t>Journal of Intelligent Manufacturing</w:t>
-      </w:r>
-      <w:r>
-        <w:t>»</w:t>
+        <w:t xml:space="preserve"> «Journal of Intelligent Manufacturing»</w:t>
       </w:r>
       <w:r>
         <w:t>;</w:t>
@@ -5252,7 +5281,7 @@
         <w:fldChar w:fldCharType="separate"/>
       </w:r>
       <w:r>
-        <w:t>7</w:t>
+        <w:t>8</w:t>
       </w:r>
       <w:r>
         <w:rPr>
@@ -5338,25 +5367,10 @@
         <w:t>»</w:t>
       </w:r>
       <w:r>
-        <w:t>, «</w:t>
-      </w:r>
-      <w:r>
-        <w:t>The Washington Institute for STEM Entrepreneurship and Research</w:t>
-      </w:r>
-      <w:r>
-        <w:t>», «</w:t>
-      </w:r>
-      <w:r>
-        <w:t>Naval Nuclear Laboratory, West Mifflin</w:t>
-      </w:r>
-      <w:r>
-        <w:t>»</w:t>
-      </w:r>
-      <w:r>
-        <w:t xml:space="preserve"> </w:t>
-      </w:r>
-      <w:r>
-        <w:t>(</w:t>
+        <w:t>, «The Washington Institute for STEM Entrepreneurship and Research», «Naval Nuclear Laboratory, West Mifflin»</w:t>
+      </w:r>
+      <w:r>
+        <w:t xml:space="preserve"> (</w:t>
       </w:r>
       <w:r>
         <w:rPr>
@@ -5365,10 +5379,7 @@
         <w:t>США</w:t>
       </w:r>
       <w:r>
-        <w:t>)</w:t>
-      </w:r>
-      <w:r>
-        <w:t>;</w:t>
+        <w:t>);</w:t>
       </w:r>
     </w:p>
     <w:p>
@@ -5472,10 +5483,7 @@
         <w:pStyle w:val="3"/>
       </w:pPr>
       <w:r>
-        <w:t xml:space="preserve">Источник </w:t>
-      </w:r>
-      <w:r>
-        <w:t>7</w:t>
+        <w:t>Источник 7</w:t>
       </w:r>
     </w:p>
     <w:p>
@@ -5521,7 +5529,7 @@
         <w:fldChar w:fldCharType="separate"/>
       </w:r>
       <w:r>
-        <w:t>8</w:t>
+        <w:t>9</w:t>
       </w:r>
       <w:r>
         <w:rPr>
@@ -5551,10 +5559,7 @@
         <w:t>:</w:t>
       </w:r>
       <w:r>
-        <w:t xml:space="preserve"> </w:t>
-      </w:r>
-      <w:r>
-        <w:t>Ryo Murakami, Seiji Miura, Akihiro Endo, Satoshi Minamoto</w:t>
+        <w:t xml:space="preserve"> Ryo Murakami, Seiji Miura, Akihiro Endo, Satoshi Minamoto</w:t>
       </w:r>
       <w:r>
         <w:t>;</w:t>
@@ -5603,19 +5608,10 @@
         <w:t xml:space="preserve">, </w:t>
       </w:r>
       <w:r>
-        <w:t>«</w:t>
-      </w:r>
-      <w:r>
-        <w:t>Division of Materials Science and Engineering, Faculty of Engineering</w:t>
-      </w:r>
-      <w:r>
-        <w:t>»</w:t>
-      </w:r>
-      <w:r>
-        <w:t xml:space="preserve"> </w:t>
-      </w:r>
-      <w:r>
-        <w:t>(</w:t>
+        <w:t>«Division of Materials Science and Engineering, Faculty of Engineering»</w:t>
+      </w:r>
+      <w:r>
+        <w:t xml:space="preserve"> (</w:t>
       </w:r>
       <w:r>
         <w:rPr>
@@ -5828,7 +5824,7 @@
         <w:fldChar w:fldCharType="separate"/>
       </w:r>
       <w:r>
-        <w:t>9</w:t>
+        <w:t>10</w:t>
       </w:r>
       <w:r>
         <w:rPr>
@@ -6153,7 +6149,7 @@
         <w:fldChar w:fldCharType="separate"/>
       </w:r>
       <w:r>
-        <w:t>10</w:t>
+        <w:t>11</w:t>
       </w:r>
       <w:r>
         <w:rPr>
@@ -6247,13 +6243,7 @@
         <w:t>»</w:t>
       </w:r>
       <w:r>
-        <w:t>, «</w:t>
-      </w:r>
-      <w:r>
-        <w:t>U. Chicago and Argonne National Lab Chicago, Illinois</w:t>
-      </w:r>
-      <w:r>
-        <w:t>»</w:t>
+        <w:t>, «U. Chicago and Argonne National Lab Chicago, Illinois»</w:t>
       </w:r>
       <w:r>
         <w:t xml:space="preserve"> </w:t>
@@ -6268,10 +6258,7 @@
         <w:t>США</w:t>
       </w:r>
       <w:r>
-        <w:t>)</w:t>
-      </w:r>
-      <w:r>
-        <w:t>;</w:t>
+        <w:t>);</w:t>
       </w:r>
     </w:p>
     <w:p>
@@ -6310,13 +6297,7 @@
         <w:t>конференция</w:t>
       </w:r>
       <w:r>
-        <w:t xml:space="preserve"> «</w:t>
-      </w:r>
-      <w:r>
-        <w:t>Proceedings of the 25th ACM SIGKDD International Conference on Knowledge Discovery &amp; Data Mining</w:t>
-      </w:r>
-      <w:r>
-        <w:t>»</w:t>
+        <w:t xml:space="preserve"> «Proceedings of the 25th ACM SIGKDD International Conference on Knowledge Discovery &amp; Data Mining»</w:t>
       </w:r>
       <w:r>
         <w:t>;</w:t>
@@ -6409,401 +6390,330 @@
     </w:p>
     <w:p>
       <w:pPr>
-        <w:pStyle w:val="2"/>
-      </w:pPr>
-      <w:bookmarkStart w:id="14" w:name="_Toc241633168"/>
-      <w:r>
-        <w:t>Выбор основных публикаций</w:t>
+        <w:pStyle w:val="3"/>
+      </w:pPr>
+      <w:bookmarkStart w:id="14" w:name="_Ref242223936"/>
+      <w:r>
+        <w:t>Источник 10</w:t>
       </w:r>
       <w:bookmarkEnd w:id="14"/>
     </w:p>
     <w:p>
       <w:pPr>
         <w:pStyle w:val="a4"/>
-        <w:rPr>
-          <w:lang w:val="ru-RU"/>
-        </w:rPr>
-      </w:pPr>
-      <w:r>
-        <w:rPr>
-          <w:lang w:val="ru-RU"/>
-        </w:rPr>
-        <w:t>Теперь выберем статьи, методы которых реализуем и применим для прогнозирования свойств.</w:t>
-      </w:r>
-      <w:r>
-        <w:rPr>
-          <w:lang w:val="ru-RU"/>
-        </w:rPr>
-        <w:t xml:space="preserve"> Наиболее</w:t>
-      </w:r>
-      <w:r>
-        <w:rPr>
-          <w:lang w:val="ru-RU"/>
-        </w:rPr>
-        <w:t xml:space="preserve"> </w:t>
-      </w:r>
-      <w:r>
-        <w:rPr>
-          <w:lang w:val="ru-RU"/>
-        </w:rPr>
-        <w:t>подходящей</w:t>
-      </w:r>
-      <w:r>
-        <w:rPr>
-          <w:lang w:val="ru-RU"/>
-        </w:rPr>
-        <w:t xml:space="preserve"> </w:t>
-      </w:r>
-      <w:r>
-        <w:rPr>
-          <w:lang w:val="ru-RU"/>
-        </w:rPr>
-        <w:t>является</w:t>
-      </w:r>
-      <w:r>
-        <w:rPr>
-          <w:lang w:val="ru-RU"/>
-        </w:rPr>
-        <w:t xml:space="preserve"> «</w:t>
-      </w:r>
-      <w:r>
-        <w:t>Accelerating</w:t>
-      </w:r>
-      <w:r>
-        <w:rPr>
-          <w:lang w:val="ru-RU"/>
-        </w:rPr>
-        <w:t xml:space="preserve"> </w:t>
-      </w:r>
-      <w:r>
-        <w:t>the</w:t>
-      </w:r>
-      <w:r>
-        <w:rPr>
-          <w:lang w:val="ru-RU"/>
-        </w:rPr>
-        <w:t xml:space="preserve"> </w:t>
-      </w:r>
-      <w:r>
-        <w:t>Design</w:t>
-      </w:r>
-      <w:r>
-        <w:rPr>
-          <w:lang w:val="ru-RU"/>
-        </w:rPr>
-        <w:t xml:space="preserve"> </w:t>
-      </w:r>
-      <w:r>
-        <w:t>of</w:t>
-      </w:r>
-      <w:r>
-        <w:rPr>
-          <w:lang w:val="ru-RU"/>
-        </w:rPr>
-        <w:t xml:space="preserve"> </w:t>
-      </w:r>
-      <w:r>
-        <w:t>Resorbable</w:t>
-      </w:r>
-      <w:r>
-        <w:rPr>
-          <w:lang w:val="ru-RU"/>
-        </w:rPr>
-        <w:t xml:space="preserve"> </w:t>
-      </w:r>
-      <w:r>
-        <w:t>Magnesium</w:t>
-      </w:r>
-      <w:r>
-        <w:rPr>
-          <w:lang w:val="ru-RU"/>
-        </w:rPr>
-        <w:t xml:space="preserve"> </w:t>
-      </w:r>
-      <w:r>
-        <w:t>Alloys</w:t>
-      </w:r>
-      <w:r>
-        <w:rPr>
-          <w:lang w:val="ru-RU"/>
-        </w:rPr>
-        <w:t xml:space="preserve">: </w:t>
-      </w:r>
-      <w:r>
-        <w:t>A</w:t>
-      </w:r>
-      <w:r>
-        <w:rPr>
-          <w:lang w:val="ru-RU"/>
-        </w:rPr>
-        <w:t xml:space="preserve"> </w:t>
-      </w:r>
-      <w:r>
-        <w:t>Machine</w:t>
-      </w:r>
-      <w:r>
-        <w:rPr>
-          <w:lang w:val="ru-RU"/>
-        </w:rPr>
-        <w:t xml:space="preserve"> </w:t>
-      </w:r>
-      <w:r>
-        <w:t>Learning</w:t>
-      </w:r>
-      <w:r>
-        <w:rPr>
-          <w:lang w:val="ru-RU"/>
-        </w:rPr>
-        <w:t xml:space="preserve"> </w:t>
-      </w:r>
-      <w:r>
-        <w:t>Approach</w:t>
-      </w:r>
-      <w:r>
-        <w:rPr>
-          <w:lang w:val="ru-RU"/>
-        </w:rPr>
-        <w:t xml:space="preserve"> </w:t>
-      </w:r>
-      <w:r>
-        <w:t>to</w:t>
-      </w:r>
-      <w:r>
-        <w:rPr>
-          <w:lang w:val="ru-RU"/>
-        </w:rPr>
-        <w:t xml:space="preserve"> </w:t>
-      </w:r>
-      <w:r>
-        <w:t>Property</w:t>
-      </w:r>
-      <w:r>
-        <w:rPr>
-          <w:lang w:val="ru-RU"/>
-        </w:rPr>
-        <w:t xml:space="preserve"> </w:t>
-      </w:r>
-      <w:r>
-        <w:t>Prediction</w:t>
-      </w:r>
-      <w:r>
-        <w:rPr>
-          <w:lang w:val="ru-RU"/>
-        </w:rPr>
-        <w:t>» [</w:t>
-      </w:r>
-      <w:r>
-        <w:rPr>
-          <w:lang w:val="ru-RU"/>
-        </w:rPr>
+      </w:pPr>
+      <w:r>
+        <w:t>«</w:t>
+      </w:r>
+      <w:r>
+        <w:rPr>
+          <w:lang w:val="en"/>
+        </w:rPr>
+        <w:t xml:space="preserve">Physics-informed machine learning for oxide glass density prediction: An interpretable </w:t>
+      </w:r>
+      <w:proofErr w:type="spellStart"/>
+      <w:r>
+        <w:rPr>
+          <w:lang w:val="en"/>
+        </w:rPr>
+        <w:t>XGBoost</w:t>
+      </w:r>
+      <w:proofErr w:type="spellEnd"/>
+      <w:r>
+        <w:rPr>
+          <w:lang w:val="en"/>
+        </w:rPr>
+        <w:t xml:space="preserve"> framework</w:t>
+      </w:r>
+      <w:r>
+        <w:t>» (</w:t>
+      </w:r>
+      <w:r>
+        <w:t>17.11.2026</w:t>
+      </w:r>
+      <w:r>
+        <w:t>) [</w:t>
+      </w:r>
+      <w:r>
         <w:fldChar w:fldCharType="begin"/>
       </w:r>
       <w:r>
-        <w:rPr>
-          <w:lang w:val="ru-RU"/>
-        </w:rPr>
-        <w:instrText xml:space="preserve"> </w:instrText>
-      </w:r>
-      <w:r>
-        <w:instrText>REF</w:instrText>
-      </w:r>
-      <w:r>
-        <w:rPr>
-          <w:lang w:val="ru-RU"/>
-        </w:rPr>
-        <w:instrText xml:space="preserve"> _</w:instrText>
-      </w:r>
-      <w:r>
-        <w:instrText>Ref</w:instrText>
-      </w:r>
-      <w:r>
-        <w:rPr>
-          <w:lang w:val="ru-RU"/>
-        </w:rPr>
-        <w:instrText>241632659 \</w:instrText>
-      </w:r>
-      <w:r>
-        <w:instrText>r</w:instrText>
-      </w:r>
-      <w:r>
-        <w:rPr>
-          <w:lang w:val="ru-RU"/>
-        </w:rPr>
-        <w:instrText xml:space="preserve"> \</w:instrText>
-      </w:r>
-      <w:r>
-        <w:instrText>h</w:instrText>
-      </w:r>
-      <w:r>
-        <w:rPr>
-          <w:lang w:val="ru-RU"/>
-        </w:rPr>
-        <w:instrText xml:space="preserve"> </w:instrText>
-      </w:r>
-      <w:r>
-        <w:rPr>
-          <w:lang w:val="ru-RU"/>
-        </w:rPr>
-      </w:r>
-      <w:r>
-        <w:rPr>
-          <w:lang w:val="ru-RU"/>
-        </w:rPr>
+        <w:instrText xml:space="preserve"> REF _Ref242222819 \r \h </w:instrText>
+      </w:r>
+      <w:r>
         <w:fldChar w:fldCharType="separate"/>
       </w:r>
       <w:r>
-        <w:rPr>
-          <w:lang w:val="ru-RU"/>
-        </w:rPr>
-        <w:t>2.1</w:t>
-      </w:r>
-      <w:r>
-        <w:rPr>
-          <w:lang w:val="ru-RU"/>
-        </w:rPr>
-        <w:t>.</w:t>
-      </w:r>
-      <w:r>
-        <w:rPr>
-          <w:lang w:val="ru-RU"/>
-        </w:rPr>
-        <w:t>1</w:t>
-      </w:r>
-      <w:r>
-        <w:rPr>
-          <w:lang w:val="ru-RU"/>
-        </w:rPr>
+        <w:t>12</w:t>
+      </w:r>
+      <w:r>
         <w:fldChar w:fldCharType="end"/>
       </w:r>
       <w:r>
-        <w:rPr>
-          <w:lang w:val="ru-RU"/>
-        </w:rPr>
-        <w:t xml:space="preserve">], </w:t>
-      </w:r>
-      <w:r>
-        <w:rPr>
-          <w:lang w:val="ru-RU"/>
-        </w:rPr>
-        <w:t>так</w:t>
-      </w:r>
-      <w:r>
-        <w:rPr>
-          <w:lang w:val="ru-RU"/>
-        </w:rPr>
-        <w:t xml:space="preserve"> </w:t>
-      </w:r>
-      <w:r>
-        <w:rPr>
-          <w:lang w:val="ru-RU"/>
-        </w:rPr>
-        <w:t>как</w:t>
-      </w:r>
-      <w:r>
-        <w:rPr>
-          <w:lang w:val="ru-RU"/>
-        </w:rPr>
-        <w:t xml:space="preserve"> </w:t>
-      </w:r>
-      <w:r>
-        <w:rPr>
-          <w:lang w:val="ru-RU"/>
-        </w:rPr>
-        <w:t>в</w:t>
-      </w:r>
-      <w:r>
-        <w:rPr>
-          <w:lang w:val="ru-RU"/>
-        </w:rPr>
-        <w:t xml:space="preserve"> </w:t>
-      </w:r>
-      <w:r>
-        <w:rPr>
-          <w:lang w:val="ru-RU"/>
-        </w:rPr>
-        <w:t>ней</w:t>
-      </w:r>
-      <w:r>
-        <w:rPr>
-          <w:lang w:val="ru-RU"/>
-        </w:rPr>
-        <w:t xml:space="preserve"> </w:t>
-      </w:r>
-      <w:r>
-        <w:rPr>
-          <w:lang w:val="ru-RU"/>
-        </w:rPr>
-        <w:t>разобраны</w:t>
-      </w:r>
-      <w:r>
-        <w:rPr>
-          <w:lang w:val="ru-RU"/>
-        </w:rPr>
-        <w:t xml:space="preserve"> </w:t>
-      </w:r>
-      <w:r>
-        <w:rPr>
-          <w:lang w:val="ru-RU"/>
-        </w:rPr>
-        <w:t>и</w:t>
-      </w:r>
-      <w:r>
-        <w:rPr>
-          <w:lang w:val="ru-RU"/>
-        </w:rPr>
-        <w:t xml:space="preserve"> </w:t>
-      </w:r>
-      <w:r>
-        <w:rPr>
-          <w:lang w:val="ru-RU"/>
-        </w:rPr>
-        <w:t>приведены</w:t>
-      </w:r>
-      <w:r>
-        <w:rPr>
-          <w:lang w:val="ru-RU"/>
-        </w:rPr>
-        <w:t xml:space="preserve"> </w:t>
-      </w:r>
-      <w:r>
-        <w:rPr>
-          <w:lang w:val="ru-RU"/>
-        </w:rPr>
-        <w:t>результаты</w:t>
-      </w:r>
-      <w:r>
-        <w:rPr>
-          <w:lang w:val="ru-RU"/>
-        </w:rPr>
-        <w:t xml:space="preserve"> 6 </w:t>
-      </w:r>
-      <w:r>
-        <w:rPr>
-          <w:lang w:val="ru-RU"/>
-        </w:rPr>
-        <w:t>различных</w:t>
-      </w:r>
-      <w:r>
-        <w:rPr>
-          <w:lang w:val="ru-RU"/>
-        </w:rPr>
-        <w:t xml:space="preserve"> </w:t>
-      </w:r>
-      <w:r>
-        <w:rPr>
-          <w:lang w:val="ru-RU"/>
-        </w:rPr>
-        <w:t>методов машинного обучения, а также она является актуальной, ведь была опубликована в текущем году.</w:t>
+        <w:t>]:</w:t>
       </w:r>
     </w:p>
     <w:p>
       <w:pPr>
-        <w:pStyle w:val="1"/>
-      </w:pPr>
-      <w:bookmarkStart w:id="15" w:name="_Toc241633169"/>
-      <w:r>
-        <w:lastRenderedPageBreak/>
-        <w:t>Вывод</w:t>
+        <w:pStyle w:val="a4"/>
+        <w:numPr>
+          <w:ilvl w:val="0"/>
+          <w:numId w:val="18"/>
+        </w:numPr>
+      </w:pPr>
+      <w:r>
+        <w:rPr>
+          <w:lang w:val="ru-RU"/>
+        </w:rPr>
+        <w:t>авторы</w:t>
+      </w:r>
+      <w:r>
+        <w:t>:</w:t>
+      </w:r>
+      <w:r>
+        <w:t xml:space="preserve"> </w:t>
+      </w:r>
+      <w:r>
+        <w:t>Pawel Stoch, Maryla Gałkowska, Joanna Przystas, Ireneusz Krakowiak</w:t>
+      </w:r>
+      <w:r>
+        <w:t>;</w:t>
+      </w:r>
+    </w:p>
+    <w:p>
+      <w:pPr>
+        <w:pStyle w:val="a4"/>
+        <w:numPr>
+          <w:ilvl w:val="0"/>
+          <w:numId w:val="18"/>
+        </w:numPr>
+      </w:pPr>
+      <w:r>
+        <w:rPr>
+          <w:lang w:val="ru-RU"/>
+        </w:rPr>
+        <w:t>организации</w:t>
+      </w:r>
+      <w:r>
+        <w:t xml:space="preserve"> </w:t>
+      </w:r>
+      <w:r>
+        <w:rPr>
+          <w:lang w:val="ru-RU"/>
+        </w:rPr>
+        <w:t>авторов</w:t>
+      </w:r>
+      <w:r>
+        <w:t>:</w:t>
+      </w:r>
+      <w:r>
+        <w:t xml:space="preserve"> </w:t>
+      </w:r>
+      <w:r>
+        <w:t>«AGH University of Kraków, Faculty of Materials Science and Ceramics»</w:t>
+      </w:r>
+      <w:r>
+        <w:t xml:space="preserve">, </w:t>
+      </w:r>
+      <w:r>
+        <w:t>«Warsaw University of Technology, Faculty of Automotive and Construction Machinery Engineering» (</w:t>
+      </w:r>
+      <w:r>
+        <w:rPr>
+          <w:lang w:val="ru-RU"/>
+        </w:rPr>
+        <w:t>Польша</w:t>
+      </w:r>
+      <w:r>
+        <w:t>)</w:t>
+      </w:r>
+      <w:r>
+        <w:t>;</w:t>
+      </w:r>
+    </w:p>
+    <w:p>
+      <w:pPr>
+        <w:pStyle w:val="a4"/>
+        <w:numPr>
+          <w:ilvl w:val="0"/>
+          <w:numId w:val="18"/>
+        </w:numPr>
+      </w:pPr>
+      <w:r>
+        <w:rPr>
+          <w:lang w:val="ru-RU"/>
+        </w:rPr>
+        <w:t>место</w:t>
+      </w:r>
+      <w:r>
+        <w:t xml:space="preserve"> </w:t>
+      </w:r>
+      <w:r>
+        <w:rPr>
+          <w:lang w:val="ru-RU"/>
+        </w:rPr>
+        <w:t>публикации</w:t>
+      </w:r>
+      <w:r>
+        <w:t>:</w:t>
+      </w:r>
+      <w:r>
+        <w:t xml:space="preserve"> </w:t>
+      </w:r>
+      <w:r>
+        <w:t>«</w:t>
+      </w:r>
+      <w:r>
+        <w:t>Ceramics International</w:t>
+      </w:r>
+      <w:r>
+        <w:t>»</w:t>
+      </w:r>
+      <w:r>
+        <w:t>;</w:t>
+      </w:r>
+    </w:p>
+    <w:p>
+      <w:pPr>
+        <w:pStyle w:val="a4"/>
+        <w:numPr>
+          <w:ilvl w:val="0"/>
+          <w:numId w:val="18"/>
+        </w:numPr>
+        <w:rPr>
+          <w:lang w:val="ru-RU"/>
+        </w:rPr>
+      </w:pPr>
+      <w:r>
+        <w:rPr>
+          <w:lang w:val="ru-RU"/>
+        </w:rPr>
+        <w:t>краткая информация:</w:t>
+      </w:r>
+      <w:r>
+        <w:rPr>
+          <w:lang w:val="ru-RU"/>
+        </w:rPr>
+        <w:t xml:space="preserve"> </w:t>
+      </w:r>
+      <w:r>
+        <w:rPr>
+          <w:lang w:val="ru-RU"/>
+        </w:rPr>
+        <w:t>разработ</w:t>
+      </w:r>
+      <w:r>
+        <w:rPr>
+          <w:lang w:val="ru-RU"/>
+        </w:rPr>
+        <w:t>ка</w:t>
+      </w:r>
+      <w:r>
+        <w:rPr>
+          <w:lang w:val="ru-RU"/>
+        </w:rPr>
+        <w:t xml:space="preserve"> основанн</w:t>
+      </w:r>
+      <w:r>
+        <w:rPr>
+          <w:lang w:val="ru-RU"/>
+        </w:rPr>
+        <w:t>ой</w:t>
+      </w:r>
+      <w:r>
+        <w:rPr>
+          <w:lang w:val="ru-RU"/>
+        </w:rPr>
+        <w:t xml:space="preserve"> на физических принципах систем</w:t>
+      </w:r>
+      <w:r>
+        <w:rPr>
+          <w:lang w:val="ru-RU"/>
+        </w:rPr>
+        <w:t>ы</w:t>
+      </w:r>
+      <w:r>
+        <w:rPr>
+          <w:lang w:val="ru-RU"/>
+        </w:rPr>
+        <w:t xml:space="preserve"> машинного обучения на основе алгоритма </w:t>
+      </w:r>
+      <w:r>
+        <w:rPr>
+          <w:lang w:val="ru-RU"/>
+        </w:rPr>
+        <w:t>«</w:t>
+      </w:r>
+      <w:proofErr w:type="spellStart"/>
+      <w:r>
+        <w:rPr>
+          <w:lang w:val="ru-RU"/>
+        </w:rPr>
+        <w:t>XGBoost</w:t>
+      </w:r>
+      <w:proofErr w:type="spellEnd"/>
+      <w:r>
+        <w:rPr>
+          <w:lang w:val="ru-RU"/>
+        </w:rPr>
+        <w:t>»</w:t>
+      </w:r>
+      <w:r>
+        <w:rPr>
+          <w:lang w:val="ru-RU"/>
+        </w:rPr>
+        <w:t xml:space="preserve"> –</w:t>
+      </w:r>
+      <w:r>
+        <w:rPr>
+          <w:lang w:val="ru-RU"/>
+        </w:rPr>
+        <w:t xml:space="preserve"> </w:t>
+      </w:r>
+      <w:r>
+        <w:rPr>
+          <w:lang w:val="ru-RU"/>
+        </w:rPr>
+        <w:t>для</w:t>
+      </w:r>
+      <w:r>
+        <w:rPr>
+          <w:lang w:val="ru-RU"/>
+        </w:rPr>
+        <w:t xml:space="preserve"> вы</w:t>
+      </w:r>
+      <w:r>
+        <w:rPr>
+          <w:lang w:val="ru-RU"/>
+        </w:rPr>
+        <w:t>хода</w:t>
+      </w:r>
+      <w:r>
+        <w:rPr>
+          <w:lang w:val="ru-RU"/>
+        </w:rPr>
+        <w:t xml:space="preserve"> за рамки «черного ящика» стандартных регрессий, используется иерархическая стратегия проектирования признаков, интегрирующая 29 дескрипторов, начиная от элементной статистики и заканчивая параметрами, специфичными для предметной области</w:t>
+      </w:r>
+      <w:r>
+        <w:rPr>
+          <w:lang w:val="ru-RU"/>
+        </w:rPr>
+        <w:t>.</w:t>
+      </w:r>
+    </w:p>
+    <w:p>
+      <w:pPr>
+        <w:pStyle w:val="2"/>
+      </w:pPr>
+      <w:bookmarkStart w:id="15" w:name="_Toc242272096"/>
+      <w:r>
+        <w:t>Выбор</w:t>
+      </w:r>
+      <w:r>
+        <w:t xml:space="preserve"> основных</w:t>
+      </w:r>
+      <w:r>
+        <w:t xml:space="preserve"> публикаций</w:t>
       </w:r>
       <w:bookmarkEnd w:id="15"/>
     </w:p>
@@ -6818,25 +6728,3615 @@
         <w:rPr>
           <w:lang w:val="ru-RU"/>
         </w:rPr>
-        <w:t>В ходе лабораторной работы мы</w:t>
-      </w:r>
-      <w:r>
-        <w:rPr>
-          <w:lang w:val="ru-RU"/>
-        </w:rPr>
-        <w:t xml:space="preserve"> ….</w:t>
+        <w:t>Теперь выберем статьи, методы которых реализуем и применим для прогнозирования свойств.</w:t>
+      </w:r>
+      <w:r>
+        <w:rPr>
+          <w:lang w:val="ru-RU"/>
+        </w:rPr>
+        <w:t xml:space="preserve"> Наиболее</w:t>
+      </w:r>
+      <w:r>
+        <w:rPr>
+          <w:lang w:val="ru-RU"/>
+        </w:rPr>
+        <w:t xml:space="preserve"> </w:t>
+      </w:r>
+      <w:r>
+        <w:rPr>
+          <w:lang w:val="ru-RU"/>
+        </w:rPr>
+        <w:t>подходящ</w:t>
+      </w:r>
+      <w:r>
+        <w:rPr>
+          <w:lang w:val="ru-RU"/>
+        </w:rPr>
+        <w:t>ими</w:t>
+      </w:r>
+      <w:r>
+        <w:rPr>
+          <w:lang w:val="ru-RU"/>
+        </w:rPr>
+        <w:t xml:space="preserve"> </w:t>
+      </w:r>
+      <w:r>
+        <w:rPr>
+          <w:lang w:val="ru-RU"/>
+        </w:rPr>
+        <w:t>явля</w:t>
+      </w:r>
+      <w:r>
+        <w:rPr>
+          <w:lang w:val="ru-RU"/>
+        </w:rPr>
+        <w:t>ются:</w:t>
+      </w:r>
+      <w:r>
+        <w:rPr>
+          <w:lang w:val="ru-RU"/>
+        </w:rPr>
+        <w:t xml:space="preserve"> </w:t>
       </w:r>
     </w:p>
     <w:p>
       <w:pPr>
+        <w:pStyle w:val="a4"/>
+        <w:numPr>
+          <w:ilvl w:val="0"/>
+          <w:numId w:val="22"/>
+        </w:numPr>
+        <w:rPr>
+          <w:lang w:val="ru-RU"/>
+        </w:rPr>
+      </w:pPr>
+      <w:r>
+        <w:rPr>
+          <w:lang w:val="ru-RU"/>
+        </w:rPr>
+        <w:t>«</w:t>
+      </w:r>
+      <w:r>
+        <w:t>Accelerating</w:t>
+      </w:r>
+      <w:r>
+        <w:rPr>
+          <w:lang w:val="ru-RU"/>
+        </w:rPr>
+        <w:t xml:space="preserve"> </w:t>
+      </w:r>
+      <w:r>
+        <w:t>the</w:t>
+      </w:r>
+      <w:r>
+        <w:rPr>
+          <w:lang w:val="ru-RU"/>
+        </w:rPr>
+        <w:t xml:space="preserve"> </w:t>
+      </w:r>
+      <w:r>
+        <w:t>Design</w:t>
+      </w:r>
+      <w:r>
+        <w:rPr>
+          <w:lang w:val="ru-RU"/>
+        </w:rPr>
+        <w:t xml:space="preserve"> </w:t>
+      </w:r>
+      <w:r>
+        <w:t>of</w:t>
+      </w:r>
+      <w:r>
+        <w:rPr>
+          <w:lang w:val="ru-RU"/>
+        </w:rPr>
+        <w:t xml:space="preserve"> </w:t>
+      </w:r>
+      <w:r>
+        <w:t>Resorbable</w:t>
+      </w:r>
+      <w:r>
+        <w:rPr>
+          <w:lang w:val="ru-RU"/>
+        </w:rPr>
+        <w:t xml:space="preserve"> </w:t>
+      </w:r>
+      <w:r>
+        <w:t>Magnesium</w:t>
+      </w:r>
+      <w:r>
+        <w:rPr>
+          <w:lang w:val="ru-RU"/>
+        </w:rPr>
+        <w:t xml:space="preserve"> </w:t>
+      </w:r>
+      <w:r>
+        <w:t>Alloys</w:t>
+      </w:r>
+      <w:r>
+        <w:rPr>
+          <w:lang w:val="ru-RU"/>
+        </w:rPr>
+        <w:t xml:space="preserve">: </w:t>
+      </w:r>
+      <w:r>
+        <w:t>A</w:t>
+      </w:r>
+      <w:r>
+        <w:rPr>
+          <w:lang w:val="ru-RU"/>
+        </w:rPr>
+        <w:t xml:space="preserve"> </w:t>
+      </w:r>
+      <w:r>
+        <w:t>Machine</w:t>
+      </w:r>
+      <w:r>
+        <w:rPr>
+          <w:lang w:val="ru-RU"/>
+        </w:rPr>
+        <w:t xml:space="preserve"> </w:t>
+      </w:r>
+      <w:r>
+        <w:t>Learning</w:t>
+      </w:r>
+      <w:r>
+        <w:rPr>
+          <w:lang w:val="ru-RU"/>
+        </w:rPr>
+        <w:t xml:space="preserve"> </w:t>
+      </w:r>
+      <w:r>
+        <w:t>Approach</w:t>
+      </w:r>
+      <w:r>
+        <w:rPr>
+          <w:lang w:val="ru-RU"/>
+        </w:rPr>
+        <w:t xml:space="preserve"> </w:t>
+      </w:r>
+      <w:r>
+        <w:t>to</w:t>
+      </w:r>
+      <w:r>
+        <w:rPr>
+          <w:lang w:val="ru-RU"/>
+        </w:rPr>
+        <w:t xml:space="preserve"> </w:t>
+      </w:r>
+      <w:r>
+        <w:t>Property</w:t>
+      </w:r>
+      <w:r>
+        <w:rPr>
+          <w:lang w:val="ru-RU"/>
+        </w:rPr>
+        <w:t xml:space="preserve"> </w:t>
+      </w:r>
+      <w:r>
+        <w:t>Prediction</w:t>
+      </w:r>
+      <w:r>
+        <w:rPr>
+          <w:lang w:val="ru-RU"/>
+        </w:rPr>
+        <w:t>» [</w:t>
+      </w:r>
+      <w:r>
+        <w:rPr>
+          <w:lang w:val="ru-RU"/>
+        </w:rPr>
+        <w:fldChar w:fldCharType="begin"/>
+      </w:r>
+      <w:r>
+        <w:rPr>
+          <w:lang w:val="ru-RU"/>
+        </w:rPr>
+        <w:instrText xml:space="preserve"> </w:instrText>
+      </w:r>
+      <w:r>
+        <w:instrText>REF</w:instrText>
+      </w:r>
+      <w:r>
+        <w:rPr>
+          <w:lang w:val="ru-RU"/>
+        </w:rPr>
+        <w:instrText xml:space="preserve"> _</w:instrText>
+      </w:r>
+      <w:r>
+        <w:instrText>Ref</w:instrText>
+      </w:r>
+      <w:r>
+        <w:rPr>
+          <w:lang w:val="ru-RU"/>
+        </w:rPr>
+        <w:instrText>241632659 \</w:instrText>
+      </w:r>
+      <w:r>
+        <w:instrText>r</w:instrText>
+      </w:r>
+      <w:r>
+        <w:rPr>
+          <w:lang w:val="ru-RU"/>
+        </w:rPr>
+        <w:instrText xml:space="preserve"> \</w:instrText>
+      </w:r>
+      <w:r>
+        <w:instrText>h</w:instrText>
+      </w:r>
+      <w:r>
+        <w:rPr>
+          <w:lang w:val="ru-RU"/>
+        </w:rPr>
+        <w:instrText xml:space="preserve"> </w:instrText>
+      </w:r>
+      <w:r>
+        <w:rPr>
+          <w:lang w:val="ru-RU"/>
+        </w:rPr>
+      </w:r>
+      <w:r>
+        <w:rPr>
+          <w:lang w:val="ru-RU"/>
+        </w:rPr>
+        <w:fldChar w:fldCharType="separate"/>
+      </w:r>
+      <w:r>
+        <w:rPr>
+          <w:lang w:val="ru-RU"/>
+        </w:rPr>
+        <w:t>2.1.1</w:t>
+      </w:r>
+      <w:r>
+        <w:rPr>
+          <w:lang w:val="ru-RU"/>
+        </w:rPr>
+        <w:fldChar w:fldCharType="end"/>
+      </w:r>
+      <w:r>
+        <w:rPr>
+          <w:lang w:val="ru-RU"/>
+        </w:rPr>
+        <w:t xml:space="preserve">], </w:t>
+      </w:r>
+      <w:r>
+        <w:rPr>
+          <w:lang w:val="ru-RU"/>
+        </w:rPr>
+        <w:t>так</w:t>
+      </w:r>
+      <w:r>
+        <w:rPr>
+          <w:lang w:val="ru-RU"/>
+        </w:rPr>
+        <w:t xml:space="preserve"> </w:t>
+      </w:r>
+      <w:r>
+        <w:rPr>
+          <w:lang w:val="ru-RU"/>
+        </w:rPr>
+        <w:t>как</w:t>
+      </w:r>
+      <w:r>
+        <w:rPr>
+          <w:lang w:val="ru-RU"/>
+        </w:rPr>
+        <w:t xml:space="preserve"> </w:t>
+      </w:r>
+      <w:r>
+        <w:rPr>
+          <w:lang w:val="ru-RU"/>
+        </w:rPr>
+        <w:t>в</w:t>
+      </w:r>
+      <w:r>
+        <w:rPr>
+          <w:lang w:val="ru-RU"/>
+        </w:rPr>
+        <w:t xml:space="preserve"> </w:t>
+      </w:r>
+      <w:r>
+        <w:rPr>
+          <w:lang w:val="ru-RU"/>
+        </w:rPr>
+        <w:t>ней</w:t>
+      </w:r>
+      <w:r>
+        <w:rPr>
+          <w:lang w:val="ru-RU"/>
+        </w:rPr>
+        <w:t xml:space="preserve"> </w:t>
+      </w:r>
+      <w:r>
+        <w:rPr>
+          <w:lang w:val="ru-RU"/>
+        </w:rPr>
+        <w:t>разобраны</w:t>
+      </w:r>
+      <w:r>
+        <w:rPr>
+          <w:lang w:val="ru-RU"/>
+        </w:rPr>
+        <w:t xml:space="preserve"> </w:t>
+      </w:r>
+      <w:r>
+        <w:rPr>
+          <w:lang w:val="ru-RU"/>
+        </w:rPr>
+        <w:t>и</w:t>
+      </w:r>
+      <w:r>
+        <w:rPr>
+          <w:lang w:val="ru-RU"/>
+        </w:rPr>
+        <w:t xml:space="preserve"> </w:t>
+      </w:r>
+      <w:r>
+        <w:rPr>
+          <w:lang w:val="ru-RU"/>
+        </w:rPr>
+        <w:t>приведены</w:t>
+      </w:r>
+      <w:r>
+        <w:rPr>
+          <w:lang w:val="ru-RU"/>
+        </w:rPr>
+        <w:t xml:space="preserve"> </w:t>
+      </w:r>
+      <w:r>
+        <w:rPr>
+          <w:lang w:val="ru-RU"/>
+        </w:rPr>
+        <w:t>результаты</w:t>
+      </w:r>
+      <w:r>
+        <w:rPr>
+          <w:lang w:val="ru-RU"/>
+        </w:rPr>
+        <w:t xml:space="preserve"> </w:t>
+      </w:r>
+      <w:r>
+        <w:rPr>
+          <w:lang w:val="ru-RU"/>
+        </w:rPr>
+        <w:t>шести</w:t>
+      </w:r>
+      <w:r>
+        <w:rPr>
+          <w:lang w:val="ru-RU"/>
+        </w:rPr>
+        <w:t xml:space="preserve"> </w:t>
+      </w:r>
+      <w:r>
+        <w:rPr>
+          <w:lang w:val="ru-RU"/>
+        </w:rPr>
+        <w:t>различных</w:t>
+      </w:r>
+      <w:r>
+        <w:rPr>
+          <w:lang w:val="ru-RU"/>
+        </w:rPr>
+        <w:t xml:space="preserve"> </w:t>
+      </w:r>
+      <w:r>
+        <w:rPr>
+          <w:lang w:val="ru-RU"/>
+        </w:rPr>
+        <w:t>методов машинного обучения, а также она является актуальной, ведь была опубликована в текущем году</w:t>
+      </w:r>
+      <w:r>
+        <w:rPr>
+          <w:lang w:val="ru-RU"/>
+        </w:rPr>
+        <w:t xml:space="preserve"> [2026];</w:t>
+      </w:r>
+    </w:p>
+    <w:p>
+      <w:pPr>
+        <w:pStyle w:val="a4"/>
+        <w:numPr>
+          <w:ilvl w:val="0"/>
+          <w:numId w:val="22"/>
+        </w:numPr>
+        <w:rPr>
+          <w:lang w:val="ru-RU"/>
+        </w:rPr>
+      </w:pPr>
+      <w:r>
+        <w:rPr>
+          <w:lang w:val="ru-RU"/>
+        </w:rPr>
+        <w:t>«</w:t>
+      </w:r>
+      <w:r>
+        <w:rPr>
+          <w:lang w:val="en"/>
+        </w:rPr>
+        <w:t>Physics</w:t>
+      </w:r>
+      <w:r>
+        <w:rPr>
+          <w:lang w:val="ru-RU"/>
+        </w:rPr>
+        <w:t>-</w:t>
+      </w:r>
+      <w:r>
+        <w:rPr>
+          <w:lang w:val="en"/>
+        </w:rPr>
+        <w:t>informed</w:t>
+      </w:r>
+      <w:r>
+        <w:rPr>
+          <w:lang w:val="ru-RU"/>
+        </w:rPr>
+        <w:t xml:space="preserve"> </w:t>
+      </w:r>
+      <w:r>
+        <w:rPr>
+          <w:lang w:val="en"/>
+        </w:rPr>
+        <w:t>machine</w:t>
+      </w:r>
+      <w:r>
+        <w:rPr>
+          <w:lang w:val="ru-RU"/>
+        </w:rPr>
+        <w:t xml:space="preserve"> </w:t>
+      </w:r>
+      <w:r>
+        <w:rPr>
+          <w:lang w:val="en"/>
+        </w:rPr>
+        <w:t>learning</w:t>
+      </w:r>
+      <w:r>
+        <w:rPr>
+          <w:lang w:val="ru-RU"/>
+        </w:rPr>
+        <w:t xml:space="preserve"> </w:t>
+      </w:r>
+      <w:r>
+        <w:rPr>
+          <w:lang w:val="en"/>
+        </w:rPr>
+        <w:t>for</w:t>
+      </w:r>
+      <w:r>
+        <w:rPr>
+          <w:lang w:val="ru-RU"/>
+        </w:rPr>
+        <w:t xml:space="preserve"> </w:t>
+      </w:r>
+      <w:r>
+        <w:rPr>
+          <w:lang w:val="en"/>
+        </w:rPr>
+        <w:t>oxide</w:t>
+      </w:r>
+      <w:r>
+        <w:rPr>
+          <w:lang w:val="ru-RU"/>
+        </w:rPr>
+        <w:t xml:space="preserve"> </w:t>
+      </w:r>
+      <w:r>
+        <w:rPr>
+          <w:lang w:val="en"/>
+        </w:rPr>
+        <w:t>glass</w:t>
+      </w:r>
+      <w:r>
+        <w:rPr>
+          <w:lang w:val="ru-RU"/>
+        </w:rPr>
+        <w:t xml:space="preserve"> </w:t>
+      </w:r>
+      <w:r>
+        <w:rPr>
+          <w:lang w:val="en"/>
+        </w:rPr>
+        <w:t>density</w:t>
+      </w:r>
+      <w:r>
+        <w:rPr>
+          <w:lang w:val="ru-RU"/>
+        </w:rPr>
+        <w:t xml:space="preserve"> </w:t>
+      </w:r>
+      <w:r>
+        <w:rPr>
+          <w:lang w:val="en"/>
+        </w:rPr>
+        <w:t>prediction</w:t>
+      </w:r>
+      <w:r>
+        <w:rPr>
+          <w:lang w:val="ru-RU"/>
+        </w:rPr>
+        <w:t xml:space="preserve">: </w:t>
+      </w:r>
+      <w:r>
+        <w:rPr>
+          <w:lang w:val="en"/>
+        </w:rPr>
+        <w:t>An</w:t>
+      </w:r>
+      <w:r>
+        <w:rPr>
+          <w:lang w:val="ru-RU"/>
+        </w:rPr>
+        <w:t xml:space="preserve"> </w:t>
+      </w:r>
+      <w:r>
+        <w:rPr>
+          <w:lang w:val="en"/>
+        </w:rPr>
+        <w:t>interpretable</w:t>
+      </w:r>
+      <w:r>
+        <w:rPr>
+          <w:lang w:val="ru-RU"/>
+        </w:rPr>
+        <w:t xml:space="preserve"> </w:t>
+      </w:r>
+      <w:proofErr w:type="spellStart"/>
+      <w:r>
+        <w:rPr>
+          <w:lang w:val="en"/>
+        </w:rPr>
+        <w:t>XGBoost</w:t>
+      </w:r>
+      <w:proofErr w:type="spellEnd"/>
+      <w:r>
+        <w:rPr>
+          <w:lang w:val="ru-RU"/>
+        </w:rPr>
+        <w:t xml:space="preserve"> </w:t>
+      </w:r>
+      <w:r>
+        <w:rPr>
+          <w:lang w:val="en"/>
+        </w:rPr>
+        <w:t>framework</w:t>
+      </w:r>
+      <w:r>
+        <w:rPr>
+          <w:lang w:val="ru-RU"/>
+        </w:rPr>
+        <w:t>» [</w:t>
+      </w:r>
+      <w:r>
+        <w:fldChar w:fldCharType="begin"/>
+      </w:r>
+      <w:r>
+        <w:rPr>
+          <w:lang w:val="ru-RU"/>
+        </w:rPr>
+        <w:instrText xml:space="preserve"> </w:instrText>
+      </w:r>
+      <w:r>
+        <w:instrText>REF</w:instrText>
+      </w:r>
+      <w:r>
+        <w:rPr>
+          <w:lang w:val="ru-RU"/>
+        </w:rPr>
+        <w:instrText xml:space="preserve"> _</w:instrText>
+      </w:r>
+      <w:r>
+        <w:instrText>Ref</w:instrText>
+      </w:r>
+      <w:r>
+        <w:rPr>
+          <w:lang w:val="ru-RU"/>
+        </w:rPr>
+        <w:instrText>242223936 \</w:instrText>
+      </w:r>
+      <w:r>
+        <w:instrText>r</w:instrText>
+      </w:r>
+      <w:r>
+        <w:rPr>
+          <w:lang w:val="ru-RU"/>
+        </w:rPr>
+        <w:instrText xml:space="preserve"> \</w:instrText>
+      </w:r>
+      <w:r>
+        <w:instrText>h</w:instrText>
+      </w:r>
+      <w:r>
+        <w:rPr>
+          <w:lang w:val="ru-RU"/>
+        </w:rPr>
+        <w:instrText xml:space="preserve"> </w:instrText>
+      </w:r>
+      <w:r>
+        <w:fldChar w:fldCharType="separate"/>
+      </w:r>
+      <w:r>
+        <w:rPr>
+          <w:lang w:val="ru-RU"/>
+        </w:rPr>
+        <w:t>2.1.10</w:t>
+      </w:r>
+      <w:r>
+        <w:fldChar w:fldCharType="end"/>
+      </w:r>
+      <w:r>
+        <w:rPr>
+          <w:lang w:val="ru-RU"/>
+        </w:rPr>
+        <w:t>]</w:t>
+      </w:r>
+      <w:r>
+        <w:rPr>
+          <w:lang w:val="ru-RU"/>
+        </w:rPr>
+        <w:t xml:space="preserve"> – </w:t>
+      </w:r>
+      <w:r>
+        <w:rPr>
+          <w:lang w:val="ru-RU"/>
+        </w:rPr>
+        <w:t>содержит</w:t>
+      </w:r>
+      <w:r>
+        <w:rPr>
+          <w:lang w:val="ru-RU"/>
+        </w:rPr>
+        <w:t xml:space="preserve"> </w:t>
+      </w:r>
+      <w:r>
+        <w:rPr>
+          <w:lang w:val="ru-RU"/>
+        </w:rPr>
+        <w:t>подробную</w:t>
+      </w:r>
+      <w:r>
+        <w:rPr>
+          <w:lang w:val="ru-RU"/>
+        </w:rPr>
+        <w:t xml:space="preserve"> </w:t>
+      </w:r>
+      <w:r>
+        <w:rPr>
+          <w:lang w:val="ru-RU"/>
+        </w:rPr>
+        <w:t>информацию</w:t>
+      </w:r>
+      <w:r>
+        <w:rPr>
+          <w:lang w:val="ru-RU"/>
+        </w:rPr>
+        <w:t xml:space="preserve"> </w:t>
+      </w:r>
+      <w:r>
+        <w:rPr>
+          <w:lang w:val="ru-RU"/>
+        </w:rPr>
+        <w:t>про</w:t>
+      </w:r>
+      <w:r>
+        <w:rPr>
+          <w:lang w:val="ru-RU"/>
+        </w:rPr>
+        <w:t xml:space="preserve"> </w:t>
+      </w:r>
+      <w:r>
+        <w:rPr>
+          <w:lang w:val="ru-RU"/>
+        </w:rPr>
+        <w:lastRenderedPageBreak/>
+        <w:t>подготовку</w:t>
+      </w:r>
+      <w:r>
+        <w:rPr>
+          <w:lang w:val="ru-RU"/>
+        </w:rPr>
+        <w:t xml:space="preserve"> </w:t>
+      </w:r>
+      <w:r>
+        <w:rPr>
+          <w:lang w:val="ru-RU"/>
+        </w:rPr>
+        <w:t>данны</w:t>
+      </w:r>
+      <w:r>
+        <w:rPr>
+          <w:lang w:val="ru-RU"/>
+        </w:rPr>
+        <w:t>х,</w:t>
+      </w:r>
+      <w:r>
+        <w:rPr>
+          <w:lang w:val="ru-RU"/>
+        </w:rPr>
+        <w:t xml:space="preserve"> </w:t>
+      </w:r>
+      <w:r>
+        <w:rPr>
+          <w:lang w:val="ru-RU"/>
+        </w:rPr>
+        <w:t>применение</w:t>
+      </w:r>
+      <w:r>
+        <w:rPr>
+          <w:lang w:val="ru-RU"/>
+        </w:rPr>
+        <w:t xml:space="preserve"> </w:t>
+      </w:r>
+      <w:r>
+        <w:rPr>
+          <w:lang w:val="ru-RU"/>
+        </w:rPr>
+        <w:t>модифицированного</w:t>
+      </w:r>
+      <w:r>
+        <w:rPr>
+          <w:lang w:val="ru-RU"/>
+        </w:rPr>
+        <w:t xml:space="preserve"> «</w:t>
+      </w:r>
+      <w:proofErr w:type="spellStart"/>
+      <w:r>
+        <w:t>XGBoost</w:t>
+      </w:r>
+      <w:proofErr w:type="spellEnd"/>
+      <w:r>
+        <w:rPr>
+          <w:lang w:val="ru-RU"/>
+        </w:rPr>
+        <w:t>»</w:t>
+      </w:r>
+      <w:r>
+        <w:rPr>
+          <w:lang w:val="ru-RU"/>
+        </w:rPr>
+        <w:t xml:space="preserve"> и </w:t>
+      </w:r>
+      <w:r>
+        <w:rPr>
+          <w:lang w:val="ru-RU"/>
+        </w:rPr>
+        <w:t>, имеется опубликованный</w:t>
+      </w:r>
+      <w:r>
+        <w:rPr>
+          <w:lang w:val="ru-RU"/>
+        </w:rPr>
+        <w:t xml:space="preserve"> </w:t>
+      </w:r>
+      <w:r>
+        <w:rPr>
+          <w:highlight w:val="yellow"/>
+          <w:lang w:val="ru-RU"/>
+        </w:rPr>
+        <w:t>…</w:t>
+      </w:r>
+      <w:r>
+        <w:rPr>
+          <w:lang w:val="ru-RU"/>
+        </w:rPr>
+        <w:t>.</w:t>
+      </w:r>
+    </w:p>
+    <w:p>
+      <w:pPr>
+        <w:pStyle w:val="2"/>
+      </w:pPr>
+      <w:bookmarkStart w:id="16" w:name="_Toc242272097"/>
+      <w:r>
+        <w:t>Описание выбранных публикаций</w:t>
+      </w:r>
+      <w:bookmarkEnd w:id="16"/>
+    </w:p>
+    <w:p>
+      <w:pPr>
+        <w:pStyle w:val="3"/>
+      </w:pPr>
+      <w:r>
+        <w:rPr>
+          <w:lang w:val="en-US"/>
+        </w:rPr>
+        <w:t>«</w:t>
+      </w:r>
+      <w:r>
+        <w:t>Accelerating</w:t>
+      </w:r>
+      <w:r>
+        <w:rPr>
+          <w:lang w:val="en-US"/>
+        </w:rPr>
+        <w:t xml:space="preserve"> </w:t>
+      </w:r>
+      <w:r>
+        <w:t>the</w:t>
+      </w:r>
+      <w:r>
+        <w:rPr>
+          <w:lang w:val="en-US"/>
+        </w:rPr>
+        <w:t xml:space="preserve"> </w:t>
+      </w:r>
+      <w:r>
+        <w:t>Design</w:t>
+      </w:r>
+      <w:r>
+        <w:rPr>
+          <w:lang w:val="en-US"/>
+        </w:rPr>
+        <w:t xml:space="preserve"> </w:t>
+      </w:r>
+      <w:r>
+        <w:t>of</w:t>
+      </w:r>
+      <w:r>
+        <w:rPr>
+          <w:lang w:val="en-US"/>
+        </w:rPr>
+        <w:t xml:space="preserve"> </w:t>
+      </w:r>
+      <w:r>
+        <w:t>Resorbable</w:t>
+      </w:r>
+      <w:r>
+        <w:rPr>
+          <w:lang w:val="en-US"/>
+        </w:rPr>
+        <w:t xml:space="preserve"> </w:t>
+      </w:r>
+      <w:r>
+        <w:t>Magnesium</w:t>
+      </w:r>
+      <w:r>
+        <w:rPr>
+          <w:lang w:val="en-US"/>
+        </w:rPr>
+        <w:t xml:space="preserve"> </w:t>
+      </w:r>
+      <w:r>
+        <w:t>Alloys</w:t>
+      </w:r>
+      <w:r>
+        <w:rPr>
+          <w:lang w:val="en-US"/>
+        </w:rPr>
+        <w:t xml:space="preserve">: </w:t>
+      </w:r>
+      <w:r>
+        <w:t>A</w:t>
+      </w:r>
+      <w:r>
+        <w:rPr>
+          <w:lang w:val="en-US"/>
+        </w:rPr>
+        <w:t xml:space="preserve"> </w:t>
+      </w:r>
+      <w:r>
+        <w:t>Machine</w:t>
+      </w:r>
+      <w:r>
+        <w:rPr>
+          <w:lang w:val="en-US"/>
+        </w:rPr>
+        <w:t xml:space="preserve"> </w:t>
+      </w:r>
+      <w:r>
+        <w:t>Learning</w:t>
+      </w:r>
+      <w:r>
+        <w:rPr>
+          <w:lang w:val="en-US"/>
+        </w:rPr>
+        <w:t xml:space="preserve"> </w:t>
+      </w:r>
+      <w:r>
+        <w:t>Approach</w:t>
+      </w:r>
+      <w:r>
+        <w:rPr>
+          <w:lang w:val="en-US"/>
+        </w:rPr>
+        <w:t xml:space="preserve"> </w:t>
+      </w:r>
+      <w:r>
+        <w:t>to</w:t>
+      </w:r>
+      <w:r>
+        <w:rPr>
+          <w:lang w:val="en-US"/>
+        </w:rPr>
+        <w:t xml:space="preserve"> </w:t>
+      </w:r>
+      <w:r>
+        <w:t>Property</w:t>
+      </w:r>
+      <w:r>
+        <w:rPr>
+          <w:lang w:val="en-US"/>
+        </w:rPr>
+        <w:t xml:space="preserve"> </w:t>
+      </w:r>
+      <w:r>
+        <w:t>Prediction</w:t>
+      </w:r>
+      <w:r>
+        <w:rPr>
+          <w:lang w:val="en-US"/>
+        </w:rPr>
+        <w:t>»</w:t>
+      </w:r>
+    </w:p>
+    <w:p>
+      <w:pPr>
+        <w:pStyle w:val="a4"/>
+      </w:pPr>
+      <w:r>
+        <w:t>Магниевые сплавы перспективны для временных имплантов (винты, пластины, стенты): они биосовместимы, рассасываются в организме, а их модуль упругости и плотность близки к костной ткани. Но подобрать состав и режим обработки, которые одновременно дают достаточную прочность, пластичность и допустимую скорость деградации, сложно, а эксперимент долог и дорог.</w:t>
+      </w:r>
+    </w:p>
+    <w:p>
+      <w:pPr>
+        <w:pStyle w:val="a4"/>
+        <w:rPr>
+          <w:lang w:val="ru-RU"/>
+        </w:rPr>
+      </w:pPr>
+      <w:r>
+        <w:rPr>
+          <w:b/>
+          <w:bCs/>
+          <w:lang w:val="ru-RU"/>
+        </w:rPr>
+        <w:t>Цель</w:t>
+      </w:r>
+      <w:r>
+        <w:rPr>
+          <w:b/>
+          <w:bCs/>
+          <w:lang w:val="ru-RU"/>
+        </w:rPr>
+        <w:t xml:space="preserve">: </w:t>
+      </w:r>
+      <w:r>
+        <w:rPr>
+          <w:lang w:val="ru-RU"/>
+        </w:rPr>
+        <w:t>п</w:t>
+      </w:r>
+      <w:r>
+        <w:rPr>
+          <w:lang w:val="ru-RU"/>
+        </w:rPr>
+        <w:t>остроить модели машинного обучения, предсказывающие предел текучести (</w:t>
+      </w:r>
+      <w:r>
+        <w:t>YS</w:t>
+      </w:r>
+      <w:r>
+        <w:rPr>
+          <w:lang w:val="ru-RU"/>
+        </w:rPr>
+        <w:t>), предел прочности (</w:t>
+      </w:r>
+      <w:r>
+        <w:t>UTS</w:t>
+      </w:r>
+      <w:r>
+        <w:rPr>
+          <w:lang w:val="ru-RU"/>
+        </w:rPr>
+        <w:t>) и удлинение (</w:t>
+      </w:r>
+      <w:r>
+        <w:t>El</w:t>
+      </w:r>
+      <w:r>
+        <w:rPr>
+          <w:lang w:val="ru-RU"/>
+        </w:rPr>
+        <w:t xml:space="preserve">) разбавленных </w:t>
+      </w:r>
+      <w:r>
+        <w:rPr>
+          <w:lang w:val="ru-RU"/>
+        </w:rPr>
+        <w:t xml:space="preserve">магниевых </w:t>
+      </w:r>
+      <w:r>
+        <w:rPr>
+          <w:lang w:val="ru-RU"/>
+        </w:rPr>
+        <w:t>сплавов по составу и параметрам термомеханической обработки. Состав ограничен биосовместимым диапазоном, а деградация напрямую не моделируется из-за нехватки сопоставимых данных.</w:t>
+      </w:r>
+    </w:p>
+    <w:p>
+      <w:pPr>
+        <w:pStyle w:val="a4"/>
+        <w:rPr>
+          <w:lang w:val="ru-RU"/>
+        </w:rPr>
+      </w:pPr>
+      <w:r>
+        <w:rPr>
+          <w:b/>
+          <w:bCs/>
+          <w:lang w:val="ru-RU"/>
+        </w:rPr>
+        <w:t>Исходные данные:</w:t>
+      </w:r>
+      <w:r>
+        <w:rPr>
+          <w:lang w:val="ru-RU"/>
+        </w:rPr>
+        <w:t xml:space="preserve"> </w:t>
+      </w:r>
+      <w:r>
+        <w:rPr>
+          <w:lang w:val="ru-RU"/>
+        </w:rPr>
+        <w:t>из</w:t>
+      </w:r>
+      <w:r>
+        <w:rPr>
+          <w:lang w:val="ru-RU"/>
+        </w:rPr>
+        <w:t xml:space="preserve"> литератур</w:t>
+      </w:r>
+      <w:r>
+        <w:rPr>
+          <w:lang w:val="ru-RU"/>
+        </w:rPr>
+        <w:t>ы</w:t>
+      </w:r>
+      <w:r>
+        <w:rPr>
+          <w:lang w:val="ru-RU"/>
+        </w:rPr>
+        <w:t xml:space="preserve"> собрано 312 экспериментальных образцов</w:t>
+      </w:r>
+      <w:r>
+        <w:rPr>
+          <w:lang w:val="ru-RU"/>
+        </w:rPr>
+        <w:t>, после чего их</w:t>
+      </w:r>
+      <w:r>
+        <w:rPr>
+          <w:lang w:val="ru-RU"/>
+        </w:rPr>
+        <w:t xml:space="preserve"> расширили до 600 (по среднему и стандартному отклонению свойств)</w:t>
+      </w:r>
+      <w:r>
+        <w:rPr>
+          <w:lang w:val="ru-RU"/>
+        </w:rPr>
+        <w:t xml:space="preserve">, затем провели </w:t>
+      </w:r>
+      <w:r>
+        <w:rPr>
+          <w:lang w:val="ru-RU"/>
+        </w:rPr>
+        <w:t>очистк</w:t>
+      </w:r>
+      <w:r>
+        <w:rPr>
+          <w:lang w:val="ru-RU"/>
+        </w:rPr>
+        <w:t xml:space="preserve">у и </w:t>
+      </w:r>
+      <w:r>
+        <w:rPr>
+          <w:lang w:val="ru-RU"/>
+        </w:rPr>
+        <w:t>получили 410 точек. Пр</w:t>
+      </w:r>
+      <w:r>
+        <w:rPr>
+          <w:lang w:val="ru-RU"/>
+        </w:rPr>
+        <w:t>и</w:t>
+      </w:r>
+      <w:r>
+        <w:rPr>
+          <w:lang w:val="ru-RU"/>
+        </w:rPr>
+        <w:t>знаки</w:t>
+      </w:r>
+      <w:r>
+        <w:rPr>
+          <w:lang w:val="ru-RU"/>
+        </w:rPr>
+        <w:t xml:space="preserve"> образца</w:t>
+      </w:r>
+      <w:r>
+        <w:rPr>
+          <w:lang w:val="ru-RU"/>
+        </w:rPr>
+        <w:t xml:space="preserve">: 14 элементов состава и 5 параметров обработки (температура и время предварительного нагрева, температура, скорость и степень экструзии). </w:t>
+      </w:r>
+    </w:p>
+    <w:p>
+      <w:pPr>
+        <w:pStyle w:val="a4"/>
+        <w:rPr>
+          <w:lang w:val="ru-RU"/>
+        </w:rPr>
+      </w:pPr>
+      <w:r>
+        <w:rPr>
+          <w:b/>
+          <w:bCs/>
+          <w:lang w:val="ru-RU"/>
+        </w:rPr>
+        <w:t>Методы:</w:t>
+      </w:r>
+      <w:r>
+        <w:rPr>
+          <w:lang w:val="ru-RU"/>
+        </w:rPr>
+        <w:t xml:space="preserve"> построили и сравнили</w:t>
+      </w:r>
+      <w:r>
+        <w:rPr>
+          <w:lang w:val="ru-RU"/>
+        </w:rPr>
+        <w:t xml:space="preserve"> шесть моделей</w:t>
+      </w:r>
+      <w:r>
+        <w:rPr>
+          <w:lang w:val="ru-RU"/>
+        </w:rPr>
+        <w:t xml:space="preserve">: </w:t>
+      </w:r>
+      <w:r>
+        <w:rPr>
+          <w:lang w:val="ru-RU"/>
+        </w:rPr>
+        <w:t xml:space="preserve">линейная регрессия, </w:t>
+      </w:r>
+      <w:r>
+        <w:rPr>
+          <w:lang w:val="ru-RU"/>
+        </w:rPr>
+        <w:t>«</w:t>
+      </w:r>
+      <w:r>
+        <w:t>KNN</w:t>
+      </w:r>
+      <w:r>
+        <w:rPr>
+          <w:lang w:val="ru-RU"/>
+        </w:rPr>
+        <w:t>»</w:t>
+      </w:r>
+      <w:r>
+        <w:rPr>
+          <w:lang w:val="ru-RU"/>
+        </w:rPr>
+        <w:t xml:space="preserve">, дерево решений, </w:t>
+      </w:r>
+      <w:r>
+        <w:rPr>
+          <w:lang w:val="ru-RU"/>
+        </w:rPr>
+        <w:t>«</w:t>
+      </w:r>
+      <w:r>
+        <w:t>Random</w:t>
+      </w:r>
+      <w:r>
+        <w:rPr>
+          <w:lang w:val="ru-RU"/>
+        </w:rPr>
+        <w:t xml:space="preserve"> </w:t>
+      </w:r>
+      <w:r>
+        <w:t>Forest</w:t>
+      </w:r>
+      <w:r>
+        <w:rPr>
+          <w:lang w:val="ru-RU"/>
+        </w:rPr>
+        <w:t>»</w:t>
+      </w:r>
+      <w:r>
+        <w:rPr>
+          <w:lang w:val="ru-RU"/>
+        </w:rPr>
+        <w:t xml:space="preserve">, </w:t>
+      </w:r>
+      <w:r>
+        <w:rPr>
+          <w:lang w:val="ru-RU"/>
+        </w:rPr>
+        <w:t>«</w:t>
+      </w:r>
+      <w:proofErr w:type="spellStart"/>
+      <w:r>
+        <w:t>XGBoost</w:t>
+      </w:r>
+      <w:proofErr w:type="spellEnd"/>
+      <w:r>
+        <w:rPr>
+          <w:lang w:val="ru-RU"/>
+        </w:rPr>
+        <w:t>» и</w:t>
+      </w:r>
+      <w:r>
+        <w:rPr>
+          <w:lang w:val="ru-RU"/>
+        </w:rPr>
+        <w:t xml:space="preserve"> </w:t>
+      </w:r>
+      <w:r>
+        <w:rPr>
+          <w:lang w:val="ru-RU"/>
+        </w:rPr>
+        <w:t>«</w:t>
+      </w:r>
+      <w:proofErr w:type="spellStart"/>
+      <w:r>
+        <w:t>CatBoost</w:t>
+      </w:r>
+      <w:proofErr w:type="spellEnd"/>
+      <w:r>
+        <w:rPr>
+          <w:lang w:val="ru-RU"/>
+        </w:rPr>
+        <w:t>»</w:t>
+      </w:r>
+      <w:r>
+        <w:rPr>
+          <w:lang w:val="ru-RU"/>
+        </w:rPr>
+        <w:t xml:space="preserve"> при разбиении 80</w:t>
+      </w:r>
+      <w:r>
+        <w:rPr>
+          <w:lang w:val="ru-RU"/>
+        </w:rPr>
+        <w:t xml:space="preserve"> </w:t>
+      </w:r>
+      <w:r>
+        <w:rPr>
+          <w:lang w:val="ru-RU"/>
+        </w:rPr>
+        <w:t>/</w:t>
+      </w:r>
+      <w:r>
+        <w:rPr>
+          <w:lang w:val="ru-RU"/>
+        </w:rPr>
+        <w:t xml:space="preserve"> </w:t>
+      </w:r>
+      <w:r>
+        <w:rPr>
+          <w:lang w:val="ru-RU"/>
+        </w:rPr>
+        <w:t xml:space="preserve">20 и подборе </w:t>
+      </w:r>
+      <w:proofErr w:type="spellStart"/>
+      <w:r>
+        <w:rPr>
+          <w:lang w:val="ru-RU"/>
+        </w:rPr>
+        <w:t>гиперпараметров</w:t>
+      </w:r>
+      <w:proofErr w:type="spellEnd"/>
+      <w:r>
+        <w:rPr>
+          <w:lang w:val="ru-RU"/>
+        </w:rPr>
+        <w:t xml:space="preserve"> с </w:t>
+      </w:r>
+      <w:r>
+        <w:rPr>
+          <w:lang w:val="ru-RU"/>
+        </w:rPr>
+        <w:t>пяти</w:t>
+      </w:r>
+      <w:r>
+        <w:rPr>
+          <w:lang w:val="ru-RU"/>
+        </w:rPr>
+        <w:t>кратной кросс</w:t>
+      </w:r>
+      <w:r>
+        <w:rPr>
+          <w:lang w:val="ru-RU"/>
+        </w:rPr>
+        <w:t>-</w:t>
+      </w:r>
+      <w:r>
+        <w:rPr>
+          <w:lang w:val="ru-RU"/>
+        </w:rPr>
+        <w:t>валидацией.</w:t>
+      </w:r>
+    </w:p>
+    <w:p>
+      <w:pPr>
+        <w:pStyle w:val="a4"/>
+        <w:rPr>
+          <w:lang w:val="ru-RU"/>
+        </w:rPr>
+      </w:pPr>
+      <w:r>
+        <w:rPr>
+          <w:b/>
+          <w:bCs/>
+          <w:lang w:val="ru-RU"/>
+        </w:rPr>
+        <w:t>Результаты</w:t>
+      </w:r>
+      <w:r>
+        <w:rPr>
+          <w:b/>
+          <w:bCs/>
+          <w:lang w:val="ru-RU"/>
+        </w:rPr>
+        <w:t>:</w:t>
+      </w:r>
+      <w:r>
+        <w:rPr>
+          <w:lang w:val="ru-RU"/>
+        </w:rPr>
+        <w:t xml:space="preserve"> л</w:t>
+      </w:r>
+      <w:r>
+        <w:rPr>
+          <w:lang w:val="ru-RU"/>
+        </w:rPr>
+        <w:t xml:space="preserve">учшей оказалась модель </w:t>
+      </w:r>
+      <w:r>
+        <w:rPr>
+          <w:lang w:val="ru-RU"/>
+        </w:rPr>
+        <w:t>«</w:t>
+      </w:r>
+      <w:proofErr w:type="spellStart"/>
+      <w:r>
+        <w:t>CatBoost</w:t>
+      </w:r>
+      <w:proofErr w:type="spellEnd"/>
+      <w:r>
+        <w:rPr>
+          <w:lang w:val="ru-RU"/>
+        </w:rPr>
+        <w:t>», а л</w:t>
+      </w:r>
+      <w:r>
+        <w:rPr>
+          <w:lang w:val="ru-RU"/>
+        </w:rPr>
+        <w:t>инейная модель</w:t>
+      </w:r>
+      <w:r>
+        <w:rPr>
+          <w:lang w:val="ru-RU"/>
+        </w:rPr>
+        <w:t xml:space="preserve"> –</w:t>
+      </w:r>
+      <w:r>
+        <w:rPr>
+          <w:lang w:val="ru-RU"/>
+        </w:rPr>
+        <w:t xml:space="preserve"> заметно слабее</w:t>
+      </w:r>
+      <w:r>
+        <w:rPr>
+          <w:lang w:val="ru-RU"/>
+        </w:rPr>
+        <w:t xml:space="preserve"> (</w:t>
+      </w:r>
+      <w:r>
+        <w:rPr>
+          <w:lang w:val="ru-RU"/>
+        </w:rPr>
+        <w:fldChar w:fldCharType="begin"/>
+      </w:r>
+      <w:r>
+        <w:rPr>
+          <w:lang w:val="ru-RU"/>
+        </w:rPr>
+        <w:instrText xml:space="preserve"> REF  _Ref242271819 \* Lower \h </w:instrText>
+      </w:r>
+      <w:r>
+        <w:rPr>
+          <w:lang w:val="ru-RU"/>
+        </w:rPr>
+      </w:r>
+      <w:r>
+        <w:rPr>
+          <w:lang w:val="ru-RU"/>
+        </w:rPr>
+        <w:fldChar w:fldCharType="separate"/>
+      </w:r>
+      <w:r>
+        <w:rPr>
+          <w:lang w:val="ru-RU"/>
+        </w:rPr>
+        <w:t xml:space="preserve">рисунок </w:t>
+      </w:r>
+      <w:r>
+        <w:rPr>
+          <w:noProof/>
+          <w:lang w:val="ru-RU"/>
+        </w:rPr>
+        <w:t>2</w:t>
+      </w:r>
+      <w:r>
+        <w:rPr>
+          <w:lang w:val="ru-RU"/>
+        </w:rPr>
+        <w:t>.</w:t>
+      </w:r>
+      <w:r>
+        <w:rPr>
+          <w:noProof/>
+          <w:lang w:val="ru-RU"/>
+        </w:rPr>
+        <w:t>1</w:t>
+      </w:r>
+      <w:r>
+        <w:rPr>
+          <w:lang w:val="ru-RU"/>
+        </w:rPr>
+        <w:fldChar w:fldCharType="end"/>
+      </w:r>
+      <w:r>
+        <w:rPr>
+          <w:lang w:val="ru-RU"/>
+        </w:rPr>
+        <w:t>)</w:t>
+      </w:r>
+      <w:r>
+        <w:rPr>
+          <w:lang w:val="ru-RU"/>
+        </w:rPr>
+        <w:t>.</w:t>
+      </w:r>
+      <w:r>
+        <w:rPr>
+          <w:lang w:val="ru-RU"/>
+        </w:rPr>
+        <w:t xml:space="preserve"> </w:t>
+      </w:r>
+    </w:p>
+    <w:p>
+      <w:pPr>
+        <w:pStyle w:val="a4"/>
+        <w:rPr>
+          <w:lang w:val="ru-RU"/>
+        </w:rPr>
+      </w:pPr>
+    </w:p>
+    <w:p>
+      <w:pPr>
+        <w:pStyle w:val="a4"/>
+        <w:jc w:val="center"/>
+        <w:rPr>
+          <w:lang w:val="ru-RU"/>
+        </w:rPr>
+      </w:pPr>
+      <w:r>
+        <w:rPr>
+          <w:noProof/>
+        </w:rPr>
+        <w:lastRenderedPageBreak/>
+        <w:drawing>
+          <wp:inline distT="0" distB="0" distL="0" distR="0" wp14:anchorId="1FA9BA96" wp14:editId="5FE433CF">
+            <wp:extent cx="5095875" cy="5562600"/>
+            <wp:effectExtent l="0" t="0" r="9525" b="0"/>
+            <wp:docPr id="505890371" name="Рисунок 64"/>
+            <wp:cNvGraphicFramePr>
+              <a:graphicFrameLocks xmlns:a="http://schemas.openxmlformats.org/drawingml/2006/main" noChangeAspect="1"/>
+            </wp:cNvGraphicFramePr>
+            <a:graphic xmlns:a="http://schemas.openxmlformats.org/drawingml/2006/main">
+              <a:graphicData uri="http://schemas.openxmlformats.org/drawingml/2006/picture">
+                <pic:pic xmlns:pic="http://schemas.openxmlformats.org/drawingml/2006/picture">
+                  <pic:nvPicPr>
+                    <pic:cNvPr id="0" name="Picture 1"/>
+                    <pic:cNvPicPr>
+                      <a:picLocks noChangeAspect="1" noChangeArrowheads="1"/>
+                    </pic:cNvPicPr>
+                  </pic:nvPicPr>
+                  <pic:blipFill>
+                    <a:blip r:embed="rId10">
+                      <a:extLst>
+                        <a:ext uri="{28A0092B-C50C-407E-A947-70E740481C1C}">
+                          <a14:useLocalDpi xmlns:a14="http://schemas.microsoft.com/office/drawing/2010/main" val="0"/>
+                        </a:ext>
+                      </a:extLst>
+                    </a:blip>
+                    <a:srcRect/>
+                    <a:stretch>
+                      <a:fillRect/>
+                    </a:stretch>
+                  </pic:blipFill>
+                  <pic:spPr bwMode="auto">
+                    <a:xfrm>
+                      <a:off x="0" y="0"/>
+                      <a:ext cx="5095875" cy="5562600"/>
+                    </a:xfrm>
+                    <a:prstGeom prst="rect">
+                      <a:avLst/>
+                    </a:prstGeom>
+                    <a:noFill/>
+                    <a:ln>
+                      <a:noFill/>
+                    </a:ln>
+                  </pic:spPr>
+                </pic:pic>
+              </a:graphicData>
+            </a:graphic>
+          </wp:inline>
+        </w:drawing>
+      </w:r>
+    </w:p>
+    <w:p>
+      <w:pPr>
+        <w:pStyle w:val="ad"/>
+      </w:pPr>
+      <w:bookmarkStart w:id="17" w:name="_Ref242271819"/>
+      <w:r>
+        <w:t xml:space="preserve">Рисунок </w:t>
+      </w:r>
+      <w:r>
+        <w:fldChar w:fldCharType="begin"/>
+      </w:r>
+      <w:r>
+        <w:instrText xml:space="preserve"> STYLEREF 1 \s </w:instrText>
+      </w:r>
+      <w:r>
+        <w:fldChar w:fldCharType="separate"/>
+      </w:r>
+      <w:r>
+        <w:rPr>
+          <w:noProof/>
+        </w:rPr>
+        <w:t>2</w:t>
+      </w:r>
+      <w:r>
+        <w:fldChar w:fldCharType="end"/>
+      </w:r>
+      <w:r>
+        <w:t>.</w:t>
+      </w:r>
+      <w:r>
+        <w:fldChar w:fldCharType="begin"/>
+      </w:r>
+      <w:r>
+        <w:instrText xml:space="preserve"> SEQ Рисунок \* ARABIC \s 1 </w:instrText>
+      </w:r>
+      <w:r>
+        <w:fldChar w:fldCharType="separate"/>
+      </w:r>
+      <w:r>
+        <w:rPr>
+          <w:noProof/>
+        </w:rPr>
+        <w:t>1</w:t>
+      </w:r>
+      <w:r>
+        <w:fldChar w:fldCharType="end"/>
+      </w:r>
+      <w:bookmarkEnd w:id="17"/>
+      <w:r>
+        <w:t xml:space="preserve"> – Результаты </w:t>
+      </w:r>
+      <w:r>
+        <w:t>(</w:t>
+      </w:r>
+      <w:r>
+        <w:t>публикация 1</w:t>
+      </w:r>
+      <w:r>
+        <w:t>)</w:t>
+      </w:r>
+    </w:p>
+    <w:p>
+      <w:pPr>
+        <w:pStyle w:val="a4"/>
+        <w:rPr>
+          <w:lang w:val="ru-RU"/>
+        </w:rPr>
+      </w:pPr>
+    </w:p>
+    <w:p>
+      <w:pPr>
+        <w:pStyle w:val="a4"/>
+        <w:rPr>
+          <w:lang w:val="ru-RU"/>
+        </w:rPr>
+      </w:pPr>
+      <w:r>
+        <w:rPr>
+          <w:lang w:val="ru-RU"/>
+        </w:rPr>
+        <w:t>Анал</w:t>
+      </w:r>
+      <w:r>
+        <w:rPr>
+          <w:lang w:val="ru-RU"/>
+        </w:rPr>
+        <w:t>и</w:t>
+      </w:r>
+      <w:r>
+        <w:rPr>
+          <w:lang w:val="ru-RU"/>
+        </w:rPr>
+        <w:t xml:space="preserve">з </w:t>
+      </w:r>
+      <w:r>
+        <w:rPr>
+          <w:lang w:val="ru-RU"/>
+        </w:rPr>
+        <w:t>«</w:t>
+      </w:r>
+      <w:r>
+        <w:t>SHAP</w:t>
+      </w:r>
+      <w:r>
+        <w:rPr>
+          <w:lang w:val="ru-RU"/>
+        </w:rPr>
+        <w:t>»</w:t>
+      </w:r>
+      <w:r>
+        <w:rPr>
+          <w:lang w:val="ru-RU"/>
+        </w:rPr>
+        <w:t xml:space="preserve"> показал,</w:t>
+      </w:r>
+      <w:r>
+        <w:rPr>
+          <w:lang w:val="ru-RU"/>
+        </w:rPr>
+        <w:t xml:space="preserve"> какие свойства оказывают наибольшее влияние на каждое прогнозируемое свойство (</w:t>
+      </w:r>
+      <w:r>
+        <w:rPr>
+          <w:lang w:val="ru-RU"/>
+        </w:rPr>
+        <w:fldChar w:fldCharType="begin"/>
+      </w:r>
+      <w:r>
+        <w:rPr>
+          <w:lang w:val="ru-RU"/>
+        </w:rPr>
+        <w:instrText xml:space="preserve"> REF  _Ref242271914 \* Lower \h </w:instrText>
+      </w:r>
+      <w:r>
+        <w:rPr>
+          <w:lang w:val="ru-RU"/>
+        </w:rPr>
+      </w:r>
+      <w:r>
+        <w:rPr>
+          <w:lang w:val="ru-RU"/>
+        </w:rPr>
+        <w:fldChar w:fldCharType="separate"/>
+      </w:r>
+      <w:r>
+        <w:rPr>
+          <w:lang w:val="ru-RU"/>
+        </w:rPr>
+        <w:t xml:space="preserve">рисунок </w:t>
+      </w:r>
+      <w:r>
+        <w:rPr>
+          <w:noProof/>
+          <w:lang w:val="ru-RU"/>
+        </w:rPr>
+        <w:t>2</w:t>
+      </w:r>
+      <w:r>
+        <w:rPr>
+          <w:lang w:val="ru-RU"/>
+        </w:rPr>
+        <w:t>.</w:t>
+      </w:r>
+      <w:r>
+        <w:rPr>
+          <w:noProof/>
+          <w:lang w:val="ru-RU"/>
+        </w:rPr>
+        <w:t>2</w:t>
+      </w:r>
+      <w:r>
+        <w:rPr>
+          <w:lang w:val="ru-RU"/>
+        </w:rPr>
+        <w:fldChar w:fldCharType="end"/>
+      </w:r>
+      <w:r>
+        <w:rPr>
+          <w:lang w:val="ru-RU"/>
+        </w:rPr>
+        <w:t>)</w:t>
+      </w:r>
+      <w:r>
+        <w:rPr>
+          <w:lang w:val="ru-RU"/>
+        </w:rPr>
+        <w:t>.</w:t>
+      </w:r>
+    </w:p>
+    <w:p>
+      <w:pPr>
+        <w:pStyle w:val="a4"/>
+        <w:rPr>
+          <w:lang w:val="ru-RU"/>
+        </w:rPr>
+      </w:pPr>
+    </w:p>
+    <w:p>
+      <w:pPr>
+        <w:pStyle w:val="a4"/>
+        <w:jc w:val="center"/>
+        <w:rPr>
+          <w:lang w:val="ru-RU"/>
+        </w:rPr>
+      </w:pPr>
+      <w:r>
+        <w:rPr>
+          <w:noProof/>
+        </w:rPr>
+        <w:lastRenderedPageBreak/>
+        <w:drawing>
+          <wp:inline distT="0" distB="0" distL="0" distR="0" wp14:anchorId="430E50EC" wp14:editId="44FA2352">
+            <wp:extent cx="5899785" cy="4869805"/>
+            <wp:effectExtent l="0" t="0" r="5715" b="7620"/>
+            <wp:docPr id="485660761" name="Рисунок 65"/>
+            <wp:cNvGraphicFramePr>
+              <a:graphicFrameLocks xmlns:a="http://schemas.openxmlformats.org/drawingml/2006/main" noChangeAspect="1"/>
+            </wp:cNvGraphicFramePr>
+            <a:graphic xmlns:a="http://schemas.openxmlformats.org/drawingml/2006/main">
+              <a:graphicData uri="http://schemas.openxmlformats.org/drawingml/2006/picture">
+                <pic:pic xmlns:pic="http://schemas.openxmlformats.org/drawingml/2006/picture">
+                  <pic:nvPicPr>
+                    <pic:cNvPr id="0" name="Picture 3"/>
+                    <pic:cNvPicPr>
+                      <a:picLocks noChangeAspect="1" noChangeArrowheads="1"/>
+                    </pic:cNvPicPr>
+                  </pic:nvPicPr>
+                  <pic:blipFill>
+                    <a:blip r:embed="rId11">
+                      <a:extLst>
+                        <a:ext uri="{28A0092B-C50C-407E-A947-70E740481C1C}">
+                          <a14:useLocalDpi xmlns:a14="http://schemas.microsoft.com/office/drawing/2010/main" val="0"/>
+                        </a:ext>
+                      </a:extLst>
+                    </a:blip>
+                    <a:srcRect/>
+                    <a:stretch>
+                      <a:fillRect/>
+                    </a:stretch>
+                  </pic:blipFill>
+                  <pic:spPr bwMode="auto">
+                    <a:xfrm>
+                      <a:off x="0" y="0"/>
+                      <a:ext cx="5907089" cy="4875834"/>
+                    </a:xfrm>
+                    <a:prstGeom prst="rect">
+                      <a:avLst/>
+                    </a:prstGeom>
+                    <a:noFill/>
+                    <a:ln>
+                      <a:noFill/>
+                    </a:ln>
+                  </pic:spPr>
+                </pic:pic>
+              </a:graphicData>
+            </a:graphic>
+          </wp:inline>
+        </w:drawing>
+      </w:r>
+    </w:p>
+    <w:p>
+      <w:pPr>
+        <w:pStyle w:val="ad"/>
+        <w:rPr>
+          <w:lang w:val="en-US"/>
+        </w:rPr>
+      </w:pPr>
+      <w:bookmarkStart w:id="18" w:name="_Ref242271914"/>
+      <w:r>
+        <w:t xml:space="preserve">Рисунок </w:t>
+      </w:r>
+      <w:r>
+        <w:fldChar w:fldCharType="begin"/>
+      </w:r>
+      <w:r>
+        <w:instrText xml:space="preserve"> STYLEREF 1 \s </w:instrText>
+      </w:r>
+      <w:r>
+        <w:fldChar w:fldCharType="separate"/>
+      </w:r>
+      <w:r>
+        <w:rPr>
+          <w:noProof/>
+        </w:rPr>
+        <w:t>2</w:t>
+      </w:r>
+      <w:r>
+        <w:fldChar w:fldCharType="end"/>
+      </w:r>
+      <w:r>
+        <w:t>.</w:t>
+      </w:r>
+      <w:r>
+        <w:fldChar w:fldCharType="begin"/>
+      </w:r>
+      <w:r>
+        <w:instrText xml:space="preserve"> SEQ Рисунок \* ARABIC \s 1 </w:instrText>
+      </w:r>
+      <w:r>
+        <w:fldChar w:fldCharType="separate"/>
+      </w:r>
+      <w:r>
+        <w:rPr>
+          <w:noProof/>
+        </w:rPr>
+        <w:t>2</w:t>
+      </w:r>
+      <w:r>
+        <w:fldChar w:fldCharType="end"/>
+      </w:r>
+      <w:bookmarkEnd w:id="18"/>
+      <w:r>
+        <w:t xml:space="preserve"> – «</w:t>
+      </w:r>
+      <w:r>
+        <w:rPr>
+          <w:lang w:val="en-US"/>
+        </w:rPr>
+        <w:t>SHAP</w:t>
+      </w:r>
+      <w:r>
+        <w:t>»</w:t>
+      </w:r>
+      <w:r>
+        <w:rPr>
+          <w:lang w:val="en-US"/>
+        </w:rPr>
+        <w:t xml:space="preserve"> (</w:t>
+      </w:r>
+      <w:r>
+        <w:t>публикация 1</w:t>
+      </w:r>
+      <w:r>
+        <w:rPr>
+          <w:lang w:val="en-US"/>
+        </w:rPr>
+        <w:t>)</w:t>
+      </w:r>
+    </w:p>
+    <w:p>
+      <w:pPr>
+        <w:pStyle w:val="a4"/>
+      </w:pPr>
+    </w:p>
+    <w:p>
+      <w:pPr>
+        <w:pStyle w:val="a4"/>
+        <w:rPr>
+          <w:lang w:val="ru-RU"/>
+        </w:rPr>
+      </w:pPr>
+      <w:r>
+        <w:rPr>
+          <w:lang w:val="ru-RU"/>
+        </w:rPr>
+        <w:t xml:space="preserve">Проверка на четырёх сплавах </w:t>
+      </w:r>
+      <w:r>
+        <w:rPr>
+          <w:lang w:val="ru-RU"/>
+        </w:rPr>
+        <w:t>«</w:t>
+      </w:r>
+      <w:r>
+        <w:t>Mg</w:t>
+      </w:r>
+      <w:r>
+        <w:rPr>
+          <w:lang w:val="ru-RU"/>
+        </w:rPr>
+        <w:t>-</w:t>
+      </w:r>
+      <w:r>
+        <w:t>Zn</w:t>
+      </w:r>
+      <w:r>
+        <w:rPr>
+          <w:lang w:val="ru-RU"/>
+        </w:rPr>
+        <w:t>-</w:t>
+      </w:r>
+      <w:r>
+        <w:t>Mn</w:t>
+      </w:r>
+      <w:r>
+        <w:rPr>
+          <w:lang w:val="ru-RU"/>
+        </w:rPr>
+        <w:t>»</w:t>
+      </w:r>
+      <w:r>
+        <w:rPr>
+          <w:lang w:val="ru-RU"/>
+        </w:rPr>
+        <w:t xml:space="preserve"> из литературы, не участвовавших в обучении, показала хорошее совпадение с экспериментом (например, </w:t>
+      </w:r>
+      <w:r>
+        <w:rPr>
+          <w:lang w:val="ru-RU"/>
+        </w:rPr>
+        <w:t>«</w:t>
+      </w:r>
+      <w:r>
+        <w:t>UTS</w:t>
+      </w:r>
+      <w:r>
+        <w:rPr>
+          <w:lang w:val="ru-RU"/>
+        </w:rPr>
+        <w:t>»</w:t>
+      </w:r>
+      <w:r>
+        <w:rPr>
+          <w:lang w:val="ru-RU"/>
+        </w:rPr>
+        <w:t xml:space="preserve"> 292 против 291 МПа).</w:t>
+      </w:r>
+    </w:p>
+    <w:p>
+      <w:pPr>
+        <w:pStyle w:val="a4"/>
+        <w:rPr>
+          <w:lang w:val="ru-RU"/>
+        </w:rPr>
+      </w:pPr>
+    </w:p>
+    <w:p>
+      <w:pPr>
+        <w:pStyle w:val="a4"/>
+        <w:jc w:val="center"/>
+        <w:rPr>
+          <w:lang w:val="ru-RU"/>
+        </w:rPr>
+      </w:pPr>
+      <w:r>
+        <w:rPr>
+          <w:noProof/>
+        </w:rPr>
+        <w:lastRenderedPageBreak/>
+        <w:drawing>
+          <wp:inline distT="0" distB="0" distL="0" distR="0" wp14:anchorId="4B6B1610" wp14:editId="255FA89D">
+            <wp:extent cx="3648075" cy="4391025"/>
+            <wp:effectExtent l="0" t="0" r="9525" b="9525"/>
+            <wp:docPr id="1715267400" name="Рисунок 66"/>
+            <wp:cNvGraphicFramePr>
+              <a:graphicFrameLocks xmlns:a="http://schemas.openxmlformats.org/drawingml/2006/main" noChangeAspect="1"/>
+            </wp:cNvGraphicFramePr>
+            <a:graphic xmlns:a="http://schemas.openxmlformats.org/drawingml/2006/main">
+              <a:graphicData uri="http://schemas.openxmlformats.org/drawingml/2006/picture">
+                <pic:pic xmlns:pic="http://schemas.openxmlformats.org/drawingml/2006/picture">
+                  <pic:nvPicPr>
+                    <pic:cNvPr id="0" name="Picture 5"/>
+                    <pic:cNvPicPr>
+                      <a:picLocks noChangeAspect="1" noChangeArrowheads="1"/>
+                    </pic:cNvPicPr>
+                  </pic:nvPicPr>
+                  <pic:blipFill>
+                    <a:blip r:embed="rId12">
+                      <a:extLst>
+                        <a:ext uri="{28A0092B-C50C-407E-A947-70E740481C1C}">
+                          <a14:useLocalDpi xmlns:a14="http://schemas.microsoft.com/office/drawing/2010/main" val="0"/>
+                        </a:ext>
+                      </a:extLst>
+                    </a:blip>
+                    <a:srcRect/>
+                    <a:stretch>
+                      <a:fillRect/>
+                    </a:stretch>
+                  </pic:blipFill>
+                  <pic:spPr bwMode="auto">
+                    <a:xfrm>
+                      <a:off x="0" y="0"/>
+                      <a:ext cx="3648075" cy="4391025"/>
+                    </a:xfrm>
+                    <a:prstGeom prst="rect">
+                      <a:avLst/>
+                    </a:prstGeom>
+                    <a:noFill/>
+                    <a:ln>
+                      <a:noFill/>
+                    </a:ln>
+                  </pic:spPr>
+                </pic:pic>
+              </a:graphicData>
+            </a:graphic>
+          </wp:inline>
+        </w:drawing>
+      </w:r>
+    </w:p>
+    <w:p>
+      <w:pPr>
+        <w:pStyle w:val="ad"/>
+      </w:pPr>
+      <w:r>
+        <w:t xml:space="preserve">Рисунок </w:t>
+      </w:r>
+      <w:r>
+        <w:fldChar w:fldCharType="begin"/>
+      </w:r>
+      <w:r>
+        <w:instrText xml:space="preserve"> STYLEREF 1 \s </w:instrText>
+      </w:r>
+      <w:r>
+        <w:fldChar w:fldCharType="separate"/>
+      </w:r>
+      <w:r>
+        <w:rPr>
+          <w:noProof/>
+        </w:rPr>
+        <w:t>2</w:t>
+      </w:r>
+      <w:r>
+        <w:fldChar w:fldCharType="end"/>
+      </w:r>
+      <w:r>
+        <w:t>.</w:t>
+      </w:r>
+      <w:r>
+        <w:fldChar w:fldCharType="begin"/>
+      </w:r>
+      <w:r>
+        <w:instrText xml:space="preserve"> SEQ Рисунок \* ARABIC \s 1 </w:instrText>
+      </w:r>
+      <w:r>
+        <w:fldChar w:fldCharType="separate"/>
+      </w:r>
+      <w:r>
+        <w:rPr>
+          <w:noProof/>
+        </w:rPr>
+        <w:t>3</w:t>
+      </w:r>
+      <w:r>
+        <w:fldChar w:fldCharType="end"/>
+      </w:r>
+      <w:r>
+        <w:t xml:space="preserve"> – Проверка на новых данных </w:t>
+      </w:r>
+      <w:r>
+        <w:t>(публикация 1)</w:t>
+      </w:r>
+    </w:p>
+    <w:p>
+      <w:pPr>
+        <w:pStyle w:val="a4"/>
+        <w:rPr>
+          <w:lang w:val="ru-RU"/>
+        </w:rPr>
+      </w:pPr>
+    </w:p>
+    <w:p>
+      <w:pPr>
+        <w:pStyle w:val="a4"/>
+        <w:rPr>
+          <w:lang w:val="ru-RU"/>
+        </w:rPr>
+      </w:pPr>
+      <w:r>
+        <w:rPr>
+          <w:lang w:val="ru-RU"/>
+        </w:rPr>
+        <w:t xml:space="preserve">По обученной модели построены карты свойств в координатах </w:t>
+      </w:r>
+      <w:r>
+        <w:rPr>
+          <w:lang w:val="ru-RU"/>
+        </w:rPr>
+        <w:t>«</w:t>
+      </w:r>
+      <w:r>
+        <w:t>Zn</w:t>
+      </w:r>
+      <w:r>
+        <w:rPr>
+          <w:lang w:val="ru-RU"/>
+        </w:rPr>
+        <w:t>-</w:t>
+      </w:r>
+      <w:r>
+        <w:t>Mn</w:t>
+      </w:r>
+      <w:r>
+        <w:rPr>
+          <w:lang w:val="ru-RU"/>
+        </w:rPr>
+        <w:t>»</w:t>
+      </w:r>
+      <w:r>
+        <w:rPr>
+          <w:lang w:val="ru-RU"/>
+        </w:rPr>
+        <w:t xml:space="preserve">. Они демонстрируют компромисс между прочностью и пластичностью: высокое содержание </w:t>
+      </w:r>
+      <w:r>
+        <w:rPr>
+          <w:lang w:val="ru-RU"/>
+        </w:rPr>
+        <w:t>«</w:t>
+      </w:r>
+      <w:r>
+        <w:t>Mn</w:t>
+      </w:r>
+      <w:r>
+        <w:rPr>
+          <w:lang w:val="ru-RU"/>
+        </w:rPr>
+        <w:t>»</w:t>
+      </w:r>
+      <w:r>
+        <w:rPr>
+          <w:lang w:val="ru-RU"/>
+        </w:rPr>
+        <w:t xml:space="preserve"> повышает прочность, но снижает удлинение. Н</w:t>
+      </w:r>
+      <w:r>
+        <w:rPr>
+          <w:lang w:val="ru-RU"/>
+        </w:rPr>
+        <w:t>а</w:t>
+      </w:r>
+      <w:r>
+        <w:rPr>
+          <w:lang w:val="ru-RU"/>
+        </w:rPr>
+        <w:t xml:space="preserve"> картах выделены области разбавленных сплавов, подходящих для имплантов</w:t>
+      </w:r>
+      <w:r>
+        <w:rPr>
+          <w:lang w:val="ru-RU"/>
+        </w:rPr>
+        <w:t>.</w:t>
+      </w:r>
+    </w:p>
+    <w:p>
+      <w:pPr>
+        <w:pStyle w:val="a4"/>
+        <w:rPr>
+          <w:lang w:val="ru-RU"/>
+        </w:rPr>
+      </w:pPr>
+    </w:p>
+    <w:p>
+      <w:pPr>
+        <w:pStyle w:val="a4"/>
+        <w:jc w:val="center"/>
+        <w:rPr>
+          <w:lang w:val="ru-RU"/>
+        </w:rPr>
+      </w:pPr>
+      <w:r>
+        <w:rPr>
+          <w:noProof/>
+        </w:rPr>
+        <w:lastRenderedPageBreak/>
+        <w:drawing>
+          <wp:inline distT="0" distB="0" distL="0" distR="0" wp14:anchorId="483F7EC2" wp14:editId="6EB06D0E">
+            <wp:extent cx="5732368" cy="7697470"/>
+            <wp:effectExtent l="0" t="0" r="1905" b="0"/>
+            <wp:docPr id="727805047" name="Рисунок 68"/>
+            <wp:cNvGraphicFramePr>
+              <a:graphicFrameLocks xmlns:a="http://schemas.openxmlformats.org/drawingml/2006/main" noChangeAspect="1"/>
+            </wp:cNvGraphicFramePr>
+            <a:graphic xmlns:a="http://schemas.openxmlformats.org/drawingml/2006/main">
+              <a:graphicData uri="http://schemas.openxmlformats.org/drawingml/2006/picture">
+                <pic:pic xmlns:pic="http://schemas.openxmlformats.org/drawingml/2006/picture">
+                  <pic:nvPicPr>
+                    <pic:cNvPr id="0" name="Picture 12"/>
+                    <pic:cNvPicPr>
+                      <a:picLocks noChangeAspect="1" noChangeArrowheads="1"/>
+                    </pic:cNvPicPr>
+                  </pic:nvPicPr>
+                  <pic:blipFill>
+                    <a:blip r:embed="rId13">
+                      <a:extLst>
+                        <a:ext uri="{28A0092B-C50C-407E-A947-70E740481C1C}">
+                          <a14:useLocalDpi xmlns:a14="http://schemas.microsoft.com/office/drawing/2010/main" val="0"/>
+                        </a:ext>
+                      </a:extLst>
+                    </a:blip>
+                    <a:srcRect/>
+                    <a:stretch>
+                      <a:fillRect/>
+                    </a:stretch>
+                  </pic:blipFill>
+                  <pic:spPr bwMode="auto">
+                    <a:xfrm>
+                      <a:off x="0" y="0"/>
+                      <a:ext cx="5738229" cy="7705341"/>
+                    </a:xfrm>
+                    <a:prstGeom prst="rect">
+                      <a:avLst/>
+                    </a:prstGeom>
+                    <a:noFill/>
+                    <a:ln>
+                      <a:noFill/>
+                    </a:ln>
+                  </pic:spPr>
+                </pic:pic>
+              </a:graphicData>
+            </a:graphic>
+          </wp:inline>
+        </w:drawing>
+      </w:r>
+    </w:p>
+    <w:p>
+      <w:pPr>
+        <w:pStyle w:val="ad"/>
+      </w:pPr>
+      <w:r>
+        <w:t xml:space="preserve">Рисунок </w:t>
+      </w:r>
+      <w:r>
+        <w:fldChar w:fldCharType="begin"/>
+      </w:r>
+      <w:r>
+        <w:instrText xml:space="preserve"> STYLEREF 1 \s </w:instrText>
+      </w:r>
+      <w:r>
+        <w:fldChar w:fldCharType="separate"/>
+      </w:r>
+      <w:r>
+        <w:rPr>
+          <w:noProof/>
+        </w:rPr>
+        <w:t>2</w:t>
+      </w:r>
+      <w:r>
+        <w:fldChar w:fldCharType="end"/>
+      </w:r>
+      <w:r>
+        <w:t>.</w:t>
+      </w:r>
+      <w:r>
+        <w:fldChar w:fldCharType="begin"/>
+      </w:r>
+      <w:r>
+        <w:instrText xml:space="preserve"> SEQ Рисунок \* ARABIC \s 1 </w:instrText>
+      </w:r>
+      <w:r>
+        <w:fldChar w:fldCharType="separate"/>
+      </w:r>
+      <w:r>
+        <w:rPr>
+          <w:noProof/>
+        </w:rPr>
+        <w:t>4</w:t>
+      </w:r>
+      <w:r>
+        <w:fldChar w:fldCharType="end"/>
+      </w:r>
+      <w:r>
+        <w:t xml:space="preserve"> – Карты признаков </w:t>
+      </w:r>
+      <w:r>
+        <w:rPr>
+          <w:lang w:val="en-US"/>
+        </w:rPr>
+        <w:t>(</w:t>
+      </w:r>
+      <w:r>
+        <w:t>публикация 1</w:t>
+      </w:r>
+      <w:r>
+        <w:rPr>
+          <w:lang w:val="en-US"/>
+        </w:rPr>
+        <w:t>)</w:t>
+      </w:r>
+    </w:p>
+    <w:p>
+      <w:pPr>
+        <w:pStyle w:val="a4"/>
+        <w:rPr>
+          <w:lang w:val="ru-RU"/>
+        </w:rPr>
+      </w:pPr>
+    </w:p>
+    <w:p>
+      <w:pPr>
+        <w:pStyle w:val="a4"/>
+        <w:rPr>
+          <w:lang w:val="ru-RU"/>
+        </w:rPr>
+      </w:pPr>
+      <w:r>
+        <w:rPr>
+          <w:b/>
+          <w:bCs/>
+          <w:lang w:val="ru-RU"/>
+        </w:rPr>
+        <w:lastRenderedPageBreak/>
+        <w:t>Вывод</w:t>
+      </w:r>
+      <w:r>
+        <w:rPr>
+          <w:b/>
+          <w:bCs/>
+          <w:lang w:val="ru-RU"/>
+        </w:rPr>
+        <w:t>:</w:t>
+      </w:r>
+      <w:r>
+        <w:rPr>
+          <w:lang w:val="ru-RU"/>
+        </w:rPr>
+        <w:t xml:space="preserve"> </w:t>
+      </w:r>
+      <w:r>
+        <w:rPr>
+          <w:lang w:val="ru-RU"/>
+        </w:rPr>
+        <w:t>а</w:t>
+      </w:r>
+      <w:r>
+        <w:rPr>
+          <w:lang w:val="ru-RU"/>
+        </w:rPr>
+        <w:t xml:space="preserve">нсамблевые модели, прежде всего </w:t>
+      </w:r>
+      <w:r>
+        <w:rPr>
+          <w:lang w:val="ru-RU"/>
+        </w:rPr>
+        <w:t>«</w:t>
+      </w:r>
+      <w:proofErr w:type="spellStart"/>
+      <w:r>
+        <w:t>CatBoost</w:t>
+      </w:r>
+      <w:proofErr w:type="spellEnd"/>
+      <w:r>
+        <w:rPr>
+          <w:lang w:val="ru-RU"/>
+        </w:rPr>
+        <w:t>»</w:t>
+      </w:r>
+      <w:r>
+        <w:rPr>
+          <w:lang w:val="ru-RU"/>
+        </w:rPr>
+        <w:t xml:space="preserve">, точно предсказывают механические свойства </w:t>
+      </w:r>
+      <w:r>
+        <w:rPr>
+          <w:lang w:val="ru-RU"/>
+        </w:rPr>
+        <w:t>магниевых с</w:t>
+      </w:r>
+      <w:r>
+        <w:rPr>
+          <w:lang w:val="ru-RU"/>
+        </w:rPr>
+        <w:t>плавов и могут сузить область экспериментального поиска при разработке новых имплантов.</w:t>
+      </w:r>
+    </w:p>
+    <w:p>
+      <w:pPr>
+        <w:pStyle w:val="3"/>
+      </w:pPr>
+      <w:r>
+        <w:rPr>
+          <w:lang w:val="en-US"/>
+        </w:rPr>
+        <w:t>«</w:t>
+      </w:r>
+      <w:r>
+        <w:rPr>
+          <w:lang w:val="en"/>
+        </w:rPr>
+        <w:t>Physics</w:t>
+      </w:r>
+      <w:r>
+        <w:rPr>
+          <w:lang w:val="en-US"/>
+        </w:rPr>
+        <w:t>-</w:t>
+      </w:r>
+      <w:r>
+        <w:rPr>
+          <w:lang w:val="en"/>
+        </w:rPr>
+        <w:t>informed</w:t>
+      </w:r>
+      <w:r>
+        <w:rPr>
+          <w:lang w:val="en-US"/>
+        </w:rPr>
+        <w:t xml:space="preserve"> </w:t>
+      </w:r>
+      <w:r>
+        <w:rPr>
+          <w:lang w:val="en"/>
+        </w:rPr>
+        <w:t>machine</w:t>
+      </w:r>
+      <w:r>
+        <w:rPr>
+          <w:lang w:val="en-US"/>
+        </w:rPr>
+        <w:t xml:space="preserve"> </w:t>
+      </w:r>
+      <w:r>
+        <w:rPr>
+          <w:lang w:val="en"/>
+        </w:rPr>
+        <w:t>learning</w:t>
+      </w:r>
+      <w:r>
+        <w:rPr>
+          <w:lang w:val="en-US"/>
+        </w:rPr>
+        <w:t xml:space="preserve"> </w:t>
+      </w:r>
+      <w:r>
+        <w:rPr>
+          <w:lang w:val="en"/>
+        </w:rPr>
+        <w:t>for</w:t>
+      </w:r>
+      <w:r>
+        <w:rPr>
+          <w:lang w:val="en-US"/>
+        </w:rPr>
+        <w:t xml:space="preserve"> </w:t>
+      </w:r>
+      <w:r>
+        <w:rPr>
+          <w:lang w:val="en"/>
+        </w:rPr>
+        <w:t>oxide</w:t>
+      </w:r>
+      <w:r>
+        <w:rPr>
+          <w:lang w:val="en-US"/>
+        </w:rPr>
+        <w:t xml:space="preserve"> </w:t>
+      </w:r>
+      <w:r>
+        <w:rPr>
+          <w:lang w:val="en"/>
+        </w:rPr>
+        <w:t>glass</w:t>
+      </w:r>
+      <w:r>
+        <w:rPr>
+          <w:lang w:val="en-US"/>
+        </w:rPr>
+        <w:t xml:space="preserve"> </w:t>
+      </w:r>
+      <w:r>
+        <w:rPr>
+          <w:lang w:val="en"/>
+        </w:rPr>
+        <w:t>density</w:t>
+      </w:r>
+      <w:r>
+        <w:rPr>
+          <w:lang w:val="en-US"/>
+        </w:rPr>
+        <w:t xml:space="preserve"> </w:t>
+      </w:r>
+      <w:r>
+        <w:rPr>
+          <w:lang w:val="en"/>
+        </w:rPr>
+        <w:t>prediction</w:t>
+      </w:r>
+      <w:r>
+        <w:rPr>
+          <w:lang w:val="en-US"/>
+        </w:rPr>
+        <w:t xml:space="preserve">: </w:t>
+      </w:r>
+      <w:r>
+        <w:rPr>
+          <w:lang w:val="en"/>
+        </w:rPr>
+        <w:t>An</w:t>
+      </w:r>
+      <w:r>
+        <w:rPr>
+          <w:lang w:val="en-US"/>
+        </w:rPr>
+        <w:t xml:space="preserve"> </w:t>
+      </w:r>
+      <w:r>
+        <w:rPr>
+          <w:lang w:val="en"/>
+        </w:rPr>
+        <w:t>interpretable</w:t>
+      </w:r>
+      <w:r>
+        <w:rPr>
+          <w:lang w:val="en-US"/>
+        </w:rPr>
+        <w:t xml:space="preserve"> </w:t>
+      </w:r>
+      <w:proofErr w:type="spellStart"/>
+      <w:r>
+        <w:rPr>
+          <w:lang w:val="en"/>
+        </w:rPr>
+        <w:t>XGBoost</w:t>
+      </w:r>
+      <w:proofErr w:type="spellEnd"/>
+      <w:r>
+        <w:rPr>
+          <w:lang w:val="en-US"/>
+        </w:rPr>
+        <w:t xml:space="preserve"> </w:t>
+      </w:r>
+      <w:r>
+        <w:rPr>
+          <w:lang w:val="en"/>
+        </w:rPr>
+        <w:t>framework</w:t>
+      </w:r>
+      <w:r>
+        <w:rPr>
+          <w:lang w:val="en-US"/>
+        </w:rPr>
+        <w:t>»</w:t>
+      </w:r>
+    </w:p>
+    <w:p>
+      <w:pPr>
+        <w:pStyle w:val="a4"/>
+        <w:rPr>
+          <w:lang w:val="ru-RU"/>
+        </w:rPr>
+      </w:pPr>
+      <w:r>
+        <w:rPr>
+          <w:b/>
+          <w:bCs/>
+          <w:lang w:val="ru-RU"/>
+        </w:rPr>
+        <w:t>Цель</w:t>
+      </w:r>
+      <w:r>
+        <w:rPr>
+          <w:b/>
+          <w:bCs/>
+          <w:lang w:val="ru-RU"/>
+        </w:rPr>
+        <w:t>:</w:t>
+      </w:r>
+      <w:r>
+        <w:rPr>
+          <w:lang w:val="ru-RU"/>
+        </w:rPr>
+        <w:t xml:space="preserve"> </w:t>
+      </w:r>
+      <w:r>
+        <w:rPr>
+          <w:lang w:val="ru-RU"/>
+        </w:rPr>
+        <w:t>с</w:t>
+      </w:r>
+      <w:r>
+        <w:rPr>
+          <w:lang w:val="ru-RU"/>
+        </w:rPr>
+        <w:t>озда</w:t>
+      </w:r>
+      <w:r>
+        <w:rPr>
+          <w:lang w:val="ru-RU"/>
+        </w:rPr>
+        <w:t>ние</w:t>
+      </w:r>
+      <w:r>
+        <w:rPr>
+          <w:lang w:val="ru-RU"/>
+        </w:rPr>
+        <w:t xml:space="preserve"> интерпретируем</w:t>
+      </w:r>
+      <w:r>
+        <w:rPr>
+          <w:lang w:val="ru-RU"/>
+        </w:rPr>
+        <w:t>ой</w:t>
+      </w:r>
+      <w:r>
+        <w:rPr>
+          <w:lang w:val="ru-RU"/>
+        </w:rPr>
+        <w:t xml:space="preserve"> модел</w:t>
+      </w:r>
+      <w:r>
+        <w:rPr>
+          <w:lang w:val="ru-RU"/>
+        </w:rPr>
+        <w:t>и</w:t>
+      </w:r>
+      <w:r>
+        <w:rPr>
+          <w:lang w:val="ru-RU"/>
+        </w:rPr>
+        <w:t xml:space="preserve"> для предсказания плотности оксидных стёкол, которая не просто точна, но и</w:t>
+      </w:r>
+      <w:r>
+        <w:rPr>
+          <w:lang w:val="ru-RU"/>
+        </w:rPr>
+        <w:t xml:space="preserve"> учитывает</w:t>
+      </w:r>
+      <w:r>
+        <w:rPr>
+          <w:lang w:val="ru-RU"/>
+        </w:rPr>
+        <w:t xml:space="preserve"> известные закономерности физики стекла.</w:t>
+      </w:r>
+    </w:p>
+    <w:p>
+      <w:pPr>
+        <w:pStyle w:val="a4"/>
+        <w:rPr>
+          <w:lang w:val="ru-RU"/>
+        </w:rPr>
+      </w:pPr>
+      <w:r>
+        <w:rPr>
+          <w:b/>
+          <w:bCs/>
+          <w:lang w:val="ru-RU"/>
+        </w:rPr>
+        <w:t>Исходные данные</w:t>
+      </w:r>
+      <w:r>
+        <w:rPr>
+          <w:b/>
+          <w:bCs/>
+          <w:lang w:val="ru-RU"/>
+        </w:rPr>
+        <w:t>:</w:t>
+      </w:r>
+      <w:r>
+        <w:rPr>
+          <w:lang w:val="ru-RU"/>
+        </w:rPr>
+        <w:t xml:space="preserve"> </w:t>
+      </w:r>
+      <w:r>
+        <w:rPr>
+          <w:lang w:val="ru-RU"/>
+        </w:rPr>
+        <w:t>б</w:t>
+      </w:r>
+      <w:r>
+        <w:rPr>
+          <w:lang w:val="ru-RU"/>
+        </w:rPr>
+        <w:t>аза</w:t>
+      </w:r>
+      <w:r>
+        <w:rPr>
+          <w:lang w:val="ru-RU"/>
+        </w:rPr>
+        <w:t xml:space="preserve"> </w:t>
+      </w:r>
+      <w:r>
+        <w:rPr>
+          <w:lang w:val="ru-RU"/>
+        </w:rPr>
+        <w:t>данных </w:t>
+      </w:r>
+      <w:r>
+        <w:rPr>
+          <w:lang w:val="ru-RU"/>
+        </w:rPr>
+        <w:t>«</w:t>
+      </w:r>
+      <w:proofErr w:type="spellStart"/>
+      <w:r>
+        <w:t>SciGlass</w:t>
+      </w:r>
+      <w:proofErr w:type="spellEnd"/>
+      <w:r>
+        <w:rPr>
+          <w:lang w:val="ru-RU"/>
+        </w:rPr>
+        <w:t>», образцы которой были очищены д</w:t>
+      </w:r>
+      <w:r>
+        <w:rPr>
+          <w:lang w:val="ru-RU"/>
+        </w:rPr>
+        <w:t>ля обеспечения физической достоверности</w:t>
+      </w:r>
+      <w:r>
+        <w:rPr>
+          <w:lang w:val="ru-RU"/>
+        </w:rPr>
+        <w:t xml:space="preserve">, а также удалены дублирующие примеры (всего </w:t>
+      </w:r>
+      <w:r>
+        <w:rPr>
+          <w:lang w:val="ru-RU"/>
+        </w:rPr>
+        <w:t>59315</w:t>
+      </w:r>
+      <w:r>
+        <w:rPr>
+          <w:lang w:val="ru-RU"/>
+        </w:rPr>
+        <w:t xml:space="preserve"> записей)</w:t>
+      </w:r>
+      <w:r>
+        <w:rPr>
+          <w:lang w:val="ru-RU"/>
+        </w:rPr>
+        <w:t>.</w:t>
+      </w:r>
+    </w:p>
+    <w:p>
+      <w:pPr>
+        <w:pStyle w:val="a4"/>
+        <w:rPr>
+          <w:lang w:val="ru-RU"/>
+        </w:rPr>
+      </w:pPr>
+      <w:r>
+        <w:rPr>
+          <w:b/>
+          <w:bCs/>
+          <w:lang w:val="ru-RU"/>
+        </w:rPr>
+        <w:t>Методы:</w:t>
+      </w:r>
+      <w:r>
+        <w:rPr>
+          <w:lang w:val="ru-RU"/>
+        </w:rPr>
+        <w:t xml:space="preserve"> </w:t>
+      </w:r>
+      <w:r>
+        <w:rPr>
+          <w:lang w:val="ru-RU"/>
+        </w:rPr>
+        <w:t>из 156 дескрипторов</w:t>
+      </w:r>
+      <w:r>
+        <w:rPr>
+          <w:lang w:val="ru-RU"/>
+        </w:rPr>
+        <w:t xml:space="preserve"> (признаков)</w:t>
+      </w:r>
+      <w:r>
+        <w:rPr>
+          <w:lang w:val="ru-RU"/>
+        </w:rPr>
+        <w:t xml:space="preserve"> отобра</w:t>
+      </w:r>
+      <w:r>
+        <w:rPr>
+          <w:lang w:val="ru-RU"/>
+        </w:rPr>
+        <w:t>ли</w:t>
+      </w:r>
+      <w:r>
+        <w:rPr>
+          <w:lang w:val="ru-RU"/>
+        </w:rPr>
+        <w:t xml:space="preserve"> 29</w:t>
+      </w:r>
+      <w:r>
+        <w:rPr>
+          <w:lang w:val="ru-RU"/>
+        </w:rPr>
+        <w:t>, которые авторы посчитали ключевыми</w:t>
+      </w:r>
+      <w:r>
+        <w:rPr>
+          <w:lang w:val="ru-RU"/>
+        </w:rPr>
+        <w:t>.</w:t>
+      </w:r>
+      <w:r>
+        <w:rPr>
+          <w:lang w:val="ru-RU"/>
+        </w:rPr>
+        <w:t xml:space="preserve"> После разработали м</w:t>
+      </w:r>
+      <w:r>
+        <w:rPr>
+          <w:lang w:val="ru-RU"/>
+        </w:rPr>
+        <w:t xml:space="preserve">одель </w:t>
+      </w:r>
+      <w:r>
+        <w:rPr>
+          <w:lang w:val="ru-RU"/>
+        </w:rPr>
+        <w:t>«</w:t>
+      </w:r>
+      <w:proofErr w:type="spellStart"/>
+      <w:r>
+        <w:t>XGBoost</w:t>
+      </w:r>
+      <w:proofErr w:type="spellEnd"/>
+      <w:r>
+        <w:rPr>
+          <w:lang w:val="ru-RU"/>
+        </w:rPr>
+        <w:t>» и сравнили ее с другими методами машинного обучения (л</w:t>
+      </w:r>
+      <w:r>
+        <w:rPr>
+          <w:lang w:val="ru-RU"/>
+        </w:rPr>
+        <w:t>инейная регрессия</w:t>
+      </w:r>
+      <w:r>
+        <w:rPr>
+          <w:lang w:val="ru-RU"/>
+        </w:rPr>
+        <w:t xml:space="preserve">, </w:t>
+      </w:r>
+      <w:r>
+        <w:rPr>
+          <w:lang w:val="ru-RU"/>
+        </w:rPr>
+        <w:t>многослойный персептрон</w:t>
+      </w:r>
+      <w:r>
+        <w:rPr>
+          <w:lang w:val="ru-RU"/>
+        </w:rPr>
+        <w:t xml:space="preserve">, </w:t>
+      </w:r>
+      <w:r>
+        <w:rPr>
+          <w:lang w:val="ru-RU"/>
+        </w:rPr>
+        <w:t>регрессия опорных векторов</w:t>
+      </w:r>
+      <w:r>
+        <w:rPr>
+          <w:lang w:val="ru-RU"/>
+        </w:rPr>
+        <w:t>, «</w:t>
+      </w:r>
+      <w:proofErr w:type="spellStart"/>
+      <w:r>
+        <w:rPr>
+          <w:lang w:val="ru-RU"/>
+        </w:rPr>
+        <w:t>HistGradientBoosting</w:t>
+      </w:r>
+      <w:proofErr w:type="spellEnd"/>
+      <w:r>
+        <w:rPr>
+          <w:lang w:val="ru-RU"/>
+        </w:rPr>
+        <w:t>» и «</w:t>
+      </w:r>
+      <w:proofErr w:type="spellStart"/>
+      <w:r>
+        <w:rPr>
+          <w:lang w:val="ru-RU"/>
+        </w:rPr>
+        <w:t>Random</w:t>
+      </w:r>
+      <w:proofErr w:type="spellEnd"/>
+      <w:r>
+        <w:rPr>
+          <w:lang w:val="ru-RU"/>
+        </w:rPr>
+        <w:t xml:space="preserve"> </w:t>
+      </w:r>
+      <w:proofErr w:type="spellStart"/>
+      <w:r>
+        <w:rPr>
+          <w:lang w:val="ru-RU"/>
+        </w:rPr>
+        <w:t>Forest</w:t>
+      </w:r>
+      <w:proofErr w:type="spellEnd"/>
+      <w:r>
+        <w:rPr>
+          <w:lang w:val="ru-RU"/>
+        </w:rPr>
+        <w:t>») (</w:t>
+      </w:r>
+      <w:r>
+        <w:rPr>
+          <w:lang w:val="ru-RU"/>
+        </w:rPr>
+        <w:fldChar w:fldCharType="begin"/>
+      </w:r>
+      <w:r>
+        <w:rPr>
+          <w:lang w:val="ru-RU"/>
+        </w:rPr>
+        <w:instrText xml:space="preserve"> REF  _Ref242272906 \* Lower \h </w:instrText>
+      </w:r>
+      <w:r>
+        <w:rPr>
+          <w:lang w:val="ru-RU"/>
+        </w:rPr>
+      </w:r>
+      <w:r>
+        <w:rPr>
+          <w:lang w:val="ru-RU"/>
+        </w:rPr>
+        <w:fldChar w:fldCharType="separate"/>
+      </w:r>
+      <w:r>
+        <w:rPr>
+          <w:lang w:val="ru-RU"/>
+        </w:rPr>
+        <w:t xml:space="preserve">рисунок </w:t>
+      </w:r>
+      <w:r>
+        <w:rPr>
+          <w:noProof/>
+          <w:lang w:val="ru-RU"/>
+        </w:rPr>
+        <w:t>2</w:t>
+      </w:r>
+      <w:r>
+        <w:rPr>
+          <w:lang w:val="ru-RU"/>
+        </w:rPr>
+        <w:t>.</w:t>
+      </w:r>
+      <w:r>
+        <w:rPr>
+          <w:noProof/>
+          <w:lang w:val="ru-RU"/>
+        </w:rPr>
+        <w:t>5</w:t>
+      </w:r>
+      <w:r>
+        <w:rPr>
+          <w:lang w:val="ru-RU"/>
+        </w:rPr>
+        <w:fldChar w:fldCharType="end"/>
+      </w:r>
+      <w:r>
+        <w:rPr>
+          <w:lang w:val="ru-RU"/>
+        </w:rPr>
+        <w:t>)</w:t>
+      </w:r>
+      <w:r>
+        <w:rPr>
+          <w:lang w:val="ru-RU"/>
+        </w:rPr>
+        <w:t>.</w:t>
+      </w:r>
+    </w:p>
+    <w:p>
+      <w:pPr>
+        <w:pStyle w:val="a4"/>
+        <w:rPr>
+          <w:lang w:val="ru-RU"/>
+        </w:rPr>
+      </w:pPr>
+    </w:p>
+    <w:p>
+      <w:pPr>
+        <w:pStyle w:val="a4"/>
+        <w:jc w:val="center"/>
+        <w:rPr>
+          <w:lang w:val="ru-RU"/>
+        </w:rPr>
+      </w:pPr>
+      <w:r>
+        <w:rPr>
+          <w:lang w:val="ru-RU"/>
+        </w:rPr>
+        <w:lastRenderedPageBreak/>
+        <w:drawing>
+          <wp:inline distT="0" distB="0" distL="0" distR="0" wp14:anchorId="73CA06AE" wp14:editId="6C9D351F">
+            <wp:extent cx="5680690" cy="5870621"/>
+            <wp:effectExtent l="0" t="0" r="0" b="0"/>
+            <wp:docPr id="1853781894" name="Рисунок 1"/>
+            <wp:cNvGraphicFramePr>
+              <a:graphicFrameLocks xmlns:a="http://schemas.openxmlformats.org/drawingml/2006/main" noChangeAspect="1"/>
+            </wp:cNvGraphicFramePr>
+            <a:graphic xmlns:a="http://schemas.openxmlformats.org/drawingml/2006/main">
+              <a:graphicData uri="http://schemas.openxmlformats.org/drawingml/2006/picture">
+                <pic:pic xmlns:pic="http://schemas.openxmlformats.org/drawingml/2006/picture">
+                  <pic:nvPicPr>
+                    <pic:cNvPr id="1853781894" name=""/>
+                    <pic:cNvPicPr/>
+                  </pic:nvPicPr>
+                  <pic:blipFill>
+                    <a:blip r:embed="rId14"/>
+                    <a:stretch>
+                      <a:fillRect/>
+                    </a:stretch>
+                  </pic:blipFill>
+                  <pic:spPr>
+                    <a:xfrm>
+                      <a:off x="0" y="0"/>
+                      <a:ext cx="5689222" cy="5879438"/>
+                    </a:xfrm>
+                    <a:prstGeom prst="rect">
+                      <a:avLst/>
+                    </a:prstGeom>
+                  </pic:spPr>
+                </pic:pic>
+              </a:graphicData>
+            </a:graphic>
+          </wp:inline>
+        </w:drawing>
+      </w:r>
+    </w:p>
+    <w:p>
+      <w:pPr>
+        <w:pStyle w:val="ad"/>
+      </w:pPr>
+      <w:bookmarkStart w:id="19" w:name="_Ref242272906"/>
+      <w:r>
+        <w:t xml:space="preserve">Рисунок </w:t>
+      </w:r>
+      <w:r>
+        <w:fldChar w:fldCharType="begin"/>
+      </w:r>
+      <w:r>
+        <w:instrText xml:space="preserve"> STYLEREF 1 \s </w:instrText>
+      </w:r>
+      <w:r>
+        <w:fldChar w:fldCharType="separate"/>
+      </w:r>
+      <w:r>
+        <w:rPr>
+          <w:noProof/>
+        </w:rPr>
+        <w:t>2</w:t>
+      </w:r>
+      <w:r>
+        <w:fldChar w:fldCharType="end"/>
+      </w:r>
+      <w:r>
+        <w:t>.</w:t>
+      </w:r>
+      <w:r>
+        <w:fldChar w:fldCharType="begin"/>
+      </w:r>
+      <w:r>
+        <w:instrText xml:space="preserve"> SEQ Рисунок \* ARABIC \s 1 </w:instrText>
+      </w:r>
+      <w:r>
+        <w:fldChar w:fldCharType="separate"/>
+      </w:r>
+      <w:r>
+        <w:rPr>
+          <w:noProof/>
+        </w:rPr>
+        <w:t>5</w:t>
+      </w:r>
+      <w:r>
+        <w:fldChar w:fldCharType="end"/>
+      </w:r>
+      <w:bookmarkEnd w:id="19"/>
+      <w:r>
+        <w:t xml:space="preserve"> –</w:t>
+      </w:r>
+      <w:r>
+        <w:t xml:space="preserve"> Результаты </w:t>
+      </w:r>
+      <w:r>
+        <w:t>(публикация 2)</w:t>
+      </w:r>
+    </w:p>
+    <w:p>
+      <w:pPr>
+        <w:pStyle w:val="a4"/>
+        <w:rPr>
+          <w:lang w:val="ru-RU"/>
+        </w:rPr>
+      </w:pPr>
+    </w:p>
+    <w:p>
+      <w:pPr>
+        <w:pStyle w:val="a4"/>
+        <w:rPr>
+          <w:lang w:val="ru-RU"/>
+        </w:rPr>
+      </w:pPr>
+      <w:r>
+        <w:rPr>
+          <w:b/>
+          <w:bCs/>
+          <w:lang w:val="ru-RU"/>
+        </w:rPr>
+        <w:t>Результаты</w:t>
+      </w:r>
+      <w:r>
+        <w:rPr>
+          <w:b/>
+          <w:bCs/>
+          <w:lang w:val="ru-RU"/>
+        </w:rPr>
+        <w:t xml:space="preserve">: </w:t>
+      </w:r>
+      <w:r>
+        <w:rPr>
+          <w:lang w:val="ru-RU"/>
+        </w:rPr>
+        <w:t>п</w:t>
+      </w:r>
+      <w:r>
+        <w:rPr>
+          <w:lang w:val="ru-RU"/>
+        </w:rPr>
+        <w:t xml:space="preserve">о сравнению с аддитивной моделью </w:t>
+      </w:r>
+      <w:proofErr w:type="spellStart"/>
+      <w:r>
+        <w:rPr>
+          <w:lang w:val="ru-RU"/>
+        </w:rPr>
+        <w:t>Аппена</w:t>
+      </w:r>
+      <w:proofErr w:type="spellEnd"/>
+      <w:r>
+        <w:rPr>
+          <w:lang w:val="ru-RU"/>
+        </w:rPr>
+        <w:t xml:space="preserve"> ошибка</w:t>
+      </w:r>
+      <w:r>
+        <w:rPr>
+          <w:lang w:val="ru-RU"/>
+        </w:rPr>
+        <w:t xml:space="preserve"> разработанного метода</w:t>
+      </w:r>
+      <w:r>
+        <w:rPr>
+          <w:lang w:val="ru-RU"/>
+        </w:rPr>
+        <w:t xml:space="preserve"> примерно в 5 раз меньше</w:t>
+      </w:r>
+      <w:r>
+        <w:rPr>
+          <w:lang w:val="ru-RU"/>
+        </w:rPr>
+        <w:t xml:space="preserve"> (</w:t>
+      </w:r>
+      <w:r>
+        <w:rPr>
+          <w:lang w:val="ru-RU"/>
+        </w:rPr>
+        <w:fldChar w:fldCharType="begin"/>
+      </w:r>
+      <w:r>
+        <w:rPr>
+          <w:lang w:val="ru-RU"/>
+        </w:rPr>
+        <w:instrText xml:space="preserve"> REF  _Ref242273160 \* Lower \h </w:instrText>
+      </w:r>
+      <w:r>
+        <w:rPr>
+          <w:lang w:val="ru-RU"/>
+        </w:rPr>
+      </w:r>
+      <w:r>
+        <w:rPr>
+          <w:lang w:val="ru-RU"/>
+        </w:rPr>
+        <w:fldChar w:fldCharType="separate"/>
+      </w:r>
+      <w:r>
+        <w:rPr>
+          <w:lang w:val="ru-RU"/>
+        </w:rPr>
+        <w:t xml:space="preserve">рисунок </w:t>
+      </w:r>
+      <w:r>
+        <w:rPr>
+          <w:noProof/>
+          <w:lang w:val="ru-RU"/>
+        </w:rPr>
+        <w:t>2</w:t>
+      </w:r>
+      <w:r>
+        <w:rPr>
+          <w:lang w:val="ru-RU"/>
+        </w:rPr>
+        <w:t>.</w:t>
+      </w:r>
+      <w:r>
+        <w:rPr>
+          <w:noProof/>
+          <w:lang w:val="ru-RU"/>
+        </w:rPr>
+        <w:t>6</w:t>
+      </w:r>
+      <w:r>
+        <w:rPr>
+          <w:lang w:val="ru-RU"/>
+        </w:rPr>
+        <w:fldChar w:fldCharType="end"/>
+      </w:r>
+      <w:r>
+        <w:rPr>
+          <w:lang w:val="ru-RU"/>
+        </w:rPr>
+        <w:t>)</w:t>
+      </w:r>
+      <w:r>
+        <w:rPr>
+          <w:lang w:val="ru-RU"/>
+        </w:rPr>
+        <w:t>.</w:t>
+      </w:r>
+    </w:p>
+    <w:p>
+      <w:pPr>
+        <w:pStyle w:val="a4"/>
+        <w:rPr>
+          <w:lang w:val="ru-RU"/>
+        </w:rPr>
+      </w:pPr>
+    </w:p>
+    <w:p>
+      <w:pPr>
+        <w:pStyle w:val="a4"/>
+        <w:jc w:val="center"/>
+        <w:rPr>
+          <w:lang w:val="ru-RU"/>
+        </w:rPr>
+      </w:pPr>
+      <w:r>
+        <w:rPr>
+          <w:noProof/>
+        </w:rPr>
+        <w:lastRenderedPageBreak/>
+        <w:drawing>
+          <wp:inline distT="0" distB="0" distL="0" distR="0" wp14:anchorId="5D1F924F" wp14:editId="13715318">
+            <wp:extent cx="5814060" cy="2927834"/>
+            <wp:effectExtent l="0" t="0" r="0" b="6350"/>
+            <wp:docPr id="1531255945" name="Рисунок 69"/>
+            <wp:cNvGraphicFramePr>
+              <a:graphicFrameLocks xmlns:a="http://schemas.openxmlformats.org/drawingml/2006/main" noChangeAspect="1"/>
+            </wp:cNvGraphicFramePr>
+            <a:graphic xmlns:a="http://schemas.openxmlformats.org/drawingml/2006/main">
+              <a:graphicData uri="http://schemas.openxmlformats.org/drawingml/2006/picture">
+                <pic:pic xmlns:pic="http://schemas.openxmlformats.org/drawingml/2006/picture">
+                  <pic:nvPicPr>
+                    <pic:cNvPr id="0" name="Picture 14"/>
+                    <pic:cNvPicPr>
+                      <a:picLocks noChangeAspect="1" noChangeArrowheads="1"/>
+                    </pic:cNvPicPr>
+                  </pic:nvPicPr>
+                  <pic:blipFill>
+                    <a:blip r:embed="rId15">
+                      <a:extLst>
+                        <a:ext uri="{28A0092B-C50C-407E-A947-70E740481C1C}">
+                          <a14:useLocalDpi xmlns:a14="http://schemas.microsoft.com/office/drawing/2010/main" val="0"/>
+                        </a:ext>
+                      </a:extLst>
+                    </a:blip>
+                    <a:srcRect/>
+                    <a:stretch>
+                      <a:fillRect/>
+                    </a:stretch>
+                  </pic:blipFill>
+                  <pic:spPr bwMode="auto">
+                    <a:xfrm>
+                      <a:off x="0" y="0"/>
+                      <a:ext cx="5834571" cy="2938163"/>
+                    </a:xfrm>
+                    <a:prstGeom prst="rect">
+                      <a:avLst/>
+                    </a:prstGeom>
+                    <a:noFill/>
+                    <a:ln>
+                      <a:noFill/>
+                    </a:ln>
+                  </pic:spPr>
+                </pic:pic>
+              </a:graphicData>
+            </a:graphic>
+          </wp:inline>
+        </w:drawing>
+      </w:r>
+    </w:p>
+    <w:p>
+      <w:pPr>
+        <w:pStyle w:val="ad"/>
+      </w:pPr>
+      <w:bookmarkStart w:id="20" w:name="_Ref242273160"/>
+      <w:r>
+        <w:t xml:space="preserve">Рисунок </w:t>
+      </w:r>
+      <w:r>
+        <w:fldChar w:fldCharType="begin"/>
+      </w:r>
+      <w:r>
+        <w:instrText xml:space="preserve"> STYLEREF 1 \s </w:instrText>
+      </w:r>
+      <w:r>
+        <w:fldChar w:fldCharType="separate"/>
+      </w:r>
+      <w:r>
+        <w:rPr>
+          <w:noProof/>
+        </w:rPr>
+        <w:t>2</w:t>
+      </w:r>
+      <w:r>
+        <w:fldChar w:fldCharType="end"/>
+      </w:r>
+      <w:r>
+        <w:t>.</w:t>
+      </w:r>
+      <w:r>
+        <w:fldChar w:fldCharType="begin"/>
+      </w:r>
+      <w:r>
+        <w:instrText xml:space="preserve"> SEQ Рисунок \* ARABIC \s 1 </w:instrText>
+      </w:r>
+      <w:r>
+        <w:fldChar w:fldCharType="separate"/>
+      </w:r>
+      <w:r>
+        <w:rPr>
+          <w:noProof/>
+        </w:rPr>
+        <w:t>6</w:t>
+      </w:r>
+      <w:r>
+        <w:fldChar w:fldCharType="end"/>
+      </w:r>
+      <w:bookmarkEnd w:id="20"/>
+      <w:r>
+        <w:t xml:space="preserve"> – Сравнение моделей</w:t>
+      </w:r>
+    </w:p>
+    <w:p>
+      <w:pPr>
+        <w:pStyle w:val="a4"/>
+        <w:rPr>
+          <w:lang w:val="ru-RU"/>
+        </w:rPr>
+      </w:pPr>
+    </w:p>
+    <w:p>
+      <w:pPr>
+        <w:pStyle w:val="a4"/>
+        <w:rPr>
+          <w:lang w:val="ru-RU"/>
+        </w:rPr>
+      </w:pPr>
+      <w:r>
+        <w:rPr>
+          <w:lang w:val="ru-RU"/>
+        </w:rPr>
+        <w:t>Затем авторы проводят подробный анализ разработанной модели с помощью «</w:t>
+      </w:r>
+      <w:r>
+        <w:t>SHAP</w:t>
+      </w:r>
+      <w:r>
+        <w:rPr>
+          <w:lang w:val="ru-RU"/>
+        </w:rPr>
+        <w:t>»</w:t>
+      </w:r>
+      <w:r>
+        <w:rPr>
+          <w:lang w:val="ru-RU"/>
+        </w:rPr>
+        <w:t>. После осуществляется эксперимент</w:t>
+      </w:r>
+      <w:r>
+        <w:rPr>
+          <w:lang w:val="ru-RU"/>
+        </w:rPr>
+        <w:t xml:space="preserve"> на</w:t>
+      </w:r>
+      <w:r>
+        <w:rPr>
+          <w:lang w:val="ru-RU"/>
+        </w:rPr>
+        <w:t xml:space="preserve"> </w:t>
+      </w:r>
+      <w:r>
+        <w:rPr>
+          <w:lang w:val="ru-RU"/>
+        </w:rPr>
+        <w:t>ж</w:t>
+      </w:r>
+      <w:r>
+        <w:rPr>
+          <w:lang w:val="ru-RU"/>
+        </w:rPr>
+        <w:t>елезо-</w:t>
+      </w:r>
+      <w:proofErr w:type="spellStart"/>
+      <w:r>
+        <w:rPr>
+          <w:lang w:val="ru-RU"/>
+        </w:rPr>
+        <w:t>алюмофосфатны</w:t>
+      </w:r>
+      <w:r>
+        <w:rPr>
+          <w:lang w:val="ru-RU"/>
+        </w:rPr>
+        <w:t>х</w:t>
+      </w:r>
+      <w:proofErr w:type="spellEnd"/>
+      <w:r>
+        <w:rPr>
+          <w:lang w:val="ru-RU"/>
+        </w:rPr>
+        <w:t xml:space="preserve"> стёкл</w:t>
+      </w:r>
+      <w:r>
+        <w:rPr>
+          <w:lang w:val="ru-RU"/>
+        </w:rPr>
+        <w:t>ах, которые</w:t>
+      </w:r>
+      <w:r>
+        <w:rPr>
+          <w:lang w:val="ru-RU"/>
+        </w:rPr>
+        <w:t xml:space="preserve"> химически </w:t>
+      </w:r>
+      <w:r>
+        <w:rPr>
+          <w:lang w:val="ru-RU"/>
+        </w:rPr>
+        <w:t>дал</w:t>
+      </w:r>
+      <w:r>
+        <w:rPr>
+          <w:lang w:val="ru-RU"/>
+        </w:rPr>
+        <w:t>е</w:t>
+      </w:r>
+      <w:r>
+        <w:rPr>
+          <w:lang w:val="ru-RU"/>
+        </w:rPr>
+        <w:t>к</w:t>
+      </w:r>
+      <w:r>
+        <w:rPr>
+          <w:lang w:val="ru-RU"/>
+        </w:rPr>
+        <w:t>и</w:t>
+      </w:r>
+      <w:r>
+        <w:rPr>
+          <w:lang w:val="ru-RU"/>
+        </w:rPr>
+        <w:t xml:space="preserve"> от обучающей выборки. Модель завышает плотность, но верно ранжирует образцы. Причины: «силикатное» смещение данных и неучтённое восстановление</w:t>
+      </w:r>
+      <w:r>
+        <w:rPr>
+          <w:lang w:val="ru-RU"/>
+        </w:rPr>
+        <w:t>.</w:t>
+      </w:r>
+    </w:p>
+    <w:p>
+      <w:pPr>
+        <w:pStyle w:val="a4"/>
+        <w:rPr>
+          <w:lang w:val="ru-RU"/>
+        </w:rPr>
+      </w:pPr>
+      <w:r>
+        <w:rPr>
+          <w:b/>
+          <w:bCs/>
+          <w:lang w:val="ru-RU"/>
+        </w:rPr>
+        <w:t>Вывод</w:t>
+      </w:r>
+      <w:r>
+        <w:rPr>
+          <w:b/>
+          <w:bCs/>
+          <w:lang w:val="ru-RU"/>
+        </w:rPr>
+        <w:t>:</w:t>
+      </w:r>
+      <w:r>
+        <w:rPr>
+          <w:lang w:val="ru-RU"/>
+        </w:rPr>
+        <w:t xml:space="preserve"> </w:t>
+      </w:r>
+      <w:r>
+        <w:rPr>
+          <w:lang w:val="ru-RU"/>
+        </w:rPr>
+        <w:t>м</w:t>
+      </w:r>
+      <w:r>
+        <w:rPr>
+          <w:lang w:val="ru-RU"/>
+        </w:rPr>
+        <w:t xml:space="preserve">одель точна и физически осмысленна, подходит для высокопроизводительного скрининга и как диагностический инструмент. Ограничения: слабая экстраполяция в редкие области состава, отсутствие в базе данных о степени окисления и тепловой истории стекла. Дальнейшее развитие </w:t>
+      </w:r>
+      <w:r>
+        <w:rPr>
+          <w:lang w:val="ru-RU"/>
+        </w:rPr>
+        <w:t>–</w:t>
+      </w:r>
+      <w:r>
+        <w:rPr>
+          <w:lang w:val="ru-RU"/>
+        </w:rPr>
+        <w:t xml:space="preserve"> дообучение на узких доменных наборах и учёт параметров обработки.</w:t>
+      </w:r>
+    </w:p>
+    <w:p>
+      <w:pPr>
         <w:pStyle w:val="1"/>
       </w:pPr>
-      <w:bookmarkStart w:id="16" w:name="_Toc241633170"/>
+      <w:bookmarkStart w:id="21" w:name="_Toc242272098"/>
+      <w:r>
+        <w:lastRenderedPageBreak/>
+        <w:t>Вывод</w:t>
+      </w:r>
+      <w:bookmarkEnd w:id="21"/>
+    </w:p>
+    <w:p>
+      <w:pPr>
+        <w:pStyle w:val="a4"/>
+        <w:rPr>
+          <w:lang w:val="ru-RU"/>
+        </w:rPr>
+      </w:pPr>
+      <w:r>
+        <w:rPr>
+          <w:lang w:val="ru-RU"/>
+        </w:rPr>
+        <w:t>В ходе лабораторной работы мы</w:t>
+      </w:r>
+      <w:r>
+        <w:rPr>
+          <w:lang w:val="ru-RU"/>
+        </w:rPr>
+        <w:t xml:space="preserve"> ….</w:t>
+      </w:r>
+    </w:p>
+    <w:p>
+      <w:pPr>
+        <w:pStyle w:val="1"/>
+      </w:pPr>
+      <w:bookmarkStart w:id="22" w:name="_Toc242272099"/>
       <w:r>
         <w:lastRenderedPageBreak/>
         <w:t>Приложение</w:t>
       </w:r>
-      <w:bookmarkEnd w:id="16"/>
+      <w:bookmarkEnd w:id="22"/>
     </w:p>
     <w:p>
       <w:pPr>
@@ -6849,7 +10349,7 @@
           <w:lang w:val="ru-RU"/>
         </w:rPr>
       </w:pPr>
-      <w:bookmarkStart w:id="17" w:name="_Ref241625740"/>
+      <w:bookmarkStart w:id="23" w:name="_Ref241625740"/>
       <w:r>
         <w:rPr>
           <w:lang w:val="ru-RU"/>
@@ -6894,7 +10394,7 @@
         </w:rPr>
         <w:t xml:space="preserve">»: </w:t>
       </w:r>
-      <w:hyperlink r:id="rId10" w:history="1">
+      <w:hyperlink r:id="rId16" w:history="1">
         <w:r>
           <w:rPr>
             <w:rStyle w:val="af"/>
@@ -6915,7 +10415,7 @@
         </w:rPr>
         <w:t>.</w:t>
       </w:r>
-      <w:bookmarkEnd w:id="17"/>
+      <w:bookmarkEnd w:id="23"/>
     </w:p>
     <w:p>
       <w:pPr>
@@ -6924,239 +10424,62 @@
           <w:ilvl w:val="0"/>
           <w:numId w:val="8"/>
         </w:numPr>
-      </w:pPr>
-      <w:bookmarkStart w:id="18" w:name="_Ref241629110"/>
-      <w:r>
-        <w:rPr>
-          <w:lang w:val="ru-RU"/>
-        </w:rPr>
-        <w:t>Статья</w:t>
-      </w:r>
-      <w:r>
-        <w:t xml:space="preserve"> «</w:t>
-      </w:r>
-      <w:r>
-        <w:t>Accelerating the Design of Resorbable Magnesium Alloys: A Machine Learning Approach to Property Prediction</w:t>
-      </w:r>
-      <w:r>
+        <w:rPr>
+          <w:lang w:val="ru-RU"/>
+        </w:rPr>
+      </w:pPr>
+      <w:r>
+        <w:rPr>
+          <w:lang w:val="ru-RU"/>
+        </w:rPr>
+        <w:t>Агент «</w:t>
+      </w:r>
+      <w:r>
+        <w:t>Asta</w:t>
+      </w:r>
+      <w:r>
+        <w:rPr>
+          <w:lang w:val="ru-RU"/>
+        </w:rPr>
+        <w:t xml:space="preserve"> </w:t>
+      </w:r>
+      <w:r>
+        <w:t>AI</w:t>
+      </w:r>
+      <w:r>
+        <w:rPr>
+          <w:lang w:val="ru-RU"/>
+        </w:rPr>
         <w:t>»</w:t>
       </w:r>
       <w:r>
-        <w:t>;</w:t>
-      </w:r>
-      <w:r>
-        <w:t xml:space="preserve"> «</w:t>
+        <w:rPr>
+          <w:lang w:val="ru-RU"/>
+        </w:rPr>
+        <w:t xml:space="preserve">; </w:t>
+      </w:r>
+      <w:r>
+        <w:rPr>
+          <w:lang w:val="ru-RU"/>
+        </w:rPr>
+        <w:t>«</w:t>
       </w:r>
       <w:r>
         <w:t>URL</w:t>
       </w:r>
       <w:r>
+        <w:rPr>
+          <w:lang w:val="ru-RU"/>
+        </w:rPr>
         <w:t>»</w:t>
       </w:r>
       <w:r>
+        <w:rPr>
+          <w:lang w:val="ru-RU"/>
+        </w:rPr>
         <w:t xml:space="preserve">: </w:t>
       </w:r>
-      <w:hyperlink r:id="rId11" w:history="1">
-        <w:r>
-          <w:rPr>
-            <w:rStyle w:val="af"/>
-          </w:rPr>
-          <w:t>https://arxiv.org/abs/26</w:t>
-        </w:r>
-        <w:r>
-          <w:rPr>
-            <w:rStyle w:val="af"/>
-          </w:rPr>
-          <w:t>0</w:t>
-        </w:r>
-        <w:r>
-          <w:rPr>
-            <w:rStyle w:val="af"/>
-          </w:rPr>
-          <w:t>4</w:t>
-        </w:r>
-        <w:r>
-          <w:rPr>
-            <w:rStyle w:val="af"/>
-          </w:rPr>
-          <w:t>.</w:t>
-        </w:r>
-        <w:r>
-          <w:rPr>
-            <w:rStyle w:val="af"/>
-          </w:rPr>
-          <w:t>19939</w:t>
-        </w:r>
-      </w:hyperlink>
-      <w:r>
-        <w:t xml:space="preserve"> </w:t>
-      </w:r>
-      <w:r>
-        <w:t>(</w:t>
-      </w:r>
-      <w:r>
-        <w:rPr>
-          <w:lang w:val="ru-RU"/>
-        </w:rPr>
-        <w:t>дата</w:t>
-      </w:r>
-      <w:r>
-        <w:t xml:space="preserve"> </w:t>
-      </w:r>
-      <w:r>
-        <w:rPr>
-          <w:lang w:val="ru-RU"/>
-        </w:rPr>
-        <w:t>обращения</w:t>
-      </w:r>
-      <w:r>
-        <w:t xml:space="preserve"> 30.09.2026</w:t>
-      </w:r>
-      <w:r>
-        <w:t>)</w:t>
-      </w:r>
-      <w:r>
-        <w:t>.</w:t>
-      </w:r>
-      <w:bookmarkEnd w:id="18"/>
-    </w:p>
-    <w:p>
-      <w:pPr>
-        <w:pStyle w:val="a4"/>
-        <w:numPr>
-          <w:ilvl w:val="0"/>
-          <w:numId w:val="8"/>
-        </w:numPr>
-      </w:pPr>
-      <w:bookmarkStart w:id="19" w:name="_Ref241629363"/>
-      <w:r>
-        <w:rPr>
-          <w:lang w:val="ru-RU"/>
-        </w:rPr>
-        <w:t>Статья</w:t>
-      </w:r>
-      <w:r>
-        <w:t xml:space="preserve"> </w:t>
-      </w:r>
-      <w:r>
-        <w:t>«</w:t>
-      </w:r>
-      <w:r>
-        <w:t>Scaling Laws for Neural Material Models</w:t>
-      </w:r>
-      <w:r>
-        <w:t>»</w:t>
-      </w:r>
-      <w:r>
-        <w:t>;</w:t>
-      </w:r>
-      <w:r>
-        <w:t xml:space="preserve"> «</w:t>
-      </w:r>
-      <w:r>
-        <w:t>URL</w:t>
-      </w:r>
-      <w:r>
-        <w:t>»</w:t>
-      </w:r>
-      <w:r>
-        <w:t xml:space="preserve">: </w:t>
-      </w:r>
-      <w:hyperlink r:id="rId12" w:history="1">
-        <w:r>
-          <w:rPr>
-            <w:rStyle w:val="af"/>
-          </w:rPr>
-          <w:t>https://arxiv.org/a</w:t>
-        </w:r>
-        <w:r>
-          <w:rPr>
-            <w:rStyle w:val="af"/>
-          </w:rPr>
-          <w:t>b</w:t>
-        </w:r>
-        <w:r>
-          <w:rPr>
-            <w:rStyle w:val="af"/>
-          </w:rPr>
-          <w:t>s/2509.21811</w:t>
-        </w:r>
-      </w:hyperlink>
-      <w:r>
-        <w:t xml:space="preserve"> </w:t>
-      </w:r>
-      <w:r>
-        <w:t>(</w:t>
-      </w:r>
-      <w:r>
-        <w:rPr>
-          <w:lang w:val="ru-RU"/>
-        </w:rPr>
-        <w:t>дата</w:t>
-      </w:r>
-      <w:r>
-        <w:t xml:space="preserve"> </w:t>
-      </w:r>
-      <w:r>
-        <w:rPr>
-          <w:lang w:val="ru-RU"/>
-        </w:rPr>
-        <w:t>обращения</w:t>
-      </w:r>
-      <w:r>
-        <w:t xml:space="preserve"> 30.09.2026</w:t>
-      </w:r>
-      <w:r>
-        <w:t>).</w:t>
-      </w:r>
-      <w:bookmarkEnd w:id="19"/>
-    </w:p>
-    <w:p>
-      <w:pPr>
-        <w:pStyle w:val="a4"/>
-        <w:numPr>
-          <w:ilvl w:val="0"/>
-          <w:numId w:val="8"/>
-        </w:numPr>
-      </w:pPr>
-      <w:bookmarkStart w:id="20" w:name="_Ref241629367"/>
-      <w:r>
-        <w:rPr>
-          <w:lang w:val="ru-RU"/>
-        </w:rPr>
-        <w:t>Статья</w:t>
-      </w:r>
-      <w:r>
-        <w:t xml:space="preserve"> </w:t>
-      </w:r>
-      <w:r>
-        <w:t>«</w:t>
-      </w:r>
-      <w:r>
-        <w:t>Thermodynamic Prediction Enabled by Automatic Dataset Building and Machine Learning</w:t>
-      </w:r>
-      <w:r>
-        <w:t>»</w:t>
-      </w:r>
-      <w:r>
-        <w:t>;</w:t>
-      </w:r>
-      <w:r>
-        <w:t xml:space="preserve"> «</w:t>
-      </w:r>
-      <w:r>
-        <w:t>URL</w:t>
-      </w:r>
-      <w:r>
-        <w:t>»</w:t>
-      </w:r>
-      <w:r>
-        <w:t>:</w:t>
-      </w:r>
-      <w:r>
-        <w:t xml:space="preserve"> </w:t>
-      </w:r>
-      <w:hyperlink r:id="rId13" w:history="1">
+      <w:hyperlink r:id="rId17" w:history="1">
         <w:r>
           <w:rPr>
             <w:rStyle w:val="af"/>
@@ -7166,44 +10489,90 @@
         <w:r>
           <w:rPr>
             <w:rStyle w:val="af"/>
+            <w:lang w:val="ru-RU"/>
           </w:rPr>
-          <w:t>:</w:t>
+          <w:t>://</w:t>
+        </w:r>
+        <w:proofErr w:type="spellStart"/>
+        <w:r>
+          <w:rPr>
+            <w:rStyle w:val="af"/>
+          </w:rPr>
+          <w:t>asta</w:t>
+        </w:r>
+        <w:proofErr w:type="spellEnd"/>
+        <w:r>
+          <w:rPr>
+            <w:rStyle w:val="af"/>
+            <w:lang w:val="ru-RU"/>
+          </w:rPr>
+          <w:t>.</w:t>
+        </w:r>
+        <w:proofErr w:type="spellStart"/>
+        <w:r>
+          <w:rPr>
+            <w:rStyle w:val="af"/>
+          </w:rPr>
+          <w:t>allen</w:t>
+        </w:r>
+        <w:proofErr w:type="spellEnd"/>
+        <w:r>
+          <w:rPr>
+            <w:rStyle w:val="af"/>
+            <w:lang w:val="ru-RU"/>
+          </w:rPr>
+          <w:t>.</w:t>
         </w:r>
         <w:r>
           <w:rPr>
             <w:rStyle w:val="af"/>
           </w:rPr>
-          <w:t>//arxiv.org/abs/2507.07293</w:t>
+          <w:t>ai</w:t>
+        </w:r>
+        <w:r>
+          <w:rPr>
+            <w:rStyle w:val="af"/>
+            <w:lang w:val="ru-RU"/>
+          </w:rPr>
+          <w:t>/</w:t>
         </w:r>
       </w:hyperlink>
       <w:r>
+        <w:rPr>
+          <w:lang w:val="ru-RU"/>
+        </w:rPr>
+        <w:t xml:space="preserve"> (</w:t>
+      </w:r>
+      <w:r>
+        <w:rPr>
+          <w:lang w:val="ru-RU"/>
+        </w:rPr>
+        <w:t>дата обращения</w:t>
+      </w:r>
+      <w:r>
+        <w:rPr>
+          <w:lang w:val="ru-RU"/>
+        </w:rPr>
         <w:t xml:space="preserve"> </w:t>
       </w:r>
       <w:r>
-        <w:t>(</w:t>
-      </w:r>
-      <w:r>
-        <w:rPr>
-          <w:lang w:val="ru-RU"/>
-        </w:rPr>
-        <w:t>дата</w:t>
-      </w:r>
-      <w:r>
-        <w:t xml:space="preserve"> </w:t>
-      </w:r>
-      <w:r>
-        <w:rPr>
-          <w:lang w:val="ru-RU"/>
-        </w:rPr>
-        <w:t>обращения</w:t>
-      </w:r>
-      <w:r>
-        <w:t xml:space="preserve"> 30.09.2026</w:t>
-      </w:r>
-      <w:r>
-        <w:t>).</w:t>
-      </w:r>
-      <w:bookmarkEnd w:id="20"/>
+        <w:rPr>
+          <w:lang w:val="ru-RU"/>
+        </w:rPr>
+        <w:t>06.10.2026</w:t>
+      </w:r>
+      <w:r>
+        <w:rPr>
+          <w:lang w:val="ru-RU"/>
+        </w:rPr>
+        <w:t>)</w:t>
+      </w:r>
+      <w:r>
+        <w:rPr>
+          <w:lang w:val="ru-RU"/>
+        </w:rPr>
+        <w:t>.</w:t>
+      </w:r>
     </w:p>
     <w:p>
       <w:pPr>
@@ -7213,7 +10582,7 @@
           <w:numId w:val="8"/>
         </w:numPr>
       </w:pPr>
-      <w:bookmarkStart w:id="21" w:name="_Ref241629370"/>
+      <w:bookmarkStart w:id="24" w:name="_Ref241629110"/>
       <w:r>
         <w:rPr>
           <w:lang w:val="ru-RU"/>
@@ -7221,12 +10590,258 @@
         <w:t>Статья</w:t>
       </w:r>
       <w:r>
+        <w:t xml:space="preserve"> «Accelerating the Design of Resorbable Magnesium Alloys: A Machine Learning Approach to Property Prediction»</w:t>
+      </w:r>
+      <w:r>
+        <w:t>;</w:t>
+      </w:r>
+      <w:r>
+        <w:t xml:space="preserve"> «</w:t>
+      </w:r>
+      <w:r>
+        <w:t>URL</w:t>
+      </w:r>
+      <w:r>
+        <w:t>»</w:t>
+      </w:r>
+      <w:r>
+        <w:t xml:space="preserve">: </w:t>
+      </w:r>
+      <w:hyperlink r:id="rId18" w:history="1">
+        <w:r>
+          <w:rPr>
+            <w:rStyle w:val="af"/>
+          </w:rPr>
+          <w:t>https://arxiv.org/abs/2604.19</w:t>
+        </w:r>
+        <w:r>
+          <w:rPr>
+            <w:rStyle w:val="af"/>
+          </w:rPr>
+          <w:t>9</w:t>
+        </w:r>
+        <w:r>
+          <w:rPr>
+            <w:rStyle w:val="af"/>
+          </w:rPr>
+          <w:t>39</w:t>
+        </w:r>
+      </w:hyperlink>
+      <w:r>
         <w:t xml:space="preserve"> </w:t>
       </w:r>
       <w:r>
+        <w:t>(</w:t>
+      </w:r>
+      <w:r>
+        <w:rPr>
+          <w:lang w:val="ru-RU"/>
+        </w:rPr>
+        <w:t>дата</w:t>
+      </w:r>
+      <w:r>
+        <w:t xml:space="preserve"> </w:t>
+      </w:r>
+      <w:r>
+        <w:rPr>
+          <w:lang w:val="ru-RU"/>
+        </w:rPr>
+        <w:t>обращения</w:t>
+      </w:r>
+      <w:r>
+        <w:t xml:space="preserve"> 30.09.2026</w:t>
+      </w:r>
+      <w:r>
+        <w:t>)</w:t>
+      </w:r>
+      <w:r>
+        <w:t>.</w:t>
+      </w:r>
+      <w:bookmarkEnd w:id="24"/>
+    </w:p>
+    <w:p>
+      <w:pPr>
+        <w:pStyle w:val="a4"/>
+        <w:numPr>
+          <w:ilvl w:val="0"/>
+          <w:numId w:val="8"/>
+        </w:numPr>
+      </w:pPr>
+      <w:bookmarkStart w:id="25" w:name="_Ref241629363"/>
+      <w:r>
+        <w:rPr>
+          <w:lang w:val="ru-RU"/>
+        </w:rPr>
+        <w:t>Статья</w:t>
+      </w:r>
+      <w:r>
+        <w:t xml:space="preserve"> </w:t>
+      </w:r>
+      <w:r>
         <w:t>«</w:t>
       </w:r>
       <w:r>
+        <w:t>Scaling Laws for Neural Material Models</w:t>
+      </w:r>
+      <w:r>
+        <w:t>»</w:t>
+      </w:r>
+      <w:r>
+        <w:t>;</w:t>
+      </w:r>
+      <w:r>
+        <w:t xml:space="preserve"> «</w:t>
+      </w:r>
+      <w:r>
+        <w:t>URL</w:t>
+      </w:r>
+      <w:r>
+        <w:t>»</w:t>
+      </w:r>
+      <w:r>
+        <w:t xml:space="preserve">: </w:t>
+      </w:r>
+      <w:hyperlink r:id="rId19" w:history="1">
+        <w:r>
+          <w:rPr>
+            <w:rStyle w:val="af"/>
+          </w:rPr>
+          <w:t>https://arxiv.org/abs/2509.21811</w:t>
+        </w:r>
+      </w:hyperlink>
+      <w:r>
+        <w:t xml:space="preserve"> </w:t>
+      </w:r>
+      <w:r>
+        <w:t>(</w:t>
+      </w:r>
+      <w:r>
+        <w:rPr>
+          <w:lang w:val="ru-RU"/>
+        </w:rPr>
+        <w:t>дата</w:t>
+      </w:r>
+      <w:r>
+        <w:t xml:space="preserve"> </w:t>
+      </w:r>
+      <w:r>
+        <w:rPr>
+          <w:lang w:val="ru-RU"/>
+        </w:rPr>
+        <w:t>обращения</w:t>
+      </w:r>
+      <w:r>
+        <w:t xml:space="preserve"> 30.09.2026</w:t>
+      </w:r>
+      <w:r>
+        <w:t>).</w:t>
+      </w:r>
+      <w:bookmarkEnd w:id="25"/>
+    </w:p>
+    <w:p>
+      <w:pPr>
+        <w:pStyle w:val="a4"/>
+        <w:numPr>
+          <w:ilvl w:val="0"/>
+          <w:numId w:val="8"/>
+        </w:numPr>
+      </w:pPr>
+      <w:bookmarkStart w:id="26" w:name="_Ref241629367"/>
+      <w:r>
+        <w:rPr>
+          <w:lang w:val="ru-RU"/>
+        </w:rPr>
+        <w:t>Статья</w:t>
+      </w:r>
+      <w:r>
+        <w:t xml:space="preserve"> </w:t>
+      </w:r>
+      <w:r>
+        <w:t>«</w:t>
+      </w:r>
+      <w:r>
+        <w:t>Thermodynamic Prediction Enabled by Automatic Dataset Building and Machine Learning</w:t>
+      </w:r>
+      <w:r>
+        <w:t>»</w:t>
+      </w:r>
+      <w:r>
+        <w:t>;</w:t>
+      </w:r>
+      <w:r>
+        <w:t xml:space="preserve"> «</w:t>
+      </w:r>
+      <w:r>
+        <w:t>URL</w:t>
+      </w:r>
+      <w:r>
+        <w:t>»</w:t>
+      </w:r>
+      <w:r>
+        <w:t>:</w:t>
+      </w:r>
+      <w:r>
+        <w:t xml:space="preserve"> </w:t>
+      </w:r>
+      <w:hyperlink r:id="rId20" w:history="1">
+        <w:r>
+          <w:rPr>
+            <w:rStyle w:val="af"/>
+          </w:rPr>
+          <w:t>https://arxiv.org/abs/2507.07293</w:t>
+        </w:r>
+      </w:hyperlink>
+      <w:r>
+        <w:t xml:space="preserve"> </w:t>
+      </w:r>
+      <w:r>
+        <w:t>(</w:t>
+      </w:r>
+      <w:r>
+        <w:rPr>
+          <w:lang w:val="ru-RU"/>
+        </w:rPr>
+        <w:t>дата</w:t>
+      </w:r>
+      <w:r>
+        <w:t xml:space="preserve"> </w:t>
+      </w:r>
+      <w:r>
+        <w:rPr>
+          <w:lang w:val="ru-RU"/>
+        </w:rPr>
+        <w:t>обращения</w:t>
+      </w:r>
+      <w:r>
+        <w:t xml:space="preserve"> 30.09.2026</w:t>
+      </w:r>
+      <w:r>
+        <w:t>).</w:t>
+      </w:r>
+      <w:bookmarkEnd w:id="26"/>
+    </w:p>
+    <w:p>
+      <w:pPr>
+        <w:pStyle w:val="a4"/>
+        <w:numPr>
+          <w:ilvl w:val="0"/>
+          <w:numId w:val="8"/>
+        </w:numPr>
+      </w:pPr>
+      <w:bookmarkStart w:id="27" w:name="_Ref241629370"/>
+      <w:r>
+        <w:rPr>
+          <w:lang w:val="ru-RU"/>
+        </w:rPr>
+        <w:t>Статья</w:t>
+      </w:r>
+      <w:r>
+        <w:t xml:space="preserve"> </w:t>
+      </w:r>
+      <w:r>
+        <w:t>«</w:t>
+      </w:r>
+      <w:r>
         <w:t>Fast phase prediction of charged polymer blends by white-box machine learning surrogates</w:t>
       </w:r>
       <w:r>
@@ -7247,7 +10862,7 @@
       <w:r>
         <w:t xml:space="preserve">: </w:t>
       </w:r>
-      <w:hyperlink r:id="rId14" w:history="1">
+      <w:hyperlink r:id="rId21" w:history="1">
         <w:r>
           <w:rPr>
             <w:rStyle w:val="af"/>
@@ -7282,7 +10897,7 @@
       <w:r>
         <w:t>).</w:t>
       </w:r>
-      <w:bookmarkEnd w:id="21"/>
+      <w:bookmarkEnd w:id="27"/>
     </w:p>
     <w:p>
       <w:pPr>
@@ -7292,7 +10907,7 @@
           <w:numId w:val="8"/>
         </w:numPr>
       </w:pPr>
-      <w:bookmarkStart w:id="22" w:name="_Ref241629373"/>
+      <w:bookmarkStart w:id="28" w:name="_Ref241629373"/>
       <w:r>
         <w:rPr>
           <w:lang w:val="ru-RU"/>
@@ -7326,7 +10941,7 @@
       <w:r>
         <w:t xml:space="preserve">: </w:t>
       </w:r>
-      <w:hyperlink r:id="rId15" w:history="1">
+      <w:hyperlink r:id="rId22" w:history="1">
         <w:r>
           <w:rPr>
             <w:rStyle w:val="af"/>
@@ -7361,7 +10976,7 @@
       <w:r>
         <w:t>).</w:t>
       </w:r>
-      <w:bookmarkEnd w:id="22"/>
+      <w:bookmarkEnd w:id="28"/>
     </w:p>
     <w:p>
       <w:pPr>
@@ -7371,7 +10986,7 @@
           <w:numId w:val="8"/>
         </w:numPr>
       </w:pPr>
-      <w:bookmarkStart w:id="23" w:name="_Ref241629376"/>
+      <w:bookmarkStart w:id="29" w:name="_Ref241629376"/>
       <w:r>
         <w:rPr>
           <w:lang w:val="ru-RU"/>
@@ -7393,24 +11008,12 @@
       <w:r>
         <w:t xml:space="preserve">»: </w:t>
       </w:r>
-      <w:hyperlink r:id="rId16" w:history="1">
+      <w:hyperlink r:id="rId23" w:history="1">
         <w:r>
           <w:rPr>
             <w:rStyle w:val="af"/>
           </w:rPr>
-          <w:t>ht</w:t>
-        </w:r>
-        <w:r>
-          <w:rPr>
-            <w:rStyle w:val="af"/>
-          </w:rPr>
-          <w:t>t</w:t>
-        </w:r>
-        <w:r>
-          <w:rPr>
-            <w:rStyle w:val="af"/>
-          </w:rPr>
-          <w:t>ps</w:t>
+          <w:t>https</w:t>
         </w:r>
         <w:r>
           <w:rPr>
@@ -7479,7 +11082,7 @@
       <w:r>
         <w:t xml:space="preserve"> 30.09.2026).</w:t>
       </w:r>
-      <w:bookmarkEnd w:id="23"/>
+      <w:bookmarkEnd w:id="29"/>
     </w:p>
     <w:p>
       <w:pPr>
@@ -7489,7 +11092,7 @@
           <w:numId w:val="8"/>
         </w:numPr>
       </w:pPr>
-      <w:bookmarkStart w:id="24" w:name="_Ref241629379"/>
+      <w:bookmarkStart w:id="30" w:name="_Ref241629379"/>
       <w:r>
         <w:rPr>
           <w:lang w:val="ru-RU"/>
@@ -7526,7 +11129,7 @@
       <w:r>
         <w:t xml:space="preserve"> </w:t>
       </w:r>
-      <w:hyperlink r:id="rId17" w:history="1">
+      <w:hyperlink r:id="rId24" w:history="1">
         <w:r>
           <w:rPr>
             <w:rStyle w:val="af"/>
@@ -7561,7 +11164,7 @@
       <w:r>
         <w:t>).</w:t>
       </w:r>
-      <w:bookmarkEnd w:id="24"/>
+      <w:bookmarkEnd w:id="30"/>
     </w:p>
     <w:p>
       <w:pPr>
@@ -7571,7 +11174,7 @@
           <w:numId w:val="8"/>
         </w:numPr>
       </w:pPr>
-      <w:bookmarkStart w:id="25" w:name="_Ref241629381"/>
+      <w:bookmarkStart w:id="31" w:name="_Ref241629381"/>
       <w:r>
         <w:rPr>
           <w:lang w:val="ru-RU"/>
@@ -7605,7 +11208,7 @@
       <w:r>
         <w:t xml:space="preserve">: </w:t>
       </w:r>
-      <w:hyperlink r:id="rId18" w:history="1">
+      <w:hyperlink r:id="rId25" w:history="1">
         <w:r>
           <w:rPr>
             <w:rStyle w:val="af"/>
@@ -7640,7 +11243,7 @@
       <w:r>
         <w:t>).</w:t>
       </w:r>
-      <w:bookmarkEnd w:id="25"/>
+      <w:bookmarkEnd w:id="31"/>
     </w:p>
     <w:p>
       <w:pPr>
@@ -7650,11 +11253,12 @@
           <w:numId w:val="8"/>
         </w:numPr>
       </w:pPr>
-      <w:bookmarkStart w:id="26" w:name="_Ref241629384"/>
-      <w:r>
-        <w:rPr>
-          <w:lang w:val="ru-RU"/>
-        </w:rPr>
+      <w:bookmarkStart w:id="32" w:name="_Ref241629384"/>
+      <w:r>
+        <w:rPr>
+          <w:lang w:val="ru-RU"/>
+        </w:rPr>
+        <w:lastRenderedPageBreak/>
         <w:t>Статья</w:t>
       </w:r>
       <w:r>
@@ -7689,7 +11293,7 @@
       <w:r>
         <w:t xml:space="preserve">: </w:t>
       </w:r>
-      <w:hyperlink r:id="rId19" w:history="1">
+      <w:hyperlink r:id="rId26" w:history="1">
         <w:r>
           <w:rPr>
             <w:rStyle w:val="af"/>
@@ -7724,10 +11328,109 @@
       <w:r>
         <w:t>).</w:t>
       </w:r>
-      <w:bookmarkEnd w:id="26"/>
+      <w:bookmarkEnd w:id="32"/>
+    </w:p>
+    <w:p>
+      <w:pPr>
+        <w:pStyle w:val="a4"/>
+        <w:numPr>
+          <w:ilvl w:val="0"/>
+          <w:numId w:val="8"/>
+        </w:numPr>
+        <w:rPr>
+          <w:lang w:val="en"/>
+        </w:rPr>
+      </w:pPr>
+      <w:bookmarkStart w:id="33" w:name="_Ref242222819"/>
+      <w:r>
+        <w:rPr>
+          <w:lang w:val="ru-RU"/>
+        </w:rPr>
+        <w:t>Статья</w:t>
+      </w:r>
+      <w:r>
+        <w:t xml:space="preserve"> «</w:t>
+      </w:r>
+      <w:r>
+        <w:rPr>
+          <w:lang w:val="en"/>
+        </w:rPr>
+        <w:t xml:space="preserve">Physics-informed machine learning for oxide glass density prediction: An interpretable </w:t>
+      </w:r>
+      <w:proofErr w:type="spellStart"/>
+      <w:r>
+        <w:rPr>
+          <w:lang w:val="en"/>
+        </w:rPr>
+        <w:t>XGBoost</w:t>
+      </w:r>
+      <w:proofErr w:type="spellEnd"/>
+      <w:r>
+        <w:rPr>
+          <w:lang w:val="en"/>
+        </w:rPr>
+        <w:t xml:space="preserve"> framework</w:t>
+      </w:r>
+      <w:r>
+        <w:t>»; «</w:t>
+      </w:r>
+      <w:r>
+        <w:t>URL</w:t>
+      </w:r>
+      <w:r>
+        <w:t>»:</w:t>
+      </w:r>
+      <w:r>
+        <w:t xml:space="preserve"> </w:t>
+      </w:r>
+      <w:hyperlink r:id="rId27" w:anchor="article" w:history="1">
+        <w:r>
+          <w:rPr>
+            <w:rStyle w:val="af"/>
+          </w:rPr>
+          <w:t>https://www.sciencedirect.com/science/a</w:t>
+        </w:r>
+        <w:r>
+          <w:rPr>
+            <w:rStyle w:val="af"/>
+          </w:rPr>
+          <w:t>r</w:t>
+        </w:r>
+        <w:r>
+          <w:rPr>
+            <w:rStyle w:val="af"/>
+          </w:rPr>
+          <w:t>ticle/pii/S0272884226040654#article</w:t>
+        </w:r>
+      </w:hyperlink>
+      <w:r>
+        <w:t xml:space="preserve"> </w:t>
+      </w:r>
+      <w:r>
+        <w:t>(</w:t>
+      </w:r>
+      <w:r>
+        <w:rPr>
+          <w:lang w:val="ru-RU"/>
+        </w:rPr>
+        <w:t>дата</w:t>
+      </w:r>
+      <w:r>
+        <w:t xml:space="preserve"> </w:t>
+      </w:r>
+      <w:r>
+        <w:rPr>
+          <w:lang w:val="ru-RU"/>
+        </w:rPr>
+        <w:t>обращения</w:t>
+      </w:r>
+      <w:r>
+        <w:t xml:space="preserve"> 06.10.2026).</w:t>
+      </w:r>
+      <w:bookmarkEnd w:id="33"/>
     </w:p>
     <w:sectPr>
-      <w:footerReference w:type="default" r:id="rId20"/>
+      <w:footerReference w:type="default" r:id="rId28"/>
       <w:pgSz w:w="11906" w:h="16838" w:code="9"/>
       <w:pgMar w:top="851" w:right="567" w:bottom="1701" w:left="1418" w:header="284" w:footer="284" w:gutter="0"/>
       <w:pgNumType w:start="3"/>
@@ -12014,18 +15717,167 @@
     <w:numStyleLink w:val="a1"/>
   </w:abstractNum>
   <w:abstractNum w:abstractNumId="6" w15:restartNumberingAfterBreak="0">
+    <w:nsid w:val="10F81CBA"/>
+    <w:multiLevelType w:val="multilevel"/>
+    <w:tmpl w:val="63029D98"/>
+    <w:lvl w:ilvl="0">
+      <w:start w:val="1"/>
+      <w:numFmt w:val="bullet"/>
+      <w:lvlText w:val=""/>
+      <w:lvlJc w:val="left"/>
+      <w:pPr>
+        <w:tabs>
+          <w:tab w:val="num" w:pos="720"/>
+        </w:tabs>
+        <w:ind w:left="720" w:hanging="360"/>
+      </w:pPr>
+      <w:rPr>
+        <w:rFonts w:ascii="Symbol" w:hAnsi="Symbol" w:hint="default"/>
+        <w:sz w:val="20"/>
+      </w:rPr>
+    </w:lvl>
+    <w:lvl w:ilvl="1" w:tentative="1">
+      <w:start w:val="1"/>
+      <w:numFmt w:val="bullet"/>
+      <w:lvlText w:val="o"/>
+      <w:lvlJc w:val="left"/>
+      <w:pPr>
+        <w:tabs>
+          <w:tab w:val="num" w:pos="1440"/>
+        </w:tabs>
+        <w:ind w:left="1440" w:hanging="360"/>
+      </w:pPr>
+      <w:rPr>
+        <w:rFonts w:ascii="Courier New" w:hAnsi="Courier New" w:hint="default"/>
+        <w:sz w:val="20"/>
+      </w:rPr>
+    </w:lvl>
+    <w:lvl w:ilvl="2" w:tentative="1">
+      <w:start w:val="1"/>
+      <w:numFmt w:val="bullet"/>
+      <w:lvlText w:val=""/>
+      <w:lvlJc w:val="left"/>
+      <w:pPr>
+        <w:tabs>
+          <w:tab w:val="num" w:pos="2160"/>
+        </w:tabs>
+        <w:ind w:left="2160" w:hanging="360"/>
+      </w:pPr>
+      <w:rPr>
+        <w:rFonts w:ascii="Wingdings" w:hAnsi="Wingdings" w:hint="default"/>
+        <w:sz w:val="20"/>
+      </w:rPr>
+    </w:lvl>
+    <w:lvl w:ilvl="3" w:tentative="1">
+      <w:start w:val="1"/>
+      <w:numFmt w:val="bullet"/>
+      <w:lvlText w:val=""/>
+      <w:lvlJc w:val="left"/>
+      <w:pPr>
+        <w:tabs>
+          <w:tab w:val="num" w:pos="2880"/>
+        </w:tabs>
+        <w:ind w:left="2880" w:hanging="360"/>
+      </w:pPr>
+      <w:rPr>
+        <w:rFonts w:ascii="Wingdings" w:hAnsi="Wingdings" w:hint="default"/>
+        <w:sz w:val="20"/>
+      </w:rPr>
+    </w:lvl>
+    <w:lvl w:ilvl="4" w:tentative="1">
+      <w:start w:val="1"/>
+      <w:numFmt w:val="bullet"/>
+      <w:lvlText w:val=""/>
+      <w:lvlJc w:val="left"/>
+      <w:pPr>
+        <w:tabs>
+          <w:tab w:val="num" w:pos="3600"/>
+        </w:tabs>
+        <w:ind w:left="3600" w:hanging="360"/>
+      </w:pPr>
+      <w:rPr>
+        <w:rFonts w:ascii="Wingdings" w:hAnsi="Wingdings" w:hint="default"/>
+        <w:sz w:val="20"/>
+      </w:rPr>
+    </w:lvl>
+    <w:lvl w:ilvl="5" w:tentative="1">
+      <w:start w:val="1"/>
+      <w:numFmt w:val="bullet"/>
+      <w:lvlText w:val=""/>
+      <w:lvlJc w:val="left"/>
+      <w:pPr>
+        <w:tabs>
+          <w:tab w:val="num" w:pos="4320"/>
+        </w:tabs>
+        <w:ind w:left="4320" w:hanging="360"/>
+      </w:pPr>
+      <w:rPr>
+        <w:rFonts w:ascii="Wingdings" w:hAnsi="Wingdings" w:hint="default"/>
+        <w:sz w:val="20"/>
+      </w:rPr>
+    </w:lvl>
+    <w:lvl w:ilvl="6" w:tentative="1">
+      <w:start w:val="1"/>
+      <w:numFmt w:val="bullet"/>
+      <w:lvlText w:val=""/>
+      <w:lvlJc w:val="left"/>
+      <w:pPr>
+        <w:tabs>
+          <w:tab w:val="num" w:pos="5040"/>
+        </w:tabs>
+        <w:ind w:left="5040" w:hanging="360"/>
+      </w:pPr>
+      <w:rPr>
+        <w:rFonts w:ascii="Wingdings" w:hAnsi="Wingdings" w:hint="default"/>
+        <w:sz w:val="20"/>
+      </w:rPr>
+    </w:lvl>
+    <w:lvl w:ilvl="7" w:tentative="1">
+      <w:start w:val="1"/>
+      <w:numFmt w:val="bullet"/>
+      <w:lvlText w:val=""/>
+      <w:lvlJc w:val="left"/>
+      <w:pPr>
+        <w:tabs>
+          <w:tab w:val="num" w:pos="5760"/>
+        </w:tabs>
+        <w:ind w:left="5760" w:hanging="360"/>
+      </w:pPr>
+      <w:rPr>
+        <w:rFonts w:ascii="Wingdings" w:hAnsi="Wingdings" w:hint="default"/>
+        <w:sz w:val="20"/>
+      </w:rPr>
+    </w:lvl>
+    <w:lvl w:ilvl="8" w:tentative="1">
+      <w:start w:val="1"/>
+      <w:numFmt w:val="bullet"/>
+      <w:lvlText w:val=""/>
+      <w:lvlJc w:val="left"/>
+      <w:pPr>
+        <w:tabs>
+          <w:tab w:val="num" w:pos="6480"/>
+        </w:tabs>
+        <w:ind w:left="6480" w:hanging="360"/>
+      </w:pPr>
+      <w:rPr>
+        <w:rFonts w:ascii="Wingdings" w:hAnsi="Wingdings" w:hint="default"/>
+        <w:sz w:val="20"/>
+      </w:rPr>
+    </w:lvl>
+  </w:abstractNum>
+  <w:abstractNum w:abstractNumId="7" w15:restartNumberingAfterBreak="0">
     <w:nsid w:val="1C675ABF"/>
     <w:multiLevelType w:val="multilevel"/>
     <w:tmpl w:val="9736972A"/>
     <w:numStyleLink w:val="a2"/>
   </w:abstractNum>
-  <w:abstractNum w:abstractNumId="7" w15:restartNumberingAfterBreak="0">
+  <w:abstractNum w:abstractNumId="8" w15:restartNumberingAfterBreak="0">
     <w:nsid w:val="23483251"/>
     <w:multiLevelType w:val="multilevel"/>
     <w:tmpl w:val="82126F26"/>
     <w:numStyleLink w:val="a1"/>
   </w:abstractNum>
-  <w:abstractNum w:abstractNumId="8" w15:restartNumberingAfterBreak="0">
+  <w:abstractNum w:abstractNumId="9" w15:restartNumberingAfterBreak="0">
     <w:nsid w:val="298622ED"/>
     <w:multiLevelType w:val="multilevel"/>
     <w:tmpl w:val="82126F26"/>
@@ -12148,7 +16000,156 @@
       </w:rPr>
     </w:lvl>
   </w:abstractNum>
-  <w:abstractNum w:abstractNumId="9" w15:restartNumberingAfterBreak="0">
+  <w:abstractNum w:abstractNumId="10" w15:restartNumberingAfterBreak="0">
+    <w:nsid w:val="372B2D98"/>
+    <w:multiLevelType w:val="multilevel"/>
+    <w:tmpl w:val="C7EC573E"/>
+    <w:lvl w:ilvl="0">
+      <w:start w:val="1"/>
+      <w:numFmt w:val="bullet"/>
+      <w:lvlText w:val=""/>
+      <w:lvlJc w:val="left"/>
+      <w:pPr>
+        <w:tabs>
+          <w:tab w:val="num" w:pos="720"/>
+        </w:tabs>
+        <w:ind w:left="720" w:hanging="360"/>
+      </w:pPr>
+      <w:rPr>
+        <w:rFonts w:ascii="Symbol" w:hAnsi="Symbol" w:hint="default"/>
+        <w:sz w:val="20"/>
+      </w:rPr>
+    </w:lvl>
+    <w:lvl w:ilvl="1" w:tentative="1">
+      <w:start w:val="1"/>
+      <w:numFmt w:val="bullet"/>
+      <w:lvlText w:val="o"/>
+      <w:lvlJc w:val="left"/>
+      <w:pPr>
+        <w:tabs>
+          <w:tab w:val="num" w:pos="1440"/>
+        </w:tabs>
+        <w:ind w:left="1440" w:hanging="360"/>
+      </w:pPr>
+      <w:rPr>
+        <w:rFonts w:ascii="Courier New" w:hAnsi="Courier New" w:hint="default"/>
+        <w:sz w:val="20"/>
+      </w:rPr>
+    </w:lvl>
+    <w:lvl w:ilvl="2" w:tentative="1">
+      <w:start w:val="1"/>
+      <w:numFmt w:val="bullet"/>
+      <w:lvlText w:val=""/>
+      <w:lvlJc w:val="left"/>
+      <w:pPr>
+        <w:tabs>
+          <w:tab w:val="num" w:pos="2160"/>
+        </w:tabs>
+        <w:ind w:left="2160" w:hanging="360"/>
+      </w:pPr>
+      <w:rPr>
+        <w:rFonts w:ascii="Wingdings" w:hAnsi="Wingdings" w:hint="default"/>
+        <w:sz w:val="20"/>
+      </w:rPr>
+    </w:lvl>
+    <w:lvl w:ilvl="3" w:tentative="1">
+      <w:start w:val="1"/>
+      <w:numFmt w:val="bullet"/>
+      <w:lvlText w:val=""/>
+      <w:lvlJc w:val="left"/>
+      <w:pPr>
+        <w:tabs>
+          <w:tab w:val="num" w:pos="2880"/>
+        </w:tabs>
+        <w:ind w:left="2880" w:hanging="360"/>
+      </w:pPr>
+      <w:rPr>
+        <w:rFonts w:ascii="Wingdings" w:hAnsi="Wingdings" w:hint="default"/>
+        <w:sz w:val="20"/>
+      </w:rPr>
+    </w:lvl>
+    <w:lvl w:ilvl="4" w:tentative="1">
+      <w:start w:val="1"/>
+      <w:numFmt w:val="bullet"/>
+      <w:lvlText w:val=""/>
+      <w:lvlJc w:val="left"/>
+      <w:pPr>
+        <w:tabs>
+          <w:tab w:val="num" w:pos="3600"/>
+        </w:tabs>
+        <w:ind w:left="3600" w:hanging="360"/>
+      </w:pPr>
+      <w:rPr>
+        <w:rFonts w:ascii="Wingdings" w:hAnsi="Wingdings" w:hint="default"/>
+        <w:sz w:val="20"/>
+      </w:rPr>
+    </w:lvl>
+    <w:lvl w:ilvl="5" w:tentative="1">
+      <w:start w:val="1"/>
+      <w:numFmt w:val="bullet"/>
+      <w:lvlText w:val=""/>
+      <w:lvlJc w:val="left"/>
+      <w:pPr>
+        <w:tabs>
+          <w:tab w:val="num" w:pos="4320"/>
+        </w:tabs>
+        <w:ind w:left="4320" w:hanging="360"/>
+      </w:pPr>
+      <w:rPr>
+        <w:rFonts w:ascii="Wingdings" w:hAnsi="Wingdings" w:hint="default"/>
+        <w:sz w:val="20"/>
+      </w:rPr>
+    </w:lvl>
+    <w:lvl w:ilvl="6" w:tentative="1">
+      <w:start w:val="1"/>
+      <w:numFmt w:val="bullet"/>
+      <w:lvlText w:val=""/>
+      <w:lvlJc w:val="left"/>
+      <w:pPr>
+        <w:tabs>
+          <w:tab w:val="num" w:pos="5040"/>
+        </w:tabs>
+        <w:ind w:left="5040" w:hanging="360"/>
+      </w:pPr>
+      <w:rPr>
+        <w:rFonts w:ascii="Wingdings" w:hAnsi="Wingdings" w:hint="default"/>
+        <w:sz w:val="20"/>
+      </w:rPr>
+    </w:lvl>
+    <w:lvl w:ilvl="7" w:tentative="1">
+      <w:start w:val="1"/>
+      <w:numFmt w:val="bullet"/>
+      <w:lvlText w:val=""/>
+      <w:lvlJc w:val="left"/>
+      <w:pPr>
+        <w:tabs>
+          <w:tab w:val="num" w:pos="5760"/>
+        </w:tabs>
+        <w:ind w:left="5760" w:hanging="360"/>
+      </w:pPr>
+      <w:rPr>
+        <w:rFonts w:ascii="Wingdings" w:hAnsi="Wingdings" w:hint="default"/>
+        <w:sz w:val="20"/>
+      </w:rPr>
+    </w:lvl>
+    <w:lvl w:ilvl="8" w:tentative="1">
+      <w:start w:val="1"/>
+      <w:numFmt w:val="bullet"/>
+      <w:lvlText w:val=""/>
+      <w:lvlJc w:val="left"/>
+      <w:pPr>
+        <w:tabs>
+          <w:tab w:val="num" w:pos="6480"/>
+        </w:tabs>
+        <w:ind w:left="6480" w:hanging="360"/>
+      </w:pPr>
+      <w:rPr>
+        <w:rFonts w:ascii="Wingdings" w:hAnsi="Wingdings" w:hint="default"/>
+        <w:sz w:val="20"/>
+      </w:rPr>
+    </w:lvl>
+  </w:abstractNum>
+  <w:abstractNum w:abstractNumId="11" w15:restartNumberingAfterBreak="0">
     <w:nsid w:val="390A62EE"/>
     <w:multiLevelType w:val="multilevel"/>
     <w:tmpl w:val="04190025"/>
@@ -12243,31 +16244,43 @@
       </w:pPr>
     </w:lvl>
   </w:abstractNum>
-  <w:abstractNum w:abstractNumId="10" w15:restartNumberingAfterBreak="0">
+  <w:abstractNum w:abstractNumId="12" w15:restartNumberingAfterBreak="0">
     <w:nsid w:val="3D790DBC"/>
     <w:multiLevelType w:val="multilevel"/>
     <w:tmpl w:val="9736972A"/>
     <w:numStyleLink w:val="a2"/>
   </w:abstractNum>
-  <w:abstractNum w:abstractNumId="11" w15:restartNumberingAfterBreak="0">
+  <w:abstractNum w:abstractNumId="13" w15:restartNumberingAfterBreak="0">
     <w:nsid w:val="3D940E7E"/>
     <w:multiLevelType w:val="multilevel"/>
     <w:tmpl w:val="9736972A"/>
     <w:numStyleLink w:val="a2"/>
   </w:abstractNum>
-  <w:abstractNum w:abstractNumId="12" w15:restartNumberingAfterBreak="0">
+  <w:abstractNum w:abstractNumId="14" w15:restartNumberingAfterBreak="0">
     <w:nsid w:val="40066AA4"/>
     <w:multiLevelType w:val="multilevel"/>
     <w:tmpl w:val="9736972A"/>
     <w:numStyleLink w:val="a2"/>
   </w:abstractNum>
-  <w:abstractNum w:abstractNumId="13" w15:restartNumberingAfterBreak="0">
+  <w:abstractNum w:abstractNumId="15" w15:restartNumberingAfterBreak="0">
+    <w:nsid w:val="413B3C94"/>
+    <w:multiLevelType w:val="multilevel"/>
+    <w:tmpl w:val="9736972A"/>
+    <w:numStyleLink w:val="a2"/>
+  </w:abstractNum>
+  <w:abstractNum w:abstractNumId="16" w15:restartNumberingAfterBreak="0">
     <w:nsid w:val="424B76F6"/>
     <w:multiLevelType w:val="multilevel"/>
     <w:tmpl w:val="9736972A"/>
     <w:numStyleLink w:val="a2"/>
   </w:abstractNum>
-  <w:abstractNum w:abstractNumId="14" w15:restartNumberingAfterBreak="0">
+  <w:abstractNum w:abstractNumId="17" w15:restartNumberingAfterBreak="0">
+    <w:nsid w:val="4A462F07"/>
+    <w:multiLevelType w:val="multilevel"/>
+    <w:tmpl w:val="9736972A"/>
+    <w:numStyleLink w:val="a2"/>
+  </w:abstractNum>
+  <w:abstractNum w:abstractNumId="18" w15:restartNumberingAfterBreak="0">
     <w:nsid w:val="51655D1D"/>
     <w:multiLevelType w:val="multilevel"/>
     <w:tmpl w:val="9736972A"/>
@@ -12390,37 +16403,484 @@
       </w:rPr>
     </w:lvl>
   </w:abstractNum>
-  <w:abstractNum w:abstractNumId="15" w15:restartNumberingAfterBreak="0">
+  <w:abstractNum w:abstractNumId="19" w15:restartNumberingAfterBreak="0">
+    <w:nsid w:val="51A62297"/>
+    <w:multiLevelType w:val="multilevel"/>
+    <w:tmpl w:val="851626D2"/>
+    <w:lvl w:ilvl="0">
+      <w:start w:val="1"/>
+      <w:numFmt w:val="bullet"/>
+      <w:lvlText w:val=""/>
+      <w:lvlJc w:val="left"/>
+      <w:pPr>
+        <w:tabs>
+          <w:tab w:val="num" w:pos="720"/>
+        </w:tabs>
+        <w:ind w:left="720" w:hanging="360"/>
+      </w:pPr>
+      <w:rPr>
+        <w:rFonts w:ascii="Symbol" w:hAnsi="Symbol" w:hint="default"/>
+        <w:sz w:val="20"/>
+      </w:rPr>
+    </w:lvl>
+    <w:lvl w:ilvl="1" w:tentative="1">
+      <w:start w:val="1"/>
+      <w:numFmt w:val="bullet"/>
+      <w:lvlText w:val="o"/>
+      <w:lvlJc w:val="left"/>
+      <w:pPr>
+        <w:tabs>
+          <w:tab w:val="num" w:pos="1440"/>
+        </w:tabs>
+        <w:ind w:left="1440" w:hanging="360"/>
+      </w:pPr>
+      <w:rPr>
+        <w:rFonts w:ascii="Courier New" w:hAnsi="Courier New" w:hint="default"/>
+        <w:sz w:val="20"/>
+      </w:rPr>
+    </w:lvl>
+    <w:lvl w:ilvl="2" w:tentative="1">
+      <w:start w:val="1"/>
+      <w:numFmt w:val="bullet"/>
+      <w:lvlText w:val=""/>
+      <w:lvlJc w:val="left"/>
+      <w:pPr>
+        <w:tabs>
+          <w:tab w:val="num" w:pos="2160"/>
+        </w:tabs>
+        <w:ind w:left="2160" w:hanging="360"/>
+      </w:pPr>
+      <w:rPr>
+        <w:rFonts w:ascii="Wingdings" w:hAnsi="Wingdings" w:hint="default"/>
+        <w:sz w:val="20"/>
+      </w:rPr>
+    </w:lvl>
+    <w:lvl w:ilvl="3" w:tentative="1">
+      <w:start w:val="1"/>
+      <w:numFmt w:val="bullet"/>
+      <w:lvlText w:val=""/>
+      <w:lvlJc w:val="left"/>
+      <w:pPr>
+        <w:tabs>
+          <w:tab w:val="num" w:pos="2880"/>
+        </w:tabs>
+        <w:ind w:left="2880" w:hanging="360"/>
+      </w:pPr>
+      <w:rPr>
+        <w:rFonts w:ascii="Wingdings" w:hAnsi="Wingdings" w:hint="default"/>
+        <w:sz w:val="20"/>
+      </w:rPr>
+    </w:lvl>
+    <w:lvl w:ilvl="4" w:tentative="1">
+      <w:start w:val="1"/>
+      <w:numFmt w:val="bullet"/>
+      <w:lvlText w:val=""/>
+      <w:lvlJc w:val="left"/>
+      <w:pPr>
+        <w:tabs>
+          <w:tab w:val="num" w:pos="3600"/>
+        </w:tabs>
+        <w:ind w:left="3600" w:hanging="360"/>
+      </w:pPr>
+      <w:rPr>
+        <w:rFonts w:ascii="Wingdings" w:hAnsi="Wingdings" w:hint="default"/>
+        <w:sz w:val="20"/>
+      </w:rPr>
+    </w:lvl>
+    <w:lvl w:ilvl="5" w:tentative="1">
+      <w:start w:val="1"/>
+      <w:numFmt w:val="bullet"/>
+      <w:lvlText w:val=""/>
+      <w:lvlJc w:val="left"/>
+      <w:pPr>
+        <w:tabs>
+          <w:tab w:val="num" w:pos="4320"/>
+        </w:tabs>
+        <w:ind w:left="4320" w:hanging="360"/>
+      </w:pPr>
+      <w:rPr>
+        <w:rFonts w:ascii="Wingdings" w:hAnsi="Wingdings" w:hint="default"/>
+        <w:sz w:val="20"/>
+      </w:rPr>
+    </w:lvl>
+    <w:lvl w:ilvl="6" w:tentative="1">
+      <w:start w:val="1"/>
+      <w:numFmt w:val="bullet"/>
+      <w:lvlText w:val=""/>
+      <w:lvlJc w:val="left"/>
+      <w:pPr>
+        <w:tabs>
+          <w:tab w:val="num" w:pos="5040"/>
+        </w:tabs>
+        <w:ind w:left="5040" w:hanging="360"/>
+      </w:pPr>
+      <w:rPr>
+        <w:rFonts w:ascii="Wingdings" w:hAnsi="Wingdings" w:hint="default"/>
+        <w:sz w:val="20"/>
+      </w:rPr>
+    </w:lvl>
+    <w:lvl w:ilvl="7" w:tentative="1">
+      <w:start w:val="1"/>
+      <w:numFmt w:val="bullet"/>
+      <w:lvlText w:val=""/>
+      <w:lvlJc w:val="left"/>
+      <w:pPr>
+        <w:tabs>
+          <w:tab w:val="num" w:pos="5760"/>
+        </w:tabs>
+        <w:ind w:left="5760" w:hanging="360"/>
+      </w:pPr>
+      <w:rPr>
+        <w:rFonts w:ascii="Wingdings" w:hAnsi="Wingdings" w:hint="default"/>
+        <w:sz w:val="20"/>
+      </w:rPr>
+    </w:lvl>
+    <w:lvl w:ilvl="8" w:tentative="1">
+      <w:start w:val="1"/>
+      <w:numFmt w:val="bullet"/>
+      <w:lvlText w:val=""/>
+      <w:lvlJc w:val="left"/>
+      <w:pPr>
+        <w:tabs>
+          <w:tab w:val="num" w:pos="6480"/>
+        </w:tabs>
+        <w:ind w:left="6480" w:hanging="360"/>
+      </w:pPr>
+      <w:rPr>
+        <w:rFonts w:ascii="Wingdings" w:hAnsi="Wingdings" w:hint="default"/>
+        <w:sz w:val="20"/>
+      </w:rPr>
+    </w:lvl>
+  </w:abstractNum>
+  <w:abstractNum w:abstractNumId="20" w15:restartNumberingAfterBreak="0">
     <w:nsid w:val="54674CDD"/>
     <w:multiLevelType w:val="multilevel"/>
     <w:tmpl w:val="9736972A"/>
     <w:numStyleLink w:val="a2"/>
   </w:abstractNum>
-  <w:abstractNum w:abstractNumId="16" w15:restartNumberingAfterBreak="0">
+  <w:abstractNum w:abstractNumId="21" w15:restartNumberingAfterBreak="0">
     <w:nsid w:val="5E3D146F"/>
     <w:multiLevelType w:val="multilevel"/>
     <w:tmpl w:val="9736972A"/>
     <w:numStyleLink w:val="a2"/>
   </w:abstractNum>
-  <w:abstractNum w:abstractNumId="17" w15:restartNumberingAfterBreak="0">
+  <w:abstractNum w:abstractNumId="22" w15:restartNumberingAfterBreak="0">
+    <w:nsid w:val="6E56357F"/>
+    <w:multiLevelType w:val="multilevel"/>
+    <w:tmpl w:val="FC46CFE4"/>
+    <w:lvl w:ilvl="0">
+      <w:start w:val="1"/>
+      <w:numFmt w:val="bullet"/>
+      <w:lvlText w:val=""/>
+      <w:lvlJc w:val="left"/>
+      <w:pPr>
+        <w:tabs>
+          <w:tab w:val="num" w:pos="720"/>
+        </w:tabs>
+        <w:ind w:left="720" w:hanging="360"/>
+      </w:pPr>
+      <w:rPr>
+        <w:rFonts w:ascii="Symbol" w:hAnsi="Symbol" w:hint="default"/>
+        <w:sz w:val="20"/>
+      </w:rPr>
+    </w:lvl>
+    <w:lvl w:ilvl="1" w:tentative="1">
+      <w:start w:val="1"/>
+      <w:numFmt w:val="bullet"/>
+      <w:lvlText w:val="o"/>
+      <w:lvlJc w:val="left"/>
+      <w:pPr>
+        <w:tabs>
+          <w:tab w:val="num" w:pos="1440"/>
+        </w:tabs>
+        <w:ind w:left="1440" w:hanging="360"/>
+      </w:pPr>
+      <w:rPr>
+        <w:rFonts w:ascii="Courier New" w:hAnsi="Courier New" w:hint="default"/>
+        <w:sz w:val="20"/>
+      </w:rPr>
+    </w:lvl>
+    <w:lvl w:ilvl="2" w:tentative="1">
+      <w:start w:val="1"/>
+      <w:numFmt w:val="bullet"/>
+      <w:lvlText w:val=""/>
+      <w:lvlJc w:val="left"/>
+      <w:pPr>
+        <w:tabs>
+          <w:tab w:val="num" w:pos="2160"/>
+        </w:tabs>
+        <w:ind w:left="2160" w:hanging="360"/>
+      </w:pPr>
+      <w:rPr>
+        <w:rFonts w:ascii="Wingdings" w:hAnsi="Wingdings" w:hint="default"/>
+        <w:sz w:val="20"/>
+      </w:rPr>
+    </w:lvl>
+    <w:lvl w:ilvl="3" w:tentative="1">
+      <w:start w:val="1"/>
+      <w:numFmt w:val="bullet"/>
+      <w:lvlText w:val=""/>
+      <w:lvlJc w:val="left"/>
+      <w:pPr>
+        <w:tabs>
+          <w:tab w:val="num" w:pos="2880"/>
+        </w:tabs>
+        <w:ind w:left="2880" w:hanging="360"/>
+      </w:pPr>
+      <w:rPr>
+        <w:rFonts w:ascii="Wingdings" w:hAnsi="Wingdings" w:hint="default"/>
+        <w:sz w:val="20"/>
+      </w:rPr>
+    </w:lvl>
+    <w:lvl w:ilvl="4" w:tentative="1">
+      <w:start w:val="1"/>
+      <w:numFmt w:val="bullet"/>
+      <w:lvlText w:val=""/>
+      <w:lvlJc w:val="left"/>
+      <w:pPr>
+        <w:tabs>
+          <w:tab w:val="num" w:pos="3600"/>
+        </w:tabs>
+        <w:ind w:left="3600" w:hanging="360"/>
+      </w:pPr>
+      <w:rPr>
+        <w:rFonts w:ascii="Wingdings" w:hAnsi="Wingdings" w:hint="default"/>
+        <w:sz w:val="20"/>
+      </w:rPr>
+    </w:lvl>
+    <w:lvl w:ilvl="5" w:tentative="1">
+      <w:start w:val="1"/>
+      <w:numFmt w:val="bullet"/>
+      <w:lvlText w:val=""/>
+      <w:lvlJc w:val="left"/>
+      <w:pPr>
+        <w:tabs>
+          <w:tab w:val="num" w:pos="4320"/>
+        </w:tabs>
+        <w:ind w:left="4320" w:hanging="360"/>
+      </w:pPr>
+      <w:rPr>
+        <w:rFonts w:ascii="Wingdings" w:hAnsi="Wingdings" w:hint="default"/>
+        <w:sz w:val="20"/>
+      </w:rPr>
+    </w:lvl>
+    <w:lvl w:ilvl="6" w:tentative="1">
+      <w:start w:val="1"/>
+      <w:numFmt w:val="bullet"/>
+      <w:lvlText w:val=""/>
+      <w:lvlJc w:val="left"/>
+      <w:pPr>
+        <w:tabs>
+          <w:tab w:val="num" w:pos="5040"/>
+        </w:tabs>
+        <w:ind w:left="5040" w:hanging="360"/>
+      </w:pPr>
+      <w:rPr>
+        <w:rFonts w:ascii="Wingdings" w:hAnsi="Wingdings" w:hint="default"/>
+        <w:sz w:val="20"/>
+      </w:rPr>
+    </w:lvl>
+    <w:lvl w:ilvl="7" w:tentative="1">
+      <w:start w:val="1"/>
+      <w:numFmt w:val="bullet"/>
+      <w:lvlText w:val=""/>
+      <w:lvlJc w:val="left"/>
+      <w:pPr>
+        <w:tabs>
+          <w:tab w:val="num" w:pos="5760"/>
+        </w:tabs>
+        <w:ind w:left="5760" w:hanging="360"/>
+      </w:pPr>
+      <w:rPr>
+        <w:rFonts w:ascii="Wingdings" w:hAnsi="Wingdings" w:hint="default"/>
+        <w:sz w:val="20"/>
+      </w:rPr>
+    </w:lvl>
+    <w:lvl w:ilvl="8" w:tentative="1">
+      <w:start w:val="1"/>
+      <w:numFmt w:val="bullet"/>
+      <w:lvlText w:val=""/>
+      <w:lvlJc w:val="left"/>
+      <w:pPr>
+        <w:tabs>
+          <w:tab w:val="num" w:pos="6480"/>
+        </w:tabs>
+        <w:ind w:left="6480" w:hanging="360"/>
+      </w:pPr>
+      <w:rPr>
+        <w:rFonts w:ascii="Wingdings" w:hAnsi="Wingdings" w:hint="default"/>
+        <w:sz w:val="20"/>
+      </w:rPr>
+    </w:lvl>
+  </w:abstractNum>
+  <w:abstractNum w:abstractNumId="23" w15:restartNumberingAfterBreak="0">
     <w:nsid w:val="70C210BB"/>
     <w:multiLevelType w:val="multilevel"/>
     <w:tmpl w:val="9736972A"/>
     <w:numStyleLink w:val="a2"/>
   </w:abstractNum>
-  <w:abstractNum w:abstractNumId="18" w15:restartNumberingAfterBreak="0">
+  <w:abstractNum w:abstractNumId="24" w15:restartNumberingAfterBreak="0">
+    <w:nsid w:val="78B63B4A"/>
+    <w:multiLevelType w:val="multilevel"/>
+    <w:tmpl w:val="925C4D02"/>
+    <w:lvl w:ilvl="0">
+      <w:start w:val="1"/>
+      <w:numFmt w:val="bullet"/>
+      <w:lvlText w:val=""/>
+      <w:lvlJc w:val="left"/>
+      <w:pPr>
+        <w:tabs>
+          <w:tab w:val="num" w:pos="720"/>
+        </w:tabs>
+        <w:ind w:left="720" w:hanging="360"/>
+      </w:pPr>
+      <w:rPr>
+        <w:rFonts w:ascii="Symbol" w:hAnsi="Symbol" w:hint="default"/>
+        <w:sz w:val="20"/>
+      </w:rPr>
+    </w:lvl>
+    <w:lvl w:ilvl="1" w:tentative="1">
+      <w:start w:val="1"/>
+      <w:numFmt w:val="bullet"/>
+      <w:lvlText w:val="o"/>
+      <w:lvlJc w:val="left"/>
+      <w:pPr>
+        <w:tabs>
+          <w:tab w:val="num" w:pos="1440"/>
+        </w:tabs>
+        <w:ind w:left="1440" w:hanging="360"/>
+      </w:pPr>
+      <w:rPr>
+        <w:rFonts w:ascii="Courier New" w:hAnsi="Courier New" w:hint="default"/>
+        <w:sz w:val="20"/>
+      </w:rPr>
+    </w:lvl>
+    <w:lvl w:ilvl="2" w:tentative="1">
+      <w:start w:val="1"/>
+      <w:numFmt w:val="bullet"/>
+      <w:lvlText w:val=""/>
+      <w:lvlJc w:val="left"/>
+      <w:pPr>
+        <w:tabs>
+          <w:tab w:val="num" w:pos="2160"/>
+        </w:tabs>
+        <w:ind w:left="2160" w:hanging="360"/>
+      </w:pPr>
+      <w:rPr>
+        <w:rFonts w:ascii="Wingdings" w:hAnsi="Wingdings" w:hint="default"/>
+        <w:sz w:val="20"/>
+      </w:rPr>
+    </w:lvl>
+    <w:lvl w:ilvl="3" w:tentative="1">
+      <w:start w:val="1"/>
+      <w:numFmt w:val="bullet"/>
+      <w:lvlText w:val=""/>
+      <w:lvlJc w:val="left"/>
+      <w:pPr>
+        <w:tabs>
+          <w:tab w:val="num" w:pos="2880"/>
+        </w:tabs>
+        <w:ind w:left="2880" w:hanging="360"/>
+      </w:pPr>
+      <w:rPr>
+        <w:rFonts w:ascii="Wingdings" w:hAnsi="Wingdings" w:hint="default"/>
+        <w:sz w:val="20"/>
+      </w:rPr>
+    </w:lvl>
+    <w:lvl w:ilvl="4" w:tentative="1">
+      <w:start w:val="1"/>
+      <w:numFmt w:val="bullet"/>
+      <w:lvlText w:val=""/>
+      <w:lvlJc w:val="left"/>
+      <w:pPr>
+        <w:tabs>
+          <w:tab w:val="num" w:pos="3600"/>
+        </w:tabs>
+        <w:ind w:left="3600" w:hanging="360"/>
+      </w:pPr>
+      <w:rPr>
+        <w:rFonts w:ascii="Wingdings" w:hAnsi="Wingdings" w:hint="default"/>
+        <w:sz w:val="20"/>
+      </w:rPr>
+    </w:lvl>
+    <w:lvl w:ilvl="5" w:tentative="1">
+      <w:start w:val="1"/>
+      <w:numFmt w:val="bullet"/>
+      <w:lvlText w:val=""/>
+      <w:lvlJc w:val="left"/>
+      <w:pPr>
+        <w:tabs>
+          <w:tab w:val="num" w:pos="4320"/>
+        </w:tabs>
+        <w:ind w:left="4320" w:hanging="360"/>
+      </w:pPr>
+      <w:rPr>
+        <w:rFonts w:ascii="Wingdings" w:hAnsi="Wingdings" w:hint="default"/>
+        <w:sz w:val="20"/>
+      </w:rPr>
+    </w:lvl>
+    <w:lvl w:ilvl="6" w:tentative="1">
+      <w:start w:val="1"/>
+      <w:numFmt w:val="bullet"/>
+      <w:lvlText w:val=""/>
+      <w:lvlJc w:val="left"/>
+      <w:pPr>
+        <w:tabs>
+          <w:tab w:val="num" w:pos="5040"/>
+        </w:tabs>
+        <w:ind w:left="5040" w:hanging="360"/>
+      </w:pPr>
+      <w:rPr>
+        <w:rFonts w:ascii="Wingdings" w:hAnsi="Wingdings" w:hint="default"/>
+        <w:sz w:val="20"/>
+      </w:rPr>
+    </w:lvl>
+    <w:lvl w:ilvl="7" w:tentative="1">
+      <w:start w:val="1"/>
+      <w:numFmt w:val="bullet"/>
+      <w:lvlText w:val=""/>
+      <w:lvlJc w:val="left"/>
+      <w:pPr>
+        <w:tabs>
+          <w:tab w:val="num" w:pos="5760"/>
+        </w:tabs>
+        <w:ind w:left="5760" w:hanging="360"/>
+      </w:pPr>
+      <w:rPr>
+        <w:rFonts w:ascii="Wingdings" w:hAnsi="Wingdings" w:hint="default"/>
+        <w:sz w:val="20"/>
+      </w:rPr>
+    </w:lvl>
+    <w:lvl w:ilvl="8" w:tentative="1">
+      <w:start w:val="1"/>
+      <w:numFmt w:val="bullet"/>
+      <w:lvlText w:val=""/>
+      <w:lvlJc w:val="left"/>
+      <w:pPr>
+        <w:tabs>
+          <w:tab w:val="num" w:pos="6480"/>
+        </w:tabs>
+        <w:ind w:left="6480" w:hanging="360"/>
+      </w:pPr>
+      <w:rPr>
+        <w:rFonts w:ascii="Wingdings" w:hAnsi="Wingdings" w:hint="default"/>
+        <w:sz w:val="20"/>
+      </w:rPr>
+    </w:lvl>
+  </w:abstractNum>
+  <w:abstractNum w:abstractNumId="25" w15:restartNumberingAfterBreak="0">
     <w:nsid w:val="7D2F36F2"/>
     <w:multiLevelType w:val="multilevel"/>
     <w:tmpl w:val="9736972A"/>
     <w:numStyleLink w:val="a2"/>
   </w:abstractNum>
-  <w:abstractNum w:abstractNumId="19" w15:restartNumberingAfterBreak="0">
+  <w:abstractNum w:abstractNumId="26" w15:restartNumberingAfterBreak="0">
     <w:nsid w:val="7E9F62F6"/>
     <w:multiLevelType w:val="multilevel"/>
     <w:tmpl w:val="9736972A"/>
     <w:numStyleLink w:val="a2"/>
   </w:abstractNum>
-  <w:abstractNum w:abstractNumId="20" w15:restartNumberingAfterBreak="0">
+  <w:abstractNum w:abstractNumId="27" w15:restartNumberingAfterBreak="0">
     <w:nsid w:val="7F843982"/>
     <w:multiLevelType w:val="multilevel"/>
     <w:tmpl w:val="9736972A"/>
@@ -12433,61 +16893,82 @@
     <w:abstractNumId w:val="0"/>
   </w:num>
   <w:num w:numId="3" w16cid:durableId="1223711082">
-    <w:abstractNumId w:val="9"/>
+    <w:abstractNumId w:val="11"/>
   </w:num>
   <w:num w:numId="4" w16cid:durableId="773091358">
-    <w:abstractNumId w:val="8"/>
+    <w:abstractNumId w:val="9"/>
   </w:num>
   <w:num w:numId="5" w16cid:durableId="2026058414">
     <w:abstractNumId w:val="3"/>
   </w:num>
   <w:num w:numId="6" w16cid:durableId="661008563">
-    <w:abstractNumId w:val="14"/>
+    <w:abstractNumId w:val="18"/>
   </w:num>
   <w:num w:numId="7" w16cid:durableId="1768887985">
-    <w:abstractNumId w:val="11"/>
+    <w:abstractNumId w:val="13"/>
   </w:num>
   <w:num w:numId="8" w16cid:durableId="1377241685">
-    <w:abstractNumId w:val="7"/>
+    <w:abstractNumId w:val="8"/>
   </w:num>
   <w:num w:numId="9" w16cid:durableId="405614127">
     <w:abstractNumId w:val="5"/>
   </w:num>
   <w:num w:numId="10" w16cid:durableId="1870600962">
-    <w:abstractNumId w:val="16"/>
+    <w:abstractNumId w:val="21"/>
   </w:num>
   <w:num w:numId="11" w16cid:durableId="1196190417">
-    <w:abstractNumId w:val="6"/>
+    <w:abstractNumId w:val="7"/>
   </w:num>
   <w:num w:numId="12" w16cid:durableId="1350719410">
     <w:abstractNumId w:val="2"/>
   </w:num>
   <w:num w:numId="13" w16cid:durableId="1013413133">
+    <w:abstractNumId w:val="14"/>
+  </w:num>
+  <w:num w:numId="14" w16cid:durableId="1601838160">
+    <w:abstractNumId w:val="23"/>
+  </w:num>
+  <w:num w:numId="15" w16cid:durableId="998341227">
     <w:abstractNumId w:val="12"/>
   </w:num>
-  <w:num w:numId="14" w16cid:durableId="1601838160">
-    <w:abstractNumId w:val="17"/>
-  </w:num>
-  <w:num w:numId="15" w16cid:durableId="998341227">
-    <w:abstractNumId w:val="10"/>
-  </w:num>
   <w:num w:numId="16" w16cid:durableId="85545228">
-    <w:abstractNumId w:val="19"/>
+    <w:abstractNumId w:val="26"/>
   </w:num>
   <w:num w:numId="17" w16cid:durableId="1840122980">
+    <w:abstractNumId w:val="27"/>
+  </w:num>
+  <w:num w:numId="18" w16cid:durableId="51739701">
     <w:abstractNumId w:val="20"/>
   </w:num>
-  <w:num w:numId="18" w16cid:durableId="51739701">
-    <w:abstractNumId w:val="15"/>
-  </w:num>
   <w:num w:numId="19" w16cid:durableId="986858746">
-    <w:abstractNumId w:val="18"/>
+    <w:abstractNumId w:val="25"/>
   </w:num>
   <w:num w:numId="20" w16cid:durableId="1149440736">
-    <w:abstractNumId w:val="13"/>
+    <w:abstractNumId w:val="16"/>
   </w:num>
   <w:num w:numId="21" w16cid:durableId="822741182">
     <w:abstractNumId w:val="4"/>
+  </w:num>
+  <w:num w:numId="22" w16cid:durableId="1256943094">
+    <w:abstractNumId w:val="15"/>
+  </w:num>
+  <w:num w:numId="23" w16cid:durableId="1774085095">
+    <w:abstractNumId w:val="22"/>
+  </w:num>
+  <w:num w:numId="24" w16cid:durableId="931398353">
+    <w:abstractNumId w:val="17"/>
+  </w:num>
+  <w:num w:numId="25" w16cid:durableId="1385064765">
+    <w:abstractNumId w:val="19"/>
+  </w:num>
+  <w:num w:numId="26" w16cid:durableId="896207640">
+    <w:abstractNumId w:val="6"/>
+  </w:num>
+  <w:num w:numId="27" w16cid:durableId="608857768">
+    <w:abstractNumId w:val="10"/>
+  </w:num>
+  <w:num w:numId="28" w16cid:durableId="1466660419">
+    <w:abstractNumId w:val="24"/>
   </w:num>
   <w:numIdMacAtCleanup w:val="8"/>
 </w:numbering>
@@ -12586,7 +17067,7 @@
     <w:lsdException w:name="Block Text" w:semiHidden="1" w:unhideWhenUsed="1"/>
     <w:lsdException w:name="Hyperlink" w:semiHidden="1" w:uiPriority="99" w:unhideWhenUsed="1"/>
     <w:lsdException w:name="FollowedHyperlink" w:semiHidden="1" w:unhideWhenUsed="1"/>
-    <w:lsdException w:name="Strong" w:qFormat="1"/>
+    <w:lsdException w:name="Strong" w:uiPriority="22" w:qFormat="1"/>
     <w:lsdException w:name="Emphasis" w:qFormat="1"/>
     <w:lsdException w:name="Document Map" w:semiHidden="1" w:unhideWhenUsed="1"/>
     <w:lsdException w:name="Plain Text" w:semiHidden="1" w:unhideWhenUsed="1"/>
@@ -13792,6 +18273,17 @@
       <w:u w:val="single"/>
     </w:rPr>
   </w:style>
+  <w:style w:type="character" w:styleId="aff3">
+    <w:name w:val="Strong"/>
+    <w:basedOn w:val="a5"/>
+    <w:uiPriority w:val="22"/>
+    <w:qFormat/>
+    <w:rsid w:val="004C1C42"/>
+    <w:rPr>
+      <w:b/>
+      <w:bCs/>
+    </w:rPr>
+  </w:style>
 </w:styles>
 </file>
 

--- a/ММО, лабораторные работы/ММО, л.р., отчёт.docx
+++ b/ММО, лабораторные работы/ММО, л.р., отчёт.docx
@@ -3277,27 +3277,15 @@
         </w:tabs>
         <w:ind w:left="708" w:firstLine="0"/>
         <w:jc w:val="left"/>
-        <w:rPr>
-          <w:lang w:val="ru-RU"/>
-        </w:rPr>
-      </w:pPr>
-      <w:r>
-        <w:rPr>
-          <w:lang w:val="ru-RU"/>
-        </w:rPr>
+      </w:pPr>
+      <w:r>
         <w:lastRenderedPageBreak/>
         <w:tab/>
       </w:r>
       <w:r>
-        <w:rPr>
-          <w:lang w:val="ru-RU"/>
-        </w:rPr>
         <w:tab/>
       </w:r>
       <w:r>
-        <w:rPr>
-          <w:lang w:val="ru-RU"/>
-        </w:rPr>
         <w:t>Содержание</w:t>
       </w:r>
     </w:p>
@@ -3328,7 +3316,7 @@
       <w:r>
         <w:fldChar w:fldCharType="separate"/>
       </w:r>
-      <w:hyperlink w:anchor="_Toc242272093" w:history="1">
+      <w:hyperlink w:anchor="_Toc243434013" w:history="1">
         <w:r>
           <w:rPr>
             <w:rStyle w:val="af"/>
@@ -3372,7 +3360,7 @@
             <w:noProof/>
             <w:webHidden/>
           </w:rPr>
-          <w:instrText xml:space="preserve"> PAGEREF _Toc242272093 \h </w:instrText>
+          <w:instrText xml:space="preserve"> PAGEREF _Toc243434013 \h </w:instrText>
         </w:r>
         <w:r>
           <w:rPr>
@@ -3414,7 +3402,7 @@
           <w14:ligatures w14:val="standardContextual"/>
         </w:rPr>
       </w:pPr>
-      <w:hyperlink w:anchor="_Toc242272094" w:history="1">
+      <w:hyperlink w:anchor="_Toc243434014" w:history="1">
         <w:r>
           <w:rPr>
             <w:rStyle w:val="af"/>
@@ -3458,7 +3446,7 @@
             <w:noProof/>
             <w:webHidden/>
           </w:rPr>
-          <w:instrText xml:space="preserve"> PAGEREF _Toc242272094 \h </w:instrText>
+          <w:instrText xml:space="preserve"> PAGEREF _Toc243434014 \h </w:instrText>
         </w:r>
         <w:r>
           <w:rPr>
@@ -3504,7 +3492,7 @@
           <w14:ligatures w14:val="standardContextual"/>
         </w:rPr>
       </w:pPr>
-      <w:hyperlink w:anchor="_Toc242272095" w:history="1">
+      <w:hyperlink w:anchor="_Toc243434015" w:history="1">
         <w:r>
           <w:rPr>
             <w:rStyle w:val="af"/>
@@ -3548,7 +3536,7 @@
             <w:noProof/>
             <w:webHidden/>
           </w:rPr>
-          <w:instrText xml:space="preserve"> PAGEREF _Toc242272095 \h </w:instrText>
+          <w:instrText xml:space="preserve"> PAGEREF _Toc243434015 \h </w:instrText>
         </w:r>
         <w:r>
           <w:rPr>
@@ -3594,7 +3582,7 @@
           <w14:ligatures w14:val="standardContextual"/>
         </w:rPr>
       </w:pPr>
-      <w:hyperlink w:anchor="_Toc242272096" w:history="1">
+      <w:hyperlink w:anchor="_Toc243434016" w:history="1">
         <w:r>
           <w:rPr>
             <w:rStyle w:val="af"/>
@@ -3638,7 +3626,7 @@
             <w:noProof/>
             <w:webHidden/>
           </w:rPr>
-          <w:instrText xml:space="preserve"> PAGEREF _Toc242272096 \h </w:instrText>
+          <w:instrText xml:space="preserve"> PAGEREF _Toc243434016 \h </w:instrText>
         </w:r>
         <w:r>
           <w:rPr>
@@ -3684,7 +3672,7 @@
           <w14:ligatures w14:val="standardContextual"/>
         </w:rPr>
       </w:pPr>
-      <w:hyperlink w:anchor="_Toc242272097" w:history="1">
+      <w:hyperlink w:anchor="_Toc243434017" w:history="1">
         <w:r>
           <w:rPr>
             <w:rStyle w:val="af"/>
@@ -3728,7 +3716,7 @@
             <w:noProof/>
             <w:webHidden/>
           </w:rPr>
-          <w:instrText xml:space="preserve"> PAGEREF _Toc242272097 \h </w:instrText>
+          <w:instrText xml:space="preserve"> PAGEREF _Toc243434017 \h </w:instrText>
         </w:r>
         <w:r>
           <w:rPr>
@@ -3770,13 +3758,279 @@
           <w14:ligatures w14:val="standardContextual"/>
         </w:rPr>
       </w:pPr>
-      <w:hyperlink w:anchor="_Toc242272098" w:history="1">
+      <w:hyperlink w:anchor="_Toc243434018" w:history="1">
         <w:r>
           <w:rPr>
             <w:rStyle w:val="af"/>
             <w:noProof/>
           </w:rPr>
           <w:t>3</w:t>
+        </w:r>
+        <w:r>
+          <w:rPr>
+            <w:rFonts w:asciiTheme="minorHAnsi" w:eastAsiaTheme="minorEastAsia" w:hAnsiTheme="minorHAnsi" w:cstheme="minorBidi"/>
+            <w:noProof/>
+            <w:kern w:val="2"/>
+            <w:sz w:val="24"/>
+            <w14:ligatures w14:val="standardContextual"/>
+          </w:rPr>
+          <w:tab/>
+        </w:r>
+        <w:r>
+          <w:rPr>
+            <w:rStyle w:val="af"/>
+            <w:noProof/>
+          </w:rPr>
+          <w:t>Лабораторная работа 1</w:t>
+        </w:r>
+        <w:r>
+          <w:rPr>
+            <w:noProof/>
+            <w:webHidden/>
+          </w:rPr>
+          <w:tab/>
+        </w:r>
+        <w:r>
+          <w:rPr>
+            <w:noProof/>
+            <w:webHidden/>
+          </w:rPr>
+          <w:fldChar w:fldCharType="begin"/>
+        </w:r>
+        <w:r>
+          <w:rPr>
+            <w:noProof/>
+            <w:webHidden/>
+          </w:rPr>
+          <w:instrText xml:space="preserve"> PAGEREF _Toc243434018 \h </w:instrText>
+        </w:r>
+        <w:r>
+          <w:rPr>
+            <w:noProof/>
+            <w:webHidden/>
+          </w:rPr>
+        </w:r>
+        <w:r>
+          <w:rPr>
+            <w:noProof/>
+            <w:webHidden/>
+          </w:rPr>
+          <w:fldChar w:fldCharType="separate"/>
+        </w:r>
+        <w:r>
+          <w:rPr>
+            <w:noProof/>
+            <w:webHidden/>
+          </w:rPr>
+          <w:t>17</w:t>
+        </w:r>
+        <w:r>
+          <w:rPr>
+            <w:noProof/>
+            <w:webHidden/>
+          </w:rPr>
+          <w:fldChar w:fldCharType="end"/>
+        </w:r>
+      </w:hyperlink>
+    </w:p>
+    <w:p>
+      <w:pPr>
+        <w:pStyle w:val="20"/>
+        <w:tabs>
+          <w:tab w:val="left" w:pos="960"/>
+          <w:tab w:val="right" w:leader="dot" w:pos="9911"/>
+        </w:tabs>
+        <w:rPr>
+          <w:rFonts w:asciiTheme="minorHAnsi" w:eastAsiaTheme="minorEastAsia" w:hAnsiTheme="minorHAnsi" w:cstheme="minorBidi"/>
+          <w:noProof/>
+          <w:kern w:val="2"/>
+          <w:sz w:val="24"/>
+          <w14:ligatures w14:val="standardContextual"/>
+        </w:rPr>
+      </w:pPr>
+      <w:hyperlink w:anchor="_Toc243434019" w:history="1">
+        <w:r>
+          <w:rPr>
+            <w:rStyle w:val="af"/>
+            <w:noProof/>
+          </w:rPr>
+          <w:t>3.1</w:t>
+        </w:r>
+        <w:r>
+          <w:rPr>
+            <w:rFonts w:asciiTheme="minorHAnsi" w:eastAsiaTheme="minorEastAsia" w:hAnsiTheme="minorHAnsi" w:cstheme="minorBidi"/>
+            <w:noProof/>
+            <w:kern w:val="2"/>
+            <w:sz w:val="24"/>
+            <w14:ligatures w14:val="standardContextual"/>
+          </w:rPr>
+          <w:tab/>
+        </w:r>
+        <w:r>
+          <w:rPr>
+            <w:rStyle w:val="af"/>
+            <w:noProof/>
+          </w:rPr>
+          <w:t>Подготовка</w:t>
+        </w:r>
+        <w:r>
+          <w:rPr>
+            <w:noProof/>
+            <w:webHidden/>
+          </w:rPr>
+          <w:tab/>
+        </w:r>
+        <w:r>
+          <w:rPr>
+            <w:noProof/>
+            <w:webHidden/>
+          </w:rPr>
+          <w:fldChar w:fldCharType="begin"/>
+        </w:r>
+        <w:r>
+          <w:rPr>
+            <w:noProof/>
+            <w:webHidden/>
+          </w:rPr>
+          <w:instrText xml:space="preserve"> PAGEREF _Toc243434019 \h </w:instrText>
+        </w:r>
+        <w:r>
+          <w:rPr>
+            <w:noProof/>
+            <w:webHidden/>
+          </w:rPr>
+        </w:r>
+        <w:r>
+          <w:rPr>
+            <w:noProof/>
+            <w:webHidden/>
+          </w:rPr>
+          <w:fldChar w:fldCharType="separate"/>
+        </w:r>
+        <w:r>
+          <w:rPr>
+            <w:noProof/>
+            <w:webHidden/>
+          </w:rPr>
+          <w:t>17</w:t>
+        </w:r>
+        <w:r>
+          <w:rPr>
+            <w:noProof/>
+            <w:webHidden/>
+          </w:rPr>
+          <w:fldChar w:fldCharType="end"/>
+        </w:r>
+      </w:hyperlink>
+    </w:p>
+    <w:p>
+      <w:pPr>
+        <w:pStyle w:val="20"/>
+        <w:tabs>
+          <w:tab w:val="left" w:pos="960"/>
+          <w:tab w:val="right" w:leader="dot" w:pos="9911"/>
+        </w:tabs>
+        <w:rPr>
+          <w:rFonts w:asciiTheme="minorHAnsi" w:eastAsiaTheme="minorEastAsia" w:hAnsiTheme="minorHAnsi" w:cstheme="minorBidi"/>
+          <w:noProof/>
+          <w:kern w:val="2"/>
+          <w:sz w:val="24"/>
+          <w14:ligatures w14:val="standardContextual"/>
+        </w:rPr>
+      </w:pPr>
+      <w:hyperlink w:anchor="_Toc243434020" w:history="1">
+        <w:r>
+          <w:rPr>
+            <w:rStyle w:val="af"/>
+            <w:noProof/>
+          </w:rPr>
+          <w:t>3.2</w:t>
+        </w:r>
+        <w:r>
+          <w:rPr>
+            <w:rFonts w:asciiTheme="minorHAnsi" w:eastAsiaTheme="minorEastAsia" w:hAnsiTheme="minorHAnsi" w:cstheme="minorBidi"/>
+            <w:noProof/>
+            <w:kern w:val="2"/>
+            <w:sz w:val="24"/>
+            <w14:ligatures w14:val="standardContextual"/>
+          </w:rPr>
+          <w:tab/>
+        </w:r>
+        <w:r>
+          <w:rPr>
+            <w:rStyle w:val="af"/>
+            <w:noProof/>
+          </w:rPr>
+          <w:t>Запуск</w:t>
+        </w:r>
+        <w:r>
+          <w:rPr>
+            <w:noProof/>
+            <w:webHidden/>
+          </w:rPr>
+          <w:tab/>
+        </w:r>
+        <w:r>
+          <w:rPr>
+            <w:noProof/>
+            <w:webHidden/>
+          </w:rPr>
+          <w:fldChar w:fldCharType="begin"/>
+        </w:r>
+        <w:r>
+          <w:rPr>
+            <w:noProof/>
+            <w:webHidden/>
+          </w:rPr>
+          <w:instrText xml:space="preserve"> PAGEREF _Toc243434020 \h </w:instrText>
+        </w:r>
+        <w:r>
+          <w:rPr>
+            <w:noProof/>
+            <w:webHidden/>
+          </w:rPr>
+        </w:r>
+        <w:r>
+          <w:rPr>
+            <w:noProof/>
+            <w:webHidden/>
+          </w:rPr>
+          <w:fldChar w:fldCharType="separate"/>
+        </w:r>
+        <w:r>
+          <w:rPr>
+            <w:noProof/>
+            <w:webHidden/>
+          </w:rPr>
+          <w:t>17</w:t>
+        </w:r>
+        <w:r>
+          <w:rPr>
+            <w:noProof/>
+            <w:webHidden/>
+          </w:rPr>
+          <w:fldChar w:fldCharType="end"/>
+        </w:r>
+      </w:hyperlink>
+    </w:p>
+    <w:p>
+      <w:pPr>
+        <w:pStyle w:val="11"/>
+        <w:rPr>
+          <w:rFonts w:asciiTheme="minorHAnsi" w:eastAsiaTheme="minorEastAsia" w:hAnsiTheme="minorHAnsi" w:cstheme="minorBidi"/>
+          <w:noProof/>
+          <w:kern w:val="2"/>
+          <w:sz w:val="24"/>
+          <w14:ligatures w14:val="standardContextual"/>
+        </w:rPr>
+      </w:pPr>
+      <w:hyperlink w:anchor="_Toc243434021" w:history="1">
+        <w:r>
+          <w:rPr>
+            <w:rStyle w:val="af"/>
+            <w:noProof/>
+          </w:rPr>
+          <w:t>4</w:t>
         </w:r>
         <w:r>
           <w:rPr>
@@ -3814,7 +4068,7 @@
             <w:noProof/>
             <w:webHidden/>
           </w:rPr>
-          <w:instrText xml:space="preserve"> PAGEREF _Toc242272098 \h </w:instrText>
+          <w:instrText xml:space="preserve"> PAGEREF _Toc243434021 \h </w:instrText>
         </w:r>
         <w:r>
           <w:rPr>
@@ -3834,7 +4088,7 @@
             <w:noProof/>
             <w:webHidden/>
           </w:rPr>
-          <w:t>15</w:t>
+          <w:t>18</w:t>
         </w:r>
         <w:r>
           <w:rPr>
@@ -3856,13 +4110,13 @@
           <w14:ligatures w14:val="standardContextual"/>
         </w:rPr>
       </w:pPr>
-      <w:hyperlink w:anchor="_Toc242272099" w:history="1">
+      <w:hyperlink w:anchor="_Toc243434022" w:history="1">
         <w:r>
           <w:rPr>
             <w:rStyle w:val="af"/>
             <w:noProof/>
           </w:rPr>
-          <w:t>4</w:t>
+          <w:t>5</w:t>
         </w:r>
         <w:r>
           <w:rPr>
@@ -3900,7 +4154,7 @@
             <w:noProof/>
             <w:webHidden/>
           </w:rPr>
-          <w:instrText xml:space="preserve"> PAGEREF _Toc242272099 \h </w:instrText>
+          <w:instrText xml:space="preserve"> PAGEREF _Toc243434022 \h </w:instrText>
         </w:r>
         <w:r>
           <w:rPr>
@@ -3920,7 +4174,7 @@
             <w:noProof/>
             <w:webHidden/>
           </w:rPr>
-          <w:t>16</w:t>
+          <w:t>19</w:t>
         </w:r>
         <w:r>
           <w:rPr>
@@ -3953,7 +4207,7 @@
       <w:pPr>
         <w:pStyle w:val="1"/>
       </w:pPr>
-      <w:bookmarkStart w:id="10" w:name="_Toc242272093"/>
+      <w:bookmarkStart w:id="10" w:name="_Toc243434013"/>
       <w:r>
         <w:lastRenderedPageBreak/>
         <w:t>Цель работы</w:t>
@@ -3963,20 +4217,11 @@
     <w:p>
       <w:pPr>
         <w:pStyle w:val="a4"/>
-        <w:rPr>
-          <w:lang w:val="ru-RU"/>
-        </w:rPr>
-      </w:pPr>
-      <w:r>
-        <w:rPr>
-          <w:lang w:val="ru-RU"/>
-        </w:rPr>
+      </w:pPr>
+      <w:r>
         <w:t xml:space="preserve">Целью работы </w:t>
       </w:r>
       <w:r>
-        <w:rPr>
-          <w:lang w:val="ru-RU"/>
-        </w:rPr>
         <w:t>является ….</w:t>
       </w:r>
     </w:p>
@@ -3984,14 +4229,8 @@
       <w:pPr>
         <w:pStyle w:val="a4"/>
         <w:spacing w:line="480" w:lineRule="auto"/>
-        <w:rPr>
-          <w:lang w:val="ru-RU"/>
-        </w:rPr>
-      </w:pPr>
-      <w:r>
-        <w:rPr>
-          <w:lang w:val="ru-RU"/>
-        </w:rPr>
+      </w:pPr>
+      <w:r>
         <w:t>Тема: прогнозирование свойств медицинских композиционных материалов.</w:t>
       </w:r>
     </w:p>
@@ -3999,7 +4238,7 @@
       <w:pPr>
         <w:pStyle w:val="1"/>
       </w:pPr>
-      <w:bookmarkStart w:id="11" w:name="_Toc242272094"/>
+      <w:bookmarkStart w:id="11" w:name="_Toc243434014"/>
       <w:r>
         <w:lastRenderedPageBreak/>
         <w:t>Анализ информации</w:t>
@@ -4010,7 +4249,7 @@
       <w:pPr>
         <w:pStyle w:val="2"/>
       </w:pPr>
-      <w:bookmarkStart w:id="12" w:name="_Toc242272095"/>
+      <w:bookmarkStart w:id="12" w:name="_Toc243434015"/>
       <w:r>
         <w:t>Поиск источников</w:t>
       </w:r>
@@ -4019,20 +4258,11 @@
     <w:p>
       <w:pPr>
         <w:pStyle w:val="a4"/>
-        <w:rPr>
-          <w:lang w:val="ru-RU"/>
-        </w:rPr>
-      </w:pPr>
-      <w:r>
-        <w:rPr>
-          <w:lang w:val="ru-RU"/>
-        </w:rPr>
+      </w:pPr>
+      <w:r>
         <w:t>Сн</w:t>
       </w:r>
       <w:r>
-        <w:rPr>
-          <w:lang w:val="ru-RU"/>
-        </w:rPr>
         <w:t>ачала необходимо найти публикации и статьи по выбранной теме, для чего воспользуемся сайтом «</w:t>
       </w:r>
       <w:proofErr w:type="spellStart"/>
@@ -4041,98 +4271,45 @@
       </w:r>
       <w:proofErr w:type="spellEnd"/>
       <w:r>
-        <w:rPr>
-          <w:lang w:val="ru-RU"/>
-        </w:rPr>
         <w:t xml:space="preserve">» </w:t>
       </w:r>
       <w:r>
-        <w:rPr>
-          <w:lang w:val="ru-RU"/>
-        </w:rPr>
         <w:t>[</w:t>
       </w:r>
       <w:r>
-        <w:rPr>
-          <w:lang w:val="ru-RU"/>
-        </w:rPr>
         <w:fldChar w:fldCharType="begin"/>
       </w:r>
       <w:r>
-        <w:rPr>
-          <w:lang w:val="ru-RU"/>
-        </w:rPr>
         <w:instrText xml:space="preserve"> REF _Ref241625740 \r \h </w:instrText>
       </w:r>
       <w:r>
-        <w:rPr>
-          <w:lang w:val="ru-RU"/>
-        </w:rPr>
-      </w:r>
-      <w:r>
-        <w:rPr>
-          <w:lang w:val="ru-RU"/>
-        </w:rPr>
         <w:fldChar w:fldCharType="separate"/>
       </w:r>
       <w:r>
-        <w:rPr>
-          <w:lang w:val="ru-RU"/>
-        </w:rPr>
         <w:t>1</w:t>
       </w:r>
       <w:r>
-        <w:rPr>
-          <w:lang w:val="ru-RU"/>
-        </w:rPr>
         <w:fldChar w:fldCharType="end"/>
       </w:r>
       <w:r>
-        <w:rPr>
-          <w:lang w:val="ru-RU"/>
-        </w:rPr>
         <w:t>]</w:t>
       </w:r>
       <w:r>
-        <w:rPr>
-          <w:lang w:val="ru-RU"/>
-        </w:rPr>
-        <w:t xml:space="preserve"> и агентом «</w:t>
-      </w:r>
-      <w:r>
-        <w:t>Asta</w:t>
-      </w:r>
-      <w:r>
-        <w:rPr>
-          <w:lang w:val="ru-RU"/>
-        </w:rPr>
+        <w:t xml:space="preserve"> и агентом «Asta</w:t>
+      </w:r>
+      <w:r>
         <w:t xml:space="preserve"> </w:t>
       </w:r>
       <w:r>
-        <w:t>AI</w:t>
-      </w:r>
-      <w:r>
-        <w:rPr>
-          <w:lang w:val="ru-RU"/>
-        </w:rPr>
-        <w:t>»</w:t>
-      </w:r>
-      <w:r>
-        <w:rPr>
-          <w:lang w:val="ru-RU"/>
-        </w:rPr>
+        <w:t>AI»</w:t>
+      </w:r>
+      <w:r>
         <w:t xml:space="preserve"> []</w:t>
       </w:r>
       <w:r>
-        <w:rPr>
-          <w:lang w:val="ru-RU"/>
-        </w:rPr>
         <w:t>.</w:t>
       </w:r>
       <w:r>
-        <w:rPr>
-          <w:lang w:val="ru-RU"/>
-        </w:rPr>
         <w:t xml:space="preserve"> Далее приведены найденные статьи с указанием темы, авторов, места публикации и краткой информации:</w:t>
       </w:r>
     </w:p>
@@ -4149,35 +4326,59 @@
     <w:p>
       <w:pPr>
         <w:pStyle w:val="a4"/>
-      </w:pPr>
-      <w:r>
+        <w:rPr>
+          <w:lang w:val="en-US"/>
+        </w:rPr>
+      </w:pPr>
+      <w:r>
+        <w:rPr>
+          <w:lang w:val="en-US"/>
+        </w:rPr>
         <w:t>«Accelerating the Design of Resorbable Magnesium Alloys: A Machine Learning Approach to Property Prediction» (21.04.2026)</w:t>
       </w:r>
       <w:r>
+        <w:rPr>
+          <w:lang w:val="en-US"/>
+        </w:rPr>
         <w:t xml:space="preserve"> [</w:t>
       </w:r>
       <w:r>
         <w:fldChar w:fldCharType="begin"/>
       </w:r>
       <w:r>
+        <w:rPr>
+          <w:lang w:val="en-US"/>
+        </w:rPr>
         <w:instrText xml:space="preserve"> REF _Ref241629110 \r \h </w:instrText>
       </w:r>
       <w:r>
+        <w:rPr>
+          <w:lang w:val="en-US"/>
+        </w:rPr>
         <w:instrText xml:space="preserve"> \* MERGEFORMAT </w:instrText>
       </w:r>
       <w:r>
         <w:fldChar w:fldCharType="separate"/>
       </w:r>
       <w:r>
+        <w:rPr>
+          <w:lang w:val="en-US"/>
+        </w:rPr>
         <w:t>3</w:t>
       </w:r>
       <w:r>
         <w:fldChar w:fldCharType="end"/>
       </w:r>
       <w:r>
+        <w:rPr>
+          <w:lang w:val="en-US"/>
+        </w:rPr>
         <w:t>]</w:t>
       </w:r>
       <w:r>
+        <w:rPr>
+          <w:lang w:val="en-US"/>
+        </w:rPr>
         <w:t>:</w:t>
       </w:r>
     </w:p>
@@ -4188,14 +4389,17 @@
           <w:ilvl w:val="0"/>
           <w:numId w:val="13"/>
         </w:numPr>
-      </w:pPr>
-      <w:r>
-        <w:rPr>
-          <w:lang w:val="ru-RU"/>
-        </w:rPr>
+        <w:rPr>
+          <w:lang w:val="en-US"/>
+        </w:rPr>
+      </w:pPr>
+      <w:r>
         <w:t>авторы</w:t>
       </w:r>
       <w:r>
+        <w:rPr>
+          <w:lang w:val="en-US"/>
+        </w:rPr>
         <w:t>: Vickey Nandal, Vít Beneš, Pavel Baláž, Jiří Ryjáček, Karel Tesař;</w:t>
       </w:r>
     </w:p>
@@ -4206,24 +4410,36 @@
           <w:ilvl w:val="0"/>
           <w:numId w:val="13"/>
         </w:numPr>
-      </w:pPr>
-      <w:r>
-        <w:rPr>
-          <w:lang w:val="ru-RU"/>
-        </w:rPr>
+        <w:rPr>
+          <w:lang w:val="en-US"/>
+        </w:rPr>
+      </w:pPr>
+      <w:r>
         <w:t>организации</w:t>
       </w:r>
       <w:r>
+        <w:rPr>
+          <w:lang w:val="en-US"/>
+        </w:rPr>
         <w:t xml:space="preserve"> </w:t>
       </w:r>
       <w:r>
-        <w:rPr>
-          <w:lang w:val="ru-RU"/>
-        </w:rPr>
         <w:t>авторов</w:t>
       </w:r>
       <w:r>
-        <w:t xml:space="preserve">: «Institute of Physics, Czech Academy of Sciences», «Department of Materials, Faculty of Nuclear Sciences and Physical Engineering» (Чехия); </w:t>
+        <w:rPr>
+          <w:lang w:val="en-US"/>
+        </w:rPr>
+        <w:t>: «Institute of Physics, Czech Academy of Sciences», «Department of Materials, Faculty of Nuclear Sciences and Physical Engineering» (</w:t>
+      </w:r>
+      <w:r>
+        <w:t>Чехия</w:t>
+      </w:r>
+      <w:r>
+        <w:rPr>
+          <w:lang w:val="en-US"/>
+        </w:rPr>
+        <w:t xml:space="preserve">); </w:t>
       </w:r>
     </w:p>
     <w:p>
@@ -4235,27 +4451,15 @@
         </w:numPr>
       </w:pPr>
       <w:r>
-        <w:rPr>
-          <w:lang w:val="ru-RU"/>
-        </w:rPr>
-        <w:t>место публикации</w:t>
-      </w:r>
-      <w:r>
-        <w:t xml:space="preserve">: </w:t>
-      </w:r>
-      <w:r>
-        <w:rPr>
-          <w:lang w:val="ru-RU"/>
-        </w:rPr>
+        <w:t xml:space="preserve">место публикации: </w:t>
+      </w:r>
+      <w:r>
         <w:t>«</w:t>
       </w:r>
       <w:r>
         <w:t>Materials &amp; Design</w:t>
       </w:r>
       <w:r>
-        <w:rPr>
-          <w:lang w:val="ru-RU"/>
-        </w:rPr>
         <w:t>»</w:t>
       </w:r>
       <w:r>
@@ -4269,72 +4473,39 @@
           <w:ilvl w:val="0"/>
           <w:numId w:val="13"/>
         </w:numPr>
-        <w:rPr>
-          <w:lang w:val="ru-RU"/>
-        </w:rPr>
-      </w:pPr>
-      <w:r>
-        <w:rPr>
-          <w:lang w:val="ru-RU"/>
-        </w:rPr>
+      </w:pPr>
+      <w:r>
         <w:t xml:space="preserve">краткая информация: </w:t>
       </w:r>
       <w:r>
-        <w:rPr>
-          <w:lang w:val="ru-RU"/>
-        </w:rPr>
         <w:t xml:space="preserve">анализ </w:t>
       </w:r>
       <w:r>
-        <w:rPr>
-          <w:lang w:val="ru-RU"/>
-        </w:rPr>
         <w:t>применени</w:t>
       </w:r>
       <w:r>
-        <w:rPr>
-          <w:lang w:val="ru-RU"/>
-        </w:rPr>
         <w:t>я</w:t>
       </w:r>
       <w:r>
-        <w:rPr>
-          <w:lang w:val="ru-RU"/>
-        </w:rPr>
         <w:t xml:space="preserve"> 6 методов машинного обучения (линейные модели регрессии, k-ближайших соседей, «</w:t>
       </w:r>
       <w:proofErr w:type="spellStart"/>
       <w:r>
-        <w:rPr>
-          <w:lang w:val="ru-RU"/>
-        </w:rPr>
         <w:t>XGBoost</w:t>
       </w:r>
       <w:proofErr w:type="spellEnd"/>
       <w:r>
-        <w:rPr>
-          <w:lang w:val="ru-RU"/>
-        </w:rPr>
         <w:t>», «</w:t>
       </w:r>
       <w:proofErr w:type="spellStart"/>
       <w:r>
-        <w:rPr>
-          <w:lang w:val="ru-RU"/>
-        </w:rPr>
         <w:t>CatBoost</w:t>
       </w:r>
       <w:proofErr w:type="spellEnd"/>
       <w:r>
-        <w:rPr>
-          <w:lang w:val="ru-RU"/>
-        </w:rPr>
         <w:t>», деревья решений и случайный лес) для прогнозирования физико-механических свойств биорезорбируемых магниевых сплавов</w:t>
       </w:r>
       <w:r>
-        <w:rPr>
-          <w:lang w:val="ru-RU"/>
-        </w:rPr>
         <w:t>.</w:t>
       </w:r>
     </w:p>
@@ -4349,35 +4520,59 @@
     <w:p>
       <w:pPr>
         <w:pStyle w:val="a4"/>
-      </w:pPr>
-      <w:r>
+        <w:rPr>
+          <w:lang w:val="en-US"/>
+        </w:rPr>
+      </w:pPr>
+      <w:r>
+        <w:rPr>
+          <w:lang w:val="en-US"/>
+        </w:rPr>
         <w:t>«Scaling Laws for Neural Material Models» (</w:t>
       </w:r>
       <w:r>
+        <w:rPr>
+          <w:lang w:val="en-US"/>
+        </w:rPr>
         <w:t>26.09.2025</w:t>
       </w:r>
       <w:r>
+        <w:rPr>
+          <w:lang w:val="en-US"/>
+        </w:rPr>
         <w:t>) [</w:t>
       </w:r>
       <w:r>
         <w:fldChar w:fldCharType="begin"/>
       </w:r>
       <w:r>
+        <w:rPr>
+          <w:lang w:val="en-US"/>
+        </w:rPr>
         <w:instrText xml:space="preserve"> REF _Ref241629363 \r \h </w:instrText>
       </w:r>
       <w:r>
+        <w:rPr>
+          <w:lang w:val="en-US"/>
+        </w:rPr>
         <w:instrText xml:space="preserve"> \* MERGEFORMAT </w:instrText>
       </w:r>
       <w:r>
         <w:fldChar w:fldCharType="separate"/>
       </w:r>
       <w:r>
+        <w:rPr>
+          <w:lang w:val="en-US"/>
+        </w:rPr>
         <w:t>4</w:t>
       </w:r>
       <w:r>
         <w:fldChar w:fldCharType="end"/>
       </w:r>
       <w:r>
+        <w:rPr>
+          <w:lang w:val="en-US"/>
+        </w:rPr>
         <w:t>]:</w:t>
       </w:r>
     </w:p>
@@ -4388,17 +4583,23 @@
           <w:ilvl w:val="0"/>
           <w:numId w:val="14"/>
         </w:numPr>
-      </w:pPr>
-      <w:r>
-        <w:rPr>
-          <w:lang w:val="ru-RU"/>
-        </w:rPr>
+        <w:rPr>
+          <w:lang w:val="en-US"/>
+        </w:rPr>
+      </w:pPr>
+      <w:r>
         <w:t>авторы</w:t>
       </w:r>
       <w:r>
+        <w:rPr>
+          <w:lang w:val="en-US"/>
+        </w:rPr>
         <w:t>:</w:t>
       </w:r>
       <w:r>
+        <w:rPr>
+          <w:lang w:val="en-US"/>
+        </w:rPr>
         <w:t xml:space="preserve"> Akshay Trikha, Kyle Chu, Advait Gosai, Parker Szachta, Eric Weiner;</w:t>
       </w:r>
     </w:p>
@@ -4409,32 +4610,35 @@
           <w:ilvl w:val="0"/>
           <w:numId w:val="14"/>
         </w:numPr>
-      </w:pPr>
-      <w:r>
-        <w:rPr>
-          <w:lang w:val="ru-RU"/>
-        </w:rPr>
+        <w:rPr>
+          <w:lang w:val="en-US"/>
+        </w:rPr>
+      </w:pPr>
+      <w:r>
         <w:t>организаци</w:t>
       </w:r>
       <w:r>
-        <w:rPr>
-          <w:lang w:val="ru-RU"/>
-        </w:rPr>
         <w:t>я</w:t>
       </w:r>
       <w:r>
+        <w:rPr>
+          <w:lang w:val="en-US"/>
+        </w:rPr>
         <w:t xml:space="preserve"> </w:t>
       </w:r>
       <w:r>
-        <w:rPr>
-          <w:lang w:val="ru-RU"/>
-        </w:rPr>
         <w:t>авторов</w:t>
       </w:r>
       <w:r>
+        <w:rPr>
+          <w:lang w:val="en-US"/>
+        </w:rPr>
         <w:t>:</w:t>
       </w:r>
       <w:r>
+        <w:rPr>
+          <w:lang w:val="en-US"/>
+        </w:rPr>
         <w:t xml:space="preserve"> «University of California, Berkeley»;</w:t>
       </w:r>
     </w:p>
@@ -4447,19 +4651,10 @@
         </w:numPr>
       </w:pPr>
       <w:r>
-        <w:rPr>
-          <w:lang w:val="ru-RU"/>
-        </w:rPr>
         <w:t>место публикации:</w:t>
       </w:r>
       <w:r>
-        <w:rPr>
-          <w:lang w:val="ru-RU"/>
-        </w:rPr>
-        <w:t xml:space="preserve"> не указано</w:t>
-      </w:r>
-      <w:r>
-        <w:t>;</w:t>
+        <w:t xml:space="preserve"> не указано;</w:t>
       </w:r>
     </w:p>
     <w:p>
@@ -4469,83 +4664,47 @@
           <w:ilvl w:val="0"/>
           <w:numId w:val="14"/>
         </w:numPr>
-        <w:rPr>
-          <w:lang w:val="ru-RU"/>
-        </w:rPr>
-      </w:pPr>
-      <w:r>
-        <w:rPr>
-          <w:lang w:val="ru-RU"/>
-        </w:rPr>
+      </w:pPr>
+      <w:r>
         <w:t>краткая информация:</w:t>
       </w:r>
       <w:r>
-        <w:rPr>
-          <w:lang w:val="ru-RU"/>
-        </w:rPr>
         <w:t xml:space="preserve"> исследование</w:t>
       </w:r>
       <w:r>
-        <w:rPr>
-          <w:lang w:val="ru-RU"/>
-        </w:rPr>
         <w:t xml:space="preserve"> влияния</w:t>
       </w:r>
       <w:r>
-        <w:rPr>
-          <w:lang w:val="ru-RU"/>
-        </w:rPr>
         <w:t xml:space="preserve"> масштабирования параметров нейронных сетей (</w:t>
       </w:r>
       <w:r>
-        <w:rPr>
-          <w:lang w:val="ru-RU"/>
-        </w:rPr>
         <w:t xml:space="preserve">объем обучающей выборки, количество нейронов, </w:t>
       </w:r>
       <w:r>
-        <w:rPr>
-          <w:lang w:val="ru-RU"/>
-        </w:rPr>
         <w:lastRenderedPageBreak/>
         <w:t>вычислительные ресурсы</w:t>
       </w:r>
       <w:r>
-        <w:rPr>
-          <w:lang w:val="ru-RU"/>
-        </w:rPr>
         <w:t>)</w:t>
       </w:r>
       <w:r>
-        <w:rPr>
-          <w:lang w:val="ru-RU"/>
-        </w:rPr>
         <w:t xml:space="preserve"> на результаты обучения моделей; обучение нейронной сети типа</w:t>
       </w:r>
       <w:r>
-        <w:rPr>
-          <w:lang w:val="ru-RU"/>
-        </w:rPr>
         <w:t xml:space="preserve"> «</w:t>
       </w:r>
+      <w:proofErr w:type="spellStart"/>
       <w:r>
         <w:t>Transformer</w:t>
       </w:r>
-      <w:r>
-        <w:rPr>
-          <w:lang w:val="ru-RU"/>
-        </w:rPr>
+      <w:proofErr w:type="spellEnd"/>
+      <w:r>
         <w:t>» и «</w:t>
       </w:r>
-      <w:proofErr w:type="spellStart"/>
       <w:r>
         <w:t>EquiformerV</w:t>
       </w:r>
-      <w:proofErr w:type="spellEnd"/>
-      <w:r>
-        <w:rPr>
-          <w:lang w:val="ru-RU"/>
-        </w:rPr>
+      <w:r>
         <w:t>2».</w:t>
       </w:r>
     </w:p>
@@ -4560,44 +4719,77 @@
     <w:p>
       <w:pPr>
         <w:pStyle w:val="a4"/>
-      </w:pPr>
-      <w:r>
+        <w:rPr>
+          <w:lang w:val="en-US"/>
+        </w:rPr>
+      </w:pPr>
+      <w:r>
+        <w:rPr>
+          <w:lang w:val="en-US"/>
+        </w:rPr>
         <w:t>«</w:t>
       </w:r>
       <w:r>
+        <w:rPr>
+          <w:lang w:val="en-US"/>
+        </w:rPr>
         <w:t>Thermodynamic Prediction Enabled by Automatic Dataset Building and Machine Learning</w:t>
       </w:r>
       <w:r>
+        <w:rPr>
+          <w:lang w:val="en-US"/>
+        </w:rPr>
         <w:t>»</w:t>
       </w:r>
       <w:r>
+        <w:rPr>
+          <w:lang w:val="en-US"/>
+        </w:rPr>
         <w:t xml:space="preserve"> (</w:t>
       </w:r>
       <w:r>
+        <w:rPr>
+          <w:lang w:val="en-US"/>
+        </w:rPr>
         <w:t>09.07.2025</w:t>
       </w:r>
       <w:r>
+        <w:rPr>
+          <w:lang w:val="en-US"/>
+        </w:rPr>
         <w:t>) [</w:t>
       </w:r>
       <w:r>
         <w:fldChar w:fldCharType="begin"/>
       </w:r>
       <w:r>
+        <w:rPr>
+          <w:lang w:val="en-US"/>
+        </w:rPr>
         <w:instrText xml:space="preserve"> REF _Ref241629367 \r \h </w:instrText>
       </w:r>
       <w:r>
+        <w:rPr>
+          <w:lang w:val="en-US"/>
+        </w:rPr>
         <w:instrText xml:space="preserve"> \* MERGEFORMAT </w:instrText>
       </w:r>
       <w:r>
         <w:fldChar w:fldCharType="separate"/>
       </w:r>
       <w:r>
+        <w:rPr>
+          <w:lang w:val="en-US"/>
+        </w:rPr>
         <w:t>5</w:t>
       </w:r>
       <w:r>
         <w:fldChar w:fldCharType="end"/>
       </w:r>
       <w:r>
+        <w:rPr>
+          <w:lang w:val="en-US"/>
+        </w:rPr>
         <w:t>]:</w:t>
       </w:r>
     </w:p>
@@ -4608,25 +4800,37 @@
           <w:ilvl w:val="0"/>
           <w:numId w:val="15"/>
         </w:numPr>
-      </w:pPr>
-      <w:r>
-        <w:rPr>
-          <w:lang w:val="ru-RU"/>
-        </w:rPr>
+        <w:rPr>
+          <w:lang w:val="en-US"/>
+        </w:rPr>
+      </w:pPr>
+      <w:r>
         <w:t>авторы</w:t>
       </w:r>
       <w:r>
+        <w:rPr>
+          <w:lang w:val="en-US"/>
+        </w:rPr>
         <w:t>:</w:t>
       </w:r>
       <w:r>
+        <w:rPr>
+          <w:lang w:val="en-US"/>
+        </w:rPr>
         <w:t xml:space="preserve"> </w:t>
       </w:r>
       <w:proofErr w:type="spellStart"/>
       <w:r>
+        <w:rPr>
+          <w:lang w:val="en-US"/>
+        </w:rPr>
         <w:t>Juejing</w:t>
       </w:r>
       <w:proofErr w:type="spellEnd"/>
       <w:r>
+        <w:rPr>
+          <w:lang w:val="en-US"/>
+        </w:rPr>
         <w:t xml:space="preserve"> Liu, Haydn Anderson, Noah I. Waxman, Vsevolod Kovalev, Byron Fisher, Elizabeth Li, Xiaofeng Guo;</w:t>
       </w:r>
     </w:p>
@@ -4637,41 +4841,53 @@
           <w:ilvl w:val="0"/>
           <w:numId w:val="15"/>
         </w:numPr>
-      </w:pPr>
-      <w:r>
-        <w:rPr>
-          <w:lang w:val="ru-RU"/>
-        </w:rPr>
+        <w:rPr>
+          <w:lang w:val="en-US"/>
+        </w:rPr>
+      </w:pPr>
+      <w:r>
         <w:t>организации</w:t>
       </w:r>
       <w:r>
+        <w:rPr>
+          <w:lang w:val="en-US"/>
+        </w:rPr>
         <w:t xml:space="preserve"> </w:t>
       </w:r>
       <w:r>
-        <w:rPr>
-          <w:lang w:val="ru-RU"/>
-        </w:rPr>
         <w:t>авторов</w:t>
       </w:r>
       <w:r>
+        <w:rPr>
+          <w:lang w:val="en-US"/>
+        </w:rPr>
         <w:t>:</w:t>
       </w:r>
       <w:r>
+        <w:rPr>
+          <w:lang w:val="en-US"/>
+        </w:rPr>
         <w:t xml:space="preserve"> «Department of Chemistry, Washington State University», «School of Mechanical and Materials Engineering, Washington State University», «School of Electrical Engineering &amp; Computer Science, Washington State University»</w:t>
       </w:r>
       <w:r>
+        <w:rPr>
+          <w:lang w:val="en-US"/>
+        </w:rPr>
         <w:t xml:space="preserve"> (</w:t>
       </w:r>
       <w:r>
-        <w:rPr>
-          <w:lang w:val="ru-RU"/>
-        </w:rPr>
         <w:t>США</w:t>
       </w:r>
       <w:r>
+        <w:rPr>
+          <w:lang w:val="en-US"/>
+        </w:rPr>
         <w:t>)</w:t>
       </w:r>
       <w:r>
+        <w:rPr>
+          <w:lang w:val="en-US"/>
+        </w:rPr>
         <w:t>;</w:t>
       </w:r>
     </w:p>
@@ -4682,20 +4898,11 @@
           <w:ilvl w:val="0"/>
           <w:numId w:val="15"/>
         </w:numPr>
-        <w:rPr>
-          <w:lang w:val="ru-RU"/>
-        </w:rPr>
-      </w:pPr>
-      <w:r>
-        <w:rPr>
-          <w:lang w:val="ru-RU"/>
-        </w:rPr>
+      </w:pPr>
+      <w:r>
         <w:t>место публикации:</w:t>
       </w:r>
       <w:r>
-        <w:rPr>
-          <w:lang w:val="ru-RU"/>
-        </w:rPr>
         <w:t xml:space="preserve"> не указано;</w:t>
       </w:r>
     </w:p>
@@ -4706,40 +4913,22 @@
           <w:ilvl w:val="0"/>
           <w:numId w:val="15"/>
         </w:numPr>
-        <w:rPr>
-          <w:lang w:val="ru-RU"/>
-        </w:rPr>
-      </w:pPr>
-      <w:r>
-        <w:rPr>
-          <w:lang w:val="ru-RU"/>
-        </w:rPr>
+      </w:pPr>
+      <w:r>
         <w:t>краткая информация:</w:t>
       </w:r>
       <w:r>
-        <w:rPr>
-          <w:lang w:val="ru-RU"/>
-        </w:rPr>
         <w:t xml:space="preserve"> применение «LLM» моделей для автоматизации поиска литературы и подготовки данных для обучения модели машинного обучения c алгоритмом «</w:t>
       </w:r>
       <w:proofErr w:type="spellStart"/>
       <w:r>
-        <w:rPr>
-          <w:lang w:val="ru-RU"/>
-        </w:rPr>
         <w:t>CatBoost</w:t>
       </w:r>
       <w:proofErr w:type="spellEnd"/>
       <w:r>
-        <w:rPr>
-          <w:lang w:val="ru-RU"/>
-        </w:rPr>
         <w:t>» для прогнозирования термодинамических параметров</w:t>
       </w:r>
       <w:r>
-        <w:rPr>
-          <w:lang w:val="ru-RU"/>
-        </w:rPr>
         <w:t>.</w:t>
       </w:r>
     </w:p>
@@ -4754,44 +4943,77 @@
     <w:p>
       <w:pPr>
         <w:pStyle w:val="a4"/>
-      </w:pPr>
-      <w:r>
+        <w:rPr>
+          <w:lang w:val="en-US"/>
+        </w:rPr>
+      </w:pPr>
+      <w:r>
+        <w:rPr>
+          <w:lang w:val="en-US"/>
+        </w:rPr>
         <w:t>«</w:t>
       </w:r>
       <w:r>
+        <w:rPr>
+          <w:lang w:val="en-US"/>
+        </w:rPr>
         <w:t>Fast phase prediction of charged polymer blends by white-box machine learning surrogates</w:t>
       </w:r>
       <w:r>
+        <w:rPr>
+          <w:lang w:val="en-US"/>
+        </w:rPr>
         <w:t>»</w:t>
       </w:r>
       <w:r>
+        <w:rPr>
+          <w:lang w:val="en-US"/>
+        </w:rPr>
         <w:t xml:space="preserve"> (</w:t>
       </w:r>
       <w:r>
+        <w:rPr>
+          <w:lang w:val="en-US"/>
+        </w:rPr>
         <w:t>10.09.2025</w:t>
       </w:r>
       <w:r>
+        <w:rPr>
+          <w:lang w:val="en-US"/>
+        </w:rPr>
         <w:t>) [</w:t>
       </w:r>
       <w:r>
         <w:fldChar w:fldCharType="begin"/>
       </w:r>
       <w:r>
+        <w:rPr>
+          <w:lang w:val="en-US"/>
+        </w:rPr>
         <w:instrText xml:space="preserve"> REF _Ref241629370 \r \h </w:instrText>
       </w:r>
       <w:r>
+        <w:rPr>
+          <w:lang w:val="en-US"/>
+        </w:rPr>
         <w:instrText xml:space="preserve"> \* MERGEFORMAT </w:instrText>
       </w:r>
       <w:r>
         <w:fldChar w:fldCharType="separate"/>
       </w:r>
       <w:r>
+        <w:rPr>
+          <w:lang w:val="en-US"/>
+        </w:rPr>
         <w:t>6</w:t>
       </w:r>
       <w:r>
         <w:fldChar w:fldCharType="end"/>
       </w:r>
       <w:r>
+        <w:rPr>
+          <w:lang w:val="en-US"/>
+        </w:rPr>
         <w:t>]:</w:t>
       </w:r>
     </w:p>
@@ -4802,29 +5024,38 @@
           <w:ilvl w:val="0"/>
           <w:numId w:val="16"/>
         </w:numPr>
-      </w:pPr>
-      <w:r>
-        <w:rPr>
-          <w:lang w:val="ru-RU"/>
-        </w:rPr>
+        <w:rPr>
+          <w:lang w:val="en-US"/>
+        </w:rPr>
+      </w:pPr>
+      <w:r>
         <w:t>авторы</w:t>
       </w:r>
       <w:r>
+        <w:rPr>
+          <w:lang w:val="en-US"/>
+        </w:rPr>
         <w:t>:</w:t>
       </w:r>
       <w:r>
+        <w:rPr>
+          <w:lang w:val="en-US"/>
+        </w:rPr>
         <w:t xml:space="preserve"> Clayton Ellis, Xinyi Fang, Christopher Balzer, Timothy Quah, M. Scott Shell, Glenn H. Fredrickson, </w:t>
       </w:r>
       <w:proofErr w:type="spellStart"/>
       <w:r>
+        <w:rPr>
+          <w:lang w:val="en-US"/>
+        </w:rPr>
         <w:t>Mengyang</w:t>
       </w:r>
       <w:proofErr w:type="spellEnd"/>
       <w:r>
-        <w:t xml:space="preserve"> Gu</w:t>
-      </w:r>
-      <w:r>
-        <w:t>;</w:t>
+        <w:rPr>
+          <w:lang w:val="en-US"/>
+        </w:rPr>
+        <w:t xml:space="preserve"> Gu;</w:t>
       </w:r>
     </w:p>
     <w:p>
@@ -4834,44 +5065,53 @@
           <w:ilvl w:val="0"/>
           <w:numId w:val="16"/>
         </w:numPr>
-      </w:pPr>
-      <w:r>
-        <w:rPr>
-          <w:lang w:val="ru-RU"/>
-        </w:rPr>
+        <w:rPr>
+          <w:lang w:val="en-US"/>
+        </w:rPr>
+      </w:pPr>
+      <w:r>
         <w:t>организации</w:t>
       </w:r>
       <w:r>
+        <w:rPr>
+          <w:lang w:val="en-US"/>
+        </w:rPr>
         <w:t xml:space="preserve"> </w:t>
       </w:r>
       <w:r>
-        <w:rPr>
-          <w:lang w:val="ru-RU"/>
-        </w:rPr>
         <w:t>авторов</w:t>
       </w:r>
       <w:r>
+        <w:rPr>
+          <w:lang w:val="en-US"/>
+        </w:rPr>
         <w:t>:</w:t>
       </w:r>
       <w:r>
-        <w:t xml:space="preserve"> </w:t>
-      </w:r>
-      <w:r>
-        <w:t>«Department of Statistics and Applied Probability, University of California», «Materials Research Laboratory, University of California», «Department of Chemical Engineering, University of California», «Materials Department, University of California»</w:t>
-      </w:r>
-      <w:r>
+        <w:rPr>
+          <w:lang w:val="en-US"/>
+        </w:rPr>
+        <w:t xml:space="preserve"> «Department of Statistics and Applied Probability, University of California», «Materials Research Laboratory, University of California», «Department of Chemical Engineering, University of California», «Materials Department, University of California»</w:t>
+      </w:r>
+      <w:r>
+        <w:rPr>
+          <w:lang w:val="en-US"/>
+        </w:rPr>
         <w:t xml:space="preserve"> (</w:t>
       </w:r>
       <w:r>
-        <w:rPr>
-          <w:lang w:val="ru-RU"/>
-        </w:rPr>
         <w:t>США</w:t>
       </w:r>
       <w:r>
+        <w:rPr>
+          <w:lang w:val="en-US"/>
+        </w:rPr>
         <w:t>)</w:t>
       </w:r>
       <w:r>
+        <w:rPr>
+          <w:lang w:val="en-US"/>
+        </w:rPr>
         <w:t>;</w:t>
       </w:r>
     </w:p>
@@ -4884,27 +5124,18 @@
         </w:numPr>
       </w:pPr>
       <w:r>
-        <w:rPr>
-          <w:lang w:val="ru-RU"/>
-        </w:rPr>
         <w:t>место публикации:</w:t>
       </w:r>
       <w:r>
         <w:t xml:space="preserve"> </w:t>
       </w:r>
       <w:r>
-        <w:rPr>
-          <w:lang w:val="ru-RU"/>
-        </w:rPr>
         <w:t>«</w:t>
       </w:r>
       <w:r>
         <w:t>Macromolecules</w:t>
       </w:r>
       <w:r>
-        <w:rPr>
-          <w:lang w:val="ru-RU"/>
-        </w:rPr>
         <w:t>»</w:t>
       </w:r>
       <w:r>
@@ -4918,44 +5149,23 @@
           <w:ilvl w:val="0"/>
           <w:numId w:val="16"/>
         </w:numPr>
-        <w:rPr>
-          <w:lang w:val="ru-RU"/>
-        </w:rPr>
-      </w:pPr>
-      <w:r>
-        <w:rPr>
-          <w:lang w:val="ru-RU"/>
-        </w:rPr>
+      </w:pPr>
+      <w:r>
         <w:t>краткая информация:</w:t>
       </w:r>
       <w:r>
-        <w:rPr>
-          <w:lang w:val="ru-RU"/>
-        </w:rPr>
         <w:t xml:space="preserve"> применение для прогнозирования </w:t>
       </w:r>
       <w:r>
-        <w:rPr>
-          <w:lang w:val="ru-RU"/>
-        </w:rPr>
         <w:t>фазов</w:t>
       </w:r>
       <w:r>
-        <w:rPr>
-          <w:lang w:val="ru-RU"/>
-        </w:rPr>
         <w:t>ого</w:t>
       </w:r>
       <w:r>
-        <w:rPr>
-          <w:lang w:val="ru-RU"/>
-        </w:rPr>
         <w:t xml:space="preserve"> поведени</w:t>
       </w:r>
       <w:r>
-        <w:rPr>
-          <w:lang w:val="ru-RU"/>
-        </w:rPr>
         <w:t>я «белого ящика» с целью повышения точности.</w:t>
       </w:r>
     </w:p>
@@ -4974,58 +5184,77 @@
     <w:p>
       <w:pPr>
         <w:pStyle w:val="a4"/>
-      </w:pPr>
-      <w:r>
+        <w:rPr>
+          <w:lang w:val="en-US"/>
+        </w:rPr>
+      </w:pPr>
+      <w:r>
+        <w:rPr>
+          <w:lang w:val="en-US"/>
+        </w:rPr>
         <w:t>«</w:t>
       </w:r>
       <w:r>
+        <w:rPr>
+          <w:lang w:val="en-US"/>
+        </w:rPr>
         <w:t>Prediction of tool-wear in turning of medical grade cobalt chromium molybdenum alloy (ASTM F75) using non-parametric Bayesian models</w:t>
       </w:r>
       <w:r>
+        <w:rPr>
+          <w:lang w:val="en-US"/>
+        </w:rPr>
         <w:t>»</w:t>
       </w:r>
       <w:r>
+        <w:rPr>
+          <w:lang w:val="en-US"/>
+        </w:rPr>
         <w:t xml:space="preserve"> (</w:t>
       </w:r>
       <w:r>
+        <w:rPr>
+          <w:lang w:val="en-US"/>
+        </w:rPr>
         <w:t>10.08.2016</w:t>
       </w:r>
       <w:r>
+        <w:rPr>
+          <w:lang w:val="en-US"/>
+        </w:rPr>
         <w:t>) [</w:t>
       </w:r>
       <w:r>
-        <w:rPr>
-          <w:lang w:val="ru-RU"/>
-        </w:rPr>
         <w:fldChar w:fldCharType="begin"/>
       </w:r>
       <w:r>
+        <w:rPr>
+          <w:lang w:val="en-US"/>
+        </w:rPr>
         <w:instrText xml:space="preserve"> REF _Ref241629373 \r \h </w:instrText>
       </w:r>
       <w:r>
+        <w:rPr>
+          <w:lang w:val="en-US"/>
+        </w:rPr>
         <w:instrText xml:space="preserve"> \* MERGEFORMAT </w:instrText>
       </w:r>
       <w:r>
-        <w:rPr>
-          <w:lang w:val="ru-RU"/>
-        </w:rPr>
-      </w:r>
-      <w:r>
-        <w:rPr>
-          <w:lang w:val="ru-RU"/>
-        </w:rPr>
         <w:fldChar w:fldCharType="separate"/>
       </w:r>
       <w:r>
+        <w:rPr>
+          <w:lang w:val="en-US"/>
+        </w:rPr>
         <w:t>7</w:t>
       </w:r>
       <w:r>
-        <w:rPr>
-          <w:lang w:val="ru-RU"/>
-        </w:rPr>
         <w:fldChar w:fldCharType="end"/>
       </w:r>
       <w:r>
+        <w:rPr>
+          <w:lang w:val="en-US"/>
+        </w:rPr>
         <w:t>]:</w:t>
       </w:r>
     </w:p>
@@ -5036,24 +5265,24 @@
           <w:ilvl w:val="0"/>
           <w:numId w:val="17"/>
         </w:numPr>
-      </w:pPr>
-      <w:r>
-        <w:rPr>
-          <w:lang w:val="ru-RU"/>
-        </w:rPr>
+        <w:rPr>
+          <w:lang w:val="en-US"/>
+        </w:rPr>
+      </w:pPr>
+      <w:r>
         <w:t>авторы</w:t>
       </w:r>
       <w:r>
+        <w:rPr>
+          <w:lang w:val="en-US"/>
+        </w:rPr>
         <w:t>:</w:t>
       </w:r>
       <w:r>
-        <w:t xml:space="preserve"> </w:t>
-      </w:r>
-      <w:r>
-        <w:t>Damien McParland, Szymon Baron, Sarah O'Rourke, Denis Dowling, Eamonn Ahearne, Andrew Parnell</w:t>
-      </w:r>
-      <w:r>
-        <w:t>;</w:t>
+        <w:rPr>
+          <w:lang w:val="en-US"/>
+        </w:rPr>
+        <w:t xml:space="preserve"> Damien McParland, Szymon Baron, Sarah O'Rourke, Denis Dowling, Eamonn Ahearne, Andrew Parnell;</w:t>
       </w:r>
     </w:p>
     <w:p>
@@ -5063,41 +5292,47 @@
           <w:ilvl w:val="0"/>
           <w:numId w:val="17"/>
         </w:numPr>
-      </w:pPr>
-      <w:r>
-        <w:rPr>
-          <w:lang w:val="ru-RU"/>
-        </w:rPr>
+        <w:rPr>
+          <w:lang w:val="en-US"/>
+        </w:rPr>
+      </w:pPr>
+      <w:r>
         <w:t>организации</w:t>
       </w:r>
       <w:r>
+        <w:rPr>
+          <w:lang w:val="en-US"/>
+        </w:rPr>
         <w:t xml:space="preserve"> </w:t>
       </w:r>
       <w:r>
-        <w:rPr>
-          <w:lang w:val="ru-RU"/>
-        </w:rPr>
         <w:t>авторов</w:t>
       </w:r>
       <w:r>
+        <w:rPr>
+          <w:lang w:val="en-US"/>
+        </w:rPr>
         <w:t>:</w:t>
       </w:r>
       <w:r>
-        <w:t xml:space="preserve"> </w:t>
-      </w:r>
-      <w:r>
-        <w:t>«School of Mathematics and Statistics, University College Dublin», «School of Mechanical and Materials Engineering, University College Dublin», «Central Statistics Office of Ireland», «Insight Centre for Data Analytics, University College Dublin» (</w:t>
-      </w:r>
-      <w:r>
-        <w:rPr>
-          <w:lang w:val="ru-RU"/>
-        </w:rPr>
+        <w:rPr>
+          <w:lang w:val="en-US"/>
+        </w:rPr>
+        <w:t xml:space="preserve"> «School of Mathematics and Statistics, University College Dublin», «School of Mechanical and Materials Engineering, University College Dublin», «Central Statistics Office of Ireland», «Insight Centre for Data Analytics, University College Dublin» (</w:t>
+      </w:r>
+      <w:r>
         <w:t>Ирландия</w:t>
       </w:r>
       <w:r>
+        <w:rPr>
+          <w:lang w:val="en-US"/>
+        </w:rPr>
         <w:t>)</w:t>
       </w:r>
       <w:r>
+        <w:rPr>
+          <w:lang w:val="en-US"/>
+        </w:rPr>
         <w:t>;</w:t>
       </w:r>
     </w:p>
@@ -5108,30 +5343,33 @@
           <w:ilvl w:val="0"/>
           <w:numId w:val="17"/>
         </w:numPr>
-      </w:pPr>
-      <w:r>
-        <w:rPr>
-          <w:lang w:val="ru-RU"/>
-        </w:rPr>
+        <w:rPr>
+          <w:lang w:val="en-US"/>
+        </w:rPr>
+      </w:pPr>
+      <w:r>
         <w:t>место</w:t>
       </w:r>
       <w:r>
+        <w:rPr>
+          <w:lang w:val="en-US"/>
+        </w:rPr>
         <w:t xml:space="preserve"> </w:t>
       </w:r>
       <w:r>
-        <w:rPr>
-          <w:lang w:val="ru-RU"/>
-        </w:rPr>
         <w:t>публикации</w:t>
       </w:r>
       <w:r>
+        <w:rPr>
+          <w:lang w:val="en-US"/>
+        </w:rPr>
         <w:t>:</w:t>
       </w:r>
       <w:r>
-        <w:t xml:space="preserve"> «Journal of Intelligent Manufacturing»</w:t>
-      </w:r>
-      <w:r>
-        <w:t>;</w:t>
+        <w:rPr>
+          <w:lang w:val="en-US"/>
+        </w:rPr>
+        <w:t xml:space="preserve"> «Journal of Intelligent Manufacturing»;</w:t>
       </w:r>
     </w:p>
     <w:p>
@@ -5141,86 +5379,51 @@
           <w:ilvl w:val="0"/>
           <w:numId w:val="17"/>
         </w:numPr>
-        <w:rPr>
-          <w:lang w:val="ru-RU"/>
-        </w:rPr>
-      </w:pPr>
-      <w:r>
-        <w:rPr>
-          <w:lang w:val="ru-RU"/>
-        </w:rPr>
+      </w:pPr>
+      <w:r>
         <w:t>краткая информация:</w:t>
       </w:r>
       <w:r>
-        <w:rPr>
-          <w:lang w:val="ru-RU"/>
-        </w:rPr>
         <w:t xml:space="preserve"> </w:t>
       </w:r>
       <w:r>
-        <w:rPr>
-          <w:lang w:val="ru-RU"/>
-        </w:rPr>
         <w:t>анализ сплавов «</w:t>
       </w:r>
       <w:r>
-        <w:rPr>
-          <w:lang w:val="ru-RU"/>
-        </w:rPr>
         <w:t>Co-</w:t>
       </w:r>
+      <w:proofErr w:type="spellStart"/>
       <w:r>
         <w:t>Cr</w:t>
       </w:r>
-      <w:r>
-        <w:rPr>
-          <w:lang w:val="ru-RU"/>
-        </w:rPr>
+      <w:proofErr w:type="spellEnd"/>
+      <w:r>
         <w:t>-</w:t>
       </w:r>
+      <w:proofErr w:type="spellStart"/>
       <w:r>
         <w:t>Mo</w:t>
       </w:r>
-      <w:r>
-        <w:rPr>
-          <w:lang w:val="ru-RU"/>
-        </w:rPr>
+      <w:proofErr w:type="spellEnd"/>
+      <w:r>
         <w:t>»</w:t>
       </w:r>
       <w:r>
-        <w:rPr>
-          <w:lang w:val="ru-RU"/>
-        </w:rPr>
         <w:t xml:space="preserve"> </w:t>
       </w:r>
       <w:r>
-        <w:rPr>
-          <w:lang w:val="ru-RU"/>
-        </w:rPr>
         <w:t xml:space="preserve">с помощью </w:t>
       </w:r>
       <w:r>
-        <w:rPr>
-          <w:lang w:val="ru-RU"/>
-        </w:rPr>
         <w:t>модел</w:t>
       </w:r>
       <w:r>
-        <w:rPr>
-          <w:lang w:val="ru-RU"/>
-        </w:rPr>
         <w:t>и</w:t>
       </w:r>
       <w:r>
-        <w:rPr>
-          <w:lang w:val="ru-RU"/>
-        </w:rPr>
         <w:t xml:space="preserve"> на основе байесовских иерархических гауссовских процессов</w:t>
       </w:r>
       <w:r>
-        <w:rPr>
-          <w:lang w:val="ru-RU"/>
-        </w:rPr>
         <w:t>.</w:t>
       </w:r>
     </w:p>
@@ -5238,58 +5441,71 @@
     <w:p>
       <w:pPr>
         <w:pStyle w:val="a4"/>
-      </w:pPr>
-      <w:r>
+        <w:rPr>
+          <w:lang w:val="en-US"/>
+        </w:rPr>
+      </w:pPr>
+      <w:r>
+        <w:rPr>
+          <w:lang w:val="en-US"/>
+        </w:rPr>
         <w:t>«</w:t>
       </w:r>
       <w:r>
+        <w:rPr>
+          <w:lang w:val="en-US"/>
+        </w:rPr>
         <w:t>Enhancing Corrosion Resistance of Aluminum Alloys Through AI and ML Modeling</w:t>
       </w:r>
       <w:r>
+        <w:rPr>
+          <w:lang w:val="en-US"/>
+        </w:rPr>
         <w:t>»</w:t>
       </w:r>
       <w:r>
+        <w:rPr>
+          <w:lang w:val="en-US"/>
+        </w:rPr>
         <w:t xml:space="preserve"> (</w:t>
       </w:r>
       <w:r>
-        <w:t>10.08.202</w:t>
-      </w:r>
-      <w:r>
-        <w:t>5</w:t>
-      </w:r>
-      <w:r>
+        <w:rPr>
+          <w:lang w:val="en-US"/>
+        </w:rPr>
+        <w:t>10.08.2025</w:t>
+      </w:r>
+      <w:r>
+        <w:rPr>
+          <w:lang w:val="en-US"/>
+        </w:rPr>
         <w:t>) [</w:t>
       </w:r>
       <w:r>
-        <w:rPr>
-          <w:lang w:val="ru-RU"/>
-        </w:rPr>
         <w:fldChar w:fldCharType="begin"/>
       </w:r>
       <w:r>
+        <w:rPr>
+          <w:lang w:val="en-US"/>
+        </w:rPr>
         <w:instrText xml:space="preserve"> REF _Ref241629376 \r \h </w:instrText>
       </w:r>
       <w:r>
-        <w:rPr>
-          <w:lang w:val="ru-RU"/>
-        </w:rPr>
-      </w:r>
-      <w:r>
-        <w:rPr>
-          <w:lang w:val="ru-RU"/>
-        </w:rPr>
         <w:fldChar w:fldCharType="separate"/>
       </w:r>
       <w:r>
+        <w:rPr>
+          <w:lang w:val="en-US"/>
+        </w:rPr>
         <w:t>8</w:t>
       </w:r>
       <w:r>
-        <w:rPr>
-          <w:lang w:val="ru-RU"/>
-        </w:rPr>
         <w:fldChar w:fldCharType="end"/>
       </w:r>
       <w:r>
+        <w:rPr>
+          <w:lang w:val="en-US"/>
+        </w:rPr>
         <w:t>]:</w:t>
       </w:r>
     </w:p>
@@ -5300,31 +5516,49 @@
           <w:ilvl w:val="0"/>
           <w:numId w:val="21"/>
         </w:numPr>
-      </w:pPr>
-      <w:r>
-        <w:rPr>
-          <w:lang w:val="ru-RU"/>
-        </w:rPr>
+        <w:rPr>
+          <w:lang w:val="en-US"/>
+        </w:rPr>
+      </w:pPr>
+      <w:r>
         <w:t>авторы</w:t>
       </w:r>
       <w:r>
+        <w:rPr>
+          <w:lang w:val="en-US"/>
+        </w:rPr>
         <w:t>:</w:t>
       </w:r>
       <w:r>
+        <w:rPr>
+          <w:lang w:val="en-US"/>
+        </w:rPr>
         <w:t xml:space="preserve"> </w:t>
       </w:r>
       <w:r>
+        <w:rPr>
+          <w:lang w:val="en-US"/>
+        </w:rPr>
         <w:t xml:space="preserve">Farnaz </w:t>
       </w:r>
       <w:proofErr w:type="spellStart"/>
       <w:r>
+        <w:rPr>
+          <w:lang w:val="en-US"/>
+        </w:rPr>
         <w:t>Kaboudvand</w:t>
       </w:r>
       <w:proofErr w:type="spellEnd"/>
       <w:r>
+        <w:rPr>
+          <w:lang w:val="en-US"/>
+        </w:rPr>
         <w:t>, Maham Khalid, Nydia Assaf, Vardaan Sahgal, Jon P. Ruffley, Brian J. McDermott</w:t>
       </w:r>
       <w:r>
+        <w:rPr>
+          <w:lang w:val="en-US"/>
+        </w:rPr>
         <w:t>;</w:t>
       </w:r>
     </w:p>
@@ -5335,50 +5569,65 @@
           <w:ilvl w:val="0"/>
           <w:numId w:val="21"/>
         </w:numPr>
-      </w:pPr>
-      <w:r>
-        <w:rPr>
-          <w:lang w:val="ru-RU"/>
-        </w:rPr>
+        <w:rPr>
+          <w:lang w:val="en-US"/>
+        </w:rPr>
+      </w:pPr>
+      <w:r>
         <w:t>организации</w:t>
       </w:r>
       <w:r>
+        <w:rPr>
+          <w:lang w:val="en-US"/>
+        </w:rPr>
         <w:t xml:space="preserve"> </w:t>
       </w:r>
       <w:r>
-        <w:rPr>
-          <w:lang w:val="ru-RU"/>
-        </w:rPr>
         <w:t>авторов</w:t>
       </w:r>
       <w:r>
+        <w:rPr>
+          <w:lang w:val="en-US"/>
+        </w:rPr>
         <w:t>:</w:t>
       </w:r>
       <w:r>
-        <w:t xml:space="preserve"> </w:t>
-      </w:r>
-      <w:r>
-        <w:t>«</w:t>
-      </w:r>
-      <w:r>
+        <w:rPr>
+          <w:lang w:val="en-US"/>
+        </w:rPr>
+        <w:t xml:space="preserve"> «</w:t>
+      </w:r>
+      <w:r>
+        <w:rPr>
+          <w:lang w:val="en-US"/>
+        </w:rPr>
         <w:t>Research Fellow, The Washington Institute for STEM Entrepreneurship and Research</w:t>
       </w:r>
       <w:r>
+        <w:rPr>
+          <w:lang w:val="en-US"/>
+        </w:rPr>
         <w:t>»</w:t>
       </w:r>
       <w:r>
+        <w:rPr>
+          <w:lang w:val="en-US"/>
+        </w:rPr>
         <w:t>, «The Washington Institute for STEM Entrepreneurship and Research», «Naval Nuclear Laboratory, West Mifflin»</w:t>
       </w:r>
       <w:r>
+        <w:rPr>
+          <w:lang w:val="en-US"/>
+        </w:rPr>
         <w:t xml:space="preserve"> (</w:t>
       </w:r>
       <w:r>
-        <w:rPr>
-          <w:lang w:val="ru-RU"/>
-        </w:rPr>
         <w:t>США</w:t>
       </w:r>
       <w:r>
+        <w:rPr>
+          <w:lang w:val="en-US"/>
+        </w:rPr>
         <w:t>);</w:t>
       </w:r>
     </w:p>
@@ -5389,23 +5638,14 @@
           <w:ilvl w:val="0"/>
           <w:numId w:val="21"/>
         </w:numPr>
-        <w:rPr>
-          <w:lang w:val="ru-RU"/>
-        </w:rPr>
-      </w:pPr>
-      <w:r>
-        <w:rPr>
-          <w:lang w:val="ru-RU"/>
-        </w:rPr>
+      </w:pPr>
+      <w:r>
         <w:t>место публикации:</w:t>
       </w:r>
       <w:r>
         <w:t xml:space="preserve"> </w:t>
       </w:r>
       <w:r>
-        <w:rPr>
-          <w:lang w:val="ru-RU"/>
-        </w:rPr>
         <w:t>не указано</w:t>
       </w:r>
       <w:r>
@@ -5419,62 +5659,32 @@
           <w:ilvl w:val="0"/>
           <w:numId w:val="21"/>
         </w:numPr>
-        <w:rPr>
-          <w:lang w:val="ru-RU"/>
-        </w:rPr>
-      </w:pPr>
-      <w:r>
-        <w:rPr>
-          <w:lang w:val="ru-RU"/>
-        </w:rPr>
+      </w:pPr>
+      <w:r>
         <w:t>краткая информация:</w:t>
       </w:r>
       <w:r>
-        <w:rPr>
-          <w:lang w:val="ru-RU"/>
-        </w:rPr>
         <w:t xml:space="preserve"> </w:t>
       </w:r>
       <w:r>
-        <w:rPr>
-          <w:lang w:val="ru-RU"/>
-        </w:rPr>
         <w:t xml:space="preserve">исследование «случайного леса», «нейронной сети </w:t>
       </w:r>
       <w:r>
-        <w:rPr>
-          <w:lang w:val="ru-RU"/>
-        </w:rPr>
         <w:t>прямого распространения</w:t>
       </w:r>
       <w:r>
-        <w:rPr>
-          <w:lang w:val="ru-RU"/>
-        </w:rPr>
         <w:t>» и «</w:t>
       </w:r>
       <w:r>
-        <w:rPr>
-          <w:lang w:val="ru-RU"/>
-        </w:rPr>
         <w:t>регрессия на основе гауссовских процессов</w:t>
       </w:r>
       <w:r>
-        <w:rPr>
-          <w:lang w:val="ru-RU"/>
-        </w:rPr>
         <w:t>» для</w:t>
       </w:r>
       <w:r>
-        <w:rPr>
-          <w:lang w:val="ru-RU"/>
-        </w:rPr>
         <w:t xml:space="preserve"> прогнозирования и оптимизации коррозионной стойкости</w:t>
       </w:r>
       <w:r>
-        <w:rPr>
-          <w:lang w:val="ru-RU"/>
-        </w:rPr>
         <w:t>.</w:t>
       </w:r>
     </w:p>
@@ -5489,55 +5699,71 @@
     <w:p>
       <w:pPr>
         <w:pStyle w:val="a4"/>
-      </w:pPr>
-      <w:r>
+        <w:rPr>
+          <w:lang w:val="en-US"/>
+        </w:rPr>
+      </w:pPr>
+      <w:r>
+        <w:rPr>
+          <w:lang w:val="en-US"/>
+        </w:rPr>
         <w:t>«</w:t>
       </w:r>
       <w:r>
+        <w:rPr>
+          <w:lang w:val="en-US"/>
+        </w:rPr>
         <w:t>Sparse mixed linear modeling with anchor-based guidance for high-entropy alloy discovery</w:t>
       </w:r>
       <w:r>
+        <w:rPr>
+          <w:lang w:val="en-US"/>
+        </w:rPr>
         <w:t>»</w:t>
       </w:r>
       <w:r>
+        <w:rPr>
+          <w:lang w:val="en-US"/>
+        </w:rPr>
         <w:t xml:space="preserve"> (</w:t>
       </w:r>
       <w:r>
+        <w:rPr>
+          <w:lang w:val="en-US"/>
+        </w:rPr>
         <w:t>29.04.2025</w:t>
       </w:r>
       <w:r>
+        <w:rPr>
+          <w:lang w:val="en-US"/>
+        </w:rPr>
         <w:t>) [</w:t>
       </w:r>
       <w:r>
-        <w:rPr>
-          <w:lang w:val="ru-RU"/>
-        </w:rPr>
         <w:fldChar w:fldCharType="begin"/>
       </w:r>
       <w:r>
+        <w:rPr>
+          <w:lang w:val="en-US"/>
+        </w:rPr>
         <w:instrText xml:space="preserve"> REF _Ref241629379 \r \h </w:instrText>
       </w:r>
       <w:r>
-        <w:rPr>
-          <w:lang w:val="ru-RU"/>
-        </w:rPr>
-      </w:r>
-      <w:r>
-        <w:rPr>
-          <w:lang w:val="ru-RU"/>
-        </w:rPr>
         <w:fldChar w:fldCharType="separate"/>
       </w:r>
       <w:r>
+        <w:rPr>
+          <w:lang w:val="en-US"/>
+        </w:rPr>
         <w:t>9</w:t>
       </w:r>
       <w:r>
-        <w:rPr>
-          <w:lang w:val="ru-RU"/>
-        </w:rPr>
         <w:fldChar w:fldCharType="end"/>
       </w:r>
       <w:r>
+        <w:rPr>
+          <w:lang w:val="en-US"/>
+        </w:rPr>
         <w:t>]:</w:t>
       </w:r>
     </w:p>
@@ -5548,21 +5774,24 @@
           <w:ilvl w:val="0"/>
           <w:numId w:val="20"/>
         </w:numPr>
-      </w:pPr>
-      <w:r>
-        <w:rPr>
-          <w:lang w:val="ru-RU"/>
-        </w:rPr>
+        <w:rPr>
+          <w:lang w:val="en-US"/>
+        </w:rPr>
+      </w:pPr>
+      <w:r>
         <w:t>авторы</w:t>
       </w:r>
       <w:r>
+        <w:rPr>
+          <w:lang w:val="en-US"/>
+        </w:rPr>
         <w:t>:</w:t>
       </w:r>
       <w:r>
-        <w:t xml:space="preserve"> Ryo Murakami, Seiji Miura, Akihiro Endo, Satoshi Minamoto</w:t>
-      </w:r>
-      <w:r>
-        <w:t>;</w:t>
+        <w:rPr>
+          <w:lang w:val="en-US"/>
+        </w:rPr>
+        <w:t xml:space="preserve"> Ryo Murakami, Seiji Miura, Akihiro Endo, Satoshi Minamoto;</w:t>
       </w:r>
     </w:p>
     <w:p>
@@ -5572,54 +5801,66 @@
           <w:ilvl w:val="0"/>
           <w:numId w:val="20"/>
         </w:numPr>
-      </w:pPr>
-      <w:r>
-        <w:rPr>
-          <w:lang w:val="ru-RU"/>
-        </w:rPr>
+        <w:rPr>
+          <w:lang w:val="en-US"/>
+        </w:rPr>
+      </w:pPr>
+      <w:r>
         <w:lastRenderedPageBreak/>
         <w:t>организации</w:t>
       </w:r>
       <w:r>
+        <w:rPr>
+          <w:lang w:val="en-US"/>
+        </w:rPr>
         <w:t xml:space="preserve"> </w:t>
       </w:r>
       <w:r>
-        <w:rPr>
-          <w:lang w:val="ru-RU"/>
-        </w:rPr>
         <w:t>авторов</w:t>
       </w:r>
       <w:r>
+        <w:rPr>
+          <w:lang w:val="en-US"/>
+        </w:rPr>
         <w:t>:</w:t>
       </w:r>
       <w:r>
-        <w:t xml:space="preserve"> </w:t>
-      </w:r>
-      <w:r>
-        <w:t>«</w:t>
-      </w:r>
-      <w:r>
+        <w:rPr>
+          <w:lang w:val="en-US"/>
+        </w:rPr>
+        <w:t xml:space="preserve"> «</w:t>
+      </w:r>
+      <w:r>
+        <w:rPr>
+          <w:lang w:val="en-US"/>
+        </w:rPr>
         <w:t>Materials Data Platform, Research Network and Facility Services Division, National Institute for Materials Science</w:t>
       </w:r>
       <w:r>
+        <w:rPr>
+          <w:lang w:val="en-US"/>
+        </w:rPr>
         <w:t>»</w:t>
       </w:r>
       <w:r>
-        <w:t xml:space="preserve">, </w:t>
-      </w:r>
-      <w:r>
-        <w:t>«Division of Materials Science and Engineering, Faculty of Engineering»</w:t>
-      </w:r>
-      <w:r>
+        <w:rPr>
+          <w:lang w:val="en-US"/>
+        </w:rPr>
+        <w:t>, «Division of Materials Science and Engineering, Faculty of Engineering»</w:t>
+      </w:r>
+      <w:r>
+        <w:rPr>
+          <w:lang w:val="en-US"/>
+        </w:rPr>
         <w:t xml:space="preserve"> (</w:t>
       </w:r>
       <w:r>
-        <w:rPr>
-          <w:lang w:val="ru-RU"/>
-        </w:rPr>
         <w:t>Япония</w:t>
       </w:r>
       <w:r>
+        <w:rPr>
+          <w:lang w:val="en-US"/>
+        </w:rPr>
         <w:t>);</w:t>
       </w:r>
     </w:p>
@@ -5630,39 +5871,45 @@
           <w:ilvl w:val="0"/>
           <w:numId w:val="20"/>
         </w:numPr>
-      </w:pPr>
-      <w:r>
-        <w:rPr>
-          <w:lang w:val="ru-RU"/>
-        </w:rPr>
+        <w:rPr>
+          <w:lang w:val="en-US"/>
+        </w:rPr>
+      </w:pPr>
+      <w:r>
         <w:t>место</w:t>
       </w:r>
       <w:r>
+        <w:rPr>
+          <w:lang w:val="en-US"/>
+        </w:rPr>
         <w:t xml:space="preserve"> </w:t>
       </w:r>
       <w:r>
-        <w:rPr>
-          <w:lang w:val="ru-RU"/>
-        </w:rPr>
         <w:t>публикации</w:t>
       </w:r>
       <w:r>
+        <w:rPr>
+          <w:lang w:val="en-US"/>
+        </w:rPr>
         <w:t>:</w:t>
       </w:r>
       <w:r>
-        <w:t xml:space="preserve"> </w:t>
-      </w:r>
-      <w:r>
-        <w:t>«</w:t>
-      </w:r>
-      <w:r>
+        <w:rPr>
+          <w:lang w:val="en-US"/>
+        </w:rPr>
+        <w:t xml:space="preserve"> «</w:t>
+      </w:r>
+      <w:r>
+        <w:rPr>
+          <w:lang w:val="en-US"/>
+        </w:rPr>
         <w:t>Science and Technology of Advanced Materials: Methods</w:t>
       </w:r>
       <w:r>
-        <w:t>»</w:t>
-      </w:r>
-      <w:r>
-        <w:t>;</w:t>
+        <w:rPr>
+          <w:lang w:val="en-US"/>
+        </w:rPr>
+        <w:t>»;</w:t>
       </w:r>
     </w:p>
     <w:p>
@@ -5672,104 +5919,53 @@
           <w:ilvl w:val="0"/>
           <w:numId w:val="20"/>
         </w:numPr>
-        <w:rPr>
-          <w:lang w:val="ru-RU"/>
-        </w:rPr>
-      </w:pPr>
-      <w:r>
-        <w:rPr>
-          <w:lang w:val="ru-RU"/>
-        </w:rPr>
+      </w:pPr>
+      <w:r>
         <w:t>краткая информация:</w:t>
       </w:r>
       <w:r>
-        <w:rPr>
-          <w:lang w:val="ru-RU"/>
-        </w:rPr>
         <w:t xml:space="preserve"> использование </w:t>
       </w:r>
       <w:r>
-        <w:rPr>
-          <w:lang w:val="ru-RU"/>
-        </w:rPr>
         <w:t>линейн</w:t>
       </w:r>
       <w:r>
-        <w:rPr>
-          <w:lang w:val="ru-RU"/>
-        </w:rPr>
         <w:t>ой</w:t>
       </w:r>
       <w:r>
-        <w:rPr>
-          <w:lang w:val="ru-RU"/>
-        </w:rPr>
         <w:t xml:space="preserve"> низкоразмерн</w:t>
       </w:r>
       <w:r>
-        <w:rPr>
-          <w:lang w:val="ru-RU"/>
-        </w:rPr>
         <w:t>ой</w:t>
       </w:r>
       <w:r>
-        <w:rPr>
-          <w:lang w:val="ru-RU"/>
-        </w:rPr>
         <w:t xml:space="preserve"> модел</w:t>
       </w:r>
       <w:r>
-        <w:rPr>
-          <w:lang w:val="ru-RU"/>
-        </w:rPr>
         <w:t>и</w:t>
       </w:r>
       <w:r>
-        <w:rPr>
-          <w:lang w:val="ru-RU"/>
-        </w:rPr>
         <w:t xml:space="preserve"> регрессии смесей</w:t>
       </w:r>
       <w:r>
-        <w:rPr>
-          <w:lang w:val="ru-RU"/>
-        </w:rPr>
         <w:t xml:space="preserve"> с целью</w:t>
       </w:r>
       <w:r>
-        <w:rPr>
-          <w:lang w:val="ru-RU"/>
-        </w:rPr>
         <w:t xml:space="preserve"> нахо</w:t>
       </w:r>
       <w:r>
-        <w:rPr>
-          <w:lang w:val="ru-RU"/>
-        </w:rPr>
         <w:t>ждения</w:t>
       </w:r>
       <w:r>
-        <w:rPr>
-          <w:lang w:val="ru-RU"/>
-        </w:rPr>
         <w:t xml:space="preserve"> баланс</w:t>
       </w:r>
       <w:r>
-        <w:rPr>
-          <w:lang w:val="ru-RU"/>
-        </w:rPr>
         <w:t>а</w:t>
       </w:r>
       <w:r>
-        <w:rPr>
-          <w:lang w:val="ru-RU"/>
-        </w:rPr>
         <w:t xml:space="preserve"> между точностью прогнозирования и интерпретируемостью модели</w:t>
       </w:r>
       <w:r>
-        <w:rPr>
-          <w:lang w:val="ru-RU"/>
-        </w:rPr>
         <w:t>.</w:t>
       </w:r>
     </w:p>
@@ -5784,55 +5980,71 @@
     <w:p>
       <w:pPr>
         <w:pStyle w:val="a4"/>
-      </w:pPr>
-      <w:r>
+        <w:rPr>
+          <w:lang w:val="en-US"/>
+        </w:rPr>
+      </w:pPr>
+      <w:r>
+        <w:rPr>
+          <w:lang w:val="en-US"/>
+        </w:rPr>
         <w:t>«</w:t>
       </w:r>
       <w:r>
+        <w:rPr>
+          <w:lang w:val="en-US"/>
+        </w:rPr>
         <w:t>Perfecting Liquid-State Theories with Machine Intelligence</w:t>
       </w:r>
       <w:r>
+        <w:rPr>
+          <w:lang w:val="en-US"/>
+        </w:rPr>
         <w:t>»</w:t>
       </w:r>
       <w:r>
+        <w:rPr>
+          <w:lang w:val="en-US"/>
+        </w:rPr>
         <w:t xml:space="preserve"> (</w:t>
       </w:r>
       <w:r>
+        <w:rPr>
+          <w:lang w:val="en-US"/>
+        </w:rPr>
         <w:t>09.11.2023</w:t>
       </w:r>
       <w:r>
+        <w:rPr>
+          <w:lang w:val="en-US"/>
+        </w:rPr>
         <w:t>) [</w:t>
       </w:r>
       <w:r>
-        <w:rPr>
-          <w:lang w:val="ru-RU"/>
-        </w:rPr>
         <w:fldChar w:fldCharType="begin"/>
       </w:r>
       <w:r>
+        <w:rPr>
+          <w:lang w:val="en-US"/>
+        </w:rPr>
         <w:instrText xml:space="preserve"> REF _Ref241629381 \r \h </w:instrText>
       </w:r>
       <w:r>
-        <w:rPr>
-          <w:lang w:val="ru-RU"/>
-        </w:rPr>
-      </w:r>
-      <w:r>
-        <w:rPr>
-          <w:lang w:val="ru-RU"/>
-        </w:rPr>
         <w:fldChar w:fldCharType="separate"/>
       </w:r>
       <w:r>
+        <w:rPr>
+          <w:lang w:val="en-US"/>
+        </w:rPr>
         <w:t>10</w:t>
       </w:r>
       <w:r>
-        <w:rPr>
-          <w:lang w:val="ru-RU"/>
-        </w:rPr>
         <w:fldChar w:fldCharType="end"/>
       </w:r>
       <w:r>
+        <w:rPr>
+          <w:lang w:val="en-US"/>
+        </w:rPr>
         <w:t>]:</w:t>
       </w:r>
     </w:p>
@@ -5843,31 +6055,49 @@
           <w:ilvl w:val="0"/>
           <w:numId w:val="18"/>
         </w:numPr>
-      </w:pPr>
-      <w:r>
-        <w:rPr>
-          <w:lang w:val="ru-RU"/>
-        </w:rPr>
+        <w:rPr>
+          <w:lang w:val="en-US"/>
+        </w:rPr>
+      </w:pPr>
+      <w:r>
         <w:t>авторы</w:t>
       </w:r>
       <w:r>
+        <w:rPr>
+          <w:lang w:val="en-US"/>
+        </w:rPr>
         <w:t>:</w:t>
       </w:r>
       <w:r>
+        <w:rPr>
+          <w:lang w:val="en-US"/>
+        </w:rPr>
         <w:t xml:space="preserve"> </w:t>
       </w:r>
       <w:r>
+        <w:rPr>
+          <w:lang w:val="en-US"/>
+        </w:rPr>
         <w:t xml:space="preserve">Jianzhong Wu, </w:t>
       </w:r>
       <w:proofErr w:type="spellStart"/>
       <w:r>
+        <w:rPr>
+          <w:lang w:val="en-US"/>
+        </w:rPr>
         <w:t>Mengyang</w:t>
       </w:r>
       <w:proofErr w:type="spellEnd"/>
       <w:r>
+        <w:rPr>
+          <w:lang w:val="en-US"/>
+        </w:rPr>
         <w:t xml:space="preserve"> Gu</w:t>
       </w:r>
       <w:r>
+        <w:rPr>
+          <w:lang w:val="en-US"/>
+        </w:rPr>
         <w:t>;</w:t>
       </w:r>
     </w:p>
@@ -5878,44 +6108,53 @@
           <w:ilvl w:val="0"/>
           <w:numId w:val="18"/>
         </w:numPr>
-      </w:pPr>
-      <w:r>
-        <w:rPr>
-          <w:lang w:val="ru-RU"/>
-        </w:rPr>
+        <w:rPr>
+          <w:lang w:val="en-US"/>
+        </w:rPr>
+      </w:pPr>
+      <w:r>
         <w:t>организации</w:t>
       </w:r>
       <w:r>
+        <w:rPr>
+          <w:lang w:val="en-US"/>
+        </w:rPr>
         <w:t xml:space="preserve"> </w:t>
       </w:r>
       <w:r>
-        <w:rPr>
-          <w:lang w:val="ru-RU"/>
-        </w:rPr>
         <w:t>авторов</w:t>
       </w:r>
       <w:r>
+        <w:rPr>
+          <w:lang w:val="en-US"/>
+        </w:rPr>
         <w:t>:</w:t>
       </w:r>
       <w:r>
+        <w:rPr>
+          <w:lang w:val="en-US"/>
+        </w:rPr>
         <w:t xml:space="preserve"> </w:t>
       </w:r>
       <w:r>
-        <w:t xml:space="preserve">«Department of Chemical and Environmental Engineering, University of California», «Department of Statistics and Applied Probability, University of California» </w:t>
-      </w:r>
-      <w:r>
-        <w:t>(</w:t>
-      </w:r>
-      <w:r>
-        <w:rPr>
-          <w:lang w:val="ru-RU"/>
-        </w:rPr>
+        <w:rPr>
+          <w:lang w:val="en-US"/>
+        </w:rPr>
+        <w:t>«Department of Chemical and Environmental Engineering, University of California», «Department of Statistics and Applied Probability, University of California» (</w:t>
+      </w:r>
+      <w:r>
         <w:t>США</w:t>
       </w:r>
       <w:r>
+        <w:rPr>
+          <w:lang w:val="en-US"/>
+        </w:rPr>
         <w:t>)</w:t>
       </w:r>
       <w:r>
+        <w:rPr>
+          <w:lang w:val="en-US"/>
+        </w:rPr>
         <w:t>;</w:t>
       </w:r>
     </w:p>
@@ -5926,39 +6165,45 @@
           <w:ilvl w:val="0"/>
           <w:numId w:val="18"/>
         </w:numPr>
-      </w:pPr>
-      <w:r>
-        <w:rPr>
-          <w:lang w:val="ru-RU"/>
-        </w:rPr>
+        <w:rPr>
+          <w:lang w:val="en-US"/>
+        </w:rPr>
+      </w:pPr>
+      <w:r>
         <w:t>место</w:t>
       </w:r>
       <w:r>
+        <w:rPr>
+          <w:lang w:val="en-US"/>
+        </w:rPr>
         <w:t xml:space="preserve"> </w:t>
       </w:r>
       <w:r>
-        <w:rPr>
-          <w:lang w:val="ru-RU"/>
-        </w:rPr>
         <w:t>публикации</w:t>
       </w:r>
       <w:r>
+        <w:rPr>
+          <w:lang w:val="en-US"/>
+        </w:rPr>
         <w:t>:</w:t>
       </w:r>
       <w:r>
-        <w:t xml:space="preserve"> </w:t>
-      </w:r>
-      <w:r>
-        <w:t>«</w:t>
-      </w:r>
-      <w:r>
+        <w:rPr>
+          <w:lang w:val="en-US"/>
+        </w:rPr>
+        <w:t xml:space="preserve"> «</w:t>
+      </w:r>
+      <w:r>
+        <w:rPr>
+          <w:lang w:val="en-US"/>
+        </w:rPr>
         <w:t>The Journal of Physical Chemistry Letters</w:t>
       </w:r>
       <w:r>
-        <w:t>»</w:t>
-      </w:r>
-      <w:r>
-        <w:t>;</w:t>
+        <w:rPr>
+          <w:lang w:val="en-US"/>
+        </w:rPr>
+        <w:t>»;</w:t>
       </w:r>
     </w:p>
     <w:p>
@@ -5968,128 +6213,65 @@
           <w:ilvl w:val="0"/>
           <w:numId w:val="18"/>
         </w:numPr>
-        <w:rPr>
-          <w:lang w:val="ru-RU"/>
-        </w:rPr>
-      </w:pPr>
-      <w:r>
-        <w:rPr>
-          <w:lang w:val="ru-RU"/>
-        </w:rPr>
+      </w:pPr>
+      <w:r>
         <w:t>краткая информация:</w:t>
       </w:r>
       <w:r>
-        <w:rPr>
-          <w:lang w:val="ru-RU"/>
-        </w:rPr>
         <w:t xml:space="preserve"> </w:t>
       </w:r>
       <w:r>
-        <w:rPr>
-          <w:lang w:val="ru-RU"/>
-        </w:rPr>
         <w:t xml:space="preserve">сочетание теоретического анализа и методов машинного обучения </w:t>
       </w:r>
       <w:r>
-        <w:rPr>
-          <w:lang w:val="ru-RU"/>
-        </w:rPr>
         <w:t>(</w:t>
       </w:r>
       <w:r>
-        <w:rPr>
-          <w:lang w:val="ru-RU"/>
-        </w:rPr>
         <w:t>использование суррогатных моделей, снижение размерности и оценк</w:t>
       </w:r>
       <w:r>
-        <w:rPr>
-          <w:lang w:val="ru-RU"/>
-        </w:rPr>
         <w:t>а</w:t>
       </w:r>
       <w:r>
-        <w:rPr>
-          <w:lang w:val="ru-RU"/>
-        </w:rPr>
         <w:t xml:space="preserve"> неопределенности</w:t>
       </w:r>
       <w:r>
-        <w:rPr>
-          <w:lang w:val="ru-RU"/>
-        </w:rPr>
         <w:t>)</w:t>
       </w:r>
       <w:r>
-        <w:rPr>
-          <w:lang w:val="ru-RU"/>
-        </w:rPr>
         <w:t xml:space="preserve"> </w:t>
       </w:r>
       <w:r>
-        <w:rPr>
-          <w:lang w:val="ru-RU"/>
-        </w:rPr>
         <w:t>для</w:t>
       </w:r>
       <w:r>
-        <w:rPr>
-          <w:lang w:val="ru-RU"/>
-        </w:rPr>
         <w:t xml:space="preserve"> повы</w:t>
       </w:r>
       <w:r>
-        <w:rPr>
-          <w:lang w:val="ru-RU"/>
-        </w:rPr>
         <w:t>шения</w:t>
       </w:r>
       <w:r>
-        <w:rPr>
-          <w:lang w:val="ru-RU"/>
-        </w:rPr>
         <w:t xml:space="preserve"> точност</w:t>
       </w:r>
       <w:r>
-        <w:rPr>
-          <w:lang w:val="ru-RU"/>
-        </w:rPr>
         <w:t>и</w:t>
       </w:r>
       <w:r>
-        <w:rPr>
-          <w:lang w:val="ru-RU"/>
-        </w:rPr>
         <w:t>, масштабируемост</w:t>
       </w:r>
       <w:r>
-        <w:rPr>
-          <w:lang w:val="ru-RU"/>
-        </w:rPr>
         <w:t>и</w:t>
       </w:r>
       <w:r>
-        <w:rPr>
-          <w:lang w:val="ru-RU"/>
-        </w:rPr>
         <w:t xml:space="preserve"> и вычислительн</w:t>
       </w:r>
       <w:r>
-        <w:rPr>
-          <w:lang w:val="ru-RU"/>
-        </w:rPr>
         <w:t>ой</w:t>
       </w:r>
       <w:r>
-        <w:rPr>
-          <w:lang w:val="ru-RU"/>
-        </w:rPr>
         <w:t xml:space="preserve"> эффективност</w:t>
       </w:r>
       <w:r>
-        <w:rPr>
-          <w:lang w:val="ru-RU"/>
-        </w:rPr>
         <w:t>и моделей.</w:t>
       </w:r>
     </w:p>
@@ -6104,60 +6286,79 @@
     <w:p>
       <w:pPr>
         <w:pStyle w:val="a4"/>
-      </w:pPr>
-      <w:r>
+        <w:rPr>
+          <w:lang w:val="en-US"/>
+        </w:rPr>
+      </w:pPr>
+      <w:r>
+        <w:rPr>
+          <w:lang w:val="en-US"/>
+        </w:rPr>
         <w:t>«</w:t>
       </w:r>
       <w:proofErr w:type="spellStart"/>
       <w:r>
+        <w:rPr>
+          <w:lang w:val="en-US"/>
+        </w:rPr>
         <w:t>IRNet</w:t>
       </w:r>
       <w:proofErr w:type="spellEnd"/>
       <w:r>
+        <w:rPr>
+          <w:lang w:val="en-US"/>
+        </w:rPr>
         <w:t>: A General Purpose Deep Residual Regression Framework for Materials Discovery</w:t>
       </w:r>
       <w:r>
+        <w:rPr>
+          <w:lang w:val="en-US"/>
+        </w:rPr>
         <w:t>»</w:t>
       </w:r>
       <w:r>
+        <w:rPr>
+          <w:lang w:val="en-US"/>
+        </w:rPr>
         <w:t xml:space="preserve"> (</w:t>
       </w:r>
       <w:r>
+        <w:rPr>
+          <w:lang w:val="en-US"/>
+        </w:rPr>
         <w:t>07.09.2019</w:t>
       </w:r>
       <w:r>
+        <w:rPr>
+          <w:lang w:val="en-US"/>
+        </w:rPr>
         <w:t>) [</w:t>
       </w:r>
       <w:r>
-        <w:rPr>
-          <w:lang w:val="ru-RU"/>
-        </w:rPr>
         <w:fldChar w:fldCharType="begin"/>
       </w:r>
       <w:r>
+        <w:rPr>
+          <w:lang w:val="en-US"/>
+        </w:rPr>
         <w:instrText xml:space="preserve"> REF _Ref241629384 \r \h </w:instrText>
       </w:r>
       <w:r>
-        <w:rPr>
-          <w:lang w:val="ru-RU"/>
-        </w:rPr>
-      </w:r>
-      <w:r>
-        <w:rPr>
-          <w:lang w:val="ru-RU"/>
-        </w:rPr>
         <w:fldChar w:fldCharType="separate"/>
       </w:r>
       <w:r>
+        <w:rPr>
+          <w:lang w:val="en-US"/>
+        </w:rPr>
         <w:t>11</w:t>
       </w:r>
       <w:r>
-        <w:rPr>
-          <w:lang w:val="ru-RU"/>
-        </w:rPr>
         <w:fldChar w:fldCharType="end"/>
       </w:r>
       <w:r>
+        <w:rPr>
+          <w:lang w:val="en-US"/>
+        </w:rPr>
         <w:t>]:</w:t>
       </w:r>
     </w:p>
@@ -6168,39 +6369,63 @@
           <w:ilvl w:val="0"/>
           <w:numId w:val="19"/>
         </w:numPr>
-      </w:pPr>
-      <w:r>
-        <w:rPr>
-          <w:lang w:val="ru-RU"/>
-        </w:rPr>
+        <w:rPr>
+          <w:lang w:val="en-US"/>
+        </w:rPr>
+      </w:pPr>
+      <w:r>
         <w:t>авторы</w:t>
       </w:r>
       <w:r>
+        <w:rPr>
+          <w:lang w:val="en-US"/>
+        </w:rPr>
         <w:t>:</w:t>
       </w:r>
       <w:r>
+        <w:rPr>
+          <w:lang w:val="en-US"/>
+        </w:rPr>
         <w:t xml:space="preserve"> </w:t>
       </w:r>
       <w:r>
+        <w:rPr>
+          <w:lang w:val="en-US"/>
+        </w:rPr>
         <w:t xml:space="preserve">Dipendra Jha, Logan Ward, </w:t>
       </w:r>
       <w:proofErr w:type="spellStart"/>
       <w:r>
+        <w:rPr>
+          <w:lang w:val="en-US"/>
+        </w:rPr>
         <w:t>Zijiang</w:t>
       </w:r>
       <w:proofErr w:type="spellEnd"/>
       <w:r>
+        <w:rPr>
+          <w:lang w:val="en-US"/>
+        </w:rPr>
         <w:t xml:space="preserve"> Yang, Christopher Wolverton, Ian Foster, Wei-</w:t>
       </w:r>
       <w:proofErr w:type="spellStart"/>
       <w:r>
+        <w:rPr>
+          <w:lang w:val="en-US"/>
+        </w:rPr>
         <w:t>keng</w:t>
       </w:r>
       <w:proofErr w:type="spellEnd"/>
       <w:r>
+        <w:rPr>
+          <w:lang w:val="en-US"/>
+        </w:rPr>
         <w:t xml:space="preserve"> Liao, Alok Choudhary, Ankit Agrawal</w:t>
       </w:r>
       <w:r>
+        <w:rPr>
+          <w:lang w:val="en-US"/>
+        </w:rPr>
         <w:t>;</w:t>
       </w:r>
     </w:p>
@@ -6211,53 +6436,71 @@
           <w:ilvl w:val="0"/>
           <w:numId w:val="19"/>
         </w:numPr>
-      </w:pPr>
-      <w:r>
-        <w:rPr>
-          <w:lang w:val="ru-RU"/>
-        </w:rPr>
+        <w:rPr>
+          <w:lang w:val="en-US"/>
+        </w:rPr>
+      </w:pPr>
+      <w:r>
         <w:t>организации</w:t>
       </w:r>
       <w:r>
+        <w:rPr>
+          <w:lang w:val="en-US"/>
+        </w:rPr>
         <w:t xml:space="preserve"> </w:t>
       </w:r>
       <w:r>
-        <w:rPr>
-          <w:lang w:val="ru-RU"/>
-        </w:rPr>
         <w:t>авторов</w:t>
       </w:r>
       <w:r>
+        <w:rPr>
+          <w:lang w:val="en-US"/>
+        </w:rPr>
         <w:t>:</w:t>
       </w:r>
       <w:r>
+        <w:rPr>
+          <w:lang w:val="en-US"/>
+        </w:rPr>
+        <w:t xml:space="preserve"> «</w:t>
+      </w:r>
+      <w:r>
+        <w:rPr>
+          <w:lang w:val="en-US"/>
+        </w:rPr>
+        <w:t>Northwestern University Evanston, Illinois</w:t>
+      </w:r>
+      <w:r>
+        <w:rPr>
+          <w:lang w:val="en-US"/>
+        </w:rPr>
+        <w:t>»</w:t>
+      </w:r>
+      <w:r>
+        <w:rPr>
+          <w:lang w:val="en-US"/>
+        </w:rPr>
+        <w:t>, «U. Chicago and Argonne National Lab Chicago, Illinois»</w:t>
+      </w:r>
+      <w:r>
+        <w:rPr>
+          <w:lang w:val="en-US"/>
+        </w:rPr>
         <w:t xml:space="preserve"> </w:t>
       </w:r>
       <w:r>
-        <w:t>«</w:t>
-      </w:r>
-      <w:r>
-        <w:t>Northwestern University Evanston, Illinois</w:t>
-      </w:r>
-      <w:r>
-        <w:t>»</w:t>
-      </w:r>
-      <w:r>
-        <w:t>, «U. Chicago and Argonne National Lab Chicago, Illinois»</w:t>
-      </w:r>
-      <w:r>
-        <w:t xml:space="preserve"> </w:t>
-      </w:r>
-      <w:r>
+        <w:rPr>
+          <w:lang w:val="en-US"/>
+        </w:rPr>
         <w:t>(</w:t>
       </w:r>
       <w:r>
-        <w:rPr>
-          <w:lang w:val="ru-RU"/>
-        </w:rPr>
         <w:t>США</w:t>
       </w:r>
       <w:r>
+        <w:rPr>
+          <w:lang w:val="en-US"/>
+        </w:rPr>
         <w:t>);</w:t>
       </w:r>
     </w:p>
@@ -6268,38 +6511,47 @@
           <w:ilvl w:val="0"/>
           <w:numId w:val="19"/>
         </w:numPr>
-      </w:pPr>
-      <w:r>
-        <w:rPr>
-          <w:lang w:val="ru-RU"/>
-        </w:rPr>
+        <w:rPr>
+          <w:lang w:val="en-US"/>
+        </w:rPr>
+      </w:pPr>
+      <w:r>
         <w:t>место</w:t>
       </w:r>
       <w:r>
+        <w:rPr>
+          <w:lang w:val="en-US"/>
+        </w:rPr>
         <w:t xml:space="preserve"> </w:t>
       </w:r>
       <w:r>
-        <w:rPr>
-          <w:lang w:val="ru-RU"/>
-        </w:rPr>
         <w:t>публикации</w:t>
       </w:r>
       <w:r>
+        <w:rPr>
+          <w:lang w:val="en-US"/>
+        </w:rPr>
         <w:t>:</w:t>
       </w:r>
       <w:r>
+        <w:rPr>
+          <w:lang w:val="en-US"/>
+        </w:rPr>
         <w:t xml:space="preserve"> </w:t>
       </w:r>
       <w:r>
-        <w:rPr>
-          <w:lang w:val="ru-RU"/>
-        </w:rPr>
         <w:t>конференция</w:t>
       </w:r>
       <w:r>
+        <w:rPr>
+          <w:lang w:val="en-US"/>
+        </w:rPr>
         <w:t xml:space="preserve"> «Proceedings of the 25th ACM SIGKDD International Conference on Knowledge Discovery &amp; Data Mining»</w:t>
       </w:r>
       <w:r>
+        <w:rPr>
+          <w:lang w:val="en-US"/>
+        </w:rPr>
         <w:t>;</w:t>
       </w:r>
     </w:p>
@@ -6310,81 +6562,42 @@
           <w:ilvl w:val="0"/>
           <w:numId w:val="19"/>
         </w:numPr>
-        <w:rPr>
-          <w:lang w:val="ru-RU"/>
-        </w:rPr>
-      </w:pPr>
-      <w:r>
-        <w:rPr>
-          <w:lang w:val="ru-RU"/>
-        </w:rPr>
+      </w:pPr>
+      <w:r>
         <w:lastRenderedPageBreak/>
         <w:t>краткая информация:</w:t>
       </w:r>
       <w:r>
-        <w:rPr>
-          <w:lang w:val="ru-RU"/>
-        </w:rPr>
         <w:t xml:space="preserve"> применение </w:t>
       </w:r>
       <w:r>
-        <w:rPr>
-          <w:lang w:val="ru-RU"/>
-        </w:rPr>
         <w:t>глубок</w:t>
       </w:r>
       <w:r>
-        <w:rPr>
-          <w:lang w:val="ru-RU"/>
-        </w:rPr>
         <w:t>ой</w:t>
       </w:r>
       <w:r>
-        <w:rPr>
-          <w:lang w:val="ru-RU"/>
-        </w:rPr>
         <w:t xml:space="preserve"> регрессионн</w:t>
       </w:r>
       <w:r>
-        <w:rPr>
-          <w:lang w:val="ru-RU"/>
-        </w:rPr>
         <w:t>ой</w:t>
       </w:r>
       <w:r>
-        <w:rPr>
-          <w:lang w:val="ru-RU"/>
-        </w:rPr>
         <w:t xml:space="preserve"> сет</w:t>
       </w:r>
       <w:r>
-        <w:rPr>
-          <w:lang w:val="ru-RU"/>
-        </w:rPr>
         <w:t>и</w:t>
       </w:r>
       <w:r>
-        <w:rPr>
-          <w:lang w:val="ru-RU"/>
-        </w:rPr>
         <w:t xml:space="preserve"> с механизмом индивидуального остаточного обучения</w:t>
       </w:r>
       <w:r>
-        <w:rPr>
-          <w:lang w:val="ru-RU"/>
-        </w:rPr>
         <w:t xml:space="preserve"> и сравнение её с другими методами для моделирования связи </w:t>
       </w:r>
       <w:r>
-        <w:rPr>
-          <w:lang w:val="ru-RU"/>
-        </w:rPr>
         <w:t>между составом и кристаллической структурой материалов и их физико-химическими свойствами</w:t>
       </w:r>
       <w:r>
-        <w:rPr>
-          <w:lang w:val="ru-RU"/>
-        </w:rPr>
         <w:t>.</w:t>
       </w:r>
     </w:p>
@@ -6401,8 +6614,14 @@
     <w:p>
       <w:pPr>
         <w:pStyle w:val="a4"/>
-      </w:pPr>
-      <w:r>
+        <w:rPr>
+          <w:lang w:val="en-US"/>
+        </w:rPr>
+      </w:pPr>
+      <w:r>
+        <w:rPr>
+          <w:lang w:val="en-US"/>
+        </w:rPr>
         <w:t>«</w:t>
       </w:r>
       <w:r>
@@ -6426,30 +6645,48 @@
         <w:t xml:space="preserve"> framework</w:t>
       </w:r>
       <w:r>
+        <w:rPr>
+          <w:lang w:val="en-US"/>
+        </w:rPr>
         <w:t>» (</w:t>
       </w:r>
       <w:r>
+        <w:rPr>
+          <w:lang w:val="en-US"/>
+        </w:rPr>
         <w:t>17.11.2026</w:t>
       </w:r>
       <w:r>
+        <w:rPr>
+          <w:lang w:val="en-US"/>
+        </w:rPr>
         <w:t>) [</w:t>
       </w:r>
       <w:r>
         <w:fldChar w:fldCharType="begin"/>
       </w:r>
       <w:r>
+        <w:rPr>
+          <w:lang w:val="en-US"/>
+        </w:rPr>
         <w:instrText xml:space="preserve"> REF _Ref242222819 \r \h </w:instrText>
       </w:r>
       <w:r>
         <w:fldChar w:fldCharType="separate"/>
       </w:r>
       <w:r>
+        <w:rPr>
+          <w:lang w:val="en-US"/>
+        </w:rPr>
         <w:t>12</w:t>
       </w:r>
       <w:r>
         <w:fldChar w:fldCharType="end"/>
       </w:r>
       <w:r>
+        <w:rPr>
+          <w:lang w:val="en-US"/>
+        </w:rPr>
         <w:t>]:</w:t>
       </w:r>
     </w:p>
@@ -6460,23 +6697,29 @@
           <w:ilvl w:val="0"/>
           <w:numId w:val="18"/>
         </w:numPr>
-      </w:pPr>
-      <w:r>
-        <w:rPr>
-          <w:lang w:val="ru-RU"/>
-        </w:rPr>
+        <w:rPr>
+          <w:lang w:val="en-US"/>
+        </w:rPr>
+      </w:pPr>
+      <w:r>
         <w:t>авторы</w:t>
       </w:r>
       <w:r>
-        <w:t>:</w:t>
-      </w:r>
-      <w:r>
-        <w:t xml:space="preserve"> </w:t>
-      </w:r>
-      <w:r>
+        <w:rPr>
+          <w:lang w:val="en-US"/>
+        </w:rPr>
+        <w:t xml:space="preserve">: </w:t>
+      </w:r>
+      <w:r>
+        <w:rPr>
+          <w:lang w:val="en-US"/>
+        </w:rPr>
         <w:t>Pawel Stoch, Maryla Gałkowska, Joanna Przystas, Ireneusz Krakowiak</w:t>
       </w:r>
       <w:r>
+        <w:rPr>
+          <w:lang w:val="en-US"/>
+        </w:rPr>
         <w:t>;</w:t>
       </w:r>
     </w:p>
@@ -6487,47 +6730,47 @@
           <w:ilvl w:val="0"/>
           <w:numId w:val="18"/>
         </w:numPr>
-      </w:pPr>
-      <w:r>
-        <w:rPr>
-          <w:lang w:val="ru-RU"/>
-        </w:rPr>
+        <w:rPr>
+          <w:lang w:val="en-US"/>
+        </w:rPr>
+      </w:pPr>
+      <w:r>
         <w:t>организации</w:t>
       </w:r>
       <w:r>
+        <w:rPr>
+          <w:lang w:val="en-US"/>
+        </w:rPr>
         <w:t xml:space="preserve"> </w:t>
       </w:r>
       <w:r>
-        <w:rPr>
-          <w:lang w:val="ru-RU"/>
-        </w:rPr>
         <w:t>авторов</w:t>
       </w:r>
       <w:r>
-        <w:t>:</w:t>
-      </w:r>
-      <w:r>
-        <w:t xml:space="preserve"> </w:t>
-      </w:r>
-      <w:r>
-        <w:t>«AGH University of Kraków, Faculty of Materials Science and Ceramics»</w:t>
-      </w:r>
-      <w:r>
-        <w:t xml:space="preserve">, </w:t>
-      </w:r>
-      <w:r>
-        <w:t>«Warsaw University of Technology, Faculty of Automotive and Construction Machinery Engineering» (</w:t>
-      </w:r>
-      <w:r>
-        <w:rPr>
-          <w:lang w:val="ru-RU"/>
-        </w:rPr>
+        <w:rPr>
+          <w:lang w:val="en-US"/>
+        </w:rPr>
+        <w:t xml:space="preserve">: </w:t>
+      </w:r>
+      <w:r>
+        <w:rPr>
+          <w:lang w:val="en-US"/>
+        </w:rPr>
+        <w:t>«AGH University of Kraków, Faculty of Materials Science and Ceramics», «Warsaw University of Technology, Faculty of Automotive and Construction Machinery Engineering» (</w:t>
+      </w:r>
+      <w:r>
         <w:t>Польша</w:t>
       </w:r>
       <w:r>
+        <w:rPr>
+          <w:lang w:val="en-US"/>
+        </w:rPr>
         <w:t>)</w:t>
       </w:r>
       <w:r>
+        <w:rPr>
+          <w:lang w:val="en-US"/>
+        </w:rPr>
         <w:t>;</w:t>
       </w:r>
     </w:p>
@@ -6540,18 +6783,12 @@
         </w:numPr>
       </w:pPr>
       <w:r>
-        <w:rPr>
-          <w:lang w:val="ru-RU"/>
-        </w:rPr>
         <w:t>место</w:t>
       </w:r>
       <w:r>
         <w:t xml:space="preserve"> </w:t>
       </w:r>
       <w:r>
-        <w:rPr>
-          <w:lang w:val="ru-RU"/>
-        </w:rPr>
         <w:t>публикации</w:t>
       </w:r>
       <w:r>
@@ -6580,124 +6817,64 @@
           <w:ilvl w:val="0"/>
           <w:numId w:val="18"/>
         </w:numPr>
-        <w:rPr>
-          <w:lang w:val="ru-RU"/>
-        </w:rPr>
-      </w:pPr>
-      <w:r>
-        <w:rPr>
-          <w:lang w:val="ru-RU"/>
-        </w:rPr>
+      </w:pPr>
+      <w:r>
         <w:t>краткая информация:</w:t>
       </w:r>
       <w:r>
-        <w:rPr>
-          <w:lang w:val="ru-RU"/>
-        </w:rPr>
         <w:t xml:space="preserve"> </w:t>
       </w:r>
       <w:r>
-        <w:rPr>
-          <w:lang w:val="ru-RU"/>
-        </w:rPr>
         <w:t>разработ</w:t>
       </w:r>
       <w:r>
-        <w:rPr>
-          <w:lang w:val="ru-RU"/>
-        </w:rPr>
         <w:t>ка</w:t>
       </w:r>
       <w:r>
-        <w:rPr>
-          <w:lang w:val="ru-RU"/>
-        </w:rPr>
         <w:t xml:space="preserve"> основанн</w:t>
       </w:r>
       <w:r>
-        <w:rPr>
-          <w:lang w:val="ru-RU"/>
-        </w:rPr>
         <w:t>ой</w:t>
       </w:r>
       <w:r>
-        <w:rPr>
-          <w:lang w:val="ru-RU"/>
-        </w:rPr>
         <w:t xml:space="preserve"> на физических принципах систем</w:t>
       </w:r>
       <w:r>
-        <w:rPr>
-          <w:lang w:val="ru-RU"/>
-        </w:rPr>
         <w:t>ы</w:t>
       </w:r>
       <w:r>
-        <w:rPr>
-          <w:lang w:val="ru-RU"/>
-        </w:rPr>
         <w:t xml:space="preserve"> машинного обучения на основе алгоритма </w:t>
       </w:r>
       <w:r>
-        <w:rPr>
-          <w:lang w:val="ru-RU"/>
-        </w:rPr>
         <w:t>«</w:t>
       </w:r>
       <w:proofErr w:type="spellStart"/>
       <w:r>
-        <w:rPr>
-          <w:lang w:val="ru-RU"/>
-        </w:rPr>
         <w:t>XGBoost</w:t>
       </w:r>
       <w:proofErr w:type="spellEnd"/>
       <w:r>
-        <w:rPr>
-          <w:lang w:val="ru-RU"/>
-        </w:rPr>
         <w:t>»</w:t>
       </w:r>
       <w:r>
-        <w:rPr>
-          <w:lang w:val="ru-RU"/>
-        </w:rPr>
         <w:t xml:space="preserve"> –</w:t>
       </w:r>
       <w:r>
-        <w:rPr>
-          <w:lang w:val="ru-RU"/>
-        </w:rPr>
         <w:t xml:space="preserve"> </w:t>
       </w:r>
       <w:r>
-        <w:rPr>
-          <w:lang w:val="ru-RU"/>
-        </w:rPr>
         <w:t>для</w:t>
       </w:r>
       <w:r>
-        <w:rPr>
-          <w:lang w:val="ru-RU"/>
-        </w:rPr>
         <w:t xml:space="preserve"> вы</w:t>
       </w:r>
       <w:r>
-        <w:rPr>
-          <w:lang w:val="ru-RU"/>
-        </w:rPr>
         <w:t>хода</w:t>
       </w:r>
       <w:r>
-        <w:rPr>
-          <w:lang w:val="ru-RU"/>
-        </w:rPr>
         <w:t xml:space="preserve"> за рамки «черного ящика» стандартных регрессий, используется иерархическая стратегия проектирования признаков, интегрирующая 29 дескрипторов, начиная от элементной статистики и заканчивая параметрами, специфичными для предметной области</w:t>
       </w:r>
       <w:r>
-        <w:rPr>
-          <w:lang w:val="ru-RU"/>
-        </w:rPr>
         <w:t>.</w:t>
       </w:r>
     </w:p>
@@ -6705,7 +6882,7 @@
       <w:pPr>
         <w:pStyle w:val="2"/>
       </w:pPr>
-      <w:bookmarkStart w:id="15" w:name="_Toc242272096"/>
+      <w:bookmarkStart w:id="15" w:name="_Toc243434016"/>
       <w:r>
         <w:t>Выбор</w:t>
       </w:r>
@@ -6720,62 +6897,32 @@
     <w:p>
       <w:pPr>
         <w:pStyle w:val="a4"/>
-        <w:rPr>
-          <w:lang w:val="ru-RU"/>
-        </w:rPr>
-      </w:pPr>
-      <w:r>
-        <w:rPr>
-          <w:lang w:val="ru-RU"/>
-        </w:rPr>
+      </w:pPr>
+      <w:r>
         <w:t>Теперь выберем статьи, методы которых реализуем и применим для прогнозирования свойств.</w:t>
       </w:r>
       <w:r>
-        <w:rPr>
-          <w:lang w:val="ru-RU"/>
-        </w:rPr>
         <w:t xml:space="preserve"> Наиболее</w:t>
       </w:r>
       <w:r>
-        <w:rPr>
-          <w:lang w:val="ru-RU"/>
-        </w:rPr>
         <w:t xml:space="preserve"> </w:t>
       </w:r>
       <w:r>
-        <w:rPr>
-          <w:lang w:val="ru-RU"/>
-        </w:rPr>
         <w:t>подходящ</w:t>
       </w:r>
       <w:r>
-        <w:rPr>
-          <w:lang w:val="ru-RU"/>
-        </w:rPr>
         <w:t>ими</w:t>
       </w:r>
       <w:r>
-        <w:rPr>
-          <w:lang w:val="ru-RU"/>
-        </w:rPr>
         <w:t xml:space="preserve"> </w:t>
       </w:r>
       <w:r>
-        <w:rPr>
-          <w:lang w:val="ru-RU"/>
-        </w:rPr>
         <w:t>явля</w:t>
       </w:r>
       <w:r>
-        <w:rPr>
-          <w:lang w:val="ru-RU"/>
-        </w:rPr>
         <w:t>ются:</w:t>
       </w:r>
       <w:r>
-        <w:rPr>
-          <w:lang w:val="ru-RU"/>
-        </w:rPr>
         <w:t xml:space="preserve"> </w:t>
       </w:r>
     </w:p>
@@ -6786,349 +6933,202 @@
           <w:ilvl w:val="0"/>
           <w:numId w:val="22"/>
         </w:numPr>
-        <w:rPr>
-          <w:lang w:val="ru-RU"/>
-        </w:rPr>
-      </w:pPr>
-      <w:r>
-        <w:rPr>
-          <w:lang w:val="ru-RU"/>
-        </w:rPr>
+      </w:pPr>
+      <w:r>
         <w:t>«</w:t>
       </w:r>
       <w:r>
         <w:t>Accelerating</w:t>
       </w:r>
       <w:r>
-        <w:rPr>
-          <w:lang w:val="ru-RU"/>
-        </w:rPr>
         <w:t xml:space="preserve"> </w:t>
       </w:r>
       <w:r>
         <w:t>the</w:t>
       </w:r>
       <w:r>
-        <w:rPr>
-          <w:lang w:val="ru-RU"/>
-        </w:rPr>
         <w:t xml:space="preserve"> </w:t>
       </w:r>
       <w:r>
         <w:t>Design</w:t>
       </w:r>
       <w:r>
-        <w:rPr>
-          <w:lang w:val="ru-RU"/>
-        </w:rPr>
         <w:t xml:space="preserve"> </w:t>
       </w:r>
       <w:r>
         <w:t>of</w:t>
       </w:r>
       <w:r>
-        <w:rPr>
-          <w:lang w:val="ru-RU"/>
-        </w:rPr>
         <w:t xml:space="preserve"> </w:t>
       </w:r>
       <w:r>
         <w:t>Resorbable</w:t>
       </w:r>
       <w:r>
-        <w:rPr>
-          <w:lang w:val="ru-RU"/>
-        </w:rPr>
         <w:t xml:space="preserve"> </w:t>
       </w:r>
       <w:r>
         <w:t>Magnesium</w:t>
       </w:r>
       <w:r>
-        <w:rPr>
-          <w:lang w:val="ru-RU"/>
-        </w:rPr>
         <w:t xml:space="preserve"> </w:t>
       </w:r>
       <w:r>
         <w:t>Alloys</w:t>
       </w:r>
       <w:r>
-        <w:rPr>
-          <w:lang w:val="ru-RU"/>
-        </w:rPr>
         <w:t xml:space="preserve">: </w:t>
       </w:r>
       <w:r>
         <w:t>A</w:t>
       </w:r>
       <w:r>
-        <w:rPr>
-          <w:lang w:val="ru-RU"/>
-        </w:rPr>
         <w:t xml:space="preserve"> </w:t>
       </w:r>
       <w:r>
         <w:t>Machine</w:t>
       </w:r>
       <w:r>
-        <w:rPr>
-          <w:lang w:val="ru-RU"/>
-        </w:rPr>
         <w:t xml:space="preserve"> </w:t>
       </w:r>
       <w:r>
         <w:t>Learning</w:t>
       </w:r>
       <w:r>
-        <w:rPr>
-          <w:lang w:val="ru-RU"/>
-        </w:rPr>
         <w:t xml:space="preserve"> </w:t>
       </w:r>
       <w:r>
         <w:t>Approach</w:t>
       </w:r>
       <w:r>
-        <w:rPr>
-          <w:lang w:val="ru-RU"/>
-        </w:rPr>
         <w:t xml:space="preserve"> </w:t>
       </w:r>
       <w:r>
         <w:t>to</w:t>
       </w:r>
       <w:r>
-        <w:rPr>
-          <w:lang w:val="ru-RU"/>
-        </w:rPr>
         <w:t xml:space="preserve"> </w:t>
       </w:r>
       <w:r>
         <w:t>Property</w:t>
       </w:r>
       <w:r>
-        <w:rPr>
-          <w:lang w:val="ru-RU"/>
-        </w:rPr>
         <w:t xml:space="preserve"> </w:t>
       </w:r>
+      <w:proofErr w:type="spellStart"/>
       <w:r>
         <w:t>Prediction</w:t>
       </w:r>
-      <w:r>
-        <w:rPr>
-          <w:lang w:val="ru-RU"/>
-        </w:rPr>
+      <w:proofErr w:type="spellEnd"/>
+      <w:r>
         <w:t>» [</w:t>
       </w:r>
       <w:r>
-        <w:rPr>
-          <w:lang w:val="ru-RU"/>
-        </w:rPr>
         <w:fldChar w:fldCharType="begin"/>
       </w:r>
       <w:r>
-        <w:rPr>
-          <w:lang w:val="ru-RU"/>
-        </w:rPr>
         <w:instrText xml:space="preserve"> </w:instrText>
       </w:r>
       <w:r>
         <w:instrText>REF</w:instrText>
       </w:r>
       <w:r>
-        <w:rPr>
-          <w:lang w:val="ru-RU"/>
-        </w:rPr>
         <w:instrText xml:space="preserve"> _</w:instrText>
       </w:r>
       <w:r>
         <w:instrText>Ref</w:instrText>
       </w:r>
       <w:r>
-        <w:rPr>
-          <w:lang w:val="ru-RU"/>
-        </w:rPr>
         <w:instrText>241632659 \</w:instrText>
       </w:r>
       <w:r>
         <w:instrText>r</w:instrText>
       </w:r>
       <w:r>
-        <w:rPr>
-          <w:lang w:val="ru-RU"/>
-        </w:rPr>
         <w:instrText xml:space="preserve"> \</w:instrText>
       </w:r>
       <w:r>
         <w:instrText>h</w:instrText>
       </w:r>
       <w:r>
-        <w:rPr>
-          <w:lang w:val="ru-RU"/>
-        </w:rPr>
         <w:instrText xml:space="preserve"> </w:instrText>
       </w:r>
       <w:r>
-        <w:rPr>
-          <w:lang w:val="ru-RU"/>
-        </w:rPr>
-      </w:r>
-      <w:r>
-        <w:rPr>
-          <w:lang w:val="ru-RU"/>
-        </w:rPr>
         <w:fldChar w:fldCharType="separate"/>
       </w:r>
       <w:r>
-        <w:rPr>
-          <w:lang w:val="ru-RU"/>
-        </w:rPr>
         <w:t>2.1.1</w:t>
       </w:r>
       <w:r>
-        <w:rPr>
-          <w:lang w:val="ru-RU"/>
-        </w:rPr>
         <w:fldChar w:fldCharType="end"/>
       </w:r>
       <w:r>
-        <w:rPr>
-          <w:lang w:val="ru-RU"/>
-        </w:rPr>
         <w:t xml:space="preserve">], </w:t>
       </w:r>
       <w:r>
-        <w:rPr>
-          <w:lang w:val="ru-RU"/>
-        </w:rPr>
         <w:t>так</w:t>
       </w:r>
       <w:r>
-        <w:rPr>
-          <w:lang w:val="ru-RU"/>
-        </w:rPr>
         <w:t xml:space="preserve"> </w:t>
       </w:r>
       <w:r>
-        <w:rPr>
-          <w:lang w:val="ru-RU"/>
-        </w:rPr>
         <w:t>как</w:t>
       </w:r>
       <w:r>
-        <w:rPr>
-          <w:lang w:val="ru-RU"/>
-        </w:rPr>
         <w:t xml:space="preserve"> </w:t>
       </w:r>
       <w:r>
-        <w:rPr>
-          <w:lang w:val="ru-RU"/>
-        </w:rPr>
         <w:t>в</w:t>
       </w:r>
       <w:r>
-        <w:rPr>
-          <w:lang w:val="ru-RU"/>
-        </w:rPr>
         <w:t xml:space="preserve"> </w:t>
       </w:r>
       <w:r>
-        <w:rPr>
-          <w:lang w:val="ru-RU"/>
-        </w:rPr>
         <w:t>ней</w:t>
       </w:r>
       <w:r>
-        <w:rPr>
-          <w:lang w:val="ru-RU"/>
-        </w:rPr>
         <w:t xml:space="preserve"> </w:t>
       </w:r>
       <w:r>
-        <w:rPr>
-          <w:lang w:val="ru-RU"/>
-        </w:rPr>
         <w:t>разобраны</w:t>
       </w:r>
       <w:r>
-        <w:rPr>
-          <w:lang w:val="ru-RU"/>
-        </w:rPr>
         <w:t xml:space="preserve"> </w:t>
       </w:r>
       <w:r>
-        <w:rPr>
-          <w:lang w:val="ru-RU"/>
-        </w:rPr>
         <w:t>и</w:t>
       </w:r>
       <w:r>
-        <w:rPr>
-          <w:lang w:val="ru-RU"/>
-        </w:rPr>
         <w:t xml:space="preserve"> </w:t>
       </w:r>
       <w:r>
-        <w:rPr>
-          <w:lang w:val="ru-RU"/>
-        </w:rPr>
         <w:t>приведены</w:t>
       </w:r>
       <w:r>
-        <w:rPr>
-          <w:lang w:val="ru-RU"/>
-        </w:rPr>
         <w:t xml:space="preserve"> </w:t>
       </w:r>
       <w:r>
-        <w:rPr>
-          <w:lang w:val="ru-RU"/>
-        </w:rPr>
         <w:t>результаты</w:t>
       </w:r>
       <w:r>
-        <w:rPr>
-          <w:lang w:val="ru-RU"/>
-        </w:rPr>
         <w:t xml:space="preserve"> </w:t>
       </w:r>
       <w:r>
-        <w:rPr>
-          <w:lang w:val="ru-RU"/>
-        </w:rPr>
         <w:t>шести</w:t>
       </w:r>
       <w:r>
-        <w:rPr>
-          <w:lang w:val="ru-RU"/>
-        </w:rPr>
         <w:t xml:space="preserve"> </w:t>
       </w:r>
       <w:r>
-        <w:rPr>
-          <w:lang w:val="ru-RU"/>
-        </w:rPr>
         <w:t>различных</w:t>
       </w:r>
       <w:r>
-        <w:rPr>
-          <w:lang w:val="ru-RU"/>
-        </w:rPr>
         <w:t xml:space="preserve"> </w:t>
       </w:r>
       <w:r>
-        <w:rPr>
-          <w:lang w:val="ru-RU"/>
-        </w:rPr>
         <w:t>методов машинного обучения, а также она является актуальной, ведь была опубликована в текущем году</w:t>
       </w:r>
       <w:r>
-        <w:rPr>
-          <w:lang w:val="ru-RU"/>
-        </w:rPr>
         <w:t xml:space="preserve"> [2026];</w:t>
       </w:r>
     </w:p>
@@ -7139,14 +7139,8 @@
           <w:ilvl w:val="0"/>
           <w:numId w:val="22"/>
         </w:numPr>
-        <w:rPr>
-          <w:lang w:val="ru-RU"/>
-        </w:rPr>
-      </w:pPr>
-      <w:r>
-        <w:rPr>
-          <w:lang w:val="ru-RU"/>
-        </w:rPr>
+      </w:pPr>
+      <w:r>
         <w:t>«</w:t>
       </w:r>
       <w:r>
@@ -7156,9 +7150,6 @@
         <w:t>Physics</w:t>
       </w:r>
       <w:r>
-        <w:rPr>
-          <w:lang w:val="ru-RU"/>
-        </w:rPr>
         <w:t>-</w:t>
       </w:r>
       <w:r>
@@ -7168,9 +7159,6 @@
         <w:t>informed</w:t>
       </w:r>
       <w:r>
-        <w:rPr>
-          <w:lang w:val="ru-RU"/>
-        </w:rPr>
         <w:t xml:space="preserve"> </w:t>
       </w:r>
       <w:r>
@@ -7180,9 +7168,6 @@
         <w:t>machine</w:t>
       </w:r>
       <w:r>
-        <w:rPr>
-          <w:lang w:val="ru-RU"/>
-        </w:rPr>
         <w:t xml:space="preserve"> </w:t>
       </w:r>
       <w:r>
@@ -7192,9 +7177,6 @@
         <w:t>learning</w:t>
       </w:r>
       <w:r>
-        <w:rPr>
-          <w:lang w:val="ru-RU"/>
-        </w:rPr>
         <w:t xml:space="preserve"> </w:t>
       </w:r>
       <w:r>
@@ -7204,9 +7186,6 @@
         <w:t>for</w:t>
       </w:r>
       <w:r>
-        <w:rPr>
-          <w:lang w:val="ru-RU"/>
-        </w:rPr>
         <w:t xml:space="preserve"> </w:t>
       </w:r>
       <w:r>
@@ -7216,9 +7195,6 @@
         <w:t>oxide</w:t>
       </w:r>
       <w:r>
-        <w:rPr>
-          <w:lang w:val="ru-RU"/>
-        </w:rPr>
         <w:t xml:space="preserve"> </w:t>
       </w:r>
       <w:r>
@@ -7228,9 +7204,6 @@
         <w:t>glass</w:t>
       </w:r>
       <w:r>
-        <w:rPr>
-          <w:lang w:val="ru-RU"/>
-        </w:rPr>
         <w:t xml:space="preserve"> </w:t>
       </w:r>
       <w:r>
@@ -7240,9 +7213,6 @@
         <w:t>density</w:t>
       </w:r>
       <w:r>
-        <w:rPr>
-          <w:lang w:val="ru-RU"/>
-        </w:rPr>
         <w:t xml:space="preserve"> </w:t>
       </w:r>
       <w:r>
@@ -7252,9 +7222,6 @@
         <w:t>prediction</w:t>
       </w:r>
       <w:r>
-        <w:rPr>
-          <w:lang w:val="ru-RU"/>
-        </w:rPr>
         <w:t xml:space="preserve">: </w:t>
       </w:r>
       <w:r>
@@ -7264,9 +7231,6 @@
         <w:t>An</w:t>
       </w:r>
       <w:r>
-        <w:rPr>
-          <w:lang w:val="ru-RU"/>
-        </w:rPr>
         <w:t xml:space="preserve"> </w:t>
       </w:r>
       <w:r>
@@ -7276,9 +7240,6 @@
         <w:t>interpretable</w:t>
       </w:r>
       <w:r>
-        <w:rPr>
-          <w:lang w:val="ru-RU"/>
-        </w:rPr>
         <w:t xml:space="preserve"> </w:t>
       </w:r>
       <w:proofErr w:type="spellStart"/>
@@ -7290,9 +7251,6 @@
       </w:r>
       <w:proofErr w:type="spellEnd"/>
       <w:r>
-        <w:rPr>
-          <w:lang w:val="ru-RU"/>
-        </w:rPr>
         <w:t xml:space="preserve"> </w:t>
       </w:r>
       <w:r>
@@ -7302,181 +7260,103 @@
         <w:t>framework</w:t>
       </w:r>
       <w:r>
-        <w:rPr>
-          <w:lang w:val="ru-RU"/>
-        </w:rPr>
         <w:t>» [</w:t>
       </w:r>
       <w:r>
         <w:fldChar w:fldCharType="begin"/>
       </w:r>
       <w:r>
-        <w:rPr>
-          <w:lang w:val="ru-RU"/>
-        </w:rPr>
         <w:instrText xml:space="preserve"> </w:instrText>
       </w:r>
       <w:r>
         <w:instrText>REF</w:instrText>
       </w:r>
       <w:r>
-        <w:rPr>
-          <w:lang w:val="ru-RU"/>
-        </w:rPr>
         <w:instrText xml:space="preserve"> _</w:instrText>
       </w:r>
       <w:r>
         <w:instrText>Ref</w:instrText>
       </w:r>
       <w:r>
-        <w:rPr>
-          <w:lang w:val="ru-RU"/>
-        </w:rPr>
         <w:instrText>242223936 \</w:instrText>
       </w:r>
       <w:r>
         <w:instrText>r</w:instrText>
       </w:r>
       <w:r>
-        <w:rPr>
-          <w:lang w:val="ru-RU"/>
-        </w:rPr>
         <w:instrText xml:space="preserve"> \</w:instrText>
       </w:r>
       <w:r>
         <w:instrText>h</w:instrText>
       </w:r>
       <w:r>
-        <w:rPr>
-          <w:lang w:val="ru-RU"/>
-        </w:rPr>
         <w:instrText xml:space="preserve"> </w:instrText>
       </w:r>
       <w:r>
         <w:fldChar w:fldCharType="separate"/>
       </w:r>
       <w:r>
-        <w:rPr>
-          <w:lang w:val="ru-RU"/>
-        </w:rPr>
         <w:t>2.1.10</w:t>
       </w:r>
       <w:r>
         <w:fldChar w:fldCharType="end"/>
       </w:r>
       <w:r>
-        <w:rPr>
-          <w:lang w:val="ru-RU"/>
-        </w:rPr>
         <w:t>]</w:t>
       </w:r>
       <w:r>
-        <w:rPr>
-          <w:lang w:val="ru-RU"/>
-        </w:rPr>
         <w:t xml:space="preserve"> – </w:t>
       </w:r>
       <w:r>
-        <w:rPr>
-          <w:lang w:val="ru-RU"/>
-        </w:rPr>
         <w:t>содержит</w:t>
       </w:r>
       <w:r>
-        <w:rPr>
-          <w:lang w:val="ru-RU"/>
-        </w:rPr>
         <w:t xml:space="preserve"> </w:t>
       </w:r>
       <w:r>
-        <w:rPr>
-          <w:lang w:val="ru-RU"/>
-        </w:rPr>
         <w:t>подробную</w:t>
       </w:r>
       <w:r>
-        <w:rPr>
-          <w:lang w:val="ru-RU"/>
-        </w:rPr>
         <w:t xml:space="preserve"> </w:t>
       </w:r>
       <w:r>
-        <w:rPr>
-          <w:lang w:val="ru-RU"/>
-        </w:rPr>
         <w:t>информацию</w:t>
       </w:r>
       <w:r>
-        <w:rPr>
-          <w:lang w:val="ru-RU"/>
-        </w:rPr>
         <w:t xml:space="preserve"> </w:t>
       </w:r>
       <w:r>
-        <w:rPr>
-          <w:lang w:val="ru-RU"/>
-        </w:rPr>
         <w:t>про</w:t>
       </w:r>
       <w:r>
-        <w:rPr>
-          <w:lang w:val="ru-RU"/>
-        </w:rPr>
         <w:t xml:space="preserve"> </w:t>
       </w:r>
       <w:r>
-        <w:rPr>
-          <w:lang w:val="ru-RU"/>
-        </w:rPr>
         <w:lastRenderedPageBreak/>
         <w:t>подготовку</w:t>
       </w:r>
       <w:r>
-        <w:rPr>
-          <w:lang w:val="ru-RU"/>
-        </w:rPr>
         <w:t xml:space="preserve"> </w:t>
       </w:r>
       <w:r>
-        <w:rPr>
-          <w:lang w:val="ru-RU"/>
-        </w:rPr>
         <w:t>данны</w:t>
       </w:r>
       <w:r>
-        <w:rPr>
-          <w:lang w:val="ru-RU"/>
-        </w:rPr>
         <w:t>х,</w:t>
       </w:r>
       <w:r>
-        <w:rPr>
-          <w:lang w:val="ru-RU"/>
-        </w:rPr>
         <w:t xml:space="preserve"> </w:t>
       </w:r>
       <w:r>
-        <w:rPr>
-          <w:lang w:val="ru-RU"/>
-        </w:rPr>
         <w:t>применение</w:t>
       </w:r>
       <w:r>
-        <w:rPr>
-          <w:lang w:val="ru-RU"/>
-        </w:rPr>
         <w:t xml:space="preserve"> </w:t>
       </w:r>
       <w:r>
-        <w:rPr>
-          <w:lang w:val="ru-RU"/>
-        </w:rPr>
         <w:t>модифицированного</w:t>
       </w:r>
       <w:r>
-        <w:rPr>
-          <w:lang w:val="ru-RU"/>
-        </w:rPr>
         <w:t xml:space="preserve"> «</w:t>
       </w:r>
       <w:proofErr w:type="spellStart"/>
@@ -7485,40 +7365,30 @@
       </w:r>
       <w:proofErr w:type="spellEnd"/>
       <w:r>
-        <w:rPr>
-          <w:lang w:val="ru-RU"/>
-        </w:rPr>
         <w:t>»</w:t>
       </w:r>
       <w:r>
-        <w:rPr>
-          <w:lang w:val="ru-RU"/>
-        </w:rPr>
         <w:t xml:space="preserve"> и </w:t>
       </w:r>
       <w:r>
-        <w:rPr>
-          <w:lang w:val="ru-RU"/>
-        </w:rPr>
-        <w:t>, имеется опубликованный</w:t>
-      </w:r>
-      <w:r>
-        <w:rPr>
-          <w:lang w:val="ru-RU"/>
-        </w:rPr>
+        <w:t>подробный анализ результатов прогнозирования</w:t>
+      </w:r>
+      <w:r>
+        <w:t>,</w:t>
+      </w:r>
+      <w:r>
+        <w:t xml:space="preserve"> а также</w:t>
+      </w:r>
+      <w:r>
+        <w:t xml:space="preserve"> имеется опубликованный</w:t>
+      </w:r>
+      <w:r>
         <w:t xml:space="preserve"> </w:t>
       </w:r>
       <w:r>
-        <w:rPr>
-          <w:highlight w:val="yellow"/>
-          <w:lang w:val="ru-RU"/>
-        </w:rPr>
-        <w:t>…</w:t>
-      </w:r>
-      <w:r>
-        <w:rPr>
-          <w:lang w:val="ru-RU"/>
-        </w:rPr>
+        <w:t>исходный код и данные, что позволит подробно ознакомиться с самой программой</w:t>
+      </w:r>
+      <w:r>
         <w:t>.</w:t>
       </w:r>
     </w:p>
@@ -7526,7 +7396,7 @@
       <w:pPr>
         <w:pStyle w:val="2"/>
       </w:pPr>
-      <w:bookmarkStart w:id="16" w:name="_Toc242272097"/>
+      <w:bookmarkStart w:id="16" w:name="_Toc243434017"/>
       <w:r>
         <w:t>Описание выбранных публикаций</w:t>
       </w:r>
@@ -7535,6 +7405,9 @@
     <w:p>
       <w:pPr>
         <w:pStyle w:val="3"/>
+        <w:rPr>
+          <w:lang w:val="en-US"/>
+        </w:rPr>
       </w:pPr>
       <w:r>
         <w:rPr>
@@ -7543,6 +7416,9 @@
         <w:t>«</w:t>
       </w:r>
       <w:r>
+        <w:rPr>
+          <w:lang w:val="en-US"/>
+        </w:rPr>
         <w:t>Accelerating</w:t>
       </w:r>
       <w:r>
@@ -7552,6 +7428,9 @@
         <w:t xml:space="preserve"> </w:t>
       </w:r>
       <w:r>
+        <w:rPr>
+          <w:lang w:val="en-US"/>
+        </w:rPr>
         <w:t>the</w:t>
       </w:r>
       <w:r>
@@ -7561,6 +7440,9 @@
         <w:t xml:space="preserve"> </w:t>
       </w:r>
       <w:r>
+        <w:rPr>
+          <w:lang w:val="en-US"/>
+        </w:rPr>
         <w:t>Design</w:t>
       </w:r>
       <w:r>
@@ -7570,6 +7452,9 @@
         <w:t xml:space="preserve"> </w:t>
       </w:r>
       <w:r>
+        <w:rPr>
+          <w:lang w:val="en-US"/>
+        </w:rPr>
         <w:t>of</w:t>
       </w:r>
       <w:r>
@@ -7579,6 +7464,9 @@
         <w:t xml:space="preserve"> </w:t>
       </w:r>
       <w:r>
+        <w:rPr>
+          <w:lang w:val="en-US"/>
+        </w:rPr>
         <w:t>Resorbable</w:t>
       </w:r>
       <w:r>
@@ -7588,6 +7476,9 @@
         <w:t xml:space="preserve"> </w:t>
       </w:r>
       <w:r>
+        <w:rPr>
+          <w:lang w:val="en-US"/>
+        </w:rPr>
         <w:t>Magnesium</w:t>
       </w:r>
       <w:r>
@@ -7597,6 +7488,9 @@
         <w:t xml:space="preserve"> </w:t>
       </w:r>
       <w:r>
+        <w:rPr>
+          <w:lang w:val="en-US"/>
+        </w:rPr>
         <w:t>Alloys</w:t>
       </w:r>
       <w:r>
@@ -7606,6 +7500,9 @@
         <w:t xml:space="preserve">: </w:t>
       </w:r>
       <w:r>
+        <w:rPr>
+          <w:lang w:val="en-US"/>
+        </w:rPr>
         <w:t>A</w:t>
       </w:r>
       <w:r>
@@ -7615,6 +7512,9 @@
         <w:t xml:space="preserve"> </w:t>
       </w:r>
       <w:r>
+        <w:rPr>
+          <w:lang w:val="en-US"/>
+        </w:rPr>
         <w:t>Machine</w:t>
       </w:r>
       <w:r>
@@ -7624,6 +7524,9 @@
         <w:t xml:space="preserve"> </w:t>
       </w:r>
       <w:r>
+        <w:rPr>
+          <w:lang w:val="en-US"/>
+        </w:rPr>
         <w:t>Learning</w:t>
       </w:r>
       <w:r>
@@ -7633,6 +7536,9 @@
         <w:t xml:space="preserve"> </w:t>
       </w:r>
       <w:r>
+        <w:rPr>
+          <w:lang w:val="en-US"/>
+        </w:rPr>
         <w:t>Approach</w:t>
       </w:r>
       <w:r>
@@ -7642,6 +7548,9 @@
         <w:t xml:space="preserve"> </w:t>
       </w:r>
       <w:r>
+        <w:rPr>
+          <w:lang w:val="en-US"/>
+        </w:rPr>
         <w:t>to</w:t>
       </w:r>
       <w:r>
@@ -7651,6 +7560,9 @@
         <w:t xml:space="preserve"> </w:t>
       </w:r>
       <w:r>
+        <w:rPr>
+          <w:lang w:val="en-US"/>
+        </w:rPr>
         <w:t>Property</w:t>
       </w:r>
       <w:r>
@@ -7660,6 +7572,9 @@
         <w:t xml:space="preserve"> </w:t>
       </w:r>
       <w:r>
+        <w:rPr>
+          <w:lang w:val="en-US"/>
+        </w:rPr>
         <w:t>Prediction</w:t>
       </w:r>
       <w:r>
@@ -7680,15 +7595,11 @@
     <w:p>
       <w:pPr>
         <w:pStyle w:val="a4"/>
-        <w:rPr>
-          <w:lang w:val="ru-RU"/>
-        </w:rPr>
       </w:pPr>
       <w:r>
         <w:rPr>
           <w:b/>
           <w:bCs/>
-          <w:lang w:val="ru-RU"/>
         </w:rPr>
         <w:t>Цель</w:t>
       </w:r>
@@ -7696,262 +7607,137 @@
         <w:rPr>
           <w:b/>
           <w:bCs/>
-          <w:lang w:val="ru-RU"/>
         </w:rPr>
         <w:t xml:space="preserve">: </w:t>
       </w:r>
       <w:r>
-        <w:rPr>
-          <w:lang w:val="ru-RU"/>
-        </w:rPr>
         <w:t>п</w:t>
       </w:r>
       <w:r>
-        <w:rPr>
-          <w:lang w:val="ru-RU"/>
-        </w:rPr>
-        <w:t>остроить модели машинного обучения, предсказывающие предел текучести (</w:t>
-      </w:r>
-      <w:r>
-        <w:t>YS</w:t>
-      </w:r>
-      <w:r>
-        <w:rPr>
-          <w:lang w:val="ru-RU"/>
-        </w:rPr>
-        <w:t>), предел прочности (</w:t>
-      </w:r>
-      <w:r>
-        <w:t>UTS</w:t>
-      </w:r>
-      <w:r>
-        <w:rPr>
-          <w:lang w:val="ru-RU"/>
-        </w:rPr>
-        <w:t>) и удлинение (</w:t>
-      </w:r>
-      <w:r>
-        <w:t>El</w:t>
-      </w:r>
-      <w:r>
-        <w:rPr>
-          <w:lang w:val="ru-RU"/>
-        </w:rPr>
-        <w:t xml:space="preserve">) разбавленных </w:t>
-      </w:r>
-      <w:r>
-        <w:rPr>
-          <w:lang w:val="ru-RU"/>
-        </w:rPr>
+        <w:t xml:space="preserve">остроить модели машинного обучения, предсказывающие предел текучести (YS), предел прочности (UTS) и удлинение (El) разбавленных </w:t>
+      </w:r>
+      <w:r>
         <w:t xml:space="preserve">магниевых </w:t>
       </w:r>
       <w:r>
-        <w:rPr>
-          <w:lang w:val="ru-RU"/>
-        </w:rPr>
         <w:t>сплавов по составу и параметрам термомеханической обработки. Состав ограничен биосовместимым диапазоном, а деградация напрямую не моделируется из-за нехватки сопоставимых данных.</w:t>
       </w:r>
     </w:p>
     <w:p>
       <w:pPr>
         <w:pStyle w:val="a4"/>
-        <w:rPr>
-          <w:lang w:val="ru-RU"/>
-        </w:rPr>
       </w:pPr>
       <w:r>
         <w:rPr>
           <w:b/>
           <w:bCs/>
-          <w:lang w:val="ru-RU"/>
         </w:rPr>
         <w:t>Исходные данные:</w:t>
       </w:r>
       <w:r>
-        <w:rPr>
-          <w:lang w:val="ru-RU"/>
-        </w:rPr>
         <w:t xml:space="preserve"> </w:t>
       </w:r>
       <w:r>
-        <w:rPr>
-          <w:lang w:val="ru-RU"/>
-        </w:rPr>
         <w:t>из</w:t>
       </w:r>
       <w:r>
-        <w:rPr>
-          <w:lang w:val="ru-RU"/>
-        </w:rPr>
         <w:t xml:space="preserve"> литератур</w:t>
       </w:r>
       <w:r>
-        <w:rPr>
-          <w:lang w:val="ru-RU"/>
-        </w:rPr>
         <w:t>ы</w:t>
       </w:r>
       <w:r>
-        <w:rPr>
-          <w:lang w:val="ru-RU"/>
-        </w:rPr>
         <w:t xml:space="preserve"> собрано 312 экспериментальных образцов</w:t>
       </w:r>
       <w:r>
-        <w:rPr>
-          <w:lang w:val="ru-RU"/>
-        </w:rPr>
         <w:t>, после чего их</w:t>
       </w:r>
       <w:r>
-        <w:rPr>
-          <w:lang w:val="ru-RU"/>
-        </w:rPr>
         <w:t xml:space="preserve"> расширили до 600 (по среднему и стандартному отклонению свойств)</w:t>
       </w:r>
       <w:r>
-        <w:rPr>
-          <w:lang w:val="ru-RU"/>
-        </w:rPr>
         <w:t xml:space="preserve">, затем провели </w:t>
       </w:r>
       <w:r>
-        <w:rPr>
-          <w:lang w:val="ru-RU"/>
-        </w:rPr>
         <w:t>очистк</w:t>
       </w:r>
       <w:r>
-        <w:rPr>
-          <w:lang w:val="ru-RU"/>
-        </w:rPr>
         <w:t xml:space="preserve">у и </w:t>
       </w:r>
       <w:r>
-        <w:rPr>
-          <w:lang w:val="ru-RU"/>
-        </w:rPr>
         <w:t>получили 410 точек. Пр</w:t>
       </w:r>
       <w:r>
-        <w:rPr>
-          <w:lang w:val="ru-RU"/>
-        </w:rPr>
         <w:t>и</w:t>
       </w:r>
       <w:r>
-        <w:rPr>
-          <w:lang w:val="ru-RU"/>
-        </w:rPr>
         <w:t>знаки</w:t>
       </w:r>
       <w:r>
-        <w:rPr>
-          <w:lang w:val="ru-RU"/>
-        </w:rPr>
         <w:t xml:space="preserve"> образца</w:t>
       </w:r>
       <w:r>
-        <w:rPr>
-          <w:lang w:val="ru-RU"/>
-        </w:rPr>
         <w:t xml:space="preserve">: 14 элементов состава и 5 параметров обработки (температура и время предварительного нагрева, температура, скорость и степень экструзии). </w:t>
       </w:r>
     </w:p>
     <w:p>
       <w:pPr>
         <w:pStyle w:val="a4"/>
-        <w:rPr>
-          <w:lang w:val="ru-RU"/>
-        </w:rPr>
       </w:pPr>
       <w:r>
         <w:rPr>
           <w:b/>
           <w:bCs/>
-          <w:lang w:val="ru-RU"/>
         </w:rPr>
         <w:t>Методы:</w:t>
       </w:r>
       <w:r>
-        <w:rPr>
-          <w:lang w:val="ru-RU"/>
-        </w:rPr>
         <w:t xml:space="preserve"> построили и сравнили</w:t>
       </w:r>
       <w:r>
-        <w:rPr>
-          <w:lang w:val="ru-RU"/>
-        </w:rPr>
         <w:t xml:space="preserve"> шесть моделей</w:t>
       </w:r>
       <w:r>
-        <w:rPr>
-          <w:lang w:val="ru-RU"/>
-        </w:rPr>
         <w:t xml:space="preserve">: </w:t>
       </w:r>
       <w:r>
-        <w:rPr>
-          <w:lang w:val="ru-RU"/>
-        </w:rPr>
         <w:t xml:space="preserve">линейная регрессия, </w:t>
       </w:r>
       <w:r>
-        <w:rPr>
-          <w:lang w:val="ru-RU"/>
-        </w:rPr>
         <w:t>«</w:t>
       </w:r>
       <w:r>
         <w:t>KNN</w:t>
       </w:r>
       <w:r>
-        <w:rPr>
-          <w:lang w:val="ru-RU"/>
-        </w:rPr>
         <w:t>»</w:t>
       </w:r>
       <w:r>
-        <w:rPr>
-          <w:lang w:val="ru-RU"/>
-        </w:rPr>
         <w:t xml:space="preserve">, дерево решений, </w:t>
       </w:r>
       <w:r>
-        <w:rPr>
-          <w:lang w:val="ru-RU"/>
-        </w:rPr>
         <w:t>«</w:t>
       </w:r>
+      <w:proofErr w:type="spellStart"/>
       <w:r>
         <w:t>Random</w:t>
       </w:r>
-      <w:r>
-        <w:rPr>
-          <w:lang w:val="ru-RU"/>
-        </w:rPr>
+      <w:proofErr w:type="spellEnd"/>
+      <w:r>
         <w:t xml:space="preserve"> </w:t>
       </w:r>
+      <w:proofErr w:type="spellStart"/>
       <w:r>
         <w:t>Forest</w:t>
       </w:r>
-      <w:r>
-        <w:rPr>
-          <w:lang w:val="ru-RU"/>
-        </w:rPr>
+      <w:proofErr w:type="spellEnd"/>
+      <w:r>
         <w:t>»</w:t>
       </w:r>
       <w:r>
-        <w:rPr>
-          <w:lang w:val="ru-RU"/>
-        </w:rPr>
         <w:t xml:space="preserve">, </w:t>
       </w:r>
       <w:r>
-        <w:rPr>
-          <w:lang w:val="ru-RU"/>
-        </w:rPr>
         <w:t>«</w:t>
       </w:r>
       <w:proofErr w:type="spellStart"/>
@@ -7960,21 +7746,12 @@
       </w:r>
       <w:proofErr w:type="spellEnd"/>
       <w:r>
-        <w:rPr>
-          <w:lang w:val="ru-RU"/>
-        </w:rPr>
         <w:t>» и</w:t>
       </w:r>
       <w:r>
-        <w:rPr>
-          <w:lang w:val="ru-RU"/>
-        </w:rPr>
         <w:t xml:space="preserve"> </w:t>
       </w:r>
       <w:r>
-        <w:rPr>
-          <w:lang w:val="ru-RU"/>
-        </w:rPr>
         <w:t>«</w:t>
       </w:r>
       <w:proofErr w:type="spellStart"/>
@@ -7983,92 +7760,52 @@
       </w:r>
       <w:proofErr w:type="spellEnd"/>
       <w:r>
-        <w:rPr>
-          <w:lang w:val="ru-RU"/>
-        </w:rPr>
         <w:t>»</w:t>
       </w:r>
       <w:r>
-        <w:rPr>
-          <w:lang w:val="ru-RU"/>
-        </w:rPr>
         <w:t xml:space="preserve"> при разбиении 80</w:t>
       </w:r>
       <w:r>
-        <w:rPr>
-          <w:lang w:val="ru-RU"/>
-        </w:rPr>
         <w:t xml:space="preserve"> </w:t>
       </w:r>
       <w:r>
-        <w:rPr>
-          <w:lang w:val="ru-RU"/>
-        </w:rPr>
         <w:t>/</w:t>
       </w:r>
       <w:r>
-        <w:rPr>
-          <w:lang w:val="ru-RU"/>
-        </w:rPr>
         <w:t xml:space="preserve"> </w:t>
       </w:r>
       <w:r>
-        <w:rPr>
-          <w:lang w:val="ru-RU"/>
-        </w:rPr>
         <w:t xml:space="preserve">20 и подборе </w:t>
       </w:r>
       <w:proofErr w:type="spellStart"/>
       <w:r>
-        <w:rPr>
-          <w:lang w:val="ru-RU"/>
-        </w:rPr>
         <w:t>гиперпараметров</w:t>
       </w:r>
       <w:proofErr w:type="spellEnd"/>
       <w:r>
-        <w:rPr>
-          <w:lang w:val="ru-RU"/>
-        </w:rPr>
         <w:t xml:space="preserve"> с </w:t>
       </w:r>
       <w:r>
-        <w:rPr>
-          <w:lang w:val="ru-RU"/>
-        </w:rPr>
         <w:t>пяти</w:t>
       </w:r>
       <w:r>
-        <w:rPr>
-          <w:lang w:val="ru-RU"/>
-        </w:rPr>
         <w:t>кратной кросс</w:t>
       </w:r>
       <w:r>
-        <w:rPr>
-          <w:lang w:val="ru-RU"/>
-        </w:rPr>
         <w:t>-</w:t>
       </w:r>
       <w:r>
-        <w:rPr>
-          <w:lang w:val="ru-RU"/>
-        </w:rPr>
         <w:t>валидацией.</w:t>
       </w:r>
     </w:p>
     <w:p>
       <w:pPr>
         <w:pStyle w:val="a4"/>
-        <w:rPr>
-          <w:lang w:val="ru-RU"/>
-        </w:rPr>
       </w:pPr>
       <w:r>
         <w:rPr>
           <w:b/>
           <w:bCs/>
-          <w:lang w:val="ru-RU"/>
         </w:rPr>
         <w:t>Результаты</w:t>
       </w:r>
@@ -8076,26 +7813,16 @@
         <w:rPr>
           <w:b/>
           <w:bCs/>
-          <w:lang w:val="ru-RU"/>
         </w:rPr>
         <w:t>:</w:t>
       </w:r>
       <w:r>
-        <w:rPr>
-          <w:lang w:val="ru-RU"/>
-        </w:rPr>
         <w:t xml:space="preserve"> л</w:t>
       </w:r>
       <w:r>
-        <w:rPr>
-          <w:lang w:val="ru-RU"/>
-        </w:rPr>
         <w:t xml:space="preserve">учшей оказалась модель </w:t>
       </w:r>
       <w:r>
-        <w:rPr>
-          <w:lang w:val="ru-RU"/>
-        </w:rPr>
         <w:t>«</w:t>
       </w:r>
       <w:proofErr w:type="spellStart"/>
@@ -8104,124 +7831,69 @@
       </w:r>
       <w:proofErr w:type="spellEnd"/>
       <w:r>
-        <w:rPr>
-          <w:lang w:val="ru-RU"/>
-        </w:rPr>
         <w:t>», а л</w:t>
       </w:r>
       <w:r>
-        <w:rPr>
-          <w:lang w:val="ru-RU"/>
-        </w:rPr>
         <w:t>инейная модель</w:t>
       </w:r>
       <w:r>
-        <w:rPr>
-          <w:lang w:val="ru-RU"/>
-        </w:rPr>
         <w:t xml:space="preserve"> –</w:t>
       </w:r>
       <w:r>
-        <w:rPr>
-          <w:lang w:val="ru-RU"/>
-        </w:rPr>
         <w:t xml:space="preserve"> заметно слабее</w:t>
       </w:r>
       <w:r>
-        <w:rPr>
-          <w:lang w:val="ru-RU"/>
-        </w:rPr>
         <w:t xml:space="preserve"> (</w:t>
       </w:r>
       <w:r>
-        <w:rPr>
-          <w:lang w:val="ru-RU"/>
-        </w:rPr>
         <w:fldChar w:fldCharType="begin"/>
       </w:r>
       <w:r>
-        <w:rPr>
-          <w:lang w:val="ru-RU"/>
-        </w:rPr>
         <w:instrText xml:space="preserve"> REF  _Ref242271819 \* Lower \h </w:instrText>
       </w:r>
       <w:r>
-        <w:rPr>
-          <w:lang w:val="ru-RU"/>
-        </w:rPr>
-      </w:r>
-      <w:r>
-        <w:rPr>
-          <w:lang w:val="ru-RU"/>
-        </w:rPr>
         <w:fldChar w:fldCharType="separate"/>
       </w:r>
       <w:r>
-        <w:rPr>
-          <w:lang w:val="ru-RU"/>
-        </w:rPr>
         <w:t xml:space="preserve">рисунок </w:t>
       </w:r>
       <w:r>
         <w:rPr>
           <w:noProof/>
-          <w:lang w:val="ru-RU"/>
         </w:rPr>
         <w:t>2</w:t>
       </w:r>
       <w:r>
-        <w:rPr>
-          <w:lang w:val="ru-RU"/>
-        </w:rPr>
         <w:t>.</w:t>
       </w:r>
       <w:r>
         <w:rPr>
           <w:noProof/>
-          <w:lang w:val="ru-RU"/>
         </w:rPr>
         <w:t>1</w:t>
       </w:r>
       <w:r>
-        <w:rPr>
-          <w:lang w:val="ru-RU"/>
-        </w:rPr>
         <w:fldChar w:fldCharType="end"/>
       </w:r>
       <w:r>
-        <w:rPr>
-          <w:lang w:val="ru-RU"/>
-        </w:rPr>
         <w:t>)</w:t>
       </w:r>
       <w:r>
-        <w:rPr>
-          <w:lang w:val="ru-RU"/>
-        </w:rPr>
         <w:t>.</w:t>
       </w:r>
       <w:r>
-        <w:rPr>
-          <w:lang w:val="ru-RU"/>
-        </w:rPr>
         <w:t xml:space="preserve"> </w:t>
       </w:r>
     </w:p>
     <w:p>
       <w:pPr>
         <w:pStyle w:val="a4"/>
-        <w:rPr>
-          <w:lang w:val="ru-RU"/>
-        </w:rPr>
       </w:pPr>
     </w:p>
     <w:p>
       <w:pPr>
         <w:pStyle w:val="a4"/>
         <w:jc w:val="center"/>
-        <w:rPr>
-          <w:lang w:val="ru-RU"/>
-        </w:rPr>
       </w:pPr>
       <w:r>
         <w:rPr>
@@ -8286,202 +7958,118 @@
       <w:r>
         <w:t xml:space="preserve">Рисунок </w:t>
       </w:r>
+      <w:fldSimple w:instr=" STYLEREF 1 \s ">
+        <w:r>
+          <w:rPr>
+            <w:noProof/>
+          </w:rPr>
+          <w:t>2</w:t>
+        </w:r>
+      </w:fldSimple>
+      <w:r>
+        <w:t>.</w:t>
+      </w:r>
+      <w:fldSimple w:instr=" SEQ Рисунок \* ARABIC \s 1 ">
+        <w:r>
+          <w:rPr>
+            <w:noProof/>
+          </w:rPr>
+          <w:t>1</w:t>
+        </w:r>
+      </w:fldSimple>
+      <w:bookmarkEnd w:id="17"/>
+      <w:r>
+        <w:t xml:space="preserve"> – Результаты </w:t>
+      </w:r>
+      <w:r>
+        <w:t>(</w:t>
+      </w:r>
+      <w:r>
+        <w:t>публикация 1</w:t>
+      </w:r>
+      <w:r>
+        <w:t>)</w:t>
+      </w:r>
+    </w:p>
+    <w:p>
+      <w:pPr>
+        <w:pStyle w:val="a4"/>
+      </w:pPr>
+    </w:p>
+    <w:p>
+      <w:pPr>
+        <w:pStyle w:val="a4"/>
+      </w:pPr>
+      <w:r>
+        <w:t>Анал</w:t>
+      </w:r>
+      <w:r>
+        <w:t>и</w:t>
+      </w:r>
+      <w:r>
+        <w:t xml:space="preserve">з </w:t>
+      </w:r>
+      <w:r>
+        <w:t>«</w:t>
+      </w:r>
+      <w:r>
+        <w:t>SHAP</w:t>
+      </w:r>
+      <w:r>
+        <w:t>»</w:t>
+      </w:r>
+      <w:r>
+        <w:t xml:space="preserve"> показал,</w:t>
+      </w:r>
+      <w:r>
+        <w:t xml:space="preserve"> какие свойства оказывают наибольшее влияние на каждое прогнозируемое свойство (</w:t>
+      </w:r>
       <w:r>
         <w:fldChar w:fldCharType="begin"/>
       </w:r>
       <w:r>
-        <w:instrText xml:space="preserve"> STYLEREF 1 \s </w:instrText>
+        <w:instrText xml:space="preserve"> REF  _Ref242271914 \* Lower \h </w:instrText>
       </w:r>
       <w:r>
         <w:fldChar w:fldCharType="separate"/>
       </w:r>
       <w:r>
+        <w:t xml:space="preserve">рисунок </w:t>
+      </w:r>
+      <w:r>
         <w:rPr>
           <w:noProof/>
         </w:rPr>
         <w:t>2</w:t>
       </w:r>
       <w:r>
+        <w:t>.</w:t>
+      </w:r>
+      <w:r>
+        <w:rPr>
+          <w:noProof/>
+        </w:rPr>
+        <w:t>2</w:t>
+      </w:r>
+      <w:r>
         <w:fldChar w:fldCharType="end"/>
       </w:r>
       <w:r>
+        <w:t>)</w:t>
+      </w:r>
+      <w:r>
         <w:t>.</w:t>
       </w:r>
-      <w:r>
-        <w:fldChar w:fldCharType="begin"/>
-      </w:r>
-      <w:r>
-        <w:instrText xml:space="preserve"> SEQ Рисунок \* ARABIC \s 1 </w:instrText>
-      </w:r>
-      <w:r>
-        <w:fldChar w:fldCharType="separate"/>
-      </w:r>
-      <w:r>
-        <w:rPr>
-          <w:noProof/>
-        </w:rPr>
-        <w:t>1</w:t>
-      </w:r>
-      <w:r>
-        <w:fldChar w:fldCharType="end"/>
-      </w:r>
-      <w:bookmarkEnd w:id="17"/>
-      <w:r>
-        <w:t xml:space="preserve"> – Результаты </w:t>
-      </w:r>
-      <w:r>
-        <w:t>(</w:t>
-      </w:r>
-      <w:r>
-        <w:t>публикация 1</w:t>
-      </w:r>
-      <w:r>
-        <w:t>)</w:t>
-      </w:r>
     </w:p>
     <w:p>
       <w:pPr>
         <w:pStyle w:val="a4"/>
-        <w:rPr>
-          <w:lang w:val="ru-RU"/>
-        </w:rPr>
-      </w:pPr>
-    </w:p>
-    <w:p>
-      <w:pPr>
-        <w:pStyle w:val="a4"/>
-        <w:rPr>
-          <w:lang w:val="ru-RU"/>
-        </w:rPr>
-      </w:pPr>
-      <w:r>
-        <w:rPr>
-          <w:lang w:val="ru-RU"/>
-        </w:rPr>
-        <w:t>Анал</w:t>
-      </w:r>
-      <w:r>
-        <w:rPr>
-          <w:lang w:val="ru-RU"/>
-        </w:rPr>
-        <w:t>и</w:t>
-      </w:r>
-      <w:r>
-        <w:rPr>
-          <w:lang w:val="ru-RU"/>
-        </w:rPr>
-        <w:t xml:space="preserve">з </w:t>
-      </w:r>
-      <w:r>
-        <w:rPr>
-          <w:lang w:val="ru-RU"/>
-        </w:rPr>
-        <w:t>«</w:t>
-      </w:r>
-      <w:r>
-        <w:t>SHAP</w:t>
-      </w:r>
-      <w:r>
-        <w:rPr>
-          <w:lang w:val="ru-RU"/>
-        </w:rPr>
-        <w:t>»</w:t>
-      </w:r>
-      <w:r>
-        <w:rPr>
-          <w:lang w:val="ru-RU"/>
-        </w:rPr>
-        <w:t xml:space="preserve"> показал,</w:t>
-      </w:r>
-      <w:r>
-        <w:rPr>
-          <w:lang w:val="ru-RU"/>
-        </w:rPr>
-        <w:t xml:space="preserve"> какие свойства оказывают наибольшее влияние на каждое прогнозируемое свойство (</w:t>
-      </w:r>
-      <w:r>
-        <w:rPr>
-          <w:lang w:val="ru-RU"/>
-        </w:rPr>
-        <w:fldChar w:fldCharType="begin"/>
-      </w:r>
-      <w:r>
-        <w:rPr>
-          <w:lang w:val="ru-RU"/>
-        </w:rPr>
-        <w:instrText xml:space="preserve"> REF  _Ref242271914 \* Lower \h </w:instrText>
-      </w:r>
-      <w:r>
-        <w:rPr>
-          <w:lang w:val="ru-RU"/>
-        </w:rPr>
-      </w:r>
-      <w:r>
-        <w:rPr>
-          <w:lang w:val="ru-RU"/>
-        </w:rPr>
-        <w:fldChar w:fldCharType="separate"/>
-      </w:r>
-      <w:r>
-        <w:rPr>
-          <w:lang w:val="ru-RU"/>
-        </w:rPr>
-        <w:t xml:space="preserve">рисунок </w:t>
-      </w:r>
-      <w:r>
-        <w:rPr>
-          <w:noProof/>
-          <w:lang w:val="ru-RU"/>
-        </w:rPr>
-        <w:t>2</w:t>
-      </w:r>
-      <w:r>
-        <w:rPr>
-          <w:lang w:val="ru-RU"/>
-        </w:rPr>
-        <w:t>.</w:t>
-      </w:r>
-      <w:r>
-        <w:rPr>
-          <w:noProof/>
-          <w:lang w:val="ru-RU"/>
-        </w:rPr>
-        <w:t>2</w:t>
-      </w:r>
-      <w:r>
-        <w:rPr>
-          <w:lang w:val="ru-RU"/>
-        </w:rPr>
-        <w:fldChar w:fldCharType="end"/>
-      </w:r>
-      <w:r>
-        <w:rPr>
-          <w:lang w:val="ru-RU"/>
-        </w:rPr>
-        <w:t>)</w:t>
-      </w:r>
-      <w:r>
-        <w:rPr>
-          <w:lang w:val="ru-RU"/>
-        </w:rPr>
-        <w:t>.</w:t>
-      </w:r>
-    </w:p>
-    <w:p>
-      <w:pPr>
-        <w:pStyle w:val="a4"/>
-        <w:rPr>
-          <w:lang w:val="ru-RU"/>
-        </w:rPr>
       </w:pPr>
     </w:p>
     <w:p>
       <w:pPr>
         <w:pStyle w:val="a4"/>
         <w:jc w:val="center"/>
-        <w:rPr>
-          <w:lang w:val="ru-RU"/>
-        </w:rPr>
       </w:pPr>
       <w:r>
         <w:rPr>
@@ -8541,53 +8129,30 @@
     <w:p>
       <w:pPr>
         <w:pStyle w:val="ad"/>
-        <w:rPr>
-          <w:lang w:val="en-US"/>
-        </w:rPr>
       </w:pPr>
       <w:bookmarkStart w:id="18" w:name="_Ref242271914"/>
       <w:r>
         <w:t xml:space="preserve">Рисунок </w:t>
       </w:r>
-      <w:r>
-        <w:fldChar w:fldCharType="begin"/>
-      </w:r>
-      <w:r>
-        <w:instrText xml:space="preserve"> STYLEREF 1 \s </w:instrText>
-      </w:r>
-      <w:r>
-        <w:fldChar w:fldCharType="separate"/>
-      </w:r>
-      <w:r>
-        <w:rPr>
-          <w:noProof/>
-        </w:rPr>
-        <w:t>2</w:t>
-      </w:r>
-      <w:r>
-        <w:fldChar w:fldCharType="end"/>
-      </w:r>
+      <w:fldSimple w:instr=" STYLEREF 1 \s ">
+        <w:r>
+          <w:rPr>
+            <w:noProof/>
+          </w:rPr>
+          <w:t>2</w:t>
+        </w:r>
+      </w:fldSimple>
       <w:r>
         <w:t>.</w:t>
       </w:r>
-      <w:r>
-        <w:fldChar w:fldCharType="begin"/>
-      </w:r>
-      <w:r>
-        <w:instrText xml:space="preserve"> SEQ Рисунок \* ARABIC \s 1 </w:instrText>
-      </w:r>
-      <w:r>
-        <w:fldChar w:fldCharType="separate"/>
-      </w:r>
-      <w:r>
-        <w:rPr>
-          <w:noProof/>
-        </w:rPr>
-        <w:t>2</w:t>
-      </w:r>
-      <w:r>
-        <w:fldChar w:fldCharType="end"/>
-      </w:r>
+      <w:fldSimple w:instr=" SEQ Рисунок \* ARABIC \s 1 ">
+        <w:r>
+          <w:rPr>
+            <w:noProof/>
+          </w:rPr>
+          <w:t>2</w:t>
+        </w:r>
+      </w:fldSimple>
       <w:bookmarkEnd w:id="18"/>
       <w:r>
         <w:t xml:space="preserve"> – «</w:t>
@@ -8602,18 +8167,12 @@
         <w:t>»</w:t>
       </w:r>
       <w:r>
-        <w:rPr>
-          <w:lang w:val="en-US"/>
-        </w:rPr>
         <w:t xml:space="preserve"> (</w:t>
       </w:r>
       <w:r>
         <w:t>публикация 1</w:t>
       </w:r>
       <w:r>
-        <w:rPr>
-          <w:lang w:val="en-US"/>
-        </w:rPr>
         <w:t>)</w:t>
       </w:r>
     </w:p>
@@ -8625,92 +8184,56 @@
     <w:p>
       <w:pPr>
         <w:pStyle w:val="a4"/>
-        <w:rPr>
-          <w:lang w:val="ru-RU"/>
-        </w:rPr>
-      </w:pPr>
-      <w:r>
-        <w:rPr>
-          <w:lang w:val="ru-RU"/>
-        </w:rPr>
+      </w:pPr>
+      <w:r>
         <w:t xml:space="preserve">Проверка на четырёх сплавах </w:t>
       </w:r>
       <w:r>
-        <w:rPr>
-          <w:lang w:val="ru-RU"/>
-        </w:rPr>
         <w:t>«</w:t>
       </w:r>
       <w:r>
         <w:t>Mg</w:t>
       </w:r>
       <w:r>
-        <w:rPr>
-          <w:lang w:val="ru-RU"/>
-        </w:rPr>
         <w:t>-</w:t>
       </w:r>
       <w:r>
         <w:t>Zn</w:t>
       </w:r>
       <w:r>
-        <w:rPr>
-          <w:lang w:val="ru-RU"/>
-        </w:rPr>
         <w:t>-</w:t>
       </w:r>
       <w:r>
         <w:t>Mn</w:t>
       </w:r>
       <w:r>
-        <w:rPr>
-          <w:lang w:val="ru-RU"/>
-        </w:rPr>
         <w:t>»</w:t>
       </w:r>
       <w:r>
-        <w:rPr>
-          <w:lang w:val="ru-RU"/>
-        </w:rPr>
         <w:t xml:space="preserve"> из литературы, не участвовавших в обучении, показала хорошее совпадение с экспериментом (например, </w:t>
       </w:r>
       <w:r>
-        <w:rPr>
-          <w:lang w:val="ru-RU"/>
-        </w:rPr>
         <w:t>«</w:t>
       </w:r>
       <w:r>
         <w:t>UTS</w:t>
       </w:r>
       <w:r>
-        <w:rPr>
-          <w:lang w:val="ru-RU"/>
-        </w:rPr>
         <w:t>»</w:t>
       </w:r>
       <w:r>
-        <w:rPr>
-          <w:lang w:val="ru-RU"/>
-        </w:rPr>
         <w:t xml:space="preserve"> 292 против 291 МПа).</w:t>
       </w:r>
     </w:p>
     <w:p>
       <w:pPr>
         <w:pStyle w:val="a4"/>
-        <w:rPr>
-          <w:lang w:val="ru-RU"/>
-        </w:rPr>
       </w:pPr>
     </w:p>
     <w:p>
       <w:pPr>
         <w:pStyle w:val="a4"/>
         <w:jc w:val="center"/>
-        <w:rPr>
-          <w:lang w:val="ru-RU"/>
-        </w:rPr>
       </w:pPr>
       <w:r>
         <w:rPr>
@@ -8774,45 +8297,25 @@
       <w:r>
         <w:t xml:space="preserve">Рисунок </w:t>
       </w:r>
-      <w:r>
-        <w:fldChar w:fldCharType="begin"/>
-      </w:r>
-      <w:r>
-        <w:instrText xml:space="preserve"> STYLEREF 1 \s </w:instrText>
-      </w:r>
-      <w:r>
-        <w:fldChar w:fldCharType="separate"/>
-      </w:r>
-      <w:r>
-        <w:rPr>
-          <w:noProof/>
-        </w:rPr>
-        <w:t>2</w:t>
-      </w:r>
-      <w:r>
-        <w:fldChar w:fldCharType="end"/>
-      </w:r>
+      <w:fldSimple w:instr=" STYLEREF 1 \s ">
+        <w:r>
+          <w:rPr>
+            <w:noProof/>
+          </w:rPr>
+          <w:t>2</w:t>
+        </w:r>
+      </w:fldSimple>
       <w:r>
         <w:t>.</w:t>
       </w:r>
-      <w:r>
-        <w:fldChar w:fldCharType="begin"/>
-      </w:r>
-      <w:r>
-        <w:instrText xml:space="preserve"> SEQ Рисунок \* ARABIC \s 1 </w:instrText>
-      </w:r>
-      <w:r>
-        <w:fldChar w:fldCharType="separate"/>
-      </w:r>
-      <w:r>
-        <w:rPr>
-          <w:noProof/>
-        </w:rPr>
-        <w:t>3</w:t>
-      </w:r>
-      <w:r>
-        <w:fldChar w:fldCharType="end"/>
-      </w:r>
+      <w:fldSimple w:instr=" SEQ Рисунок \* ARABIC \s 1 ">
+        <w:r>
+          <w:rPr>
+            <w:noProof/>
+          </w:rPr>
+          <w:t>3</w:t>
+        </w:r>
+      </w:fldSimple>
       <w:r>
         <w:t xml:space="preserve"> – Проверка на новых данных </w:t>
       </w:r>
@@ -8823,109 +8326,64 @@
     <w:p>
       <w:pPr>
         <w:pStyle w:val="a4"/>
-        <w:rPr>
-          <w:lang w:val="ru-RU"/>
-        </w:rPr>
       </w:pPr>
     </w:p>
     <w:p>
       <w:pPr>
         <w:pStyle w:val="a4"/>
-        <w:rPr>
-          <w:lang w:val="ru-RU"/>
-        </w:rPr>
-      </w:pPr>
-      <w:r>
-        <w:rPr>
-          <w:lang w:val="ru-RU"/>
-        </w:rPr>
+      </w:pPr>
+      <w:r>
         <w:t xml:space="preserve">По обученной модели построены карты свойств в координатах </w:t>
       </w:r>
       <w:r>
-        <w:rPr>
-          <w:lang w:val="ru-RU"/>
-        </w:rPr>
         <w:t>«</w:t>
       </w:r>
       <w:r>
         <w:t>Zn</w:t>
       </w:r>
       <w:r>
-        <w:rPr>
-          <w:lang w:val="ru-RU"/>
-        </w:rPr>
         <w:t>-</w:t>
       </w:r>
       <w:r>
         <w:t>Mn</w:t>
       </w:r>
       <w:r>
-        <w:rPr>
-          <w:lang w:val="ru-RU"/>
-        </w:rPr>
         <w:t>»</w:t>
       </w:r>
       <w:r>
-        <w:rPr>
-          <w:lang w:val="ru-RU"/>
-        </w:rPr>
         <w:t xml:space="preserve">. Они демонстрируют компромисс между прочностью и пластичностью: высокое содержание </w:t>
       </w:r>
       <w:r>
-        <w:rPr>
-          <w:lang w:val="ru-RU"/>
-        </w:rPr>
         <w:t>«</w:t>
       </w:r>
       <w:r>
         <w:t>Mn</w:t>
       </w:r>
       <w:r>
-        <w:rPr>
-          <w:lang w:val="ru-RU"/>
-        </w:rPr>
         <w:t>»</w:t>
       </w:r>
       <w:r>
-        <w:rPr>
-          <w:lang w:val="ru-RU"/>
-        </w:rPr>
         <w:t xml:space="preserve"> повышает прочность, но снижает удлинение. Н</w:t>
       </w:r>
       <w:r>
-        <w:rPr>
-          <w:lang w:val="ru-RU"/>
-        </w:rPr>
         <w:t>а</w:t>
       </w:r>
       <w:r>
-        <w:rPr>
-          <w:lang w:val="ru-RU"/>
-        </w:rPr>
         <w:t xml:space="preserve"> картах выделены области разбавленных сплавов, подходящих для имплантов</w:t>
       </w:r>
       <w:r>
-        <w:rPr>
-          <w:lang w:val="ru-RU"/>
-        </w:rPr>
         <w:t>.</w:t>
       </w:r>
     </w:p>
     <w:p>
       <w:pPr>
         <w:pStyle w:val="a4"/>
-        <w:rPr>
-          <w:lang w:val="ru-RU"/>
-        </w:rPr>
       </w:pPr>
     </w:p>
     <w:p>
       <w:pPr>
         <w:pStyle w:val="a4"/>
         <w:jc w:val="center"/>
-        <w:rPr>
-          <w:lang w:val="ru-RU"/>
-        </w:rPr>
       </w:pPr>
       <w:r>
         <w:rPr>
@@ -8989,84 +8447,51 @@
       <w:r>
         <w:t xml:space="preserve">Рисунок </w:t>
       </w:r>
-      <w:r>
-        <w:fldChar w:fldCharType="begin"/>
-      </w:r>
-      <w:r>
-        <w:instrText xml:space="preserve"> STYLEREF 1 \s </w:instrText>
-      </w:r>
-      <w:r>
-        <w:fldChar w:fldCharType="separate"/>
-      </w:r>
-      <w:r>
-        <w:rPr>
-          <w:noProof/>
-        </w:rPr>
-        <w:t>2</w:t>
-      </w:r>
-      <w:r>
-        <w:fldChar w:fldCharType="end"/>
-      </w:r>
+      <w:fldSimple w:instr=" STYLEREF 1 \s ">
+        <w:r>
+          <w:rPr>
+            <w:noProof/>
+          </w:rPr>
+          <w:t>2</w:t>
+        </w:r>
+      </w:fldSimple>
       <w:r>
         <w:t>.</w:t>
       </w:r>
-      <w:r>
-        <w:fldChar w:fldCharType="begin"/>
-      </w:r>
-      <w:r>
-        <w:instrText xml:space="preserve"> SEQ Рисунок \* ARABIC \s 1 </w:instrText>
-      </w:r>
-      <w:r>
-        <w:fldChar w:fldCharType="separate"/>
-      </w:r>
-      <w:r>
-        <w:rPr>
-          <w:noProof/>
-        </w:rPr>
-        <w:t>4</w:t>
-      </w:r>
-      <w:r>
-        <w:fldChar w:fldCharType="end"/>
-      </w:r>
+      <w:fldSimple w:instr=" SEQ Рисунок \* ARABIC \s 1 ">
+        <w:r>
+          <w:rPr>
+            <w:noProof/>
+          </w:rPr>
+          <w:t>4</w:t>
+        </w:r>
+      </w:fldSimple>
       <w:r>
         <w:t xml:space="preserve"> – Карты признаков </w:t>
       </w:r>
       <w:r>
-        <w:rPr>
-          <w:lang w:val="en-US"/>
-        </w:rPr>
         <w:t>(</w:t>
       </w:r>
       <w:r>
         <w:t>публикация 1</w:t>
       </w:r>
       <w:r>
-        <w:rPr>
-          <w:lang w:val="en-US"/>
-        </w:rPr>
         <w:t>)</w:t>
       </w:r>
     </w:p>
     <w:p>
       <w:pPr>
         <w:pStyle w:val="a4"/>
-        <w:rPr>
-          <w:lang w:val="ru-RU"/>
-        </w:rPr>
       </w:pPr>
     </w:p>
     <w:p>
       <w:pPr>
         <w:pStyle w:val="a4"/>
-        <w:rPr>
-          <w:lang w:val="ru-RU"/>
-        </w:rPr>
       </w:pPr>
       <w:r>
         <w:rPr>
           <w:b/>
           <w:bCs/>
-          <w:lang w:val="ru-RU"/>
         </w:rPr>
         <w:lastRenderedPageBreak/>
         <w:t>Вывод</w:t>
@@ -9075,32 +8500,19 @@
         <w:rPr>
           <w:b/>
           <w:bCs/>
-          <w:lang w:val="ru-RU"/>
         </w:rPr>
         <w:t>:</w:t>
       </w:r>
       <w:r>
-        <w:rPr>
-          <w:lang w:val="ru-RU"/>
-        </w:rPr>
         <w:t xml:space="preserve"> </w:t>
       </w:r>
       <w:r>
-        <w:rPr>
-          <w:lang w:val="ru-RU"/>
-        </w:rPr>
         <w:t>а</w:t>
       </w:r>
       <w:r>
-        <w:rPr>
-          <w:lang w:val="ru-RU"/>
-        </w:rPr>
         <w:t xml:space="preserve">нсамблевые модели, прежде всего </w:t>
       </w:r>
       <w:r>
-        <w:rPr>
-          <w:lang w:val="ru-RU"/>
-        </w:rPr>
         <w:t>«</w:t>
       </w:r>
       <w:proofErr w:type="spellStart"/>
@@ -9109,33 +8521,24 @@
       </w:r>
       <w:proofErr w:type="spellEnd"/>
       <w:r>
-        <w:rPr>
-          <w:lang w:val="ru-RU"/>
-        </w:rPr>
         <w:t>»</w:t>
       </w:r>
       <w:r>
-        <w:rPr>
-          <w:lang w:val="ru-RU"/>
-        </w:rPr>
         <w:t xml:space="preserve">, точно предсказывают механические свойства </w:t>
       </w:r>
       <w:r>
-        <w:rPr>
-          <w:lang w:val="ru-RU"/>
-        </w:rPr>
         <w:t>магниевых с</w:t>
       </w:r>
       <w:r>
-        <w:rPr>
-          <w:lang w:val="ru-RU"/>
-        </w:rPr>
         <w:t>плавов и могут сузить область экспериментального поиска при разработке новых имплантов.</w:t>
       </w:r>
     </w:p>
     <w:p>
       <w:pPr>
         <w:pStyle w:val="3"/>
+        <w:rPr>
+          <w:lang w:val="en-US"/>
+        </w:rPr>
       </w:pPr>
       <w:r>
         <w:rPr>
@@ -9305,15 +8708,11 @@
     <w:p>
       <w:pPr>
         <w:pStyle w:val="a4"/>
-        <w:rPr>
-          <w:lang w:val="ru-RU"/>
-        </w:rPr>
       </w:pPr>
       <w:r>
         <w:rPr>
           <w:b/>
           <w:bCs/>
-          <w:lang w:val="ru-RU"/>
         </w:rPr>
         <w:t>Цель</w:t>
       </w:r>
@@ -9321,435 +8720,237 @@
         <w:rPr>
           <w:b/>
           <w:bCs/>
-          <w:lang w:val="ru-RU"/>
         </w:rPr>
         <w:t>:</w:t>
       </w:r>
       <w:r>
-        <w:rPr>
-          <w:lang w:val="ru-RU"/>
-        </w:rPr>
         <w:t xml:space="preserve"> </w:t>
       </w:r>
       <w:r>
-        <w:rPr>
-          <w:lang w:val="ru-RU"/>
-        </w:rPr>
         <w:t>с</w:t>
       </w:r>
       <w:r>
-        <w:rPr>
-          <w:lang w:val="ru-RU"/>
-        </w:rPr>
         <w:t>озда</w:t>
       </w:r>
       <w:r>
-        <w:rPr>
-          <w:lang w:val="ru-RU"/>
-        </w:rPr>
         <w:t>ние</w:t>
       </w:r>
       <w:r>
-        <w:rPr>
-          <w:lang w:val="ru-RU"/>
-        </w:rPr>
         <w:t xml:space="preserve"> интерпретируем</w:t>
       </w:r>
       <w:r>
-        <w:rPr>
-          <w:lang w:val="ru-RU"/>
-        </w:rPr>
         <w:t>ой</w:t>
       </w:r>
       <w:r>
-        <w:rPr>
-          <w:lang w:val="ru-RU"/>
-        </w:rPr>
         <w:t xml:space="preserve"> модел</w:t>
       </w:r>
       <w:r>
-        <w:rPr>
-          <w:lang w:val="ru-RU"/>
-        </w:rPr>
         <w:t>и</w:t>
       </w:r>
       <w:r>
-        <w:rPr>
-          <w:lang w:val="ru-RU"/>
-        </w:rPr>
         <w:t xml:space="preserve"> для предсказания плотности оксидных стёкол, которая не просто точна, но и</w:t>
       </w:r>
       <w:r>
-        <w:rPr>
-          <w:lang w:val="ru-RU"/>
-        </w:rPr>
         <w:t xml:space="preserve"> учитывает</w:t>
       </w:r>
       <w:r>
-        <w:rPr>
-          <w:lang w:val="ru-RU"/>
-        </w:rPr>
         <w:t xml:space="preserve"> известные закономерности физики стекла.</w:t>
       </w:r>
     </w:p>
     <w:p>
       <w:pPr>
         <w:pStyle w:val="a4"/>
-        <w:rPr>
-          <w:lang w:val="ru-RU"/>
-        </w:rPr>
       </w:pPr>
       <w:r>
         <w:rPr>
           <w:b/>
           <w:bCs/>
-          <w:lang w:val="ru-RU"/>
-        </w:rPr>
-        <w:t>Исходные данные</w:t>
-      </w:r>
+        </w:rPr>
+        <w:t>Исходные данные:</w:t>
+      </w:r>
+      <w:r>
+        <w:t xml:space="preserve"> </w:t>
+      </w:r>
+      <w:r>
+        <w:t>б</w:t>
+      </w:r>
+      <w:r>
+        <w:t>аза</w:t>
+      </w:r>
+      <w:r>
+        <w:t xml:space="preserve"> </w:t>
+      </w:r>
+      <w:r>
+        <w:t>данных </w:t>
+      </w:r>
+      <w:r>
+        <w:t>«</w:t>
+      </w:r>
+      <w:proofErr w:type="spellStart"/>
+      <w:r>
+        <w:t>SciGlass</w:t>
+      </w:r>
+      <w:proofErr w:type="spellEnd"/>
+      <w:r>
+        <w:t>», образцы которой были очищены д</w:t>
+      </w:r>
+      <w:r>
+        <w:t>ля обеспечения физической достоверности</w:t>
+      </w:r>
+      <w:r>
+        <w:t xml:space="preserve">, а также удалены дублирующие примеры (всего </w:t>
+      </w:r>
+      <w:r>
+        <w:t>59315</w:t>
+      </w:r>
+      <w:r>
+        <w:t xml:space="preserve"> записей)</w:t>
+      </w:r>
+      <w:r>
+        <w:t>.</w:t>
+      </w:r>
+    </w:p>
+    <w:p>
+      <w:pPr>
+        <w:pStyle w:val="a4"/>
+      </w:pPr>
       <w:r>
         <w:rPr>
           <w:b/>
           <w:bCs/>
-          <w:lang w:val="ru-RU"/>
-        </w:rPr>
-        <w:t>:</w:t>
-      </w:r>
-      <w:r>
-        <w:rPr>
-          <w:lang w:val="ru-RU"/>
-        </w:rPr>
+        </w:rPr>
+        <w:t>Методы:</w:t>
+      </w:r>
+      <w:r>
         <w:t xml:space="preserve"> </w:t>
       </w:r>
       <w:r>
-        <w:rPr>
-          <w:lang w:val="ru-RU"/>
-        </w:rPr>
-        <w:t>б</w:t>
-      </w:r>
-      <w:r>
-        <w:rPr>
-          <w:lang w:val="ru-RU"/>
-        </w:rPr>
-        <w:t>аза</w:t>
-      </w:r>
-      <w:r>
-        <w:rPr>
-          <w:lang w:val="ru-RU"/>
-        </w:rPr>
+        <w:t>из 156 дескрипторов</w:t>
+      </w:r>
+      <w:r>
+        <w:t xml:space="preserve"> (признаков)</w:t>
+      </w:r>
+      <w:r>
+        <w:t xml:space="preserve"> отобра</w:t>
+      </w:r>
+      <w:r>
+        <w:t>ли</w:t>
+      </w:r>
+      <w:r>
+        <w:t xml:space="preserve"> 29</w:t>
+      </w:r>
+      <w:r>
+        <w:t>, которые авторы посчитали ключевыми</w:t>
+      </w:r>
+      <w:r>
+        <w:t>.</w:t>
+      </w:r>
+      <w:r>
+        <w:t xml:space="preserve"> После разработали м</w:t>
+      </w:r>
+      <w:r>
+        <w:t xml:space="preserve">одель </w:t>
+      </w:r>
+      <w:r>
+        <w:t>«</w:t>
+      </w:r>
+      <w:proofErr w:type="spellStart"/>
+      <w:r>
+        <w:t>XGBoost</w:t>
+      </w:r>
+      <w:proofErr w:type="spellEnd"/>
+      <w:r>
+        <w:t>» и сравнили ее с другими методами машинного обучения (л</w:t>
+      </w:r>
+      <w:r>
+        <w:t>инейная регрессия</w:t>
+      </w:r>
+      <w:r>
+        <w:t xml:space="preserve">, </w:t>
+      </w:r>
+      <w:r>
+        <w:t>многослойный персептрон</w:t>
+      </w:r>
+      <w:r>
+        <w:t xml:space="preserve">, </w:t>
+      </w:r>
+      <w:r>
+        <w:t>регрессия опорных векторов</w:t>
+      </w:r>
+      <w:r>
+        <w:t>, «</w:t>
+      </w:r>
+      <w:proofErr w:type="spellStart"/>
+      <w:r>
+        <w:t>HistGradientBoosting</w:t>
+      </w:r>
+      <w:proofErr w:type="spellEnd"/>
+      <w:r>
+        <w:t>» и «</w:t>
+      </w:r>
+      <w:proofErr w:type="spellStart"/>
+      <w:r>
+        <w:t>Random</w:t>
+      </w:r>
+      <w:proofErr w:type="spellEnd"/>
+      <w:r>
         <w:t xml:space="preserve"> </w:t>
       </w:r>
-      <w:r>
-        <w:rPr>
-          <w:lang w:val="ru-RU"/>
-        </w:rPr>
-        <w:t>данных </w:t>
-      </w:r>
-      <w:r>
-        <w:rPr>
-          <w:lang w:val="ru-RU"/>
-        </w:rPr>
-        <w:t>«</w:t>
-      </w:r>
       <w:proofErr w:type="spellStart"/>
       <w:r>
-        <w:t>SciGlass</w:t>
+        <w:t>Forest</w:t>
       </w:r>
       <w:proofErr w:type="spellEnd"/>
       <w:r>
-        <w:rPr>
-          <w:lang w:val="ru-RU"/>
-        </w:rPr>
-        <w:t>», образцы которой были очищены д</w:t>
-      </w:r>
-      <w:r>
-        <w:rPr>
-          <w:lang w:val="ru-RU"/>
-        </w:rPr>
-        <w:t>ля обеспечения физической достоверности</w:t>
-      </w:r>
-      <w:r>
-        <w:rPr>
-          <w:lang w:val="ru-RU"/>
-        </w:rPr>
-        <w:t xml:space="preserve">, а также удалены дублирующие примеры (всего </w:t>
-      </w:r>
-      <w:r>
-        <w:rPr>
-          <w:lang w:val="ru-RU"/>
-        </w:rPr>
-        <w:t>59315</w:t>
-      </w:r>
-      <w:r>
-        <w:rPr>
-          <w:lang w:val="ru-RU"/>
-        </w:rPr>
-        <w:t xml:space="preserve"> записей)</w:t>
-      </w:r>
-      <w:r>
-        <w:rPr>
-          <w:lang w:val="ru-RU"/>
-        </w:rPr>
+        <w:t>») (</w:t>
+      </w:r>
+      <w:r>
+        <w:fldChar w:fldCharType="begin"/>
+      </w:r>
+      <w:r>
+        <w:instrText xml:space="preserve"> REF  _Ref242272906 \* Lower \h </w:instrText>
+      </w:r>
+      <w:r>
+        <w:fldChar w:fldCharType="separate"/>
+      </w:r>
+      <w:r>
+        <w:t xml:space="preserve">рисунок </w:t>
+      </w:r>
+      <w:r>
+        <w:rPr>
+          <w:noProof/>
+        </w:rPr>
+        <w:t>2</w:t>
+      </w:r>
+      <w:r>
         <w:t>.</w:t>
       </w:r>
+      <w:r>
+        <w:rPr>
+          <w:noProof/>
+        </w:rPr>
+        <w:t>5</w:t>
+      </w:r>
+      <w:r>
+        <w:fldChar w:fldCharType="end"/>
+      </w:r>
+      <w:r>
+        <w:t>).</w:t>
+      </w:r>
     </w:p>
     <w:p>
       <w:pPr>
         <w:pStyle w:val="a4"/>
-        <w:rPr>
-          <w:lang w:val="ru-RU"/>
-        </w:rPr>
-      </w:pPr>
-      <w:r>
-        <w:rPr>
-          <w:b/>
-          <w:bCs/>
-          <w:lang w:val="ru-RU"/>
-        </w:rPr>
-        <w:t>Методы:</w:t>
-      </w:r>
-      <w:r>
-        <w:rPr>
-          <w:lang w:val="ru-RU"/>
-        </w:rPr>
-        <w:t xml:space="preserve"> </w:t>
-      </w:r>
-      <w:r>
-        <w:rPr>
-          <w:lang w:val="ru-RU"/>
-        </w:rPr>
-        <w:t>из 156 дескрипторов</w:t>
-      </w:r>
-      <w:r>
-        <w:rPr>
-          <w:lang w:val="ru-RU"/>
-        </w:rPr>
-        <w:t xml:space="preserve"> (признаков)</w:t>
-      </w:r>
-      <w:r>
-        <w:rPr>
-          <w:lang w:val="ru-RU"/>
-        </w:rPr>
-        <w:t xml:space="preserve"> отобра</w:t>
-      </w:r>
-      <w:r>
-        <w:rPr>
-          <w:lang w:val="ru-RU"/>
-        </w:rPr>
-        <w:t>ли</w:t>
-      </w:r>
-      <w:r>
-        <w:rPr>
-          <w:lang w:val="ru-RU"/>
-        </w:rPr>
-        <w:t xml:space="preserve"> 29</w:t>
-      </w:r>
-      <w:r>
-        <w:rPr>
-          <w:lang w:val="ru-RU"/>
-        </w:rPr>
-        <w:t>, которые авторы посчитали ключевыми</w:t>
-      </w:r>
-      <w:r>
-        <w:rPr>
-          <w:lang w:val="ru-RU"/>
-        </w:rPr>
-        <w:t>.</w:t>
-      </w:r>
-      <w:r>
-        <w:rPr>
-          <w:lang w:val="ru-RU"/>
-        </w:rPr>
-        <w:t xml:space="preserve"> После разработали м</w:t>
-      </w:r>
-      <w:r>
-        <w:rPr>
-          <w:lang w:val="ru-RU"/>
-        </w:rPr>
-        <w:t xml:space="preserve">одель </w:t>
-      </w:r>
-      <w:r>
-        <w:rPr>
-          <w:lang w:val="ru-RU"/>
-        </w:rPr>
-        <w:t>«</w:t>
-      </w:r>
-      <w:proofErr w:type="spellStart"/>
-      <w:r>
-        <w:t>XGBoost</w:t>
-      </w:r>
-      <w:proofErr w:type="spellEnd"/>
-      <w:r>
-        <w:rPr>
-          <w:lang w:val="ru-RU"/>
-        </w:rPr>
-        <w:t>» и сравнили ее с другими методами машинного обучения (л</w:t>
-      </w:r>
-      <w:r>
-        <w:rPr>
-          <w:lang w:val="ru-RU"/>
-        </w:rPr>
-        <w:t>инейная регрессия</w:t>
-      </w:r>
-      <w:r>
-        <w:rPr>
-          <w:lang w:val="ru-RU"/>
-        </w:rPr>
-        <w:t xml:space="preserve">, </w:t>
-      </w:r>
-      <w:r>
-        <w:rPr>
-          <w:lang w:val="ru-RU"/>
-        </w:rPr>
-        <w:t>многослойный персептрон</w:t>
-      </w:r>
-      <w:r>
-        <w:rPr>
-          <w:lang w:val="ru-RU"/>
-        </w:rPr>
-        <w:t xml:space="preserve">, </w:t>
-      </w:r>
-      <w:r>
-        <w:rPr>
-          <w:lang w:val="ru-RU"/>
-        </w:rPr>
-        <w:t>регрессия опорных векторов</w:t>
-      </w:r>
-      <w:r>
-        <w:rPr>
-          <w:lang w:val="ru-RU"/>
-        </w:rPr>
-        <w:t>, «</w:t>
-      </w:r>
-      <w:proofErr w:type="spellStart"/>
-      <w:r>
-        <w:rPr>
-          <w:lang w:val="ru-RU"/>
-        </w:rPr>
-        <w:t>HistGradientBoosting</w:t>
-      </w:r>
-      <w:proofErr w:type="spellEnd"/>
-      <w:r>
-        <w:rPr>
-          <w:lang w:val="ru-RU"/>
-        </w:rPr>
-        <w:t>» и «</w:t>
-      </w:r>
-      <w:proofErr w:type="spellStart"/>
-      <w:r>
-        <w:rPr>
-          <w:lang w:val="ru-RU"/>
-        </w:rPr>
-        <w:t>Random</w:t>
-      </w:r>
-      <w:proofErr w:type="spellEnd"/>
-      <w:r>
-        <w:rPr>
-          <w:lang w:val="ru-RU"/>
-        </w:rPr>
-        <w:t xml:space="preserve"> </w:t>
-      </w:r>
-      <w:proofErr w:type="spellStart"/>
-      <w:r>
-        <w:rPr>
-          <w:lang w:val="ru-RU"/>
-        </w:rPr>
-        <w:t>Forest</w:t>
-      </w:r>
-      <w:proofErr w:type="spellEnd"/>
-      <w:r>
-        <w:rPr>
-          <w:lang w:val="ru-RU"/>
-        </w:rPr>
-        <w:t>») (</w:t>
-      </w:r>
-      <w:r>
-        <w:rPr>
-          <w:lang w:val="ru-RU"/>
-        </w:rPr>
-        <w:fldChar w:fldCharType="begin"/>
-      </w:r>
-      <w:r>
-        <w:rPr>
-          <w:lang w:val="ru-RU"/>
-        </w:rPr>
-        <w:instrText xml:space="preserve"> REF  _Ref242272906 \* Lower \h </w:instrText>
-      </w:r>
-      <w:r>
-        <w:rPr>
-          <w:lang w:val="ru-RU"/>
-        </w:rPr>
-      </w:r>
-      <w:r>
-        <w:rPr>
-          <w:lang w:val="ru-RU"/>
-        </w:rPr>
-        <w:fldChar w:fldCharType="separate"/>
-      </w:r>
-      <w:r>
-        <w:rPr>
-          <w:lang w:val="ru-RU"/>
-        </w:rPr>
-        <w:t xml:space="preserve">рисунок </w:t>
-      </w:r>
-      <w:r>
-        <w:rPr>
-          <w:noProof/>
-          <w:lang w:val="ru-RU"/>
-        </w:rPr>
-        <w:t>2</w:t>
-      </w:r>
-      <w:r>
-        <w:rPr>
-          <w:lang w:val="ru-RU"/>
-        </w:rPr>
-        <w:t>.</w:t>
-      </w:r>
-      <w:r>
-        <w:rPr>
-          <w:noProof/>
-          <w:lang w:val="ru-RU"/>
-        </w:rPr>
-        <w:t>5</w:t>
-      </w:r>
-      <w:r>
-        <w:rPr>
-          <w:lang w:val="ru-RU"/>
-        </w:rPr>
-        <w:fldChar w:fldCharType="end"/>
-      </w:r>
-      <w:r>
-        <w:rPr>
-          <w:lang w:val="ru-RU"/>
-        </w:rPr>
-        <w:t>)</w:t>
-      </w:r>
-      <w:r>
-        <w:rPr>
-          <w:lang w:val="ru-RU"/>
-        </w:rPr>
-        <w:t>.</w:t>
-      </w:r>
-    </w:p>
-    <w:p>
-      <w:pPr>
-        <w:pStyle w:val="a4"/>
-        <w:rPr>
-          <w:lang w:val="ru-RU"/>
-        </w:rPr>
       </w:pPr>
     </w:p>
     <w:p>
       <w:pPr>
         <w:pStyle w:val="a4"/>
         <w:jc w:val="center"/>
-        <w:rPr>
-          <w:lang w:val="ru-RU"/>
-        </w:rPr>
-      </w:pPr>
-      <w:r>
-        <w:rPr>
-          <w:lang w:val="ru-RU"/>
+      </w:pPr>
+      <w:r>
+        <w:rPr>
+          <w:noProof/>
         </w:rPr>
         <w:lastRenderedPageBreak/>
         <w:drawing>
@@ -9797,45 +8998,25 @@
       <w:r>
         <w:t xml:space="preserve">Рисунок </w:t>
       </w:r>
-      <w:r>
-        <w:fldChar w:fldCharType="begin"/>
-      </w:r>
-      <w:r>
-        <w:instrText xml:space="preserve"> STYLEREF 1 \s </w:instrText>
-      </w:r>
-      <w:r>
-        <w:fldChar w:fldCharType="separate"/>
-      </w:r>
-      <w:r>
-        <w:rPr>
-          <w:noProof/>
-        </w:rPr>
-        <w:t>2</w:t>
-      </w:r>
-      <w:r>
-        <w:fldChar w:fldCharType="end"/>
-      </w:r>
+      <w:fldSimple w:instr=" STYLEREF 1 \s ">
+        <w:r>
+          <w:rPr>
+            <w:noProof/>
+          </w:rPr>
+          <w:t>2</w:t>
+        </w:r>
+      </w:fldSimple>
       <w:r>
         <w:t>.</w:t>
       </w:r>
-      <w:r>
-        <w:fldChar w:fldCharType="begin"/>
-      </w:r>
-      <w:r>
-        <w:instrText xml:space="preserve"> SEQ Рисунок \* ARABIC \s 1 </w:instrText>
-      </w:r>
-      <w:r>
-        <w:fldChar w:fldCharType="separate"/>
-      </w:r>
-      <w:r>
-        <w:rPr>
-          <w:noProof/>
-        </w:rPr>
-        <w:t>5</w:t>
-      </w:r>
-      <w:r>
-        <w:fldChar w:fldCharType="end"/>
-      </w:r>
+      <w:fldSimple w:instr=" SEQ Рисунок \* ARABIC \s 1 ">
+        <w:r>
+          <w:rPr>
+            <w:noProof/>
+          </w:rPr>
+          <w:t>5</w:t>
+        </w:r>
+      </w:fldSimple>
       <w:bookmarkEnd w:id="19"/>
       <w:r>
         <w:t xml:space="preserve"> –</w:t>
@@ -9850,23 +9031,16 @@
     <w:p>
       <w:pPr>
         <w:pStyle w:val="a4"/>
-        <w:rPr>
-          <w:lang w:val="ru-RU"/>
-        </w:rPr>
       </w:pPr>
     </w:p>
     <w:p>
       <w:pPr>
         <w:pStyle w:val="a4"/>
-        <w:rPr>
-          <w:lang w:val="ru-RU"/>
-        </w:rPr>
       </w:pPr>
       <w:r>
         <w:rPr>
           <w:b/>
           <w:bCs/>
-          <w:lang w:val="ru-RU"/>
         </w:rPr>
         <w:t>Результаты</w:t>
       </w:r>
@@ -9874,137 +9048,78 @@
         <w:rPr>
           <w:b/>
           <w:bCs/>
-          <w:lang w:val="ru-RU"/>
         </w:rPr>
         <w:t xml:space="preserve">: </w:t>
       </w:r>
       <w:r>
-        <w:rPr>
-          <w:lang w:val="ru-RU"/>
-        </w:rPr>
         <w:t>п</w:t>
       </w:r>
       <w:r>
-        <w:rPr>
-          <w:lang w:val="ru-RU"/>
-        </w:rPr>
         <w:t xml:space="preserve">о сравнению с аддитивной моделью </w:t>
       </w:r>
       <w:proofErr w:type="spellStart"/>
       <w:r>
-        <w:rPr>
-          <w:lang w:val="ru-RU"/>
-        </w:rPr>
         <w:t>Аппена</w:t>
       </w:r>
       <w:proofErr w:type="spellEnd"/>
       <w:r>
-        <w:rPr>
-          <w:lang w:val="ru-RU"/>
-        </w:rPr>
         <w:t xml:space="preserve"> ошибка</w:t>
       </w:r>
       <w:r>
-        <w:rPr>
-          <w:lang w:val="ru-RU"/>
-        </w:rPr>
         <w:t xml:space="preserve"> разработанного метода</w:t>
       </w:r>
       <w:r>
-        <w:rPr>
-          <w:lang w:val="ru-RU"/>
-        </w:rPr>
         <w:t xml:space="preserve"> примерно в 5 раз меньше</w:t>
       </w:r>
       <w:r>
-        <w:rPr>
-          <w:lang w:val="ru-RU"/>
-        </w:rPr>
         <w:t xml:space="preserve"> (</w:t>
       </w:r>
       <w:r>
-        <w:rPr>
-          <w:lang w:val="ru-RU"/>
-        </w:rPr>
         <w:fldChar w:fldCharType="begin"/>
       </w:r>
       <w:r>
-        <w:rPr>
-          <w:lang w:val="ru-RU"/>
-        </w:rPr>
         <w:instrText xml:space="preserve"> REF  _Ref242273160 \* Lower \h </w:instrText>
       </w:r>
       <w:r>
-        <w:rPr>
-          <w:lang w:val="ru-RU"/>
-        </w:rPr>
-      </w:r>
-      <w:r>
-        <w:rPr>
-          <w:lang w:val="ru-RU"/>
-        </w:rPr>
         <w:fldChar w:fldCharType="separate"/>
       </w:r>
       <w:r>
-        <w:rPr>
-          <w:lang w:val="ru-RU"/>
-        </w:rPr>
         <w:t xml:space="preserve">рисунок </w:t>
       </w:r>
       <w:r>
         <w:rPr>
           <w:noProof/>
-          <w:lang w:val="ru-RU"/>
         </w:rPr>
         <w:t>2</w:t>
       </w:r>
       <w:r>
-        <w:rPr>
-          <w:lang w:val="ru-RU"/>
-        </w:rPr>
         <w:t>.</w:t>
       </w:r>
       <w:r>
         <w:rPr>
           <w:noProof/>
-          <w:lang w:val="ru-RU"/>
         </w:rPr>
         <w:t>6</w:t>
       </w:r>
       <w:r>
-        <w:rPr>
-          <w:lang w:val="ru-RU"/>
-        </w:rPr>
         <w:fldChar w:fldCharType="end"/>
       </w:r>
       <w:r>
-        <w:rPr>
-          <w:lang w:val="ru-RU"/>
-        </w:rPr>
         <w:t>)</w:t>
       </w:r>
       <w:r>
-        <w:rPr>
-          <w:lang w:val="ru-RU"/>
-        </w:rPr>
         <w:t>.</w:t>
       </w:r>
     </w:p>
     <w:p>
       <w:pPr>
         <w:pStyle w:val="a4"/>
-        <w:rPr>
-          <w:lang w:val="ru-RU"/>
-        </w:rPr>
       </w:pPr>
     </w:p>
     <w:p>
       <w:pPr>
         <w:pStyle w:val="a4"/>
         <w:jc w:val="center"/>
-        <w:rPr>
-          <w:lang w:val="ru-RU"/>
-        </w:rPr>
       </w:pPr>
       <w:r>
         <w:rPr>
@@ -10069,45 +9184,25 @@
       <w:r>
         <w:t xml:space="preserve">Рисунок </w:t>
       </w:r>
-      <w:r>
-        <w:fldChar w:fldCharType="begin"/>
-      </w:r>
-      <w:r>
-        <w:instrText xml:space="preserve"> STYLEREF 1 \s </w:instrText>
-      </w:r>
-      <w:r>
-        <w:fldChar w:fldCharType="separate"/>
-      </w:r>
-      <w:r>
-        <w:rPr>
-          <w:noProof/>
-        </w:rPr>
-        <w:t>2</w:t>
-      </w:r>
-      <w:r>
-        <w:fldChar w:fldCharType="end"/>
-      </w:r>
+      <w:fldSimple w:instr=" STYLEREF 1 \s ">
+        <w:r>
+          <w:rPr>
+            <w:noProof/>
+          </w:rPr>
+          <w:t>2</w:t>
+        </w:r>
+      </w:fldSimple>
       <w:r>
         <w:t>.</w:t>
       </w:r>
-      <w:r>
-        <w:fldChar w:fldCharType="begin"/>
-      </w:r>
-      <w:r>
-        <w:instrText xml:space="preserve"> SEQ Рисунок \* ARABIC \s 1 </w:instrText>
-      </w:r>
-      <w:r>
-        <w:fldChar w:fldCharType="separate"/>
-      </w:r>
-      <w:r>
-        <w:rPr>
-          <w:noProof/>
-        </w:rPr>
-        <w:t>6</w:t>
-      </w:r>
-      <w:r>
-        <w:fldChar w:fldCharType="end"/>
-      </w:r>
+      <w:fldSimple w:instr=" SEQ Рисунок \* ARABIC \s 1 ">
+        <w:r>
+          <w:rPr>
+            <w:noProof/>
+          </w:rPr>
+          <w:t>6</w:t>
+        </w:r>
+      </w:fldSimple>
       <w:bookmarkEnd w:id="20"/>
       <w:r>
         <w:t xml:space="preserve"> – Сравнение моделей</w:t>
@@ -10116,144 +9211,74 @@
     <w:p>
       <w:pPr>
         <w:pStyle w:val="a4"/>
-        <w:rPr>
-          <w:lang w:val="ru-RU"/>
-        </w:rPr>
       </w:pPr>
     </w:p>
     <w:p>
       <w:pPr>
         <w:pStyle w:val="a4"/>
-        <w:rPr>
-          <w:lang w:val="ru-RU"/>
-        </w:rPr>
-      </w:pPr>
-      <w:r>
-        <w:rPr>
-          <w:lang w:val="ru-RU"/>
-        </w:rPr>
-        <w:t>Затем авторы проводят подробный анализ разработанной модели с помощью «</w:t>
-      </w:r>
-      <w:r>
-        <w:t>SHAP</w:t>
-      </w:r>
-      <w:r>
-        <w:rPr>
-          <w:lang w:val="ru-RU"/>
-        </w:rPr>
-        <w:t>»</w:t>
-      </w:r>
-      <w:r>
-        <w:rPr>
-          <w:lang w:val="ru-RU"/>
-        </w:rPr>
+      </w:pPr>
+      <w:r>
+        <w:t>Затем авторы проводят подробный анализ разработанной модели с помощью «SHAP»</w:t>
+      </w:r>
+      <w:r>
         <w:t>. После осуществляется эксперимент</w:t>
       </w:r>
       <w:r>
-        <w:rPr>
-          <w:lang w:val="ru-RU"/>
-        </w:rPr>
         <w:t xml:space="preserve"> на</w:t>
       </w:r>
       <w:r>
-        <w:rPr>
-          <w:lang w:val="ru-RU"/>
-        </w:rPr>
         <w:t xml:space="preserve"> </w:t>
       </w:r>
       <w:r>
-        <w:rPr>
-          <w:lang w:val="ru-RU"/>
-        </w:rPr>
         <w:t>ж</w:t>
       </w:r>
       <w:r>
-        <w:rPr>
-          <w:lang w:val="ru-RU"/>
-        </w:rPr>
         <w:t>елезо-</w:t>
       </w:r>
       <w:proofErr w:type="spellStart"/>
       <w:r>
-        <w:rPr>
-          <w:lang w:val="ru-RU"/>
-        </w:rPr>
         <w:t>алюмофосфатны</w:t>
       </w:r>
       <w:r>
-        <w:rPr>
-          <w:lang w:val="ru-RU"/>
-        </w:rPr>
         <w:t>х</w:t>
       </w:r>
       <w:proofErr w:type="spellEnd"/>
       <w:r>
-        <w:rPr>
-          <w:lang w:val="ru-RU"/>
-        </w:rPr>
         <w:t xml:space="preserve"> стёкл</w:t>
       </w:r>
       <w:r>
-        <w:rPr>
-          <w:lang w:val="ru-RU"/>
-        </w:rPr>
         <w:t>ах, которые</w:t>
       </w:r>
       <w:r>
-        <w:rPr>
-          <w:lang w:val="ru-RU"/>
-        </w:rPr>
         <w:t xml:space="preserve"> химически </w:t>
       </w:r>
       <w:r>
-        <w:rPr>
-          <w:lang w:val="ru-RU"/>
-        </w:rPr>
         <w:t>дал</w:t>
       </w:r>
       <w:r>
-        <w:rPr>
-          <w:lang w:val="ru-RU"/>
-        </w:rPr>
         <w:t>е</w:t>
       </w:r>
       <w:r>
-        <w:rPr>
-          <w:lang w:val="ru-RU"/>
-        </w:rPr>
         <w:t>к</w:t>
       </w:r>
       <w:r>
-        <w:rPr>
-          <w:lang w:val="ru-RU"/>
-        </w:rPr>
         <w:t>и</w:t>
       </w:r>
       <w:r>
-        <w:rPr>
-          <w:lang w:val="ru-RU"/>
-        </w:rPr>
         <w:t xml:space="preserve"> от обучающей выборки. Модель завышает плотность, но верно ранжирует образцы. Причины: «силикатное» смещение данных и неучтённое восстановление</w:t>
       </w:r>
       <w:r>
-        <w:rPr>
-          <w:lang w:val="ru-RU"/>
-        </w:rPr>
         <w:t>.</w:t>
       </w:r>
     </w:p>
     <w:p>
       <w:pPr>
         <w:pStyle w:val="a4"/>
-        <w:rPr>
-          <w:lang w:val="ru-RU"/>
-        </w:rPr>
       </w:pPr>
       <w:r>
         <w:rPr>
           <w:b/>
           <w:bCs/>
-          <w:lang w:val="ru-RU"/>
         </w:rPr>
         <w:t>Вывод</w:t>
       </w:r>
@@ -10261,38 +9286,22 @@
         <w:rPr>
           <w:b/>
           <w:bCs/>
-          <w:lang w:val="ru-RU"/>
         </w:rPr>
         <w:t>:</w:t>
       </w:r>
       <w:r>
-        <w:rPr>
-          <w:lang w:val="ru-RU"/>
-        </w:rPr>
         <w:t xml:space="preserve"> </w:t>
       </w:r>
       <w:r>
-        <w:rPr>
-          <w:lang w:val="ru-RU"/>
-        </w:rPr>
         <w:t>м</w:t>
       </w:r>
       <w:r>
-        <w:rPr>
-          <w:lang w:val="ru-RU"/>
-        </w:rPr>
         <w:t xml:space="preserve">одель точна и физически осмысленна, подходит для высокопроизводительного скрининга и как диагностический инструмент. Ограничения: слабая экстраполяция в редкие области состава, отсутствие в базе данных о степени окисления и тепловой истории стекла. Дальнейшее развитие </w:t>
       </w:r>
       <w:r>
-        <w:rPr>
-          <w:lang w:val="ru-RU"/>
-        </w:rPr>
         <w:t>–</w:t>
       </w:r>
       <w:r>
-        <w:rPr>
-          <w:lang w:val="ru-RU"/>
-        </w:rPr>
         <w:t xml:space="preserve"> дообучение на узких доменных наборах и учёт параметров обработки.</w:t>
       </w:r>
     </w:p>
@@ -10300,30 +9309,560 @@
       <w:pPr>
         <w:pStyle w:val="1"/>
       </w:pPr>
-      <w:bookmarkStart w:id="21" w:name="_Toc242272098"/>
+      <w:bookmarkStart w:id="21" w:name="_Toc243434018"/>
+      <w:r>
+        <w:lastRenderedPageBreak/>
+        <w:t>Лабораторная работа 1</w:t>
+      </w:r>
+      <w:bookmarkEnd w:id="21"/>
+    </w:p>
+    <w:p>
+      <w:pPr>
+        <w:pStyle w:val="2"/>
+      </w:pPr>
+      <w:bookmarkStart w:id="22" w:name="_Toc243434019"/>
+      <w:r>
+        <w:t>Подготовка</w:t>
+      </w:r>
+      <w:bookmarkEnd w:id="22"/>
+    </w:p>
+    <w:p>
+      <w:pPr>
+        <w:pStyle w:val="a4"/>
+      </w:pPr>
+      <w:r>
+        <w:t>Для начала скачем архив с исходным кодом, после чего распакуем его в заранее созданный проект «</w:t>
+      </w:r>
+      <w:proofErr w:type="spellStart"/>
+      <w:r>
+        <w:t>python</w:t>
+      </w:r>
+      <w:proofErr w:type="spellEnd"/>
+      <w:r>
+        <w:t>»</w:t>
+      </w:r>
+      <w:r>
+        <w:t xml:space="preserve"> (</w:t>
+      </w:r>
+      <w:r>
+        <w:fldChar w:fldCharType="begin"/>
+      </w:r>
+      <w:r>
+        <w:instrText xml:space="preserve"> REF  _Ref243438849 \* Lower \h </w:instrText>
+      </w:r>
+      <w:r>
+        <w:fldChar w:fldCharType="separate"/>
+      </w:r>
+      <w:r>
+        <w:t xml:space="preserve">рисунок </w:t>
+      </w:r>
+      <w:r>
+        <w:rPr>
+          <w:noProof/>
+        </w:rPr>
+        <w:t>3</w:t>
+      </w:r>
+      <w:r>
+        <w:t>.</w:t>
+      </w:r>
+      <w:r>
+        <w:rPr>
+          <w:noProof/>
+        </w:rPr>
+        <w:t>1</w:t>
+      </w:r>
+      <w:r>
+        <w:fldChar w:fldCharType="end"/>
+      </w:r>
+      <w:r>
+        <w:t>)</w:t>
+      </w:r>
+      <w:r>
+        <w:t>.</w:t>
+      </w:r>
+      <w:r>
+        <w:t xml:space="preserve"> Затем подготовим папки:</w:t>
+      </w:r>
+    </w:p>
+    <w:p>
+      <w:pPr>
+        <w:pStyle w:val="a4"/>
+        <w:numPr>
+          <w:ilvl w:val="0"/>
+          <w:numId w:val="29"/>
+        </w:numPr>
+      </w:pPr>
+      <w:r>
+        <w:t>«data»</w:t>
+      </w:r>
+      <w:r>
+        <w:t xml:space="preserve"> – </w:t>
+      </w:r>
+      <w:r>
+        <w:t>содержит данные для обучения модели</w:t>
+      </w:r>
+      <w:r>
+        <w:t>;</w:t>
+      </w:r>
+    </w:p>
+    <w:p>
+      <w:pPr>
+        <w:pStyle w:val="a4"/>
+        <w:numPr>
+          <w:ilvl w:val="0"/>
+          <w:numId w:val="29"/>
+        </w:numPr>
+      </w:pPr>
+      <w:r>
+        <w:t>«models»</w:t>
+      </w:r>
+      <w:r>
+        <w:t xml:space="preserve"> –</w:t>
+      </w:r>
+      <w:r>
+        <w:t xml:space="preserve"> для сохранения параметров обученных моделей.</w:t>
+      </w:r>
+    </w:p>
+    <w:p>
+      <w:pPr>
+        <w:pStyle w:val="a4"/>
+        <w:ind w:left="709" w:firstLine="0"/>
+      </w:pPr>
+    </w:p>
+    <w:p>
+      <w:pPr>
+        <w:pStyle w:val="a4"/>
+        <w:ind w:left="709" w:firstLine="0"/>
+        <w:jc w:val="center"/>
+      </w:pPr>
+      <w:r>
+        <w:rPr>
+          <w:noProof/>
+        </w:rPr>
+        <w:drawing>
+          <wp:inline distT="0" distB="0" distL="0" distR="0" wp14:anchorId="79AAD174" wp14:editId="293247B4">
+            <wp:extent cx="2600688" cy="2038635"/>
+            <wp:effectExtent l="0" t="0" r="0" b="0"/>
+            <wp:docPr id="1380033458" name="Рисунок 1"/>
+            <wp:cNvGraphicFramePr>
+              <a:graphicFrameLocks xmlns:a="http://schemas.openxmlformats.org/drawingml/2006/main" noChangeAspect="1"/>
+            </wp:cNvGraphicFramePr>
+            <a:graphic xmlns:a="http://schemas.openxmlformats.org/drawingml/2006/main">
+              <a:graphicData uri="http://schemas.openxmlformats.org/drawingml/2006/picture">
+                <pic:pic xmlns:pic="http://schemas.openxmlformats.org/drawingml/2006/picture">
+                  <pic:nvPicPr>
+                    <pic:cNvPr id="1380033458" name=""/>
+                    <pic:cNvPicPr/>
+                  </pic:nvPicPr>
+                  <pic:blipFill>
+                    <a:blip r:embed="rId16"/>
+                    <a:stretch>
+                      <a:fillRect/>
+                    </a:stretch>
+                  </pic:blipFill>
+                  <pic:spPr>
+                    <a:xfrm>
+                      <a:off x="0" y="0"/>
+                      <a:ext cx="2600688" cy="2038635"/>
+                    </a:xfrm>
+                    <a:prstGeom prst="rect">
+                      <a:avLst/>
+                    </a:prstGeom>
+                  </pic:spPr>
+                </pic:pic>
+              </a:graphicData>
+            </a:graphic>
+          </wp:inline>
+        </w:drawing>
+      </w:r>
+    </w:p>
+    <w:p>
+      <w:pPr>
+        <w:pStyle w:val="ad"/>
+      </w:pPr>
+      <w:bookmarkStart w:id="23" w:name="_Ref243438849"/>
+      <w:r>
+        <w:t xml:space="preserve">Рисунок </w:t>
+      </w:r>
+      <w:fldSimple w:instr=" STYLEREF 1 \s ">
+        <w:r>
+          <w:rPr>
+            <w:noProof/>
+          </w:rPr>
+          <w:t>3</w:t>
+        </w:r>
+      </w:fldSimple>
+      <w:r>
+        <w:t>.</w:t>
+      </w:r>
+      <w:fldSimple w:instr=" SEQ Рисунок \* ARABIC \s 1 ">
+        <w:r>
+          <w:rPr>
+            <w:noProof/>
+          </w:rPr>
+          <w:t>1</w:t>
+        </w:r>
+      </w:fldSimple>
+      <w:bookmarkEnd w:id="23"/>
+      <w:r>
+        <w:t xml:space="preserve"> – Файловая структура </w:t>
+      </w:r>
+    </w:p>
+    <w:p>
+      <w:pPr>
+        <w:pStyle w:val="a4"/>
+        <w:ind w:left="709" w:firstLine="0"/>
+      </w:pPr>
+      <w:r>
+        <w:t xml:space="preserve"> </w:t>
+      </w:r>
+    </w:p>
+    <w:p>
+      <w:pPr>
+        <w:pStyle w:val="a4"/>
+      </w:pPr>
+      <w:r>
+        <w:t>Первый ноутбук «1-DataCleaning.ipynb»</w:t>
+      </w:r>
+      <w:r>
+        <w:t xml:space="preserve"> содержит первоначальную подготовку данных, но так как авторы добавили их в исходный архив, то необходимости в</w:t>
+      </w:r>
+      <w:r>
+        <w:t xml:space="preserve"> подготовки и</w:t>
+      </w:r>
+      <w:r>
+        <w:t xml:space="preserve"> выполнении этого ноутбука нет.</w:t>
+      </w:r>
+    </w:p>
+    <w:p>
+      <w:pPr>
+        <w:pStyle w:val="a4"/>
+      </w:pPr>
+      <w:r>
+        <w:t>Второй ноутбуке «</w:t>
+      </w:r>
+      <w:r>
+        <w:t>2-Feauturing.ipynb</w:t>
+      </w:r>
+      <w:r>
+        <w:t xml:space="preserve">» не имеет ошибок, поэтому нужно только установить в окружении используемые в нем </w:t>
+      </w:r>
+      <w:r>
+        <w:t>[</w:t>
+      </w:r>
+      <w:r>
+        <w:t>ноутбуке</w:t>
+      </w:r>
+      <w:r>
+        <w:t>]</w:t>
+      </w:r>
+      <w:r>
+        <w:t xml:space="preserve"> библиотеки:</w:t>
+      </w:r>
+    </w:p>
+    <w:p>
+      <w:pPr>
+        <w:pStyle w:val="a4"/>
+        <w:numPr>
+          <w:ilvl w:val="0"/>
+          <w:numId w:val="30"/>
+        </w:numPr>
+        <w:rPr>
+          <w:lang w:val="en-US"/>
+        </w:rPr>
+      </w:pPr>
+      <w:r>
+        <w:rPr>
+          <w:lang w:val="en-US"/>
+        </w:rPr>
+        <w:t>Pandas</w:t>
+      </w:r>
+    </w:p>
+    <w:p>
+      <w:pPr>
+        <w:pStyle w:val="a4"/>
+        <w:numPr>
+          <w:ilvl w:val="0"/>
+          <w:numId w:val="30"/>
+        </w:numPr>
+        <w:rPr>
+          <w:lang w:val="en-US"/>
+        </w:rPr>
+      </w:pPr>
+      <w:proofErr w:type="spellStart"/>
+      <w:r>
+        <w:rPr>
+          <w:lang w:val="en-US"/>
+        </w:rPr>
+        <w:t>Numpy</w:t>
+      </w:r>
+      <w:proofErr w:type="spellEnd"/>
+      <w:r>
+        <w:rPr>
+          <w:lang w:val="en-US"/>
+        </w:rPr>
+        <w:t xml:space="preserve"> </w:t>
+      </w:r>
+    </w:p>
+    <w:p>
+      <w:pPr>
+        <w:pStyle w:val="a4"/>
+        <w:numPr>
+          <w:ilvl w:val="0"/>
+          <w:numId w:val="30"/>
+        </w:numPr>
+        <w:rPr>
+          <w:lang w:val="en-US"/>
+        </w:rPr>
+      </w:pPr>
+      <w:proofErr w:type="spellStart"/>
+      <w:r>
+        <w:rPr>
+          <w:lang w:val="en-US"/>
+        </w:rPr>
+        <w:t>pymatgen</w:t>
+      </w:r>
+      <w:proofErr w:type="spellEnd"/>
+      <w:r>
+        <w:rPr>
+          <w:lang w:val="en-US"/>
+        </w:rPr>
+        <w:t xml:space="preserve"> </w:t>
+      </w:r>
+    </w:p>
+    <w:p>
+      <w:pPr>
+        <w:pStyle w:val="a4"/>
+        <w:numPr>
+          <w:ilvl w:val="0"/>
+          <w:numId w:val="30"/>
+        </w:numPr>
+        <w:rPr>
+          <w:lang w:val="en-US"/>
+        </w:rPr>
+      </w:pPr>
+      <w:proofErr w:type="spellStart"/>
+      <w:r>
+        <w:rPr>
+          <w:lang w:val="en-US"/>
+        </w:rPr>
+        <w:t>matminer</w:t>
+      </w:r>
+      <w:proofErr w:type="spellEnd"/>
+    </w:p>
+    <w:p>
+      <w:pPr>
+        <w:pStyle w:val="a4"/>
+        <w:numPr>
+          <w:ilvl w:val="0"/>
+          <w:numId w:val="30"/>
+        </w:numPr>
+        <w:rPr>
+          <w:lang w:val="en-US"/>
+        </w:rPr>
+      </w:pPr>
+      <w:r>
+        <w:rPr>
+          <w:lang w:val="en-US"/>
+        </w:rPr>
+        <w:t>matplotlib</w:t>
+      </w:r>
+    </w:p>
+    <w:p>
+      <w:pPr>
+        <w:pStyle w:val="a4"/>
+        <w:numPr>
+          <w:ilvl w:val="0"/>
+          <w:numId w:val="30"/>
+        </w:numPr>
+        <w:rPr>
+          <w:lang w:val="en-US"/>
+        </w:rPr>
+      </w:pPr>
+    </w:p>
+    <w:p>
+      <w:pPr>
+        <w:pStyle w:val="2"/>
+        <w:rPr>
+          <w:lang w:val="en-US"/>
+        </w:rPr>
+      </w:pPr>
+      <w:bookmarkStart w:id="24" w:name="_Toc243434020"/>
+      <w:r>
+        <w:lastRenderedPageBreak/>
+        <w:t>Запуск</w:t>
+      </w:r>
+      <w:bookmarkEnd w:id="24"/>
+    </w:p>
+    <w:p>
+      <w:pPr>
+        <w:pStyle w:val="a4"/>
+      </w:pPr>
+      <w:r>
+        <w:t xml:space="preserve">При запуске шестой ячейки </w:t>
+      </w:r>
+      <w:r>
+        <w:t>«</w:t>
+      </w:r>
+      <w:r>
+        <w:t>2-Feauturing.ipynb</w:t>
+      </w:r>
+      <w:r>
+        <w:t>»</w:t>
+      </w:r>
+      <w:r>
+        <w:t xml:space="preserve"> выполнение завершалось с ошибкой из-за нехватки оперативной памяти. Для устранения добавим «</w:t>
+      </w:r>
+      <w:proofErr w:type="spellStart"/>
+      <w:r>
+        <w:t>ep_feat.set_n_jobs</w:t>
+      </w:r>
+      <w:proofErr w:type="spellEnd"/>
+      <w:r>
+        <w:t>(2)</w:t>
+      </w:r>
+      <w:r>
+        <w:t>», чтобы программе при выполнении кода ячейки было доступно два потока процессора, что также ограничит использование памяти</w:t>
+      </w:r>
+      <w:r>
+        <w:t xml:space="preserve"> (</w:t>
+      </w:r>
+      <w:r>
+        <w:fldChar w:fldCharType="begin"/>
+      </w:r>
+      <w:r>
+        <w:instrText xml:space="preserve"> REF  _Ref243438825 \* Lower \h </w:instrText>
+      </w:r>
+      <w:r>
+        <w:fldChar w:fldCharType="separate"/>
+      </w:r>
+      <w:r>
+        <w:t xml:space="preserve">рисунок </w:t>
+      </w:r>
+      <w:r>
+        <w:rPr>
+          <w:noProof/>
+        </w:rPr>
+        <w:t>3</w:t>
+      </w:r>
+      <w:r>
+        <w:t>.</w:t>
+      </w:r>
+      <w:r>
+        <w:rPr>
+          <w:noProof/>
+        </w:rPr>
+        <w:t>2</w:t>
+      </w:r>
+      <w:r>
+        <w:fldChar w:fldCharType="end"/>
+      </w:r>
+      <w:r>
+        <w:t>)</w:t>
+      </w:r>
+      <w:r>
+        <w:t>.</w:t>
+      </w:r>
+    </w:p>
+    <w:p>
+      <w:pPr>
+        <w:pStyle w:val="a4"/>
+      </w:pPr>
+    </w:p>
+    <w:p>
+      <w:pPr>
+        <w:pStyle w:val="a4"/>
+        <w:jc w:val="center"/>
+      </w:pPr>
+      <w:r>
+        <w:drawing>
+          <wp:inline distT="0" distB="0" distL="0" distR="0" wp14:anchorId="75670A4F" wp14:editId="57D0650F">
+            <wp:extent cx="5928360" cy="2823455"/>
+            <wp:effectExtent l="0" t="0" r="0" b="0"/>
+            <wp:docPr id="1384155925" name="Рисунок 1"/>
+            <wp:cNvGraphicFramePr>
+              <a:graphicFrameLocks xmlns:a="http://schemas.openxmlformats.org/drawingml/2006/main" noChangeAspect="1"/>
+            </wp:cNvGraphicFramePr>
+            <a:graphic xmlns:a="http://schemas.openxmlformats.org/drawingml/2006/main">
+              <a:graphicData uri="http://schemas.openxmlformats.org/drawingml/2006/picture">
+                <pic:pic xmlns:pic="http://schemas.openxmlformats.org/drawingml/2006/picture">
+                  <pic:nvPicPr>
+                    <pic:cNvPr id="1384155925" name=""/>
+                    <pic:cNvPicPr/>
+                  </pic:nvPicPr>
+                  <pic:blipFill>
+                    <a:blip r:embed="rId17"/>
+                    <a:stretch>
+                      <a:fillRect/>
+                    </a:stretch>
+                  </pic:blipFill>
+                  <pic:spPr>
+                    <a:xfrm>
+                      <a:off x="0" y="0"/>
+                      <a:ext cx="5938013" cy="2828052"/>
+                    </a:xfrm>
+                    <a:prstGeom prst="rect">
+                      <a:avLst/>
+                    </a:prstGeom>
+                  </pic:spPr>
+                </pic:pic>
+              </a:graphicData>
+            </a:graphic>
+          </wp:inline>
+        </w:drawing>
+      </w:r>
+    </w:p>
+    <w:p>
+      <w:pPr>
+        <w:pStyle w:val="ad"/>
+      </w:pPr>
+      <w:bookmarkStart w:id="25" w:name="_Ref243438825"/>
+      <w:r>
+        <w:t xml:space="preserve">Рисунок </w:t>
+      </w:r>
+      <w:fldSimple w:instr=" STYLEREF 1 \s ">
+        <w:r>
+          <w:rPr>
+            <w:noProof/>
+          </w:rPr>
+          <w:t>3</w:t>
+        </w:r>
+      </w:fldSimple>
+      <w:r>
+        <w:t>.</w:t>
+      </w:r>
+      <w:fldSimple w:instr=" SEQ Рисунок \* ARABIC \s 1 ">
+        <w:r>
+          <w:rPr>
+            <w:noProof/>
+          </w:rPr>
+          <w:t>2</w:t>
+        </w:r>
+      </w:fldSimple>
+      <w:bookmarkEnd w:id="25"/>
+      <w:r>
+        <w:t xml:space="preserve"> – Ограничение потоков</w:t>
+      </w:r>
+    </w:p>
+    <w:p>
+      <w:pPr>
+        <w:pStyle w:val="1"/>
+      </w:pPr>
+      <w:bookmarkStart w:id="26" w:name="_Toc243434021"/>
       <w:r>
         <w:lastRenderedPageBreak/>
         <w:t>Вывод</w:t>
       </w:r>
-      <w:bookmarkEnd w:id="21"/>
+      <w:bookmarkEnd w:id="26"/>
     </w:p>
     <w:p>
       <w:pPr>
         <w:pStyle w:val="a4"/>
-        <w:rPr>
-          <w:lang w:val="ru-RU"/>
-        </w:rPr>
-      </w:pPr>
-      <w:r>
-        <w:rPr>
-          <w:lang w:val="ru-RU"/>
-        </w:rPr>
+      </w:pPr>
+      <w:r>
         <w:t>В ходе лабораторной работы мы</w:t>
       </w:r>
       <w:r>
-        <w:rPr>
-          <w:lang w:val="ru-RU"/>
-        </w:rPr>
         <w:t xml:space="preserve"> ….</w:t>
       </w:r>
     </w:p>
@@ -10331,12 +9870,12 @@
       <w:pPr>
         <w:pStyle w:val="1"/>
       </w:pPr>
-      <w:bookmarkStart w:id="22" w:name="_Toc242272099"/>
+      <w:bookmarkStart w:id="27" w:name="_Toc243434022"/>
       <w:r>
         <w:lastRenderedPageBreak/>
         <w:t>Приложение</w:t>
       </w:r>
-      <w:bookmarkEnd w:id="22"/>
+      <w:bookmarkEnd w:id="27"/>
     </w:p>
     <w:p>
       <w:pPr>
@@ -10345,15 +9884,9 @@
           <w:ilvl w:val="0"/>
           <w:numId w:val="8"/>
         </w:numPr>
-        <w:rPr>
-          <w:lang w:val="ru-RU"/>
-        </w:rPr>
-      </w:pPr>
-      <w:bookmarkStart w:id="23" w:name="_Ref241625740"/>
-      <w:r>
-        <w:rPr>
-          <w:lang w:val="ru-RU"/>
-        </w:rPr>
+      </w:pPr>
+      <w:bookmarkStart w:id="28" w:name="_Ref241625740"/>
+      <w:r>
         <w:t>Сайт «</w:t>
       </w:r>
       <w:proofErr w:type="spellStart"/>
@@ -10368,54 +9901,29 @@
       </w:r>
       <w:proofErr w:type="spellEnd"/>
       <w:r>
-        <w:rPr>
-          <w:lang w:val="ru-RU"/>
-        </w:rPr>
         <w:t>»</w:t>
       </w:r>
       <w:r>
-        <w:rPr>
-          <w:lang w:val="ru-RU"/>
-        </w:rPr>
         <w:t xml:space="preserve">; </w:t>
       </w:r>
       <w:r>
-        <w:rPr>
-          <w:lang w:val="ru-RU"/>
-        </w:rPr>
-        <w:t>«</w:t>
-      </w:r>
-      <w:r>
-        <w:t>URL</w:t>
-      </w:r>
-      <w:r>
-        <w:rPr>
-          <w:lang w:val="ru-RU"/>
-        </w:rPr>
-        <w:t xml:space="preserve">»: </w:t>
-      </w:r>
-      <w:hyperlink r:id="rId16" w:history="1">
+        <w:t xml:space="preserve">«URL»: </w:t>
+      </w:r>
+      <w:hyperlink r:id="rId18" w:history="1">
         <w:r>
           <w:rPr>
             <w:rStyle w:val="af"/>
-            <w:lang w:val="ru-RU"/>
           </w:rPr>
           <w:t>https://arxiv.org/</w:t>
         </w:r>
       </w:hyperlink>
       <w:r>
-        <w:rPr>
-          <w:lang w:val="ru-RU"/>
-        </w:rPr>
         <w:t xml:space="preserve"> (дата обращения 30.09.2026)</w:t>
       </w:r>
       <w:r>
-        <w:rPr>
-          <w:lang w:val="ru-RU"/>
-        </w:rPr>
         <w:t>.</w:t>
       </w:r>
-      <w:bookmarkEnd w:id="23"/>
+      <w:bookmarkEnd w:id="28"/>
     </w:p>
     <w:p>
       <w:pPr>
@@ -10424,591 +9932,31 @@
           <w:ilvl w:val="0"/>
           <w:numId w:val="8"/>
         </w:numPr>
-        <w:rPr>
-          <w:lang w:val="ru-RU"/>
-        </w:rPr>
-      </w:pPr>
-      <w:r>
-        <w:rPr>
-          <w:lang w:val="ru-RU"/>
-        </w:rPr>
+      </w:pPr>
+      <w:r>
         <w:t>Агент «</w:t>
       </w:r>
+      <w:proofErr w:type="spellStart"/>
       <w:r>
         <w:t>Asta</w:t>
       </w:r>
-      <w:r>
-        <w:rPr>
-          <w:lang w:val="ru-RU"/>
-        </w:rPr>
+      <w:proofErr w:type="spellEnd"/>
+      <w:r>
         <w:t xml:space="preserve"> </w:t>
       </w:r>
       <w:r>
-        <w:t>AI</w:t>
-      </w:r>
-      <w:r>
-        <w:rPr>
-          <w:lang w:val="ru-RU"/>
-        </w:rPr>
-        <w:t>»</w:t>
-      </w:r>
-      <w:r>
-        <w:rPr>
-          <w:lang w:val="ru-RU"/>
-        </w:rPr>
+        <w:t>AI»</w:t>
+      </w:r>
+      <w:r>
         <w:t xml:space="preserve">; </w:t>
       </w:r>
       <w:r>
-        <w:rPr>
-          <w:lang w:val="ru-RU"/>
-        </w:rPr>
-        <w:t>«</w:t>
-      </w:r>
-      <w:r>
-        <w:t>URL</w:t>
-      </w:r>
-      <w:r>
-        <w:rPr>
-          <w:lang w:val="ru-RU"/>
-        </w:rPr>
-        <w:t>»</w:t>
-      </w:r>
-      <w:r>
-        <w:rPr>
-          <w:lang w:val="ru-RU"/>
-        </w:rPr>
+        <w:t>«URL»</w:t>
+      </w:r>
+      <w:r>
         <w:t xml:space="preserve">: </w:t>
       </w:r>
-      <w:hyperlink r:id="rId17" w:history="1">
-        <w:r>
-          <w:rPr>
-            <w:rStyle w:val="af"/>
-          </w:rPr>
-          <w:t>https</w:t>
-        </w:r>
-        <w:r>
-          <w:rPr>
-            <w:rStyle w:val="af"/>
-            <w:lang w:val="ru-RU"/>
-          </w:rPr>
-          <w:t>://</w:t>
-        </w:r>
-        <w:proofErr w:type="spellStart"/>
-        <w:r>
-          <w:rPr>
-            <w:rStyle w:val="af"/>
-          </w:rPr>
-          <w:t>asta</w:t>
-        </w:r>
-        <w:proofErr w:type="spellEnd"/>
-        <w:r>
-          <w:rPr>
-            <w:rStyle w:val="af"/>
-            <w:lang w:val="ru-RU"/>
-          </w:rPr>
-          <w:t>.</w:t>
-        </w:r>
-        <w:proofErr w:type="spellStart"/>
-        <w:r>
-          <w:rPr>
-            <w:rStyle w:val="af"/>
-          </w:rPr>
-          <w:t>allen</w:t>
-        </w:r>
-        <w:proofErr w:type="spellEnd"/>
-        <w:r>
-          <w:rPr>
-            <w:rStyle w:val="af"/>
-            <w:lang w:val="ru-RU"/>
-          </w:rPr>
-          <w:t>.</w:t>
-        </w:r>
-        <w:r>
-          <w:rPr>
-            <w:rStyle w:val="af"/>
-          </w:rPr>
-          <w:t>ai</w:t>
-        </w:r>
-        <w:r>
-          <w:rPr>
-            <w:rStyle w:val="af"/>
-            <w:lang w:val="ru-RU"/>
-          </w:rPr>
-          <w:t>/</w:t>
-        </w:r>
-      </w:hyperlink>
-      <w:r>
-        <w:rPr>
-          <w:lang w:val="ru-RU"/>
-        </w:rPr>
-        <w:t xml:space="preserve"> (</w:t>
-      </w:r>
-      <w:r>
-        <w:rPr>
-          <w:lang w:val="ru-RU"/>
-        </w:rPr>
-        <w:t>дата обращения</w:t>
-      </w:r>
-      <w:r>
-        <w:rPr>
-          <w:lang w:val="ru-RU"/>
-        </w:rPr>
-        <w:t xml:space="preserve"> </w:t>
-      </w:r>
-      <w:r>
-        <w:rPr>
-          <w:lang w:val="ru-RU"/>
-        </w:rPr>
-        <w:t>06.10.2026</w:t>
-      </w:r>
-      <w:r>
-        <w:rPr>
-          <w:lang w:val="ru-RU"/>
-        </w:rPr>
-        <w:t>)</w:t>
-      </w:r>
-      <w:r>
-        <w:rPr>
-          <w:lang w:val="ru-RU"/>
-        </w:rPr>
-        <w:t>.</w:t>
-      </w:r>
-    </w:p>
-    <w:p>
-      <w:pPr>
-        <w:pStyle w:val="a4"/>
-        <w:numPr>
-          <w:ilvl w:val="0"/>
-          <w:numId w:val="8"/>
-        </w:numPr>
-      </w:pPr>
-      <w:bookmarkStart w:id="24" w:name="_Ref241629110"/>
-      <w:r>
-        <w:rPr>
-          <w:lang w:val="ru-RU"/>
-        </w:rPr>
-        <w:t>Статья</w:t>
-      </w:r>
-      <w:r>
-        <w:t xml:space="preserve"> «Accelerating the Design of Resorbable Magnesium Alloys: A Machine Learning Approach to Property Prediction»</w:t>
-      </w:r>
-      <w:r>
-        <w:t>;</w:t>
-      </w:r>
-      <w:r>
-        <w:t xml:space="preserve"> «</w:t>
-      </w:r>
-      <w:r>
-        <w:t>URL</w:t>
-      </w:r>
-      <w:r>
-        <w:t>»</w:t>
-      </w:r>
-      <w:r>
-        <w:t xml:space="preserve">: </w:t>
-      </w:r>
-      <w:hyperlink r:id="rId18" w:history="1">
-        <w:r>
-          <w:rPr>
-            <w:rStyle w:val="af"/>
-          </w:rPr>
-          <w:t>https://arxiv.org/abs/2604.19</w:t>
-        </w:r>
-        <w:r>
-          <w:rPr>
-            <w:rStyle w:val="af"/>
-          </w:rPr>
-          <w:t>9</w:t>
-        </w:r>
-        <w:r>
-          <w:rPr>
-            <w:rStyle w:val="af"/>
-          </w:rPr>
-          <w:t>39</w:t>
-        </w:r>
-      </w:hyperlink>
-      <w:r>
-        <w:t xml:space="preserve"> </w:t>
-      </w:r>
-      <w:r>
-        <w:t>(</w:t>
-      </w:r>
-      <w:r>
-        <w:rPr>
-          <w:lang w:val="ru-RU"/>
-        </w:rPr>
-        <w:t>дата</w:t>
-      </w:r>
-      <w:r>
-        <w:t xml:space="preserve"> </w:t>
-      </w:r>
-      <w:r>
-        <w:rPr>
-          <w:lang w:val="ru-RU"/>
-        </w:rPr>
-        <w:t>обращения</w:t>
-      </w:r>
-      <w:r>
-        <w:t xml:space="preserve"> 30.09.2026</w:t>
-      </w:r>
-      <w:r>
-        <w:t>)</w:t>
-      </w:r>
-      <w:r>
-        <w:t>.</w:t>
-      </w:r>
-      <w:bookmarkEnd w:id="24"/>
-    </w:p>
-    <w:p>
-      <w:pPr>
-        <w:pStyle w:val="a4"/>
-        <w:numPr>
-          <w:ilvl w:val="0"/>
-          <w:numId w:val="8"/>
-        </w:numPr>
-      </w:pPr>
-      <w:bookmarkStart w:id="25" w:name="_Ref241629363"/>
-      <w:r>
-        <w:rPr>
-          <w:lang w:val="ru-RU"/>
-        </w:rPr>
-        <w:t>Статья</w:t>
-      </w:r>
-      <w:r>
-        <w:t xml:space="preserve"> </w:t>
-      </w:r>
-      <w:r>
-        <w:t>«</w:t>
-      </w:r>
-      <w:r>
-        <w:t>Scaling Laws for Neural Material Models</w:t>
-      </w:r>
-      <w:r>
-        <w:t>»</w:t>
-      </w:r>
-      <w:r>
-        <w:t>;</w:t>
-      </w:r>
-      <w:r>
-        <w:t xml:space="preserve"> «</w:t>
-      </w:r>
-      <w:r>
-        <w:t>URL</w:t>
-      </w:r>
-      <w:r>
-        <w:t>»</w:t>
-      </w:r>
-      <w:r>
-        <w:t xml:space="preserve">: </w:t>
-      </w:r>
       <w:hyperlink r:id="rId19" w:history="1">
-        <w:r>
-          <w:rPr>
-            <w:rStyle w:val="af"/>
-          </w:rPr>
-          <w:t>https://arxiv.org/abs/2509.21811</w:t>
-        </w:r>
-      </w:hyperlink>
-      <w:r>
-        <w:t xml:space="preserve"> </w:t>
-      </w:r>
-      <w:r>
-        <w:t>(</w:t>
-      </w:r>
-      <w:r>
-        <w:rPr>
-          <w:lang w:val="ru-RU"/>
-        </w:rPr>
-        <w:t>дата</w:t>
-      </w:r>
-      <w:r>
-        <w:t xml:space="preserve"> </w:t>
-      </w:r>
-      <w:r>
-        <w:rPr>
-          <w:lang w:val="ru-RU"/>
-        </w:rPr>
-        <w:t>обращения</w:t>
-      </w:r>
-      <w:r>
-        <w:t xml:space="preserve"> 30.09.2026</w:t>
-      </w:r>
-      <w:r>
-        <w:t>).</w:t>
-      </w:r>
-      <w:bookmarkEnd w:id="25"/>
-    </w:p>
-    <w:p>
-      <w:pPr>
-        <w:pStyle w:val="a4"/>
-        <w:numPr>
-          <w:ilvl w:val="0"/>
-          <w:numId w:val="8"/>
-        </w:numPr>
-      </w:pPr>
-      <w:bookmarkStart w:id="26" w:name="_Ref241629367"/>
-      <w:r>
-        <w:rPr>
-          <w:lang w:val="ru-RU"/>
-        </w:rPr>
-        <w:t>Статья</w:t>
-      </w:r>
-      <w:r>
-        <w:t xml:space="preserve"> </w:t>
-      </w:r>
-      <w:r>
-        <w:t>«</w:t>
-      </w:r>
-      <w:r>
-        <w:t>Thermodynamic Prediction Enabled by Automatic Dataset Building and Machine Learning</w:t>
-      </w:r>
-      <w:r>
-        <w:t>»</w:t>
-      </w:r>
-      <w:r>
-        <w:t>;</w:t>
-      </w:r>
-      <w:r>
-        <w:t xml:space="preserve"> «</w:t>
-      </w:r>
-      <w:r>
-        <w:t>URL</w:t>
-      </w:r>
-      <w:r>
-        <w:t>»</w:t>
-      </w:r>
-      <w:r>
-        <w:t>:</w:t>
-      </w:r>
-      <w:r>
-        <w:t xml:space="preserve"> </w:t>
-      </w:r>
-      <w:hyperlink r:id="rId20" w:history="1">
-        <w:r>
-          <w:rPr>
-            <w:rStyle w:val="af"/>
-          </w:rPr>
-          <w:t>https://arxiv.org/abs/2507.07293</w:t>
-        </w:r>
-      </w:hyperlink>
-      <w:r>
-        <w:t xml:space="preserve"> </w:t>
-      </w:r>
-      <w:r>
-        <w:t>(</w:t>
-      </w:r>
-      <w:r>
-        <w:rPr>
-          <w:lang w:val="ru-RU"/>
-        </w:rPr>
-        <w:t>дата</w:t>
-      </w:r>
-      <w:r>
-        <w:t xml:space="preserve"> </w:t>
-      </w:r>
-      <w:r>
-        <w:rPr>
-          <w:lang w:val="ru-RU"/>
-        </w:rPr>
-        <w:t>обращения</w:t>
-      </w:r>
-      <w:r>
-        <w:t xml:space="preserve"> 30.09.2026</w:t>
-      </w:r>
-      <w:r>
-        <w:t>).</w:t>
-      </w:r>
-      <w:bookmarkEnd w:id="26"/>
-    </w:p>
-    <w:p>
-      <w:pPr>
-        <w:pStyle w:val="a4"/>
-        <w:numPr>
-          <w:ilvl w:val="0"/>
-          <w:numId w:val="8"/>
-        </w:numPr>
-      </w:pPr>
-      <w:bookmarkStart w:id="27" w:name="_Ref241629370"/>
-      <w:r>
-        <w:rPr>
-          <w:lang w:val="ru-RU"/>
-        </w:rPr>
-        <w:t>Статья</w:t>
-      </w:r>
-      <w:r>
-        <w:t xml:space="preserve"> </w:t>
-      </w:r>
-      <w:r>
-        <w:t>«</w:t>
-      </w:r>
-      <w:r>
-        <w:t>Fast phase prediction of charged polymer blends by white-box machine learning surrogates</w:t>
-      </w:r>
-      <w:r>
-        <w:t>»</w:t>
-      </w:r>
-      <w:r>
-        <w:t>;</w:t>
-      </w:r>
-      <w:r>
-        <w:t xml:space="preserve"> «</w:t>
-      </w:r>
-      <w:r>
-        <w:t>URL</w:t>
-      </w:r>
-      <w:r>
-        <w:t>»</w:t>
-      </w:r>
-      <w:r>
-        <w:t xml:space="preserve">: </w:t>
-      </w:r>
-      <w:hyperlink r:id="rId21" w:history="1">
-        <w:r>
-          <w:rPr>
-            <w:rStyle w:val="af"/>
-          </w:rPr>
-          <w:t>https://arxiv.org/abs/2509.07164</w:t>
-        </w:r>
-      </w:hyperlink>
-      <w:r>
-        <w:t xml:space="preserve"> </w:t>
-      </w:r>
-      <w:r>
-        <w:t>(</w:t>
-      </w:r>
-      <w:r>
-        <w:rPr>
-          <w:lang w:val="ru-RU"/>
-        </w:rPr>
-        <w:t>дата</w:t>
-      </w:r>
-      <w:r>
-        <w:t xml:space="preserve"> </w:t>
-      </w:r>
-      <w:r>
-        <w:rPr>
-          <w:lang w:val="ru-RU"/>
-        </w:rPr>
-        <w:t>обращения</w:t>
-      </w:r>
-      <w:r>
-        <w:t xml:space="preserve"> 30.09.2026</w:t>
-      </w:r>
-      <w:r>
-        <w:t>).</w:t>
-      </w:r>
-      <w:bookmarkEnd w:id="27"/>
-    </w:p>
-    <w:p>
-      <w:pPr>
-        <w:pStyle w:val="a4"/>
-        <w:numPr>
-          <w:ilvl w:val="0"/>
-          <w:numId w:val="8"/>
-        </w:numPr>
-      </w:pPr>
-      <w:bookmarkStart w:id="28" w:name="_Ref241629373"/>
-      <w:r>
-        <w:rPr>
-          <w:lang w:val="ru-RU"/>
-        </w:rPr>
-        <w:t>Статья</w:t>
-      </w:r>
-      <w:r>
-        <w:t xml:space="preserve"> </w:t>
-      </w:r>
-      <w:r>
-        <w:t>«</w:t>
-      </w:r>
-      <w:r>
-        <w:t>Prediction of tool-wear in turning of medical grade cobalt chromium molybdenum alloy (ASTM F75) using non-parametric Bayesian models</w:t>
-      </w:r>
-      <w:r>
-        <w:t>»</w:t>
-      </w:r>
-      <w:r>
-        <w:t>;</w:t>
-      </w:r>
-      <w:r>
-        <w:t xml:space="preserve"> «</w:t>
-      </w:r>
-      <w:r>
-        <w:t>URL</w:t>
-      </w:r>
-      <w:r>
-        <w:t>»</w:t>
-      </w:r>
-      <w:r>
-        <w:t xml:space="preserve">: </w:t>
-      </w:r>
-      <w:hyperlink r:id="rId22" w:history="1">
-        <w:r>
-          <w:rPr>
-            <w:rStyle w:val="af"/>
-          </w:rPr>
-          <w:t>https://arxiv.org/abs/1608.03091</w:t>
-        </w:r>
-      </w:hyperlink>
-      <w:r>
-        <w:t xml:space="preserve"> </w:t>
-      </w:r>
-      <w:r>
-        <w:t>(</w:t>
-      </w:r>
-      <w:r>
-        <w:rPr>
-          <w:lang w:val="ru-RU"/>
-        </w:rPr>
-        <w:t>дата</w:t>
-      </w:r>
-      <w:r>
-        <w:t xml:space="preserve"> </w:t>
-      </w:r>
-      <w:r>
-        <w:rPr>
-          <w:lang w:val="ru-RU"/>
-        </w:rPr>
-        <w:t>обращения</w:t>
-      </w:r>
-      <w:r>
-        <w:t xml:space="preserve"> 30.09.2026</w:t>
-      </w:r>
-      <w:r>
-        <w:t>).</w:t>
-      </w:r>
-      <w:bookmarkEnd w:id="28"/>
-    </w:p>
-    <w:p>
-      <w:pPr>
-        <w:pStyle w:val="a4"/>
-        <w:numPr>
-          <w:ilvl w:val="0"/>
-          <w:numId w:val="8"/>
-        </w:numPr>
-      </w:pPr>
-      <w:bookmarkStart w:id="29" w:name="_Ref241629376"/>
-      <w:r>
-        <w:rPr>
-          <w:lang w:val="ru-RU"/>
-        </w:rPr>
-        <w:t>Статья</w:t>
-      </w:r>
-      <w:r>
-        <w:t xml:space="preserve"> «</w:t>
-      </w:r>
-      <w:r>
-        <w:t>Enhancing Corrosion Resistance of Aluminum Alloys Through AI and ML Modeling</w:t>
-      </w:r>
-      <w:r>
-        <w:t>»; «</w:t>
-      </w:r>
-      <w:r>
-        <w:t>URL</w:t>
-      </w:r>
-      <w:r>
-        <w:t xml:space="preserve">»: </w:t>
-      </w:r>
-      <w:hyperlink r:id="rId23" w:history="1">
         <w:r>
           <w:rPr>
             <w:rStyle w:val="af"/>
@@ -11025,7 +9973,7 @@
           <w:rPr>
             <w:rStyle w:val="af"/>
           </w:rPr>
-          <w:t>arxiv</w:t>
+          <w:t>asta</w:t>
         </w:r>
         <w:r>
           <w:rPr>
@@ -11037,7 +9985,19 @@
           <w:rPr>
             <w:rStyle w:val="af"/>
           </w:rPr>
-          <w:t>org</w:t>
+          <w:t>allen</w:t>
+        </w:r>
+        <w:r>
+          <w:rPr>
+            <w:rStyle w:val="af"/>
+          </w:rPr>
+          <w:t>.</w:t>
+        </w:r>
+        <w:r>
+          <w:rPr>
+            <w:rStyle w:val="af"/>
+          </w:rPr>
+          <w:t>ai</w:t>
         </w:r>
         <w:r>
           <w:rPr>
@@ -11045,44 +10005,25 @@
           </w:rPr>
           <w:t>/</w:t>
         </w:r>
-        <w:r>
-          <w:rPr>
-            <w:rStyle w:val="af"/>
-          </w:rPr>
-          <w:t>abs</w:t>
-        </w:r>
-        <w:r>
-          <w:rPr>
-            <w:rStyle w:val="af"/>
-          </w:rPr>
-          <w:t>/2508.11685</w:t>
-        </w:r>
       </w:hyperlink>
       <w:r>
+        <w:t xml:space="preserve"> (</w:t>
+      </w:r>
+      <w:r>
+        <w:t>дата обращения</w:t>
+      </w:r>
+      <w:r>
         <w:t xml:space="preserve"> </w:t>
       </w:r>
       <w:r>
-        <w:t>(</w:t>
-      </w:r>
-      <w:r>
-        <w:rPr>
-          <w:lang w:val="ru-RU"/>
-        </w:rPr>
-        <w:t>дата</w:t>
-      </w:r>
-      <w:r>
-        <w:t xml:space="preserve"> </w:t>
-      </w:r>
-      <w:r>
-        <w:rPr>
-          <w:lang w:val="ru-RU"/>
-        </w:rPr>
-        <w:t>обращения</w:t>
-      </w:r>
-      <w:r>
-        <w:t xml:space="preserve"> 30.09.2026).</w:t>
-      </w:r>
-      <w:bookmarkEnd w:id="29"/>
+        <w:t>06.10.2026</w:t>
+      </w:r>
+      <w:r>
+        <w:t>)</w:t>
+      </w:r>
+      <w:r>
+        <w:t>.</w:t>
+      </w:r>
     </w:p>
     <w:p>
       <w:pPr>
@@ -11091,80 +10032,78 @@
           <w:ilvl w:val="0"/>
           <w:numId w:val="8"/>
         </w:numPr>
-      </w:pPr>
-      <w:bookmarkStart w:id="30" w:name="_Ref241629379"/>
-      <w:r>
-        <w:rPr>
-          <w:lang w:val="ru-RU"/>
-        </w:rPr>
+        <w:rPr>
+          <w:lang w:val="en-US"/>
+        </w:rPr>
+      </w:pPr>
+      <w:bookmarkStart w:id="29" w:name="_Ref241629110"/>
+      <w:r>
         <w:t>Статья</w:t>
       </w:r>
       <w:r>
-        <w:t xml:space="preserve"> </w:t>
-      </w:r>
-      <w:r>
-        <w:t>«</w:t>
-      </w:r>
-      <w:r>
-        <w:t>Sparse mixed linear modeling with anchor-based guidance for high-entropy alloy discovery</w:t>
-      </w:r>
-      <w:r>
-        <w:t>»</w:t>
-      </w:r>
-      <w:r>
+        <w:rPr>
+          <w:lang w:val="en-US"/>
+        </w:rPr>
+        <w:t xml:space="preserve"> «Accelerating the Design of Resorbable Magnesium Alloys: A Machine Learning Approach to Property Prediction»</w:t>
+      </w:r>
+      <w:r>
+        <w:rPr>
+          <w:lang w:val="en-US"/>
+        </w:rPr>
         <w:t>;</w:t>
       </w:r>
       <w:r>
-        <w:t xml:space="preserve"> «</w:t>
-      </w:r>
-      <w:r>
-        <w:t>URL</w:t>
-      </w:r>
-      <w:r>
-        <w:t>»</w:t>
-      </w:r>
-      <w:r>
-        <w:t>:</w:t>
-      </w:r>
-      <w:r>
-        <w:t xml:space="preserve"> </w:t>
-      </w:r>
-      <w:hyperlink r:id="rId24" w:history="1">
+        <w:rPr>
+          <w:lang w:val="en-US"/>
+        </w:rPr>
+        <w:t xml:space="preserve"> «URL»: </w:t>
+      </w:r>
+      <w:hyperlink r:id="rId20" w:history="1">
         <w:r>
           <w:rPr>
             <w:rStyle w:val="af"/>
+            <w:lang w:val="en-US"/>
           </w:rPr>
-          <w:t>https://arxiv.org/abs/2504.20354</w:t>
+          <w:t>https://arxiv.org/abs/2604.19939</w:t>
         </w:r>
       </w:hyperlink>
       <w:r>
+        <w:rPr>
+          <w:lang w:val="en-US"/>
+        </w:rPr>
         <w:t xml:space="preserve"> </w:t>
       </w:r>
       <w:r>
+        <w:rPr>
+          <w:lang w:val="en-US"/>
+        </w:rPr>
         <w:t>(</w:t>
       </w:r>
       <w:r>
-        <w:rPr>
-          <w:lang w:val="ru-RU"/>
-        </w:rPr>
         <w:t>дата</w:t>
       </w:r>
       <w:r>
+        <w:rPr>
+          <w:lang w:val="en-US"/>
+        </w:rPr>
         <w:t xml:space="preserve"> </w:t>
       </w:r>
       <w:r>
-        <w:rPr>
-          <w:lang w:val="ru-RU"/>
-        </w:rPr>
         <w:t>обращения</w:t>
       </w:r>
       <w:r>
-        <w:t xml:space="preserve"> 30.09.2026</w:t>
-      </w:r>
-      <w:r>
-        <w:t>).</w:t>
-      </w:r>
-      <w:bookmarkEnd w:id="30"/>
+        <w:rPr>
+          <w:lang w:val="en-US"/>
+        </w:rPr>
+        <w:t xml:space="preserve"> 30.09.2026)</w:t>
+      </w:r>
+      <w:r>
+        <w:rPr>
+          <w:lang w:val="en-US"/>
+        </w:rPr>
+        <w:t>.</w:t>
+      </w:r>
+      <w:bookmarkEnd w:id="29"/>
     </w:p>
     <w:p>
       <w:pPr>
@@ -11173,77 +10112,72 @@
           <w:ilvl w:val="0"/>
           <w:numId w:val="8"/>
         </w:numPr>
-      </w:pPr>
-      <w:bookmarkStart w:id="31" w:name="_Ref241629381"/>
-      <w:r>
-        <w:rPr>
-          <w:lang w:val="ru-RU"/>
-        </w:rPr>
+        <w:rPr>
+          <w:lang w:val="en-US"/>
+        </w:rPr>
+      </w:pPr>
+      <w:bookmarkStart w:id="30" w:name="_Ref241629363"/>
+      <w:r>
         <w:t>Статья</w:t>
       </w:r>
       <w:r>
-        <w:t xml:space="preserve"> </w:t>
-      </w:r>
-      <w:r>
-        <w:t>«</w:t>
-      </w:r>
-      <w:r>
-        <w:t>Perfecting Liquid-State Theories with Machine Intelligence</w:t>
-      </w:r>
-      <w:r>
-        <w:t>»</w:t>
-      </w:r>
-      <w:r>
-        <w:t>;</w:t>
-      </w:r>
-      <w:r>
+        <w:rPr>
+          <w:lang w:val="en-US"/>
+        </w:rPr>
         <w:t xml:space="preserve"> «</w:t>
       </w:r>
       <w:r>
-        <w:t>URL</w:t>
-      </w:r>
-      <w:r>
-        <w:t>»</w:t>
-      </w:r>
-      <w:r>
-        <w:t xml:space="preserve">: </w:t>
-      </w:r>
-      <w:hyperlink r:id="rId25" w:history="1">
+        <w:rPr>
+          <w:lang w:val="en-US"/>
+        </w:rPr>
+        <w:t>Scaling Laws for Neural Material Models</w:t>
+      </w:r>
+      <w:r>
+        <w:rPr>
+          <w:lang w:val="en-US"/>
+        </w:rPr>
+        <w:t xml:space="preserve">»; «URL»: </w:t>
+      </w:r>
+      <w:hyperlink r:id="rId21" w:history="1">
         <w:r>
           <w:rPr>
             <w:rStyle w:val="af"/>
+            <w:lang w:val="en-US"/>
           </w:rPr>
-          <w:t>https://arxiv.org/abs/2311.05167</w:t>
+          <w:t>https://arxiv.org/abs/2509.21811</w:t>
         </w:r>
       </w:hyperlink>
       <w:r>
+        <w:rPr>
+          <w:lang w:val="en-US"/>
+        </w:rPr>
         <w:t xml:space="preserve"> </w:t>
       </w:r>
       <w:r>
+        <w:rPr>
+          <w:lang w:val="en-US"/>
+        </w:rPr>
         <w:t>(</w:t>
       </w:r>
       <w:r>
-        <w:rPr>
-          <w:lang w:val="ru-RU"/>
-        </w:rPr>
         <w:t>дата</w:t>
       </w:r>
       <w:r>
+        <w:rPr>
+          <w:lang w:val="en-US"/>
+        </w:rPr>
         <w:t xml:space="preserve"> </w:t>
       </w:r>
       <w:r>
-        <w:rPr>
-          <w:lang w:val="ru-RU"/>
-        </w:rPr>
         <w:t>обращения</w:t>
       </w:r>
       <w:r>
-        <w:t xml:space="preserve"> 30.09.2026</w:t>
-      </w:r>
-      <w:r>
-        <w:t>).</w:t>
-      </w:r>
-      <w:bookmarkEnd w:id="31"/>
+        <w:rPr>
+          <w:lang w:val="en-US"/>
+        </w:rPr>
+        <w:t xml:space="preserve"> 30.09.2026).</w:t>
+      </w:r>
+      <w:bookmarkEnd w:id="30"/>
     </w:p>
     <w:p>
       <w:pPr>
@@ -11252,83 +10186,78 @@
           <w:ilvl w:val="0"/>
           <w:numId w:val="8"/>
         </w:numPr>
-      </w:pPr>
-      <w:bookmarkStart w:id="32" w:name="_Ref241629384"/>
-      <w:r>
-        <w:rPr>
-          <w:lang w:val="ru-RU"/>
-        </w:rPr>
-        <w:lastRenderedPageBreak/>
+        <w:rPr>
+          <w:lang w:val="en-US"/>
+        </w:rPr>
+      </w:pPr>
+      <w:bookmarkStart w:id="31" w:name="_Ref241629367"/>
+      <w:r>
         <w:t>Статья</w:t>
       </w:r>
       <w:r>
+        <w:rPr>
+          <w:lang w:val="en-US"/>
+        </w:rPr>
+        <w:t xml:space="preserve"> «</w:t>
+      </w:r>
+      <w:r>
+        <w:rPr>
+          <w:lang w:val="en-US"/>
+        </w:rPr>
+        <w:t>Thermodynamic Prediction Enabled by Automatic Dataset Building and Machine Learning</w:t>
+      </w:r>
+      <w:r>
+        <w:rPr>
+          <w:lang w:val="en-US"/>
+        </w:rPr>
+        <w:t>»; «URL»:</w:t>
+      </w:r>
+      <w:r>
+        <w:rPr>
+          <w:lang w:val="en-US"/>
+        </w:rPr>
         <w:t xml:space="preserve"> </w:t>
       </w:r>
-      <w:r>
-        <w:t>«</w:t>
-      </w:r>
-      <w:proofErr w:type="spellStart"/>
-      <w:r>
-        <w:t>IRNet</w:t>
-      </w:r>
-      <w:proofErr w:type="spellEnd"/>
-      <w:r>
-        <w:t>: A General Purpose Deep Residual Regression Framework for Materials Discovery</w:t>
-      </w:r>
-      <w:r>
-        <w:t>»</w:t>
-      </w:r>
-      <w:r>
-        <w:t>;</w:t>
-      </w:r>
-      <w:r>
-        <w:t xml:space="preserve"> «</w:t>
-      </w:r>
-      <w:r>
-        <w:t>URL</w:t>
-      </w:r>
-      <w:r>
-        <w:t>»</w:t>
-      </w:r>
-      <w:r>
-        <w:t xml:space="preserve">: </w:t>
-      </w:r>
-      <w:hyperlink r:id="rId26" w:history="1">
+      <w:hyperlink r:id="rId22" w:history="1">
         <w:r>
           <w:rPr>
             <w:rStyle w:val="af"/>
+            <w:lang w:val="en-US"/>
           </w:rPr>
-          <w:t>https://arxiv.org/abs/1907.03222</w:t>
+          <w:t>https://arxiv.org/abs/2507.07293</w:t>
         </w:r>
       </w:hyperlink>
       <w:r>
+        <w:rPr>
+          <w:lang w:val="en-US"/>
+        </w:rPr>
         <w:t xml:space="preserve"> </w:t>
       </w:r>
       <w:r>
+        <w:rPr>
+          <w:lang w:val="en-US"/>
+        </w:rPr>
         <w:t>(</w:t>
       </w:r>
       <w:r>
-        <w:rPr>
-          <w:lang w:val="ru-RU"/>
-        </w:rPr>
         <w:t>дата</w:t>
       </w:r>
       <w:r>
+        <w:rPr>
+          <w:lang w:val="en-US"/>
+        </w:rPr>
         <w:t xml:space="preserve"> </w:t>
       </w:r>
       <w:r>
-        <w:rPr>
-          <w:lang w:val="ru-RU"/>
-        </w:rPr>
         <w:t>обращения</w:t>
       </w:r>
       <w:r>
-        <w:t xml:space="preserve"> 30.09.2026</w:t>
-      </w:r>
-      <w:r>
-        <w:t>).</w:t>
-      </w:r>
-      <w:bookmarkEnd w:id="32"/>
+        <w:rPr>
+          <w:lang w:val="en-US"/>
+        </w:rPr>
+        <w:t xml:space="preserve"> 30.09.2026).</w:t>
+      </w:r>
+      <w:bookmarkEnd w:id="31"/>
     </w:p>
     <w:p>
       <w:pPr>
@@ -11338,99 +10267,553 @@
           <w:numId w:val="8"/>
         </w:numPr>
         <w:rPr>
-          <w:lang w:val="en"/>
-        </w:rPr>
-      </w:pPr>
-      <w:bookmarkStart w:id="33" w:name="_Ref242222819"/>
-      <w:r>
-        <w:rPr>
-          <w:lang w:val="ru-RU"/>
-        </w:rPr>
+          <w:lang w:val="en-US"/>
+        </w:rPr>
+      </w:pPr>
+      <w:bookmarkStart w:id="32" w:name="_Ref241629370"/>
+      <w:r>
         <w:t>Статья</w:t>
       </w:r>
       <w:r>
+        <w:rPr>
+          <w:lang w:val="en-US"/>
+        </w:rPr>
         <w:t xml:space="preserve"> «</w:t>
       </w:r>
       <w:r>
         <w:rPr>
-          <w:lang w:val="en"/>
-        </w:rPr>
-        <w:t xml:space="preserve">Physics-informed machine learning for oxide glass density prediction: An interpretable </w:t>
-      </w:r>
-      <w:proofErr w:type="spellStart"/>
-      <w:r>
-        <w:rPr>
-          <w:lang w:val="en"/>
-        </w:rPr>
-        <w:t>XGBoost</w:t>
-      </w:r>
-      <w:proofErr w:type="spellEnd"/>
-      <w:r>
-        <w:rPr>
-          <w:lang w:val="en"/>
-        </w:rPr>
-        <w:t xml:space="preserve"> framework</w:t>
-      </w:r>
-      <w:r>
-        <w:t>»; «</w:t>
-      </w:r>
-      <w:r>
-        <w:t>URL</w:t>
-      </w:r>
-      <w:r>
-        <w:t>»:</w:t>
-      </w:r>
-      <w:r>
-        <w:t xml:space="preserve"> </w:t>
-      </w:r>
-      <w:hyperlink r:id="rId27" w:anchor="article" w:history="1">
+          <w:lang w:val="en-US"/>
+        </w:rPr>
+        <w:t>Fast phase prediction of charged polymer blends by white-box machine learning surrogates</w:t>
+      </w:r>
+      <w:r>
+        <w:rPr>
+          <w:lang w:val="en-US"/>
+        </w:rPr>
+        <w:t xml:space="preserve">»; «URL»: </w:t>
+      </w:r>
+      <w:hyperlink r:id="rId23" w:history="1">
         <w:r>
           <w:rPr>
             <w:rStyle w:val="af"/>
+            <w:lang w:val="en-US"/>
           </w:rPr>
-          <w:t>https://www.sciencedirect.com/science/a</w:t>
+          <w:t>https://arxiv.org/abs/2509.07164</w:t>
         </w:r>
+      </w:hyperlink>
+      <w:r>
+        <w:rPr>
+          <w:lang w:val="en-US"/>
+        </w:rPr>
+        <w:t xml:space="preserve"> </w:t>
+      </w:r>
+      <w:r>
+        <w:rPr>
+          <w:lang w:val="en-US"/>
+        </w:rPr>
+        <w:t>(</w:t>
+      </w:r>
+      <w:r>
+        <w:t>дата</w:t>
+      </w:r>
+      <w:r>
+        <w:rPr>
+          <w:lang w:val="en-US"/>
+        </w:rPr>
+        <w:t xml:space="preserve"> </w:t>
+      </w:r>
+      <w:r>
+        <w:t>обращения</w:t>
+      </w:r>
+      <w:r>
+        <w:rPr>
+          <w:lang w:val="en-US"/>
+        </w:rPr>
+        <w:t xml:space="preserve"> 30.09.2026).</w:t>
+      </w:r>
+      <w:bookmarkEnd w:id="32"/>
+    </w:p>
+    <w:p>
+      <w:pPr>
+        <w:pStyle w:val="a4"/>
+        <w:numPr>
+          <w:ilvl w:val="0"/>
+          <w:numId w:val="8"/>
+        </w:numPr>
+        <w:rPr>
+          <w:lang w:val="en-US"/>
+        </w:rPr>
+      </w:pPr>
+      <w:bookmarkStart w:id="33" w:name="_Ref241629373"/>
+      <w:r>
+        <w:t>Статья</w:t>
+      </w:r>
+      <w:r>
+        <w:rPr>
+          <w:lang w:val="en-US"/>
+        </w:rPr>
+        <w:t xml:space="preserve"> «</w:t>
+      </w:r>
+      <w:r>
+        <w:rPr>
+          <w:lang w:val="en-US"/>
+        </w:rPr>
+        <w:t>Prediction of tool-wear in turning of medical grade cobalt chromium molybdenum alloy (ASTM F75) using non-parametric Bayesian models</w:t>
+      </w:r>
+      <w:r>
+        <w:rPr>
+          <w:lang w:val="en-US"/>
+        </w:rPr>
+        <w:t xml:space="preserve">»; «URL»: </w:t>
+      </w:r>
+      <w:hyperlink r:id="rId24" w:history="1">
         <w:r>
           <w:rPr>
             <w:rStyle w:val="af"/>
+            <w:lang w:val="en-US"/>
           </w:rPr>
-          <w:t>r</w:t>
+          <w:t>https://arxiv.org/abs/1608.03091</w:t>
         </w:r>
+      </w:hyperlink>
+      <w:r>
+        <w:rPr>
+          <w:lang w:val="en-US"/>
+        </w:rPr>
+        <w:t xml:space="preserve"> </w:t>
+      </w:r>
+      <w:r>
+        <w:rPr>
+          <w:lang w:val="en-US"/>
+        </w:rPr>
+        <w:t>(</w:t>
+      </w:r>
+      <w:r>
+        <w:t>дата</w:t>
+      </w:r>
+      <w:r>
+        <w:rPr>
+          <w:lang w:val="en-US"/>
+        </w:rPr>
+        <w:t xml:space="preserve"> </w:t>
+      </w:r>
+      <w:r>
+        <w:t>обращения</w:t>
+      </w:r>
+      <w:r>
+        <w:rPr>
+          <w:lang w:val="en-US"/>
+        </w:rPr>
+        <w:t xml:space="preserve"> 30.09.2026).</w:t>
+      </w:r>
+      <w:bookmarkEnd w:id="33"/>
+    </w:p>
+    <w:p>
+      <w:pPr>
+        <w:pStyle w:val="a4"/>
+        <w:numPr>
+          <w:ilvl w:val="0"/>
+          <w:numId w:val="8"/>
+        </w:numPr>
+        <w:rPr>
+          <w:lang w:val="en-US"/>
+        </w:rPr>
+      </w:pPr>
+      <w:bookmarkStart w:id="34" w:name="_Ref241629376"/>
+      <w:r>
+        <w:t>Статья</w:t>
+      </w:r>
+      <w:r>
+        <w:rPr>
+          <w:lang w:val="en-US"/>
+        </w:rPr>
+        <w:t xml:space="preserve"> «</w:t>
+      </w:r>
+      <w:r>
+        <w:rPr>
+          <w:lang w:val="en-US"/>
+        </w:rPr>
+        <w:t>Enhancing Corrosion Resistance of Aluminum Alloys Through AI and ML Modeling</w:t>
+      </w:r>
+      <w:r>
+        <w:rPr>
+          <w:lang w:val="en-US"/>
+        </w:rPr>
+        <w:t xml:space="preserve">»; «URL»: </w:t>
+      </w:r>
+      <w:hyperlink r:id="rId25" w:history="1">
         <w:r>
           <w:rPr>
             <w:rStyle w:val="af"/>
+            <w:lang w:val="en-US"/>
           </w:rPr>
-          <w:t>ticle/pii/S0272884226040654#article</w:t>
+          <w:t>https://arxiv.org/abs/2508.11685</w:t>
         </w:r>
       </w:hyperlink>
       <w:r>
+        <w:rPr>
+          <w:lang w:val="en-US"/>
+        </w:rPr>
         <w:t xml:space="preserve"> </w:t>
       </w:r>
       <w:r>
+        <w:rPr>
+          <w:lang w:val="en-US"/>
+        </w:rPr>
         <w:t>(</w:t>
       </w:r>
       <w:r>
-        <w:rPr>
-          <w:lang w:val="ru-RU"/>
-        </w:rPr>
         <w:t>дата</w:t>
       </w:r>
       <w:r>
+        <w:rPr>
+          <w:lang w:val="en-US"/>
+        </w:rPr>
         <w:t xml:space="preserve"> </w:t>
       </w:r>
       <w:r>
-        <w:rPr>
-          <w:lang w:val="ru-RU"/>
-        </w:rPr>
         <w:t>обращения</w:t>
       </w:r>
       <w:r>
+        <w:rPr>
+          <w:lang w:val="en-US"/>
+        </w:rPr>
+        <w:t xml:space="preserve"> 30.09.2026).</w:t>
+      </w:r>
+      <w:bookmarkEnd w:id="34"/>
+    </w:p>
+    <w:p>
+      <w:pPr>
+        <w:pStyle w:val="a4"/>
+        <w:numPr>
+          <w:ilvl w:val="0"/>
+          <w:numId w:val="8"/>
+        </w:numPr>
+        <w:rPr>
+          <w:lang w:val="en-US"/>
+        </w:rPr>
+      </w:pPr>
+      <w:bookmarkStart w:id="35" w:name="_Ref241629379"/>
+      <w:r>
+        <w:t>Статья</w:t>
+      </w:r>
+      <w:r>
+        <w:rPr>
+          <w:lang w:val="en-US"/>
+        </w:rPr>
+        <w:t xml:space="preserve"> «</w:t>
+      </w:r>
+      <w:r>
+        <w:rPr>
+          <w:lang w:val="en-US"/>
+        </w:rPr>
+        <w:t>Sparse mixed linear modeling with anchor-based guidance for high-entropy alloy discovery</w:t>
+      </w:r>
+      <w:r>
+        <w:rPr>
+          <w:lang w:val="en-US"/>
+        </w:rPr>
+        <w:t>»; «URL»:</w:t>
+      </w:r>
+      <w:r>
+        <w:rPr>
+          <w:lang w:val="en-US"/>
+        </w:rPr>
+        <w:t xml:space="preserve"> </w:t>
+      </w:r>
+      <w:hyperlink r:id="rId26" w:history="1">
+        <w:r>
+          <w:rPr>
+            <w:rStyle w:val="af"/>
+            <w:lang w:val="en-US"/>
+          </w:rPr>
+          <w:t>https://arxiv.org/abs/2504.20354</w:t>
+        </w:r>
+      </w:hyperlink>
+      <w:r>
+        <w:rPr>
+          <w:lang w:val="en-US"/>
+        </w:rPr>
+        <w:t xml:space="preserve"> </w:t>
+      </w:r>
+      <w:r>
+        <w:rPr>
+          <w:lang w:val="en-US"/>
+        </w:rPr>
+        <w:t>(</w:t>
+      </w:r>
+      <w:r>
+        <w:t>дата</w:t>
+      </w:r>
+      <w:r>
+        <w:rPr>
+          <w:lang w:val="en-US"/>
+        </w:rPr>
+        <w:t xml:space="preserve"> </w:t>
+      </w:r>
+      <w:r>
+        <w:t>обращения</w:t>
+      </w:r>
+      <w:r>
+        <w:rPr>
+          <w:lang w:val="en-US"/>
+        </w:rPr>
+        <w:t xml:space="preserve"> 30.09.2026).</w:t>
+      </w:r>
+      <w:bookmarkEnd w:id="35"/>
+    </w:p>
+    <w:p>
+      <w:pPr>
+        <w:pStyle w:val="a4"/>
+        <w:numPr>
+          <w:ilvl w:val="0"/>
+          <w:numId w:val="8"/>
+        </w:numPr>
+        <w:rPr>
+          <w:lang w:val="en-US"/>
+        </w:rPr>
+      </w:pPr>
+      <w:bookmarkStart w:id="36" w:name="_Ref241629381"/>
+      <w:r>
+        <w:t>Статья</w:t>
+      </w:r>
+      <w:r>
+        <w:rPr>
+          <w:lang w:val="en-US"/>
+        </w:rPr>
+        <w:t xml:space="preserve"> «</w:t>
+      </w:r>
+      <w:r>
+        <w:rPr>
+          <w:lang w:val="en-US"/>
+        </w:rPr>
+        <w:t>Perfecting Liquid-State Theories with Machine Intelligence</w:t>
+      </w:r>
+      <w:r>
+        <w:rPr>
+          <w:lang w:val="en-US"/>
+        </w:rPr>
+        <w:t xml:space="preserve">»; «URL»: </w:t>
+      </w:r>
+      <w:hyperlink r:id="rId27" w:history="1">
+        <w:r>
+          <w:rPr>
+            <w:rStyle w:val="af"/>
+            <w:lang w:val="en-US"/>
+          </w:rPr>
+          <w:t>https://arxiv.org/abs/2311.05167</w:t>
+        </w:r>
+      </w:hyperlink>
+      <w:r>
+        <w:rPr>
+          <w:lang w:val="en-US"/>
+        </w:rPr>
+        <w:t xml:space="preserve"> </w:t>
+      </w:r>
+      <w:r>
+        <w:rPr>
+          <w:lang w:val="en-US"/>
+        </w:rPr>
+        <w:t>(</w:t>
+      </w:r>
+      <w:r>
+        <w:t>дата</w:t>
+      </w:r>
+      <w:r>
+        <w:rPr>
+          <w:lang w:val="en-US"/>
+        </w:rPr>
+        <w:t xml:space="preserve"> </w:t>
+      </w:r>
+      <w:r>
+        <w:t>обращения</w:t>
+      </w:r>
+      <w:r>
+        <w:rPr>
+          <w:lang w:val="en-US"/>
+        </w:rPr>
+        <w:t xml:space="preserve"> 30.09.2026).</w:t>
+      </w:r>
+      <w:bookmarkEnd w:id="36"/>
+    </w:p>
+    <w:p>
+      <w:pPr>
+        <w:pStyle w:val="a4"/>
+        <w:numPr>
+          <w:ilvl w:val="0"/>
+          <w:numId w:val="8"/>
+        </w:numPr>
+        <w:rPr>
+          <w:lang w:val="en-US"/>
+        </w:rPr>
+      </w:pPr>
+      <w:bookmarkStart w:id="37" w:name="_Ref241629384"/>
+      <w:r>
+        <w:lastRenderedPageBreak/>
+        <w:t>Статья</w:t>
+      </w:r>
+      <w:r>
+        <w:rPr>
+          <w:lang w:val="en-US"/>
+        </w:rPr>
+        <w:t xml:space="preserve"> «</w:t>
+      </w:r>
+      <w:proofErr w:type="spellStart"/>
+      <w:r>
+        <w:rPr>
+          <w:lang w:val="en-US"/>
+        </w:rPr>
+        <w:t>IRNet</w:t>
+      </w:r>
+      <w:proofErr w:type="spellEnd"/>
+      <w:r>
+        <w:rPr>
+          <w:lang w:val="en-US"/>
+        </w:rPr>
+        <w:t>: A General Purpose Deep Residual Regression Framework for Materials Discovery</w:t>
+      </w:r>
+      <w:r>
+        <w:rPr>
+          <w:lang w:val="en-US"/>
+        </w:rPr>
+        <w:t xml:space="preserve">»; «URL»: </w:t>
+      </w:r>
+      <w:hyperlink r:id="rId28" w:history="1">
+        <w:r>
+          <w:rPr>
+            <w:rStyle w:val="af"/>
+            <w:lang w:val="en-US"/>
+          </w:rPr>
+          <w:t>https://arxiv.org/abs/1907.03222</w:t>
+        </w:r>
+      </w:hyperlink>
+      <w:r>
+        <w:rPr>
+          <w:lang w:val="en-US"/>
+        </w:rPr>
+        <w:t xml:space="preserve"> </w:t>
+      </w:r>
+      <w:r>
+        <w:rPr>
+          <w:lang w:val="en-US"/>
+        </w:rPr>
+        <w:t>(</w:t>
+      </w:r>
+      <w:r>
+        <w:t>дата</w:t>
+      </w:r>
+      <w:r>
+        <w:rPr>
+          <w:lang w:val="en-US"/>
+        </w:rPr>
+        <w:t xml:space="preserve"> </w:t>
+      </w:r>
+      <w:r>
+        <w:t>обращения</w:t>
+      </w:r>
+      <w:r>
+        <w:rPr>
+          <w:lang w:val="en-US"/>
+        </w:rPr>
+        <w:t xml:space="preserve"> 30.09.2026).</w:t>
+      </w:r>
+      <w:bookmarkEnd w:id="37"/>
+    </w:p>
+    <w:p>
+      <w:pPr>
+        <w:pStyle w:val="a4"/>
+        <w:numPr>
+          <w:ilvl w:val="0"/>
+          <w:numId w:val="8"/>
+        </w:numPr>
+        <w:rPr>
+          <w:lang w:val="en"/>
+        </w:rPr>
+      </w:pPr>
+      <w:bookmarkStart w:id="38" w:name="_Ref242222819"/>
+      <w:r>
+        <w:t>Статья</w:t>
+      </w:r>
+      <w:r>
+        <w:rPr>
+          <w:lang w:val="en-US"/>
+        </w:rPr>
+        <w:t xml:space="preserve"> «</w:t>
+      </w:r>
+      <w:r>
+        <w:rPr>
+          <w:lang w:val="en"/>
+        </w:rPr>
+        <w:t xml:space="preserve">Physics-informed machine learning for oxide glass density prediction: An interpretable </w:t>
+      </w:r>
+      <w:proofErr w:type="spellStart"/>
+      <w:r>
+        <w:rPr>
+          <w:lang w:val="en"/>
+        </w:rPr>
+        <w:t>XGBoost</w:t>
+      </w:r>
+      <w:proofErr w:type="spellEnd"/>
+      <w:r>
+        <w:rPr>
+          <w:lang w:val="en"/>
+        </w:rPr>
+        <w:t xml:space="preserve"> framework</w:t>
+      </w:r>
+      <w:r>
+        <w:rPr>
+          <w:lang w:val="en-US"/>
+        </w:rPr>
+        <w:t>»; «URL»:</w:t>
+      </w:r>
+      <w:r>
+        <w:rPr>
+          <w:lang w:val="en-US"/>
+        </w:rPr>
+        <w:t xml:space="preserve"> </w:t>
+      </w:r>
+      <w:hyperlink r:id="rId29" w:anchor="article" w:history="1">
+        <w:r>
+          <w:rPr>
+            <w:rStyle w:val="af"/>
+            <w:lang w:val="en-US"/>
+          </w:rPr>
+          <w:t>https://www.sciencedirect.com/science/article/pii/S0272884226040654#article</w:t>
+        </w:r>
+      </w:hyperlink>
+      <w:r>
+        <w:rPr>
+          <w:lang w:val="en-US"/>
+        </w:rPr>
+        <w:t xml:space="preserve"> </w:t>
+      </w:r>
+      <w:r>
+        <w:rPr>
+          <w:lang w:val="en-US"/>
+        </w:rPr>
+        <w:t>(</w:t>
+      </w:r>
+      <w:r>
+        <w:t>дата</w:t>
+      </w:r>
+      <w:r>
+        <w:rPr>
+          <w:lang w:val="en-US"/>
+        </w:rPr>
+        <w:t xml:space="preserve"> </w:t>
+      </w:r>
+      <w:r>
+        <w:t>обращения</w:t>
+      </w:r>
+      <w:r>
+        <w:rPr>
+          <w:lang w:val="en-US"/>
+        </w:rPr>
         <w:t xml:space="preserve"> 06.10.2026).</w:t>
       </w:r>
-      <w:bookmarkEnd w:id="33"/>
+      <w:bookmarkEnd w:id="38"/>
     </w:p>
     <w:sectPr>
-      <w:footerReference w:type="default" r:id="rId28"/>
+      <w:footerReference w:type="default" r:id="rId30"/>
       <w:pgSz w:w="11906" w:h="16838" w:code="9"/>
       <w:pgMar w:top="851" w:right="567" w:bottom="1701" w:left="1418" w:header="284" w:footer="284" w:gutter="0"/>
       <w:pgNumType w:start="3"/>
@@ -16251,36 +15634,42 @@
     <w:numStyleLink w:val="a2"/>
   </w:abstractNum>
   <w:abstractNum w:abstractNumId="13" w15:restartNumberingAfterBreak="0">
+    <w:nsid w:val="3D925938"/>
+    <w:multiLevelType w:val="multilevel"/>
+    <w:tmpl w:val="9736972A"/>
+    <w:numStyleLink w:val="a2"/>
+  </w:abstractNum>
+  <w:abstractNum w:abstractNumId="14" w15:restartNumberingAfterBreak="0">
     <w:nsid w:val="3D940E7E"/>
     <w:multiLevelType w:val="multilevel"/>
     <w:tmpl w:val="9736972A"/>
     <w:numStyleLink w:val="a2"/>
   </w:abstractNum>
-  <w:abstractNum w:abstractNumId="14" w15:restartNumberingAfterBreak="0">
+  <w:abstractNum w:abstractNumId="15" w15:restartNumberingAfterBreak="0">
     <w:nsid w:val="40066AA4"/>
     <w:multiLevelType w:val="multilevel"/>
     <w:tmpl w:val="9736972A"/>
     <w:numStyleLink w:val="a2"/>
   </w:abstractNum>
-  <w:abstractNum w:abstractNumId="15" w15:restartNumberingAfterBreak="0">
+  <w:abstractNum w:abstractNumId="16" w15:restartNumberingAfterBreak="0">
     <w:nsid w:val="413B3C94"/>
     <w:multiLevelType w:val="multilevel"/>
     <w:tmpl w:val="9736972A"/>
     <w:numStyleLink w:val="a2"/>
   </w:abstractNum>
-  <w:abstractNum w:abstractNumId="16" w15:restartNumberingAfterBreak="0">
+  <w:abstractNum w:abstractNumId="17" w15:restartNumberingAfterBreak="0">
     <w:nsid w:val="424B76F6"/>
     <w:multiLevelType w:val="multilevel"/>
     <w:tmpl w:val="9736972A"/>
     <w:numStyleLink w:val="a2"/>
   </w:abstractNum>
-  <w:abstractNum w:abstractNumId="17" w15:restartNumberingAfterBreak="0">
+  <w:abstractNum w:abstractNumId="18" w15:restartNumberingAfterBreak="0">
     <w:nsid w:val="4A462F07"/>
     <w:multiLevelType w:val="multilevel"/>
     <w:tmpl w:val="9736972A"/>
     <w:numStyleLink w:val="a2"/>
   </w:abstractNum>
-  <w:abstractNum w:abstractNumId="18" w15:restartNumberingAfterBreak="0">
+  <w:abstractNum w:abstractNumId="19" w15:restartNumberingAfterBreak="0">
     <w:nsid w:val="51655D1D"/>
     <w:multiLevelType w:val="multilevel"/>
     <w:tmpl w:val="9736972A"/>
@@ -16403,7 +15792,7 @@
       </w:rPr>
     </w:lvl>
   </w:abstractNum>
-  <w:abstractNum w:abstractNumId="19" w15:restartNumberingAfterBreak="0">
+  <w:abstractNum w:abstractNumId="20" w15:restartNumberingAfterBreak="0">
     <w:nsid w:val="51A62297"/>
     <w:multiLevelType w:val="multilevel"/>
     <w:tmpl w:val="851626D2"/>
@@ -16552,19 +15941,25 @@
       </w:rPr>
     </w:lvl>
   </w:abstractNum>
-  <w:abstractNum w:abstractNumId="20" w15:restartNumberingAfterBreak="0">
+  <w:abstractNum w:abstractNumId="21" w15:restartNumberingAfterBreak="0">
     <w:nsid w:val="54674CDD"/>
     <w:multiLevelType w:val="multilevel"/>
     <w:tmpl w:val="9736972A"/>
     <w:numStyleLink w:val="a2"/>
   </w:abstractNum>
-  <w:abstractNum w:abstractNumId="21" w15:restartNumberingAfterBreak="0">
+  <w:abstractNum w:abstractNumId="22" w15:restartNumberingAfterBreak="0">
+    <w:nsid w:val="55B25A1F"/>
+    <w:multiLevelType w:val="multilevel"/>
+    <w:tmpl w:val="9736972A"/>
+    <w:numStyleLink w:val="a2"/>
+  </w:abstractNum>
+  <w:abstractNum w:abstractNumId="23" w15:restartNumberingAfterBreak="0">
     <w:nsid w:val="5E3D146F"/>
     <w:multiLevelType w:val="multilevel"/>
     <w:tmpl w:val="9736972A"/>
     <w:numStyleLink w:val="a2"/>
   </w:abstractNum>
-  <w:abstractNum w:abstractNumId="22" w15:restartNumberingAfterBreak="0">
+  <w:abstractNum w:abstractNumId="24" w15:restartNumberingAfterBreak="0">
     <w:nsid w:val="6E56357F"/>
     <w:multiLevelType w:val="multilevel"/>
     <w:tmpl w:val="FC46CFE4"/>
@@ -16713,13 +16108,13 @@
       </w:rPr>
     </w:lvl>
   </w:abstractNum>
-  <w:abstractNum w:abstractNumId="23" w15:restartNumberingAfterBreak="0">
+  <w:abstractNum w:abstractNumId="25" w15:restartNumberingAfterBreak="0">
     <w:nsid w:val="70C210BB"/>
     <w:multiLevelType w:val="multilevel"/>
     <w:tmpl w:val="9736972A"/>
     <w:numStyleLink w:val="a2"/>
   </w:abstractNum>
-  <w:abstractNum w:abstractNumId="24" w15:restartNumberingAfterBreak="0">
+  <w:abstractNum w:abstractNumId="26" w15:restartNumberingAfterBreak="0">
     <w:nsid w:val="78B63B4A"/>
     <w:multiLevelType w:val="multilevel"/>
     <w:tmpl w:val="925C4D02"/>
@@ -16868,19 +16263,19 @@
       </w:rPr>
     </w:lvl>
   </w:abstractNum>
-  <w:abstractNum w:abstractNumId="25" w15:restartNumberingAfterBreak="0">
+  <w:abstractNum w:abstractNumId="27" w15:restartNumberingAfterBreak="0">
     <w:nsid w:val="7D2F36F2"/>
     <w:multiLevelType w:val="multilevel"/>
     <w:tmpl w:val="9736972A"/>
     <w:numStyleLink w:val="a2"/>
   </w:abstractNum>
-  <w:abstractNum w:abstractNumId="26" w15:restartNumberingAfterBreak="0">
+  <w:abstractNum w:abstractNumId="28" w15:restartNumberingAfterBreak="0">
     <w:nsid w:val="7E9F62F6"/>
     <w:multiLevelType w:val="multilevel"/>
     <w:tmpl w:val="9736972A"/>
     <w:numStyleLink w:val="a2"/>
   </w:abstractNum>
-  <w:abstractNum w:abstractNumId="27" w15:restartNumberingAfterBreak="0">
+  <w:abstractNum w:abstractNumId="29" w15:restartNumberingAfterBreak="0">
     <w:nsid w:val="7F843982"/>
     <w:multiLevelType w:val="multilevel"/>
     <w:tmpl w:val="9736972A"/>
@@ -16902,10 +16297,10 @@
     <w:abstractNumId w:val="3"/>
   </w:num>
   <w:num w:numId="6" w16cid:durableId="661008563">
-    <w:abstractNumId w:val="18"/>
+    <w:abstractNumId w:val="19"/>
   </w:num>
   <w:num w:numId="7" w16cid:durableId="1768887985">
-    <w:abstractNumId w:val="13"/>
+    <w:abstractNumId w:val="14"/>
   </w:num>
   <w:num w:numId="8" w16cid:durableId="1377241685">
     <w:abstractNumId w:val="8"/>
@@ -16914,7 +16309,7 @@
     <w:abstractNumId w:val="5"/>
   </w:num>
   <w:num w:numId="10" w16cid:durableId="1870600962">
-    <w:abstractNumId w:val="21"/>
+    <w:abstractNumId w:val="23"/>
   </w:num>
   <w:num w:numId="11" w16cid:durableId="1196190417">
     <w:abstractNumId w:val="7"/>
@@ -16923,43 +16318,43 @@
     <w:abstractNumId w:val="2"/>
   </w:num>
   <w:num w:numId="13" w16cid:durableId="1013413133">
-    <w:abstractNumId w:val="14"/>
+    <w:abstractNumId w:val="15"/>
   </w:num>
   <w:num w:numId="14" w16cid:durableId="1601838160">
-    <w:abstractNumId w:val="23"/>
+    <w:abstractNumId w:val="25"/>
   </w:num>
   <w:num w:numId="15" w16cid:durableId="998341227">
     <w:abstractNumId w:val="12"/>
   </w:num>
   <w:num w:numId="16" w16cid:durableId="85545228">
-    <w:abstractNumId w:val="26"/>
+    <w:abstractNumId w:val="28"/>
   </w:num>
   <w:num w:numId="17" w16cid:durableId="1840122980">
+    <w:abstractNumId w:val="29"/>
+  </w:num>
+  <w:num w:numId="18" w16cid:durableId="51739701">
+    <w:abstractNumId w:val="21"/>
+  </w:num>
+  <w:num w:numId="19" w16cid:durableId="986858746">
     <w:abstractNumId w:val="27"/>
   </w:num>
-  <w:num w:numId="18" w16cid:durableId="51739701">
-    <w:abstractNumId w:val="20"/>
-  </w:num>
-  <w:num w:numId="19" w16cid:durableId="986858746">
-    <w:abstractNumId w:val="25"/>
-  </w:num>
   <w:num w:numId="20" w16cid:durableId="1149440736">
-    <w:abstractNumId w:val="16"/>
+    <w:abstractNumId w:val="17"/>
   </w:num>
   <w:num w:numId="21" w16cid:durableId="822741182">
     <w:abstractNumId w:val="4"/>
   </w:num>
   <w:num w:numId="22" w16cid:durableId="1256943094">
-    <w:abstractNumId w:val="15"/>
+    <w:abstractNumId w:val="16"/>
   </w:num>
   <w:num w:numId="23" w16cid:durableId="1774085095">
-    <w:abstractNumId w:val="22"/>
+    <w:abstractNumId w:val="24"/>
   </w:num>
   <w:num w:numId="24" w16cid:durableId="931398353">
-    <w:abstractNumId w:val="17"/>
+    <w:abstractNumId w:val="18"/>
   </w:num>
   <w:num w:numId="25" w16cid:durableId="1385064765">
-    <w:abstractNumId w:val="19"/>
+    <w:abstractNumId w:val="20"/>
   </w:num>
   <w:num w:numId="26" w16cid:durableId="896207640">
     <w:abstractNumId w:val="6"/>
@@ -16968,7 +16363,13 @@
     <w:abstractNumId w:val="10"/>
   </w:num>
   <w:num w:numId="28" w16cid:durableId="1466660419">
-    <w:abstractNumId w:val="24"/>
+    <w:abstractNumId w:val="26"/>
+  </w:num>
+  <w:num w:numId="29" w16cid:durableId="1416248078">
+    <w:abstractNumId w:val="22"/>
+  </w:num>
+  <w:num w:numId="30" w16cid:durableId="324288617">
+    <w:abstractNumId w:val="13"/>
   </w:num>
   <w:numIdMacAtCleanup w:val="8"/>
 </w:numbering>
@@ -17388,7 +16789,6 @@
       <w:kern w:val="32"/>
       <w:sz w:val="32"/>
       <w:szCs w:val="32"/>
-      <w:lang w:val="ru-RU"/>
     </w:rPr>
   </w:style>
   <w:style w:type="paragraph" w:styleId="2">
@@ -17413,7 +16813,6 @@
       <w:bCs/>
       <w:iCs/>
       <w:szCs w:val="28"/>
-      <w:lang w:val="ru-RU"/>
     </w:rPr>
   </w:style>
   <w:style w:type="paragraph" w:styleId="3">
@@ -17652,7 +17051,7 @@
     <w:basedOn w:val="a3"/>
     <w:link w:val="ab"/>
     <w:qFormat/>
-    <w:rsid w:val="002F688F"/>
+    <w:rsid w:val="007F2307"/>
     <w:pPr>
       <w:spacing w:line="360" w:lineRule="auto"/>
       <w:ind w:firstLine="709"/>
@@ -17660,7 +17059,6 @@
     </w:pPr>
     <w:rPr>
       <w:sz w:val="28"/>
-      <w:lang w:val="en-US"/>
     </w:rPr>
   </w:style>
   <w:style w:type="paragraph" w:customStyle="1" w:styleId="ac">
@@ -17692,7 +17090,6 @@
     <w:rPr>
       <w:bCs/>
       <w:szCs w:val="20"/>
-      <w:lang w:val="ru-RU"/>
     </w:rPr>
   </w:style>
   <w:style w:type="table" w:styleId="ae">
@@ -17772,11 +17169,10 @@
     <w:name w:val="Основной_ПЗ Знак"/>
     <w:basedOn w:val="a5"/>
     <w:link w:val="a4"/>
-    <w:rsid w:val="0083677F"/>
+    <w:rsid w:val="007F2307"/>
     <w:rPr>
       <w:sz w:val="28"/>
       <w:szCs w:val="24"/>
-      <w:lang w:val="en-US"/>
     </w:rPr>
   </w:style>
   <w:style w:type="character" w:customStyle="1" w:styleId="10">
@@ -18197,9 +17593,6 @@
       <w:ind w:firstLine="0"/>
       <w:jc w:val="center"/>
     </w:pPr>
-    <w:rPr>
-      <w:lang w:val="ru-RU"/>
-    </w:rPr>
   </w:style>
   <w:style w:type="table" w:customStyle="1" w:styleId="aff">
     <w:name w:val="Таблица"/>

--- a/ММО, лабораторные работы/ММО, л.р., отчёт.docx
+++ b/ММО, лабораторные работы/ММО, л.р., отчёт.docx
@@ -2195,7 +2195,14 @@
           <w:sz w:val="32"/>
           <w:u w:val="single"/>
         </w:rPr>
-        <w:t>Название работы</w:t>
+        <w:t xml:space="preserve">Применение методов машинного обучения для решения </w:t>
+      </w:r>
+      <w:r>
+        <w:rPr>
+          <w:sz w:val="32"/>
+          <w:u w:val="single"/>
+        </w:rPr>
+        <w:t>практической задачи</w:t>
       </w:r>
     </w:p>
     <w:p>
@@ -3202,16 +3209,6 @@
           <w:sz w:val="28"/>
         </w:rPr>
       </w:pPr>
-    </w:p>
-    <w:p>
-      <w:pPr>
-        <w:jc w:val="center"/>
-        <w:rPr>
-          <w:b/>
-          <w:bCs/>
-          <w:sz w:val="28"/>
-        </w:rPr>
-      </w:pPr>
       <w:r>
         <w:rPr>
           <w:b/>
@@ -3316,7 +3313,7 @@
       <w:r>
         <w:fldChar w:fldCharType="separate"/>
       </w:r>
-      <w:hyperlink w:anchor="_Toc243434013" w:history="1">
+      <w:hyperlink w:anchor="_Toc243616440" w:history="1">
         <w:r>
           <w:rPr>
             <w:rStyle w:val="af"/>
@@ -3360,7 +3357,7 @@
             <w:noProof/>
             <w:webHidden/>
           </w:rPr>
-          <w:instrText xml:space="preserve"> PAGEREF _Toc243434013 \h </w:instrText>
+          <w:instrText xml:space="preserve"> PAGEREF _Toc243616440 \h </w:instrText>
         </w:r>
         <w:r>
           <w:rPr>
@@ -3402,7 +3399,7 @@
           <w14:ligatures w14:val="standardContextual"/>
         </w:rPr>
       </w:pPr>
-      <w:hyperlink w:anchor="_Toc243434014" w:history="1">
+      <w:hyperlink w:anchor="_Toc243616441" w:history="1">
         <w:r>
           <w:rPr>
             <w:rStyle w:val="af"/>
@@ -3446,7 +3443,7 @@
             <w:noProof/>
             <w:webHidden/>
           </w:rPr>
-          <w:instrText xml:space="preserve"> PAGEREF _Toc243434014 \h </w:instrText>
+          <w:instrText xml:space="preserve"> PAGEREF _Toc243616441 \h </w:instrText>
         </w:r>
         <w:r>
           <w:rPr>
@@ -3492,13 +3489,103 @@
           <w14:ligatures w14:val="standardContextual"/>
         </w:rPr>
       </w:pPr>
-      <w:hyperlink w:anchor="_Toc243434015" w:history="1">
+      <w:hyperlink w:anchor="_Toc243616442" w:history="1">
         <w:r>
           <w:rPr>
             <w:rStyle w:val="af"/>
             <w:noProof/>
           </w:rPr>
           <w:t>2.1</w:t>
+        </w:r>
+        <w:r>
+          <w:rPr>
+            <w:rFonts w:asciiTheme="minorHAnsi" w:eastAsiaTheme="minorEastAsia" w:hAnsiTheme="minorHAnsi" w:cstheme="minorBidi"/>
+            <w:noProof/>
+            <w:kern w:val="2"/>
+            <w:sz w:val="24"/>
+            <w14:ligatures w14:val="standardContextual"/>
+          </w:rPr>
+          <w:tab/>
+        </w:r>
+        <w:r>
+          <w:rPr>
+            <w:rStyle w:val="af"/>
+            <w:noProof/>
+          </w:rPr>
+          <w:t>Выбор темы</w:t>
+        </w:r>
+        <w:r>
+          <w:rPr>
+            <w:noProof/>
+            <w:webHidden/>
+          </w:rPr>
+          <w:tab/>
+        </w:r>
+        <w:r>
+          <w:rPr>
+            <w:noProof/>
+            <w:webHidden/>
+          </w:rPr>
+          <w:fldChar w:fldCharType="begin"/>
+        </w:r>
+        <w:r>
+          <w:rPr>
+            <w:noProof/>
+            <w:webHidden/>
+          </w:rPr>
+          <w:instrText xml:space="preserve"> PAGEREF _Toc243616442 \h </w:instrText>
+        </w:r>
+        <w:r>
+          <w:rPr>
+            <w:noProof/>
+            <w:webHidden/>
+          </w:rPr>
+        </w:r>
+        <w:r>
+          <w:rPr>
+            <w:noProof/>
+            <w:webHidden/>
+          </w:rPr>
+          <w:fldChar w:fldCharType="separate"/>
+        </w:r>
+        <w:r>
+          <w:rPr>
+            <w:noProof/>
+            <w:webHidden/>
+          </w:rPr>
+          <w:t>4</w:t>
+        </w:r>
+        <w:r>
+          <w:rPr>
+            <w:noProof/>
+            <w:webHidden/>
+          </w:rPr>
+          <w:fldChar w:fldCharType="end"/>
+        </w:r>
+      </w:hyperlink>
+    </w:p>
+    <w:p>
+      <w:pPr>
+        <w:pStyle w:val="20"/>
+        <w:tabs>
+          <w:tab w:val="left" w:pos="960"/>
+          <w:tab w:val="right" w:leader="dot" w:pos="9911"/>
+        </w:tabs>
+        <w:rPr>
+          <w:rFonts w:asciiTheme="minorHAnsi" w:eastAsiaTheme="minorEastAsia" w:hAnsiTheme="minorHAnsi" w:cstheme="minorBidi"/>
+          <w:noProof/>
+          <w:kern w:val="2"/>
+          <w:sz w:val="24"/>
+          <w14:ligatures w14:val="standardContextual"/>
+        </w:rPr>
+      </w:pPr>
+      <w:hyperlink w:anchor="_Toc243616443" w:history="1">
+        <w:r>
+          <w:rPr>
+            <w:rStyle w:val="af"/>
+            <w:noProof/>
+          </w:rPr>
+          <w:t>2.2</w:t>
         </w:r>
         <w:r>
           <w:rPr>
@@ -3536,7 +3623,7 @@
             <w:noProof/>
             <w:webHidden/>
           </w:rPr>
-          <w:instrText xml:space="preserve"> PAGEREF _Toc243434015 \h </w:instrText>
+          <w:instrText xml:space="preserve"> PAGEREF _Toc243616443 \h </w:instrText>
         </w:r>
         <w:r>
           <w:rPr>
@@ -3582,13 +3669,13 @@
           <w14:ligatures w14:val="standardContextual"/>
         </w:rPr>
       </w:pPr>
-      <w:hyperlink w:anchor="_Toc243434016" w:history="1">
+      <w:hyperlink w:anchor="_Toc243616444" w:history="1">
         <w:r>
           <w:rPr>
             <w:rStyle w:val="af"/>
             <w:noProof/>
           </w:rPr>
-          <w:t>2.2</w:t>
+          <w:t>2.3</w:t>
         </w:r>
         <w:r>
           <w:rPr>
@@ -3626,7 +3713,7 @@
             <w:noProof/>
             <w:webHidden/>
           </w:rPr>
-          <w:instrText xml:space="preserve"> PAGEREF _Toc243434016 \h </w:instrText>
+          <w:instrText xml:space="preserve"> PAGEREF _Toc243616444 \h </w:instrText>
         </w:r>
         <w:r>
           <w:rPr>
@@ -3646,7 +3733,7 @@
             <w:noProof/>
             <w:webHidden/>
           </w:rPr>
-          <w:t>8</w:t>
+          <w:t>9</w:t>
         </w:r>
         <w:r>
           <w:rPr>
@@ -3672,13 +3759,13 @@
           <w14:ligatures w14:val="standardContextual"/>
         </w:rPr>
       </w:pPr>
-      <w:hyperlink w:anchor="_Toc243434017" w:history="1">
+      <w:hyperlink w:anchor="_Toc243616445" w:history="1">
         <w:r>
           <w:rPr>
             <w:rStyle w:val="af"/>
             <w:noProof/>
           </w:rPr>
-          <w:t>2.3</w:t>
+          <w:t>2.4</w:t>
         </w:r>
         <w:r>
           <w:rPr>
@@ -3716,7 +3803,7 @@
             <w:noProof/>
             <w:webHidden/>
           </w:rPr>
-          <w:instrText xml:space="preserve"> PAGEREF _Toc243434017 \h </w:instrText>
+          <w:instrText xml:space="preserve"> PAGEREF _Toc243616445 \h </w:instrText>
         </w:r>
         <w:r>
           <w:rPr>
@@ -3758,7 +3845,7 @@
           <w14:ligatures w14:val="standardContextual"/>
         </w:rPr>
       </w:pPr>
-      <w:hyperlink w:anchor="_Toc243434018" w:history="1">
+      <w:hyperlink w:anchor="_Toc243616446" w:history="1">
         <w:r>
           <w:rPr>
             <w:rStyle w:val="af"/>
@@ -3802,7 +3889,7 @@
             <w:noProof/>
             <w:webHidden/>
           </w:rPr>
-          <w:instrText xml:space="preserve"> PAGEREF _Toc243434018 \h </w:instrText>
+          <w:instrText xml:space="preserve"> PAGEREF _Toc243616446 \h </w:instrText>
         </w:r>
         <w:r>
           <w:rPr>
@@ -3848,7 +3935,7 @@
           <w14:ligatures w14:val="standardContextual"/>
         </w:rPr>
       </w:pPr>
-      <w:hyperlink w:anchor="_Toc243434019" w:history="1">
+      <w:hyperlink w:anchor="_Toc243616447" w:history="1">
         <w:r>
           <w:rPr>
             <w:rStyle w:val="af"/>
@@ -3892,7 +3979,7 @@
             <w:noProof/>
             <w:webHidden/>
           </w:rPr>
-          <w:instrText xml:space="preserve"> PAGEREF _Toc243434019 \h </w:instrText>
+          <w:instrText xml:space="preserve"> PAGEREF _Toc243616447 \h </w:instrText>
         </w:r>
         <w:r>
           <w:rPr>
@@ -3938,7 +4025,7 @@
           <w14:ligatures w14:val="standardContextual"/>
         </w:rPr>
       </w:pPr>
-      <w:hyperlink w:anchor="_Toc243434020" w:history="1">
+      <w:hyperlink w:anchor="_Toc243616448" w:history="1">
         <w:r>
           <w:rPr>
             <w:rStyle w:val="af"/>
@@ -3982,7 +4069,7 @@
             <w:noProof/>
             <w:webHidden/>
           </w:rPr>
-          <w:instrText xml:space="preserve"> PAGEREF _Toc243434020 \h </w:instrText>
+          <w:instrText xml:space="preserve"> PAGEREF _Toc243616448 \h </w:instrText>
         </w:r>
         <w:r>
           <w:rPr>
@@ -4002,7 +4089,7 @@
             <w:noProof/>
             <w:webHidden/>
           </w:rPr>
-          <w:t>17</w:t>
+          <w:t>21</w:t>
         </w:r>
         <w:r>
           <w:rPr>
@@ -4015,7 +4102,11 @@
     </w:p>
     <w:p>
       <w:pPr>
-        <w:pStyle w:val="11"/>
+        <w:pStyle w:val="20"/>
+        <w:tabs>
+          <w:tab w:val="left" w:pos="960"/>
+          <w:tab w:val="right" w:leader="dot" w:pos="9911"/>
+        </w:tabs>
         <w:rPr>
           <w:rFonts w:asciiTheme="minorHAnsi" w:eastAsiaTheme="minorEastAsia" w:hAnsiTheme="minorHAnsi" w:cstheme="minorBidi"/>
           <w:noProof/>
@@ -4024,7 +4115,93 @@
           <w14:ligatures w14:val="standardContextual"/>
         </w:rPr>
       </w:pPr>
-      <w:hyperlink w:anchor="_Toc243434021" w:history="1">
+      <w:hyperlink w:anchor="_Toc243616449" w:history="1">
+        <w:r>
+          <w:rPr>
+            <w:rStyle w:val="af"/>
+            <w:noProof/>
+          </w:rPr>
+          <w:t>3.3</w:t>
+        </w:r>
+        <w:r>
+          <w:rPr>
+            <w:rFonts w:asciiTheme="minorHAnsi" w:eastAsiaTheme="minorEastAsia" w:hAnsiTheme="minorHAnsi" w:cstheme="minorBidi"/>
+            <w:noProof/>
+            <w:kern w:val="2"/>
+            <w:sz w:val="24"/>
+            <w14:ligatures w14:val="standardContextual"/>
+          </w:rPr>
+          <w:tab/>
+        </w:r>
+        <w:r>
+          <w:rPr>
+            <w:rStyle w:val="af"/>
+            <w:noProof/>
+          </w:rPr>
+          <w:t>Идеи развития</w:t>
+        </w:r>
+        <w:r>
+          <w:rPr>
+            <w:noProof/>
+            <w:webHidden/>
+          </w:rPr>
+          <w:tab/>
+        </w:r>
+        <w:r>
+          <w:rPr>
+            <w:noProof/>
+            <w:webHidden/>
+          </w:rPr>
+          <w:fldChar w:fldCharType="begin"/>
+        </w:r>
+        <w:r>
+          <w:rPr>
+            <w:noProof/>
+            <w:webHidden/>
+          </w:rPr>
+          <w:instrText xml:space="preserve"> PAGEREF _Toc243616449 \h </w:instrText>
+        </w:r>
+        <w:r>
+          <w:rPr>
+            <w:noProof/>
+            <w:webHidden/>
+          </w:rPr>
+        </w:r>
+        <w:r>
+          <w:rPr>
+            <w:noProof/>
+            <w:webHidden/>
+          </w:rPr>
+          <w:fldChar w:fldCharType="separate"/>
+        </w:r>
+        <w:r>
+          <w:rPr>
+            <w:noProof/>
+            <w:webHidden/>
+          </w:rPr>
+          <w:t>23</w:t>
+        </w:r>
+        <w:r>
+          <w:rPr>
+            <w:noProof/>
+            <w:webHidden/>
+          </w:rPr>
+          <w:fldChar w:fldCharType="end"/>
+        </w:r>
+      </w:hyperlink>
+    </w:p>
+    <w:p>
+      <w:pPr>
+        <w:pStyle w:val="11"/>
+        <w:rPr>
+          <w:rFonts w:asciiTheme="minorHAnsi" w:eastAsiaTheme="minorEastAsia" w:hAnsiTheme="minorHAnsi" w:cstheme="minorBidi"/>
+          <w:noProof/>
+          <w:kern w:val="2"/>
+          <w:sz w:val="24"/>
+          <w14:ligatures w14:val="standardContextual"/>
+        </w:rPr>
+      </w:pPr>
+      <w:hyperlink w:anchor="_Toc243616450" w:history="1">
         <w:r>
           <w:rPr>
             <w:rStyle w:val="af"/>
@@ -4068,7 +4245,7 @@
             <w:noProof/>
             <w:webHidden/>
           </w:rPr>
-          <w:instrText xml:space="preserve"> PAGEREF _Toc243434021 \h </w:instrText>
+          <w:instrText xml:space="preserve"> PAGEREF _Toc243616450 \h </w:instrText>
         </w:r>
         <w:r>
           <w:rPr>
@@ -4088,7 +4265,7 @@
             <w:noProof/>
             <w:webHidden/>
           </w:rPr>
-          <w:t>18</w:t>
+          <w:t>24</w:t>
         </w:r>
         <w:r>
           <w:rPr>
@@ -4110,7 +4287,7 @@
           <w14:ligatures w14:val="standardContextual"/>
         </w:rPr>
       </w:pPr>
-      <w:hyperlink w:anchor="_Toc243434022" w:history="1">
+      <w:hyperlink w:anchor="_Toc243616451" w:history="1">
         <w:r>
           <w:rPr>
             <w:rStyle w:val="af"/>
@@ -4154,7 +4331,7 @@
             <w:noProof/>
             <w:webHidden/>
           </w:rPr>
-          <w:instrText xml:space="preserve"> PAGEREF _Toc243434022 \h </w:instrText>
+          <w:instrText xml:space="preserve"> PAGEREF _Toc243616451 \h </w:instrText>
         </w:r>
         <w:r>
           <w:rPr>
@@ -4174,7 +4351,7 @@
             <w:noProof/>
             <w:webHidden/>
           </w:rPr>
-          <w:t>19</w:t>
+          <w:t>25</w:t>
         </w:r>
         <w:r>
           <w:rPr>
@@ -4207,7 +4384,7 @@
       <w:pPr>
         <w:pStyle w:val="1"/>
       </w:pPr>
-      <w:bookmarkStart w:id="10" w:name="_Toc243434013"/>
+      <w:bookmarkStart w:id="10" w:name="_Toc243616440"/>
       <w:r>
         <w:lastRenderedPageBreak/>
         <w:t>Цель работы</w:t>
@@ -4219,26 +4396,74 @@
         <w:pStyle w:val="a4"/>
       </w:pPr>
       <w:r>
-        <w:t xml:space="preserve">Целью работы </w:t>
-      </w:r>
-      <w:r>
-        <w:t>является ….</w:t>
+        <w:t>В ходе лабораторных работ необходимо:</w:t>
+      </w:r>
+      <w:r>
+        <w:t xml:space="preserve"> </w:t>
       </w:r>
     </w:p>
     <w:p>
       <w:pPr>
         <w:pStyle w:val="a4"/>
-        <w:spacing w:line="480" w:lineRule="auto"/>
-      </w:pPr>
-      <w:r>
-        <w:t>Тема: прогнозирование свойств медицинских композиционных материалов.</w:t>
+        <w:numPr>
+          <w:ilvl w:val="0"/>
+          <w:numId w:val="31"/>
+        </w:numPr>
+      </w:pPr>
+      <w:r>
+        <w:t xml:space="preserve">выбрать </w:t>
+      </w:r>
+      <w:r>
+        <w:t xml:space="preserve">такую </w:t>
+      </w:r>
+      <w:r>
+        <w:t>тему, к которой можно применить методы машинного обучения</w:t>
+      </w:r>
+      <w:r>
+        <w:t>;</w:t>
+      </w:r>
+    </w:p>
+    <w:p>
+      <w:pPr>
+        <w:pStyle w:val="a4"/>
+        <w:numPr>
+          <w:ilvl w:val="0"/>
+          <w:numId w:val="31"/>
+        </w:numPr>
+      </w:pPr>
+      <w:r>
+        <w:t>провести анализ современного положения темы</w:t>
+      </w:r>
+      <w:r>
+        <w:t xml:space="preserve"> с точки зрения машинного обучения</w:t>
+      </w:r>
+      <w:r>
+        <w:t xml:space="preserve"> путем ознакомления с материалами конференций и научны</w:t>
+      </w:r>
+      <w:r>
+        <w:t>х журналов</w:t>
+      </w:r>
+      <w:r>
+        <w:t>;</w:t>
+      </w:r>
+    </w:p>
+    <w:p>
+      <w:pPr>
+        <w:pStyle w:val="a4"/>
+        <w:numPr>
+          <w:ilvl w:val="0"/>
+          <w:numId w:val="31"/>
+        </w:numPr>
+      </w:pPr>
+      <w:r>
+        <w:t>исследовать методы из выбранных публикаций.</w:t>
       </w:r>
     </w:p>
     <w:p>
       <w:pPr>
         <w:pStyle w:val="1"/>
       </w:pPr>
-      <w:bookmarkStart w:id="11" w:name="_Toc243434014"/>
+      <w:bookmarkStart w:id="11" w:name="_Toc243616441"/>
       <w:r>
         <w:lastRenderedPageBreak/>
         <w:t>Анализ информации</w:t>
@@ -4249,11 +4474,29 @@
       <w:pPr>
         <w:pStyle w:val="2"/>
       </w:pPr>
-      <w:bookmarkStart w:id="12" w:name="_Toc243434015"/>
+      <w:bookmarkStart w:id="12" w:name="_Toc243616442"/>
+      <w:r>
+        <w:t>Выбор темы</w:t>
+      </w:r>
+      <w:bookmarkEnd w:id="12"/>
+    </w:p>
+    <w:p>
+      <w:pPr>
+        <w:pStyle w:val="a4"/>
+      </w:pPr>
+      <w:r>
+        <w:t>Выберем тему, которую будем исследовать в ходе лабораторных работ: пусть это будет задача «состав – свойство», а именно «прогнозирование свойств медицинских композиционных материалов».</w:t>
+      </w:r>
+    </w:p>
+    <w:p>
+      <w:pPr>
+        <w:pStyle w:val="2"/>
+      </w:pPr>
+      <w:bookmarkStart w:id="13" w:name="_Toc243616443"/>
       <w:r>
         <w:t>Поиск источников</w:t>
       </w:r>
-      <w:bookmarkEnd w:id="12"/>
+      <w:bookmarkEnd w:id="13"/>
     </w:p>
     <w:p>
       <w:pPr>
@@ -4295,8 +4538,13 @@
         <w:t>]</w:t>
       </w:r>
       <w:r>
-        <w:t xml:space="preserve"> и агентом «Asta</w:t>
-      </w:r>
+        <w:t xml:space="preserve"> и агентом «</w:t>
+      </w:r>
+      <w:proofErr w:type="spellStart"/>
+      <w:r>
+        <w:t>Asta</w:t>
+      </w:r>
+      <w:proofErr w:type="spellEnd"/>
       <w:r>
         <w:t xml:space="preserve"> </w:t>
       </w:r>
@@ -4304,7 +4552,25 @@
         <w:t>AI»</w:t>
       </w:r>
       <w:r>
-        <w:t xml:space="preserve"> []</w:t>
+        <w:t xml:space="preserve"> [</w:t>
+      </w:r>
+      <w:r>
+        <w:fldChar w:fldCharType="begin"/>
+      </w:r>
+      <w:r>
+        <w:instrText xml:space="preserve"> REF _Ref243595037 \r \h </w:instrText>
+      </w:r>
+      <w:r>
+        <w:fldChar w:fldCharType="separate"/>
+      </w:r>
+      <w:r>
+        <w:t>2</w:t>
+      </w:r>
+      <w:r>
+        <w:fldChar w:fldCharType="end"/>
+      </w:r>
+      <w:r>
+        <w:t>]</w:t>
       </w:r>
       <w:r>
         <w:t>.</w:t>
@@ -4317,11 +4583,11 @@
       <w:pPr>
         <w:pStyle w:val="3"/>
       </w:pPr>
-      <w:bookmarkStart w:id="13" w:name="_Ref241632659"/>
+      <w:bookmarkStart w:id="14" w:name="_Ref241632659"/>
       <w:r>
         <w:t>Источник 1</w:t>
       </w:r>
-      <w:bookmarkEnd w:id="13"/>
+      <w:bookmarkEnd w:id="14"/>
     </w:p>
     <w:p>
       <w:pPr>
@@ -4456,8 +4722,13 @@
       <w:r>
         <w:t>«</w:t>
       </w:r>
-      <w:r>
-        <w:t>Materials &amp; Design</w:t>
+      <w:proofErr w:type="spellStart"/>
+      <w:r>
+        <w:t>Materials</w:t>
+      </w:r>
+      <w:proofErr w:type="spellEnd"/>
+      <w:r>
+        <w:t xml:space="preserve"> &amp; Design</w:t>
       </w:r>
       <w:r>
         <w:t>»</w:t>
@@ -4615,6 +4886,7 @@
         </w:rPr>
       </w:pPr>
       <w:r>
+        <w:lastRenderedPageBreak/>
         <w:t>организаци</w:t>
       </w:r>
       <w:r>
@@ -4678,11 +4950,7 @@
         <w:t xml:space="preserve"> масштабирования параметров нейронных сетей (</w:t>
       </w:r>
       <w:r>
-        <w:t xml:space="preserve">объем обучающей выборки, количество нейронов, </w:t>
-      </w:r>
-      <w:r>
-        <w:lastRenderedPageBreak/>
-        <w:t>вычислительные ресурсы</w:t>
+        <w:t>объем обучающей выборки, количество нейронов, вычислительные ресурсы</w:t>
       </w:r>
       <w:r>
         <w:t>)</w:t>
@@ -5091,7 +5359,14 @@
         <w:rPr>
           <w:lang w:val="en-US"/>
         </w:rPr>
-        <w:t xml:space="preserve"> «Department of Statistics and Applied Probability, University of California», «Materials Research Laboratory, University of California», «Department of Chemical Engineering, University of California», «Materials Department, University of California»</w:t>
+        <w:t xml:space="preserve"> «Department of Statistics and Applied Probability, University of California», «Materials Research Laboratory, University of California», </w:t>
+      </w:r>
+      <w:r>
+        <w:rPr>
+          <w:lang w:val="en-US"/>
+        </w:rPr>
+        <w:lastRenderedPageBreak/>
+        <w:t>«Department of Chemical Engineering, University of California», «Materials Department, University of California»</w:t>
       </w:r>
       <w:r>
         <w:rPr>
@@ -5132,9 +5407,11 @@
       <w:r>
         <w:t>«</w:t>
       </w:r>
+      <w:proofErr w:type="spellStart"/>
       <w:r>
         <w:t>Macromolecules</w:t>
       </w:r>
+      <w:proofErr w:type="spellEnd"/>
       <w:r>
         <w:t>»</w:t>
       </w:r>
@@ -5177,7 +5454,6 @@
         </w:rPr>
       </w:pPr>
       <w:r>
-        <w:lastRenderedPageBreak/>
         <w:t>Источник 5</w:t>
       </w:r>
     </w:p>
@@ -5661,6 +5937,7 @@
         </w:numPr>
       </w:pPr>
       <w:r>
+        <w:lastRenderedPageBreak/>
         <w:t>краткая информация:</w:t>
       </w:r>
       <w:r>
@@ -5806,7 +6083,6 @@
         </w:rPr>
       </w:pPr>
       <w:r>
-        <w:lastRenderedPageBreak/>
         <w:t>организации</w:t>
       </w:r>
       <w:r>
@@ -6280,6 +6556,7 @@
         <w:pStyle w:val="3"/>
       </w:pPr>
       <w:r>
+        <w:lastRenderedPageBreak/>
         <w:t>Источник 9</w:t>
       </w:r>
     </w:p>
@@ -6564,7 +6841,6 @@
         </w:numPr>
       </w:pPr>
       <w:r>
-        <w:lastRenderedPageBreak/>
         <w:t>краткая информация:</w:t>
       </w:r>
       <w:r>
@@ -6605,11 +6881,11 @@
       <w:pPr>
         <w:pStyle w:val="3"/>
       </w:pPr>
-      <w:bookmarkStart w:id="14" w:name="_Ref242223936"/>
+      <w:bookmarkStart w:id="15" w:name="_Ref242223936"/>
       <w:r>
         <w:t>Источник 10</w:t>
       </w:r>
-      <w:bookmarkEnd w:id="14"/>
+      <w:bookmarkEnd w:id="15"/>
     </w:p>
     <w:p>
       <w:pPr>
@@ -6800,8 +7076,13 @@
       <w:r>
         <w:t>«</w:t>
       </w:r>
-      <w:r>
-        <w:t>Ceramics International</w:t>
+      <w:proofErr w:type="spellStart"/>
+      <w:r>
+        <w:t>Ceramics</w:t>
+      </w:r>
+      <w:proofErr w:type="spellEnd"/>
+      <w:r>
+        <w:t xml:space="preserve"> International</w:t>
       </w:r>
       <w:r>
         <w:t>»</w:t>
@@ -6882,8 +7163,9 @@
       <w:pPr>
         <w:pStyle w:val="2"/>
       </w:pPr>
-      <w:bookmarkStart w:id="15" w:name="_Toc243434016"/>
-      <w:r>
+      <w:bookmarkStart w:id="16" w:name="_Toc243616444"/>
+      <w:r>
+        <w:lastRenderedPageBreak/>
         <w:t>Выбор</w:t>
       </w:r>
       <w:r>
@@ -6892,7 +7174,7 @@
       <w:r>
         <w:t xml:space="preserve"> публикаций</w:t>
       </w:r>
-      <w:bookmarkEnd w:id="15"/>
+      <w:bookmarkEnd w:id="16"/>
     </w:p>
     <w:p>
       <w:pPr>
@@ -6937,15 +7219,19 @@
       <w:r>
         <w:t>«</w:t>
       </w:r>
+      <w:proofErr w:type="spellStart"/>
       <w:r>
         <w:t>Accelerating</w:t>
       </w:r>
+      <w:proofErr w:type="spellEnd"/>
       <w:r>
         <w:t xml:space="preserve"> </w:t>
       </w:r>
+      <w:proofErr w:type="spellStart"/>
       <w:r>
         <w:t>the</w:t>
       </w:r>
+      <w:proofErr w:type="spellEnd"/>
       <w:r>
         <w:t xml:space="preserve"> </w:t>
       </w:r>
@@ -6955,27 +7241,35 @@
       <w:r>
         <w:t xml:space="preserve"> </w:t>
       </w:r>
+      <w:proofErr w:type="spellStart"/>
       <w:r>
         <w:t>of</w:t>
       </w:r>
+      <w:proofErr w:type="spellEnd"/>
       <w:r>
         <w:t xml:space="preserve"> </w:t>
       </w:r>
+      <w:proofErr w:type="spellStart"/>
       <w:r>
         <w:t>Resorbable</w:t>
       </w:r>
+      <w:proofErr w:type="spellEnd"/>
       <w:r>
         <w:t xml:space="preserve"> </w:t>
       </w:r>
+      <w:proofErr w:type="spellStart"/>
       <w:r>
         <w:t>Magnesium</w:t>
       </w:r>
+      <w:proofErr w:type="spellEnd"/>
       <w:r>
         <w:t xml:space="preserve"> </w:t>
       </w:r>
+      <w:proofErr w:type="spellStart"/>
       <w:r>
         <w:t>Alloys</w:t>
       </w:r>
+      <w:proofErr w:type="spellEnd"/>
       <w:r>
         <w:t xml:space="preserve">: </w:t>
       </w:r>
@@ -6997,15 +7291,19 @@
       <w:r>
         <w:t xml:space="preserve"> </w:t>
       </w:r>
+      <w:proofErr w:type="spellStart"/>
       <w:r>
         <w:t>Approach</w:t>
       </w:r>
+      <w:proofErr w:type="spellEnd"/>
       <w:r>
         <w:t xml:space="preserve"> </w:t>
       </w:r>
+      <w:proofErr w:type="spellStart"/>
       <w:r>
         <w:t>to</w:t>
       </w:r>
+      <w:proofErr w:type="spellEnd"/>
       <w:r>
         <w:t xml:space="preserve"> </w:t>
       </w:r>
@@ -7332,7 +7630,6 @@
         <w:t xml:space="preserve"> </w:t>
       </w:r>
       <w:r>
-        <w:lastRenderedPageBreak/>
         <w:t>подготовку</w:t>
       </w:r>
       <w:r>
@@ -7396,11 +7693,11 @@
       <w:pPr>
         <w:pStyle w:val="2"/>
       </w:pPr>
-      <w:bookmarkStart w:id="16" w:name="_Toc243434017"/>
+      <w:bookmarkStart w:id="17" w:name="_Toc243616445"/>
       <w:r>
         <w:t>Описание выбранных публикаций</w:t>
       </w:r>
-      <w:bookmarkEnd w:id="16"/>
+      <w:bookmarkEnd w:id="17"/>
     </w:p>
     <w:p>
       <w:pPr>
@@ -7674,7 +7971,11 @@
         <w:t>знаки</w:t>
       </w:r>
       <w:r>
-        <w:t xml:space="preserve"> образца</w:t>
+        <w:t xml:space="preserve"> </w:t>
+      </w:r>
+      <w:r>
+        <w:lastRenderedPageBreak/>
+        <w:t>образца</w:t>
       </w:r>
       <w:r>
         <w:t xml:space="preserve">: 14 элементов состава и 5 параметров обработки (температура и время предварительного нагрева, температура, скорость и степень экструзии). </w:t>
@@ -7899,7 +8200,6 @@
         <w:rPr>
           <w:noProof/>
         </w:rPr>
-        <w:lastRenderedPageBreak/>
         <w:drawing>
           <wp:inline distT="0" distB="0" distL="0" distR="0" wp14:anchorId="1FA9BA96" wp14:editId="5FE433CF">
             <wp:extent cx="5095875" cy="5562600"/>
@@ -7954,7 +8254,7 @@
       <w:pPr>
         <w:pStyle w:val="ad"/>
       </w:pPr>
-      <w:bookmarkStart w:id="17" w:name="_Ref242271819"/>
+      <w:bookmarkStart w:id="18" w:name="_Ref242271819"/>
       <w:r>
         <w:t xml:space="preserve">Рисунок </w:t>
       </w:r>
@@ -7977,7 +8277,7 @@
           <w:t>1</w:t>
         </w:r>
       </w:fldSimple>
-      <w:bookmarkEnd w:id="17"/>
+      <w:bookmarkEnd w:id="18"/>
       <w:r>
         <w:t xml:space="preserve"> – Результаты </w:t>
       </w:r>
@@ -8001,6 +8301,7 @@
         <w:pStyle w:val="a4"/>
       </w:pPr>
       <w:r>
+        <w:lastRenderedPageBreak/>
         <w:t>Анал</w:t>
       </w:r>
       <w:r>
@@ -8075,7 +8376,6 @@
         <w:rPr>
           <w:noProof/>
         </w:rPr>
-        <w:lastRenderedPageBreak/>
         <w:drawing>
           <wp:inline distT="0" distB="0" distL="0" distR="0" wp14:anchorId="430E50EC" wp14:editId="44FA2352">
             <wp:extent cx="5899785" cy="4869805"/>
@@ -8130,7 +8430,7 @@
       <w:pPr>
         <w:pStyle w:val="ad"/>
       </w:pPr>
-      <w:bookmarkStart w:id="18" w:name="_Ref242271914"/>
+      <w:bookmarkStart w:id="19" w:name="_Ref242271914"/>
       <w:r>
         <w:t xml:space="preserve">Рисунок </w:t>
       </w:r>
@@ -8153,7 +8453,7 @@
           <w:t>2</w:t>
         </w:r>
       </w:fldSimple>
-      <w:bookmarkEnd w:id="18"/>
+      <w:bookmarkEnd w:id="19"/>
       <w:r>
         <w:t xml:space="preserve"> – «</w:t>
       </w:r>
@@ -8191,9 +8491,11 @@
       <w:r>
         <w:t>«</w:t>
       </w:r>
+      <w:proofErr w:type="spellStart"/>
       <w:r>
         <w:t>Mg</w:t>
       </w:r>
+      <w:proofErr w:type="spellEnd"/>
       <w:r>
         <w:t>-</w:t>
       </w:r>
@@ -8203,9 +8505,11 @@
       <w:r>
         <w:t>-</w:t>
       </w:r>
+      <w:proofErr w:type="spellStart"/>
       <w:r>
         <w:t>Mn</w:t>
       </w:r>
+      <w:proofErr w:type="spellEnd"/>
       <w:r>
         <w:t>»</w:t>
       </w:r>
@@ -8344,9 +8648,11 @@
       <w:r>
         <w:t>-</w:t>
       </w:r>
+      <w:proofErr w:type="spellStart"/>
       <w:r>
         <w:t>Mn</w:t>
       </w:r>
+      <w:proofErr w:type="spellEnd"/>
       <w:r>
         <w:t>»</w:t>
       </w:r>
@@ -8356,9 +8662,11 @@
       <w:r>
         <w:t>«</w:t>
       </w:r>
+      <w:proofErr w:type="spellStart"/>
       <w:r>
         <w:t>Mn</w:t>
       </w:r>
+      <w:proofErr w:type="spellEnd"/>
       <w:r>
         <w:t>»</w:t>
       </w:r>
@@ -8994,7 +9302,7 @@
       <w:pPr>
         <w:pStyle w:val="ad"/>
       </w:pPr>
-      <w:bookmarkStart w:id="19" w:name="_Ref242272906"/>
+      <w:bookmarkStart w:id="20" w:name="_Ref242272906"/>
       <w:r>
         <w:t xml:space="preserve">Рисунок </w:t>
       </w:r>
@@ -9017,7 +9325,7 @@
           <w:t>5</w:t>
         </w:r>
       </w:fldSimple>
-      <w:bookmarkEnd w:id="19"/>
+      <w:bookmarkEnd w:id="20"/>
       <w:r>
         <w:t xml:space="preserve"> –</w:t>
       </w:r>
@@ -9180,7 +9488,7 @@
       <w:pPr>
         <w:pStyle w:val="ad"/>
       </w:pPr>
-      <w:bookmarkStart w:id="20" w:name="_Ref242273160"/>
+      <w:bookmarkStart w:id="21" w:name="_Ref242273160"/>
       <w:r>
         <w:t xml:space="preserve">Рисунок </w:t>
       </w:r>
@@ -9203,7 +9511,7 @@
           <w:t>6</w:t>
         </w:r>
       </w:fldSimple>
-      <w:bookmarkEnd w:id="20"/>
+      <w:bookmarkEnd w:id="21"/>
       <w:r>
         <w:t xml:space="preserve"> – Сравнение моделей</w:t>
       </w:r>
@@ -9309,22 +9617,22 @@
       <w:pPr>
         <w:pStyle w:val="1"/>
       </w:pPr>
-      <w:bookmarkStart w:id="21" w:name="_Toc243434018"/>
+      <w:bookmarkStart w:id="22" w:name="_Toc243616446"/>
       <w:r>
         <w:lastRenderedPageBreak/>
         <w:t>Лабораторная работа 1</w:t>
       </w:r>
-      <w:bookmarkEnd w:id="21"/>
+      <w:bookmarkEnd w:id="22"/>
     </w:p>
     <w:p>
       <w:pPr>
         <w:pStyle w:val="2"/>
       </w:pPr>
-      <w:bookmarkStart w:id="22" w:name="_Toc243434019"/>
+      <w:bookmarkStart w:id="23" w:name="_Toc243616447"/>
       <w:r>
         <w:t>Подготовка</w:t>
       </w:r>
-      <w:bookmarkEnd w:id="22"/>
+      <w:bookmarkEnd w:id="23"/>
     </w:p>
     <w:p>
       <w:pPr>
@@ -9333,15 +9641,22 @@
       <w:r>
         <w:t>Для начала скачем архив с исходным кодом, после чего распакуем его в заранее созданный проект «</w:t>
       </w:r>
-      <w:proofErr w:type="spellStart"/>
-      <w:r>
+      <w:r>
+        <w:rPr>
+          <w:lang w:val="en-US"/>
+        </w:rPr>
         <w:t>python</w:t>
       </w:r>
-      <w:proofErr w:type="spellEnd"/>
       <w:r>
         <w:t>»</w:t>
       </w:r>
       <w:r>
+        <w:t>, а з</w:t>
+      </w:r>
+      <w:r>
+        <w:t>атем подготовим папки</w:t>
+      </w:r>
+      <w:r>
         <w:t xml:space="preserve"> (</w:t>
       </w:r>
       <w:r>
@@ -9378,10 +9693,7 @@
         <w:t>)</w:t>
       </w:r>
       <w:r>
-        <w:t>.</w:t>
-      </w:r>
-      <w:r>
-        <w:t xml:space="preserve"> Затем подготовим папки:</w:t>
+        <w:t>:</w:t>
       </w:r>
     </w:p>
     <w:p>
@@ -9393,7 +9705,16 @@
         </w:numPr>
       </w:pPr>
       <w:r>
-        <w:t>«data»</w:t>
+        <w:t>«</w:t>
+      </w:r>
+      <w:r>
+        <w:rPr>
+          <w:lang w:val="en-US"/>
+        </w:rPr>
+        <w:t>data</w:t>
+      </w:r>
+      <w:r>
+        <w:t>»</w:t>
       </w:r>
       <w:r>
         <w:t xml:space="preserve"> – </w:t>
@@ -9414,7 +9735,16 @@
         </w:numPr>
       </w:pPr>
       <w:r>
-        <w:t>«models»</w:t>
+        <w:t>«</w:t>
+      </w:r>
+      <w:r>
+        <w:rPr>
+          <w:lang w:val="en-US"/>
+        </w:rPr>
+        <w:t>models</w:t>
+      </w:r>
+      <w:r>
+        <w:t>»</w:t>
       </w:r>
       <w:r>
         <w:t xml:space="preserve"> –</w:t>
@@ -9480,7 +9810,7 @@
       <w:pPr>
         <w:pStyle w:val="ad"/>
       </w:pPr>
-      <w:bookmarkStart w:id="23" w:name="_Ref243438849"/>
+      <w:bookmarkStart w:id="24" w:name="_Ref243438849"/>
       <w:r>
         <w:t xml:space="preserve">Рисунок </w:t>
       </w:r>
@@ -9503,7 +9833,7 @@
           <w:t>1</w:t>
         </w:r>
       </w:fldSimple>
-      <w:bookmarkEnd w:id="23"/>
+      <w:bookmarkEnd w:id="24"/>
       <w:r>
         <w:t xml:space="preserve"> – Файловая структура </w:t>
       </w:r>
@@ -9520,32 +9850,341 @@
     <w:p>
       <w:pPr>
         <w:pStyle w:val="a4"/>
-      </w:pPr>
-      <w:r>
-        <w:t>Первый ноутбук «1-DataCleaning.ipynb»</w:t>
-      </w:r>
-      <w:r>
-        <w:t xml:space="preserve"> содержит первоначальную подготовку данных, но так как авторы добавили их в исходный архив, то необходимости в</w:t>
-      </w:r>
-      <w:r>
-        <w:t xml:space="preserve"> подготовки и</w:t>
-      </w:r>
-      <w:r>
-        <w:t xml:space="preserve"> выполнении этого ноутбука нет.</w:t>
+        <w:ind w:left="709" w:firstLine="0"/>
+      </w:pPr>
+      <w:r>
+        <w:t>Ноутбуки проекта:</w:t>
       </w:r>
     </w:p>
     <w:p>
       <w:pPr>
         <w:pStyle w:val="a4"/>
-      </w:pPr>
-      <w:r>
-        <w:t>Второй ноутбуке «</w:t>
+        <w:numPr>
+          <w:ilvl w:val="0"/>
+          <w:numId w:val="39"/>
+        </w:numPr>
+      </w:pPr>
+      <w:r>
+        <w:t>«1-DataCleaning.ipynb»</w:t>
+      </w:r>
+      <w:r>
+        <w:t xml:space="preserve">: </w:t>
+      </w:r>
+      <w:r>
+        <w:t xml:space="preserve">скачивает базу </w:t>
+      </w:r>
+      <w:r>
+        <w:t>«</w:t>
+      </w:r>
+      <w:proofErr w:type="spellStart"/>
+      <w:r>
+        <w:t>SciGlass</w:t>
+      </w:r>
+      <w:proofErr w:type="spellEnd"/>
+      <w:r>
+        <w:t>»</w:t>
+      </w:r>
+      <w:r>
+        <w:t xml:space="preserve"> с плотностями стёкол, </w:t>
+      </w:r>
+      <w:r>
+        <w:t>после чего проводит ее очистку</w:t>
+      </w:r>
+      <w:r>
+        <w:t xml:space="preserve"> и сохраняет;</w:t>
+      </w:r>
+    </w:p>
+    <w:p>
+      <w:pPr>
+        <w:pStyle w:val="a4"/>
+        <w:numPr>
+          <w:ilvl w:val="0"/>
+          <w:numId w:val="39"/>
+        </w:numPr>
+      </w:pPr>
+      <w:r>
+        <w:t>«2-Feauturing.ipynb»</w:t>
+      </w:r>
+      <w:r>
+        <w:t xml:space="preserve">: </w:t>
+      </w:r>
+      <w:r>
+        <w:t>превращает составы стёкол в числовые признаки</w:t>
+      </w:r>
+      <w:r>
+        <w:t xml:space="preserve"> с помощью «</w:t>
+      </w:r>
+      <w:proofErr w:type="spellStart"/>
+      <w:r>
+        <w:rPr>
+          <w:lang w:val="en-US"/>
+        </w:rPr>
+        <w:t>meredig</w:t>
+      </w:r>
+      <w:proofErr w:type="spellEnd"/>
+      <w:r>
+        <w:t>» и «</w:t>
+      </w:r>
+      <w:r>
+        <w:rPr>
+          <w:lang w:val="en-US"/>
+        </w:rPr>
+        <w:t>magpie</w:t>
+      </w:r>
+      <w:r>
+        <w:t xml:space="preserve">» </w:t>
+      </w:r>
+      <w:r>
+        <w:t>и отбирает из них нужные;</w:t>
+      </w:r>
+    </w:p>
+    <w:p>
+      <w:pPr>
+        <w:pStyle w:val="a4"/>
+        <w:numPr>
+          <w:ilvl w:val="0"/>
+          <w:numId w:val="39"/>
+        </w:numPr>
+      </w:pPr>
+      <w:r>
+        <w:t>«3-ML_Models.ipynb»</w:t>
+      </w:r>
+      <w:r>
+        <w:t xml:space="preserve">: </w:t>
+      </w:r>
+      <w:r>
+        <w:t>делит данные на обуч</w:t>
+      </w:r>
+      <w:r>
+        <w:t>ающую</w:t>
+      </w:r>
+      <w:r>
+        <w:t xml:space="preserve"> и тест</w:t>
+      </w:r>
+      <w:r>
+        <w:t>овую выборки</w:t>
+      </w:r>
+      <w:r>
+        <w:t xml:space="preserve">, </w:t>
+      </w:r>
+      <w:r>
+        <w:t xml:space="preserve">затем </w:t>
+      </w:r>
+      <w:r>
+        <w:t>обучает и настраивает пять моделей (</w:t>
+      </w:r>
+      <w:proofErr w:type="spellStart"/>
+      <w:r>
+        <w:rPr>
+          <w:lang w:val="en-US"/>
+        </w:rPr>
+        <w:t>ElasticNet</w:t>
+      </w:r>
+      <w:proofErr w:type="spellEnd"/>
+      <w:r>
+        <w:t xml:space="preserve">, </w:t>
+      </w:r>
+      <w:r>
+        <w:rPr>
+          <w:lang w:val="en-US"/>
+        </w:rPr>
+        <w:t>SVR</w:t>
+      </w:r>
+      <w:r>
+        <w:t xml:space="preserve">, </w:t>
+      </w:r>
+      <w:r>
+        <w:rPr>
+          <w:lang w:val="en-US"/>
+        </w:rPr>
+        <w:t>Random</w:t>
+      </w:r>
+      <w:r>
+        <w:t xml:space="preserve"> </w:t>
+      </w:r>
+      <w:r>
+        <w:rPr>
+          <w:lang w:val="en-US"/>
+        </w:rPr>
+        <w:t>Forest</w:t>
+      </w:r>
+      <w:r>
+        <w:t xml:space="preserve">, </w:t>
+      </w:r>
+      <w:proofErr w:type="spellStart"/>
+      <w:r>
+        <w:rPr>
+          <w:lang w:val="en-US"/>
+        </w:rPr>
+        <w:t>XGBoost</w:t>
+      </w:r>
+      <w:proofErr w:type="spellEnd"/>
+      <w:r>
+        <w:t xml:space="preserve">, </w:t>
+      </w:r>
+      <w:r>
+        <w:rPr>
+          <w:lang w:val="en-US"/>
+        </w:rPr>
+        <w:t>MLP</w:t>
+      </w:r>
+      <w:r>
+        <w:t>)</w:t>
+      </w:r>
+      <w:r>
+        <w:t>,</w:t>
+      </w:r>
+      <w:r>
+        <w:t xml:space="preserve"> </w:t>
+      </w:r>
+      <w:r>
+        <w:t>после чего</w:t>
+      </w:r>
+      <w:r>
+        <w:t xml:space="preserve"> сохраняет их;</w:t>
+      </w:r>
+    </w:p>
+    <w:p>
+      <w:pPr>
+        <w:pStyle w:val="a4"/>
+        <w:numPr>
+          <w:ilvl w:val="0"/>
+          <w:numId w:val="39"/>
+        </w:numPr>
+      </w:pPr>
+      <w:r>
+        <w:t xml:space="preserve">«4-Analysis.ipynb»: оценивает лучшую модель </w:t>
+      </w:r>
+      <w:r>
+        <w:t>«</w:t>
+      </w:r>
+      <w:proofErr w:type="spellStart"/>
+      <w:r>
+        <w:t>XGBoost</w:t>
+      </w:r>
+      <w:proofErr w:type="spellEnd"/>
+      <w:r>
+        <w:t>» –</w:t>
+      </w:r>
+      <w:r>
+        <w:t xml:space="preserve"> </w:t>
+      </w:r>
+      <w:r>
+        <w:t>вычисляет</w:t>
+      </w:r>
+      <w:r>
+        <w:t xml:space="preserve"> метрики и ошибки, строит графики и объясняет предсказания через важность признаков, </w:t>
+      </w:r>
+      <w:r>
+        <w:t>«</w:t>
+      </w:r>
+      <w:r>
+        <w:t>SHAP</w:t>
+      </w:r>
+      <w:r>
+        <w:t>»</w:t>
+      </w:r>
+      <w:r>
+        <w:t xml:space="preserve"> и </w:t>
+      </w:r>
+      <w:r>
+        <w:t>«</w:t>
+      </w:r>
+      <w:r>
+        <w:t>t-SNE</w:t>
+      </w:r>
+      <w:r>
+        <w:t>»</w:t>
+      </w:r>
+      <w:r>
+        <w:t>.</w:t>
+      </w:r>
+    </w:p>
+    <w:p>
+      <w:pPr>
+        <w:pStyle w:val="3"/>
+      </w:pPr>
+      <w:r>
+        <w:lastRenderedPageBreak/>
+        <w:t>«1-DataCleaning.ipynb»</w:t>
+      </w:r>
+    </w:p>
+    <w:p>
+      <w:pPr>
+        <w:pStyle w:val="a4"/>
+      </w:pPr>
+      <w:r>
+        <w:t xml:space="preserve">Первый ноутбук </w:t>
+      </w:r>
+      <w:r>
+        <w:t>содержит первоначальную подготовку данных, но так как авторы добавили их в исходный архив, то</w:t>
+      </w:r>
+      <w:r>
+        <w:t xml:space="preserve"> </w:t>
+      </w:r>
+      <w:r>
+        <w:t>подго</w:t>
+      </w:r>
+      <w:r>
+        <w:t>тавливать</w:t>
+      </w:r>
+      <w:r>
+        <w:t xml:space="preserve"> и</w:t>
+      </w:r>
+      <w:r>
+        <w:t xml:space="preserve"> выполн</w:t>
+      </w:r>
+      <w:r>
+        <w:t>ять</w:t>
+      </w:r>
+      <w:r>
+        <w:t xml:space="preserve"> это</w:t>
+      </w:r>
+      <w:r>
+        <w:t>т</w:t>
+      </w:r>
+      <w:r>
+        <w:t xml:space="preserve"> ноутбука не</w:t>
+      </w:r>
+      <w:r>
+        <w:t xml:space="preserve"> нужно, необходимо только перенести имеющиеся данные в папку «</w:t>
+      </w:r>
+      <w:r>
+        <w:rPr>
+          <w:lang w:val="en-US"/>
+        </w:rPr>
+        <w:t>data</w:t>
+      </w:r>
+      <w:r>
+        <w:t>», созданную ранее.</w:t>
+      </w:r>
+    </w:p>
+    <w:p>
+      <w:pPr>
+        <w:pStyle w:val="3"/>
+      </w:pPr>
+      <w:r>
+        <w:t>«</w:t>
       </w:r>
       <w:r>
         <w:t>2-Feauturing.ipynb</w:t>
       </w:r>
       <w:r>
-        <w:t xml:space="preserve">» не имеет ошибок, поэтому нужно только установить в окружении используемые в нем </w:t>
+        <w:t>»</w:t>
+      </w:r>
+    </w:p>
+    <w:p>
+      <w:pPr>
+        <w:pStyle w:val="a4"/>
+      </w:pPr>
+      <w:r>
+        <w:t>Второй ноутбук не имеет ошибок, поэтому нужно только установить в окружени</w:t>
+      </w:r>
+      <w:r>
+        <w:t>е</w:t>
+      </w:r>
+      <w:r>
+        <w:t xml:space="preserve"> используемые в нем </w:t>
       </w:r>
       <w:r>
         <w:t>[</w:t>
@@ -9567,15 +10206,39 @@
           <w:ilvl w:val="0"/>
           <w:numId w:val="30"/>
         </w:numPr>
-        <w:rPr>
-          <w:lang w:val="en-US"/>
-        </w:rPr>
-      </w:pPr>
-      <w:r>
-        <w:rPr>
-          <w:lang w:val="en-US"/>
-        </w:rPr>
-        <w:t>Pandas</w:t>
+      </w:pPr>
+      <w:r>
+        <w:t>«</w:t>
+      </w:r>
+      <w:r>
+        <w:rPr>
+          <w:lang w:val="en-US"/>
+        </w:rPr>
+        <w:t>p</w:t>
+      </w:r>
+      <w:r>
+        <w:rPr>
+          <w:lang w:val="en-US"/>
+        </w:rPr>
+        <w:t>andas</w:t>
+      </w:r>
+      <w:r>
+        <w:t xml:space="preserve">» – </w:t>
+      </w:r>
+      <w:r>
+        <w:t>быстр</w:t>
+      </w:r>
+      <w:r>
+        <w:t>ая</w:t>
+      </w:r>
+      <w:r>
+        <w:t xml:space="preserve"> обработк</w:t>
+      </w:r>
+      <w:r>
+        <w:t>а</w:t>
+      </w:r>
+      <w:r>
+        <w:t xml:space="preserve"> и анализ структурированных (табличных) данных;</w:t>
       </w:r>
     </w:p>
     <w:p>
@@ -9585,23 +10248,33 @@
           <w:ilvl w:val="0"/>
           <w:numId w:val="30"/>
         </w:numPr>
-        <w:rPr>
-          <w:lang w:val="en-US"/>
-        </w:rPr>
-      </w:pPr>
-      <w:proofErr w:type="spellStart"/>
-      <w:r>
-        <w:rPr>
-          <w:lang w:val="en-US"/>
-        </w:rPr>
-        <w:t>Numpy</w:t>
-      </w:r>
-      <w:proofErr w:type="spellEnd"/>
-      <w:r>
-        <w:rPr>
-          <w:lang w:val="en-US"/>
-        </w:rPr>
-        <w:t xml:space="preserve"> </w:t>
+      </w:pPr>
+      <w:r>
+        <w:t>«</w:t>
+      </w:r>
+      <w:r>
+        <w:rPr>
+          <w:lang w:val="en-US"/>
+        </w:rPr>
+        <w:t>NumPy</w:t>
+      </w:r>
+      <w:r>
+        <w:t xml:space="preserve">» – </w:t>
+      </w:r>
+      <w:r>
+        <w:t>работ</w:t>
+      </w:r>
+      <w:r>
+        <w:t>а</w:t>
+      </w:r>
+      <w:r>
+        <w:t xml:space="preserve"> с многомерными массивами и матрицами, а также проведени</w:t>
+      </w:r>
+      <w:r>
+        <w:t>е</w:t>
+      </w:r>
+      <w:r>
+        <w:t xml:space="preserve"> быстрых математических и научных вычислений;</w:t>
       </w:r>
     </w:p>
     <w:p>
@@ -9611,10 +10284,10 @@
           <w:ilvl w:val="0"/>
           <w:numId w:val="30"/>
         </w:numPr>
-        <w:rPr>
-          <w:lang w:val="en-US"/>
-        </w:rPr>
-      </w:pPr>
+      </w:pPr>
+      <w:r>
+        <w:t>«</w:t>
+      </w:r>
       <w:proofErr w:type="spellStart"/>
       <w:r>
         <w:rPr>
@@ -9624,10 +10297,40 @@
       </w:r>
       <w:proofErr w:type="spellEnd"/>
       <w:r>
-        <w:rPr>
-          <w:lang w:val="en-US"/>
-        </w:rPr>
+        <w:t>» (</w:t>
+      </w:r>
+      <w:r>
+        <w:rPr>
+          <w:lang w:val="en-US"/>
+        </w:rPr>
+        <w:t>Python</w:t>
+      </w:r>
+      <w:r>
         <w:t xml:space="preserve"> </w:t>
+      </w:r>
+      <w:r>
+        <w:rPr>
+          <w:lang w:val="en-US"/>
+        </w:rPr>
+        <w:t>Materials</w:t>
+      </w:r>
+      <w:r>
+        <w:t xml:space="preserve"> </w:t>
+      </w:r>
+      <w:r>
+        <w:rPr>
+          <w:lang w:val="en-US"/>
+        </w:rPr>
+        <w:t>Genomics</w:t>
+      </w:r>
+      <w:r>
+        <w:t>)</w:t>
+      </w:r>
+      <w:r>
+        <w:t xml:space="preserve"> </w:t>
+      </w:r>
+      <w:r>
+        <w:t xml:space="preserve">– набор инструментов для анализа и разработки материалов; </w:t>
       </w:r>
     </w:p>
     <w:p>
@@ -9637,10 +10340,10 @@
           <w:ilvl w:val="0"/>
           <w:numId w:val="30"/>
         </w:numPr>
-        <w:rPr>
-          <w:lang w:val="en-US"/>
-        </w:rPr>
-      </w:pPr>
+      </w:pPr>
+      <w:r>
+        <w:t>«</w:t>
+      </w:r>
       <w:proofErr w:type="spellStart"/>
       <w:r>
         <w:rPr>
@@ -9649,6 +10352,33 @@
         <w:t>matminer</w:t>
       </w:r>
       <w:proofErr w:type="spellEnd"/>
+      <w:r>
+        <w:t xml:space="preserve">» – </w:t>
+      </w:r>
+      <w:r>
+        <w:t>интеллектуальн</w:t>
+      </w:r>
+      <w:r>
+        <w:t>ый</w:t>
+      </w:r>
+      <w:r>
+        <w:t xml:space="preserve"> анализ данных и машинно</w:t>
+      </w:r>
+      <w:r>
+        <w:t>е</w:t>
+      </w:r>
+      <w:r>
+        <w:t xml:space="preserve"> обучени</w:t>
+      </w:r>
+      <w:r>
+        <w:t>е</w:t>
+      </w:r>
+      <w:r>
+        <w:t xml:space="preserve"> в области материаловедения;</w:t>
+      </w:r>
+      <w:r>
+        <w:t xml:space="preserve"> </w:t>
+      </w:r>
     </w:p>
     <w:p>
       <w:pPr>
@@ -9657,15 +10387,376 @@
           <w:ilvl w:val="0"/>
           <w:numId w:val="30"/>
         </w:numPr>
-        <w:rPr>
-          <w:lang w:val="en-US"/>
-        </w:rPr>
-      </w:pPr>
+      </w:pPr>
+      <w:r>
+        <w:t>«</w:t>
+      </w:r>
       <w:r>
         <w:rPr>
           <w:lang w:val="en-US"/>
         </w:rPr>
         <w:t>matplotlib</w:t>
+      </w:r>
+      <w:r>
+        <w:t xml:space="preserve">» – </w:t>
+      </w:r>
+      <w:r>
+        <w:t>визуализаци</w:t>
+      </w:r>
+      <w:r>
+        <w:t>я</w:t>
+      </w:r>
+      <w:r>
+        <w:t xml:space="preserve"> данных в виде двумерной и трехмерной</w:t>
+      </w:r>
+      <w:r>
+        <w:t xml:space="preserve"> </w:t>
+      </w:r>
+      <w:r>
+        <w:t>графики</w:t>
+      </w:r>
+      <w:r>
+        <w:t>.</w:t>
+      </w:r>
+    </w:p>
+    <w:p>
+      <w:pPr>
+        <w:pStyle w:val="3"/>
+      </w:pPr>
+      <w:r>
+        <w:t>«3-ML_Models.ipynb»</w:t>
+      </w:r>
+    </w:p>
+    <w:p>
+      <w:pPr>
+        <w:pStyle w:val="a4"/>
+        <w:rPr>
+          <w:lang w:val="en-US"/>
+        </w:rPr>
+      </w:pPr>
+      <w:r>
+        <w:t>В третьем ноутбуке «3-ML_Models.ipynb»</w:t>
+      </w:r>
+      <w:r>
+        <w:t xml:space="preserve"> есть ошибка в пути: ф</w:t>
+      </w:r>
+      <w:r>
+        <w:t xml:space="preserve">айлы сохраняются в </w:t>
+      </w:r>
+      <w:r>
+        <w:t>«</w:t>
+      </w:r>
+      <w:r>
+        <w:rPr>
+          <w:lang w:val="en-US"/>
+        </w:rPr>
+        <w:t>data</w:t>
+      </w:r>
+      <w:r>
+        <w:t>»</w:t>
+      </w:r>
+      <w:r>
+        <w:t>, а читаются из несуществующей подпапки</w:t>
+      </w:r>
+      <w:r>
+        <w:t xml:space="preserve"> «</w:t>
+      </w:r>
+      <w:r>
+        <w:rPr>
+          <w:lang w:val="en-US"/>
+        </w:rPr>
+        <w:t>data</w:t>
+      </w:r>
+      <w:r>
+        <w:t xml:space="preserve"> </w:t>
+      </w:r>
+      <w:r>
+        <w:t>/</w:t>
+      </w:r>
+      <w:r>
+        <w:t xml:space="preserve"> </w:t>
+      </w:r>
+      <w:r>
+        <w:rPr>
+          <w:lang w:val="en-US"/>
+        </w:rPr>
+        <w:t>magpie</w:t>
+      </w:r>
+      <w:r>
+        <w:t>_</w:t>
+      </w:r>
+      <w:r>
+        <w:rPr>
+          <w:lang w:val="en-US"/>
+        </w:rPr>
+        <w:t>frac</w:t>
+      </w:r>
+      <w:r>
+        <w:t>», для исправления заменим в блоке «</w:t>
+      </w:r>
+      <w:proofErr w:type="spellStart"/>
+      <w:r>
+        <w:t>Loading</w:t>
+      </w:r>
+      <w:proofErr w:type="spellEnd"/>
+      <w:r>
+        <w:t xml:space="preserve"> </w:t>
+      </w:r>
+      <w:proofErr w:type="spellStart"/>
+      <w:r>
+        <w:t>data</w:t>
+      </w:r>
+      <w:proofErr w:type="spellEnd"/>
+      <w:r>
+        <w:t xml:space="preserve"> </w:t>
+      </w:r>
+      <w:proofErr w:type="spellStart"/>
+      <w:r>
+        <w:t>for</w:t>
+      </w:r>
+      <w:proofErr w:type="spellEnd"/>
+      <w:r>
+        <w:t xml:space="preserve"> ML</w:t>
+      </w:r>
+      <w:r>
+        <w:t xml:space="preserve">» </w:t>
+      </w:r>
+      <w:r>
+        <w:t>переменную</w:t>
+      </w:r>
+      <w:r>
+        <w:t xml:space="preserve"> </w:t>
+      </w:r>
+      <w:r>
+        <w:rPr>
+          <w:lang w:val="en-US"/>
+        </w:rPr>
+        <w:t>«</w:t>
+      </w:r>
+      <w:proofErr w:type="spellStart"/>
+      <w:r>
+        <w:rPr>
+          <w:lang w:val="en-US"/>
+        </w:rPr>
+        <w:t>data_path</w:t>
+      </w:r>
+      <w:proofErr w:type="spellEnd"/>
+      <w:r>
+        <w:rPr>
+          <w:lang w:val="en-US"/>
+        </w:rPr>
+        <w:t xml:space="preserve"> = «. / data / </w:t>
+      </w:r>
+      <w:proofErr w:type="spellStart"/>
+      <w:r>
+        <w:rPr>
+          <w:lang w:val="en-US"/>
+        </w:rPr>
+        <w:t>magpie_frac</w:t>
+      </w:r>
+      <w:proofErr w:type="spellEnd"/>
+      <w:r>
+        <w:rPr>
+          <w:lang w:val="en-US"/>
+        </w:rPr>
+        <w:t>/»</w:t>
+      </w:r>
+      <w:r>
+        <w:rPr>
+          <w:lang w:val="en-US"/>
+        </w:rPr>
+        <w:t xml:space="preserve">» </w:t>
+      </w:r>
+      <w:r>
+        <w:t>на</w:t>
+      </w:r>
+      <w:r>
+        <w:rPr>
+          <w:lang w:val="en-US"/>
+        </w:rPr>
+        <w:t xml:space="preserve"> «</w:t>
+      </w:r>
+      <w:proofErr w:type="spellStart"/>
+      <w:r>
+        <w:rPr>
+          <w:lang w:val="en-US"/>
+        </w:rPr>
+        <w:t>data_path</w:t>
+      </w:r>
+      <w:proofErr w:type="spellEnd"/>
+      <w:r>
+        <w:rPr>
+          <w:lang w:val="en-US"/>
+        </w:rPr>
+        <w:t xml:space="preserve"> = «. / data /»</w:t>
+      </w:r>
+      <w:r>
+        <w:rPr>
+          <w:lang w:val="en-US"/>
+        </w:rPr>
+        <w:t>»</w:t>
+      </w:r>
+      <w:r>
+        <w:rPr>
+          <w:lang w:val="en-US"/>
+        </w:rPr>
+        <w:t xml:space="preserve"> (</w:t>
+      </w:r>
+      <w:r>
+        <w:fldChar w:fldCharType="begin"/>
+      </w:r>
+      <w:r>
+        <w:rPr>
+          <w:lang w:val="en-US"/>
+        </w:rPr>
+        <w:instrText xml:space="preserve"> REF  _Ref243596621 \* Lower \h </w:instrText>
+      </w:r>
+      <w:r>
+        <w:fldChar w:fldCharType="separate"/>
+      </w:r>
+      <w:r>
+        <w:t>рисунок</w:t>
+      </w:r>
+      <w:r>
+        <w:rPr>
+          <w:lang w:val="en-US"/>
+        </w:rPr>
+        <w:t xml:space="preserve"> </w:t>
+      </w:r>
+      <w:r>
+        <w:rPr>
+          <w:noProof/>
+          <w:lang w:val="en-US"/>
+        </w:rPr>
+        <w:t>3</w:t>
+      </w:r>
+      <w:r>
+        <w:rPr>
+          <w:lang w:val="en-US"/>
+        </w:rPr>
+        <w:t>.</w:t>
+      </w:r>
+      <w:r>
+        <w:rPr>
+          <w:noProof/>
+          <w:lang w:val="en-US"/>
+        </w:rPr>
+        <w:t>2</w:t>
+      </w:r>
+      <w:r>
+        <w:fldChar w:fldCharType="end"/>
+      </w:r>
+      <w:r>
+        <w:rPr>
+          <w:lang w:val="en-US"/>
+        </w:rPr>
+        <w:t>)</w:t>
+      </w:r>
+      <w:r>
+        <w:rPr>
+          <w:lang w:val="en-US"/>
+        </w:rPr>
+        <w:t xml:space="preserve">. </w:t>
+      </w:r>
+    </w:p>
+    <w:p>
+      <w:pPr>
+        <w:pStyle w:val="a4"/>
+        <w:rPr>
+          <w:lang w:val="en-US"/>
+        </w:rPr>
+      </w:pPr>
+    </w:p>
+    <w:p>
+      <w:pPr>
+        <w:pStyle w:val="a4"/>
+        <w:jc w:val="center"/>
+      </w:pPr>
+      <w:r>
+        <w:rPr>
+          <w:noProof/>
+        </w:rPr>
+        <w:lastRenderedPageBreak/>
+        <w:drawing>
+          <wp:inline distT="0" distB="0" distL="0" distR="0" wp14:anchorId="26E98FAB" wp14:editId="32F81DC8">
+            <wp:extent cx="5808746" cy="2453772"/>
+            <wp:effectExtent l="0" t="0" r="1905" b="3810"/>
+            <wp:docPr id="1444117259" name="Рисунок 1"/>
+            <wp:cNvGraphicFramePr>
+              <a:graphicFrameLocks xmlns:a="http://schemas.openxmlformats.org/drawingml/2006/main" noChangeAspect="1"/>
+            </wp:cNvGraphicFramePr>
+            <a:graphic xmlns:a="http://schemas.openxmlformats.org/drawingml/2006/main">
+              <a:graphicData uri="http://schemas.openxmlformats.org/drawingml/2006/picture">
+                <pic:pic xmlns:pic="http://schemas.openxmlformats.org/drawingml/2006/picture">
+                  <pic:nvPicPr>
+                    <pic:cNvPr id="1444117259" name=""/>
+                    <pic:cNvPicPr/>
+                  </pic:nvPicPr>
+                  <pic:blipFill>
+                    <a:blip r:embed="rId17"/>
+                    <a:stretch>
+                      <a:fillRect/>
+                    </a:stretch>
+                  </pic:blipFill>
+                  <pic:spPr>
+                    <a:xfrm>
+                      <a:off x="0" y="0"/>
+                      <a:ext cx="5820175" cy="2458600"/>
+                    </a:xfrm>
+                    <a:prstGeom prst="rect">
+                      <a:avLst/>
+                    </a:prstGeom>
+                  </pic:spPr>
+                </pic:pic>
+              </a:graphicData>
+            </a:graphic>
+          </wp:inline>
+        </w:drawing>
+      </w:r>
+    </w:p>
+    <w:p>
+      <w:pPr>
+        <w:pStyle w:val="ad"/>
+      </w:pPr>
+      <w:bookmarkStart w:id="25" w:name="_Ref243596621"/>
+      <w:r>
+        <w:t xml:space="preserve">Рисунок </w:t>
+      </w:r>
+      <w:fldSimple w:instr=" STYLEREF 1 \s ">
+        <w:r>
+          <w:rPr>
+            <w:noProof/>
+          </w:rPr>
+          <w:t>3</w:t>
+        </w:r>
+      </w:fldSimple>
+      <w:r>
+        <w:t>.</w:t>
+      </w:r>
+      <w:fldSimple w:instr=" SEQ Рисунок \* ARABIC \s 1 ">
+        <w:r>
+          <w:rPr>
+            <w:noProof/>
+          </w:rPr>
+          <w:t>2</w:t>
+        </w:r>
+      </w:fldSimple>
+      <w:bookmarkEnd w:id="25"/>
+      <w:r>
+        <w:t xml:space="preserve"> – Исправление пути</w:t>
+      </w:r>
+    </w:p>
+    <w:p>
+      <w:pPr>
+        <w:pStyle w:val="a4"/>
+      </w:pPr>
+    </w:p>
+    <w:p>
+      <w:pPr>
+        <w:pStyle w:val="a4"/>
+      </w:pPr>
+      <w:r>
+        <w:t>После установим библиотеки, которых не было в предыдущем ноутбуке:</w:t>
       </w:r>
     </w:p>
     <w:p>
@@ -9673,45 +10764,738 @@
         <w:pStyle w:val="a4"/>
         <w:numPr>
           <w:ilvl w:val="0"/>
-          <w:numId w:val="30"/>
+          <w:numId w:val="34"/>
         </w:numPr>
-        <w:rPr>
-          <w:lang w:val="en-US"/>
-        </w:rPr>
-      </w:pPr>
+      </w:pPr>
+      <w:r>
+        <w:t>«</w:t>
+      </w:r>
+      <w:proofErr w:type="spellStart"/>
+      <w:r>
+        <w:t>joblib</w:t>
+      </w:r>
+      <w:proofErr w:type="spellEnd"/>
+      <w:r>
+        <w:t>» –</w:t>
+      </w:r>
+      <w:r>
+        <w:t xml:space="preserve"> </w:t>
+      </w:r>
+      <w:r>
+        <w:t>используется для параллельных вычислений, кэширования результатов и быстрой сериализации объектов (включая сохранение и загрузку моделей машинного обучения)</w:t>
+      </w:r>
+      <w:r>
+        <w:t>;</w:t>
+      </w:r>
+    </w:p>
+    <w:p>
+      <w:pPr>
+        <w:pStyle w:val="a4"/>
+        <w:numPr>
+          <w:ilvl w:val="0"/>
+          <w:numId w:val="34"/>
+        </w:numPr>
+      </w:pPr>
+      <w:r>
+        <w:t>«</w:t>
+      </w:r>
+      <w:r>
+        <w:rPr>
+          <w:lang w:val="en-US"/>
+        </w:rPr>
+        <w:t>scikit</w:t>
+      </w:r>
+      <w:r>
+        <w:t>-</w:t>
+      </w:r>
+      <w:r>
+        <w:rPr>
+          <w:lang w:val="en-US"/>
+        </w:rPr>
+        <w:t>learn</w:t>
+      </w:r>
+      <w:r>
+        <w:t xml:space="preserve">» </w:t>
+      </w:r>
+      <w:r>
+        <w:t>– классические</w:t>
+      </w:r>
+      <w:r>
+        <w:t xml:space="preserve"> </w:t>
+      </w:r>
+      <w:r>
+        <w:t>методы</w:t>
+      </w:r>
+      <w:r>
+        <w:t xml:space="preserve"> машинного обучения;</w:t>
+      </w:r>
+    </w:p>
+    <w:p>
+      <w:pPr>
+        <w:pStyle w:val="a4"/>
+        <w:numPr>
+          <w:ilvl w:val="0"/>
+          <w:numId w:val="34"/>
+        </w:numPr>
+        <w:rPr>
+          <w:lang w:val="en-US"/>
+        </w:rPr>
+      </w:pPr>
+      <w:r>
+        <w:rPr>
+          <w:lang w:val="en-US"/>
+        </w:rPr>
+        <w:t>«</w:t>
+      </w:r>
+      <w:proofErr w:type="gramStart"/>
+      <w:r>
+        <w:rPr>
+          <w:lang w:val="en-US"/>
+        </w:rPr>
+        <w:t>scikit</w:t>
+      </w:r>
+      <w:proofErr w:type="gramEnd"/>
+      <w:r>
+        <w:rPr>
+          <w:lang w:val="en-US"/>
+        </w:rPr>
+        <w:t>-learn-</w:t>
+      </w:r>
+      <w:proofErr w:type="spellStart"/>
+      <w:r>
+        <w:rPr>
+          <w:lang w:val="en-US"/>
+        </w:rPr>
+        <w:t>intelex</w:t>
+      </w:r>
+      <w:proofErr w:type="spellEnd"/>
+      <w:r>
+        <w:rPr>
+          <w:lang w:val="en-US"/>
+        </w:rPr>
+        <w:t xml:space="preserve">» </w:t>
+      </w:r>
+      <w:r>
+        <w:rPr>
+          <w:lang w:val="en-US"/>
+        </w:rPr>
+        <w:t>–</w:t>
+      </w:r>
+      <w:r>
+        <w:rPr>
+          <w:lang w:val="en-US"/>
+        </w:rPr>
+        <w:t xml:space="preserve"> </w:t>
+      </w:r>
+      <w:r>
+        <w:t>библиотека</w:t>
+      </w:r>
+      <w:r>
+        <w:rPr>
+          <w:lang w:val="en-US"/>
+        </w:rPr>
+        <w:t>-</w:t>
+      </w:r>
+      <w:r>
+        <w:t>ускоритель</w:t>
+      </w:r>
+      <w:r>
+        <w:rPr>
+          <w:lang w:val="en-US"/>
+        </w:rPr>
+        <w:t xml:space="preserve"> «</w:t>
+      </w:r>
+      <w:r>
+        <w:rPr>
+          <w:lang w:val="en-US"/>
+        </w:rPr>
+        <w:t>scikit</w:t>
+      </w:r>
+      <w:r>
+        <w:rPr>
+          <w:lang w:val="en-US"/>
+        </w:rPr>
+        <w:t>-</w:t>
+      </w:r>
+      <w:r>
+        <w:rPr>
+          <w:lang w:val="en-US"/>
+        </w:rPr>
+        <w:t>learn</w:t>
+      </w:r>
+      <w:r>
+        <w:rPr>
+          <w:lang w:val="en-US"/>
+        </w:rPr>
+        <w:t>»</w:t>
+      </w:r>
+      <w:r>
+        <w:rPr>
+          <w:lang w:val="en-US"/>
+        </w:rPr>
+        <w:t>;</w:t>
+      </w:r>
+    </w:p>
+    <w:p>
+      <w:pPr>
+        <w:pStyle w:val="a4"/>
+        <w:numPr>
+          <w:ilvl w:val="0"/>
+          <w:numId w:val="34"/>
+        </w:numPr>
+      </w:pPr>
+      <w:r>
+        <w:t>«</w:t>
+      </w:r>
+      <w:proofErr w:type="spellStart"/>
+      <w:r>
+        <w:t>xgboost</w:t>
+      </w:r>
+      <w:proofErr w:type="spellEnd"/>
+      <w:r>
+        <w:t xml:space="preserve">» – </w:t>
+      </w:r>
+      <w:r>
+        <w:t xml:space="preserve">алгоритм машинного обучения, который строит ансамбль деревьев решений с помощью градиентного </w:t>
+      </w:r>
+      <w:proofErr w:type="spellStart"/>
+      <w:r>
+        <w:t>бустинга</w:t>
+      </w:r>
+      <w:proofErr w:type="spellEnd"/>
+      <w:r>
+        <w:t>.</w:t>
+      </w:r>
+    </w:p>
+    <w:p>
+      <w:pPr>
+        <w:pStyle w:val="3"/>
+      </w:pPr>
+      <w:r>
+        <w:t>«4-Analysis.ipynb»</w:t>
+      </w:r>
+    </w:p>
+    <w:p>
+      <w:pPr>
+        <w:pStyle w:val="a4"/>
+      </w:pPr>
+      <w:r>
+        <w:t>Четвертый ноутбук также содержит ошибки в путях</w:t>
+      </w:r>
+      <w:r>
+        <w:t xml:space="preserve"> к данным</w:t>
+      </w:r>
+      <w:r>
+        <w:t>,</w:t>
+      </w:r>
+      <w:r>
+        <w:t xml:space="preserve"> моделям</w:t>
+      </w:r>
+      <w:r>
+        <w:t xml:space="preserve"> и параметрам и вызове функции</w:t>
+      </w:r>
+      <w:r>
+        <w:t>, поэтому тоже их исправим (</w:t>
+      </w:r>
+      <w:r>
+        <w:fldChar w:fldCharType="begin"/>
+      </w:r>
+      <w:r>
+        <w:instrText xml:space="preserve"> REF  _Ref243597959 \* Lower \h </w:instrText>
+      </w:r>
+      <w:r>
+        <w:fldChar w:fldCharType="separate"/>
+      </w:r>
+      <w:r>
+        <w:t xml:space="preserve">рисунок </w:t>
+      </w:r>
+      <w:r>
+        <w:rPr>
+          <w:noProof/>
+        </w:rPr>
+        <w:t>3</w:t>
+      </w:r>
+      <w:r>
+        <w:t>.</w:t>
+      </w:r>
+      <w:r>
+        <w:rPr>
+          <w:noProof/>
+        </w:rPr>
+        <w:t>4</w:t>
+      </w:r>
+      <w:r>
+        <w:fldChar w:fldCharType="end"/>
+      </w:r>
+      <w:r>
+        <w:t xml:space="preserve">, </w:t>
+      </w:r>
+      <w:r>
+        <w:fldChar w:fldCharType="begin"/>
+      </w:r>
+      <w:r>
+        <w:instrText xml:space="preserve"> REF  _Ref243597963 \* Lower \h </w:instrText>
+      </w:r>
+      <w:r>
+        <w:fldChar w:fldCharType="separate"/>
+      </w:r>
+      <w:r>
+        <w:t xml:space="preserve">рисунок </w:t>
+      </w:r>
+      <w:r>
+        <w:rPr>
+          <w:noProof/>
+        </w:rPr>
+        <w:t>3</w:t>
+      </w:r>
+      <w:r>
+        <w:t>.</w:t>
+      </w:r>
+      <w:r>
+        <w:rPr>
+          <w:noProof/>
+        </w:rPr>
+        <w:t>5</w:t>
+      </w:r>
+      <w:r>
+        <w:fldChar w:fldCharType="end"/>
+      </w:r>
+      <w:r>
+        <w:t xml:space="preserve"> и </w:t>
+      </w:r>
+      <w:r>
+        <w:fldChar w:fldCharType="begin"/>
+      </w:r>
+      <w:r>
+        <w:instrText xml:space="preserve"> REF  _Ref243438825 \* Lower \h </w:instrText>
+      </w:r>
+      <w:r>
+        <w:fldChar w:fldCharType="separate"/>
+      </w:r>
+      <w:r>
+        <w:t xml:space="preserve">рисунок </w:t>
+      </w:r>
+      <w:r>
+        <w:rPr>
+          <w:noProof/>
+        </w:rPr>
+        <w:t>3</w:t>
+      </w:r>
+      <w:r>
+        <w:t>.</w:t>
+      </w:r>
+      <w:r>
+        <w:rPr>
+          <w:noProof/>
+        </w:rPr>
+        <w:t>6</w:t>
+      </w:r>
+      <w:r>
+        <w:fldChar w:fldCharType="end"/>
+      </w:r>
+      <w:r>
+        <w:t>).</w:t>
+      </w:r>
+    </w:p>
+    <w:p>
+      <w:pPr>
+        <w:pStyle w:val="a4"/>
+        <w:ind w:left="709" w:firstLine="0"/>
+      </w:pPr>
+    </w:p>
+    <w:p>
+      <w:pPr>
+        <w:pStyle w:val="a4"/>
+        <w:ind w:left="709" w:firstLine="0"/>
+        <w:jc w:val="center"/>
+      </w:pPr>
+      <w:r>
+        <w:rPr>
+          <w:noProof/>
+        </w:rPr>
+        <w:lastRenderedPageBreak/>
+        <w:drawing>
+          <wp:inline distT="0" distB="0" distL="0" distR="0" wp14:anchorId="5AA3B886" wp14:editId="3A2D41FC">
+            <wp:extent cx="5876925" cy="2600967"/>
+            <wp:effectExtent l="0" t="0" r="0" b="8890"/>
+            <wp:docPr id="456518506" name="Рисунок 1"/>
+            <wp:cNvGraphicFramePr>
+              <a:graphicFrameLocks xmlns:a="http://schemas.openxmlformats.org/drawingml/2006/main" noChangeAspect="1"/>
+            </wp:cNvGraphicFramePr>
+            <a:graphic xmlns:a="http://schemas.openxmlformats.org/drawingml/2006/main">
+              <a:graphicData uri="http://schemas.openxmlformats.org/drawingml/2006/picture">
+                <pic:pic xmlns:pic="http://schemas.openxmlformats.org/drawingml/2006/picture">
+                  <pic:nvPicPr>
+                    <pic:cNvPr id="456518506" name=""/>
+                    <pic:cNvPicPr/>
+                  </pic:nvPicPr>
+                  <pic:blipFill>
+                    <a:blip r:embed="rId18"/>
+                    <a:stretch>
+                      <a:fillRect/>
+                    </a:stretch>
+                  </pic:blipFill>
+                  <pic:spPr>
+                    <a:xfrm>
+                      <a:off x="0" y="0"/>
+                      <a:ext cx="5887210" cy="2605519"/>
+                    </a:xfrm>
+                    <a:prstGeom prst="rect">
+                      <a:avLst/>
+                    </a:prstGeom>
+                  </pic:spPr>
+                </pic:pic>
+              </a:graphicData>
+            </a:graphic>
+          </wp:inline>
+        </w:drawing>
+      </w:r>
+    </w:p>
+    <w:p>
+      <w:pPr>
+        <w:pStyle w:val="ad"/>
+      </w:pPr>
+      <w:r>
+        <w:t xml:space="preserve">Рисунок </w:t>
+      </w:r>
+      <w:fldSimple w:instr=" STYLEREF 1 \s ">
+        <w:r>
+          <w:rPr>
+            <w:noProof/>
+          </w:rPr>
+          <w:t>3</w:t>
+        </w:r>
+      </w:fldSimple>
+      <w:r>
+        <w:t>.</w:t>
+      </w:r>
+      <w:fldSimple w:instr=" SEQ Рисунок \* ARABIC \s 1 ">
+        <w:r>
+          <w:rPr>
+            <w:noProof/>
+          </w:rPr>
+          <w:t>3</w:t>
+        </w:r>
+      </w:fldSimple>
+      <w:r>
+        <w:t xml:space="preserve"> – Исправление путей моделей и данных</w:t>
+      </w:r>
+    </w:p>
+    <w:p>
+      <w:pPr>
+        <w:pStyle w:val="a4"/>
+      </w:pPr>
+    </w:p>
+    <w:p>
+      <w:pPr>
+        <w:pStyle w:val="a4"/>
+        <w:ind w:left="709" w:firstLine="0"/>
+        <w:jc w:val="center"/>
+      </w:pPr>
+      <w:r>
+        <w:rPr>
+          <w:noProof/>
+        </w:rPr>
+        <w:drawing>
+          <wp:inline distT="0" distB="0" distL="0" distR="0" wp14:anchorId="6AA99C64" wp14:editId="07E1A3BD">
+            <wp:extent cx="5201376" cy="885949"/>
+            <wp:effectExtent l="0" t="0" r="0" b="9525"/>
+            <wp:docPr id="1714332190" name="Рисунок 1"/>
+            <wp:cNvGraphicFramePr>
+              <a:graphicFrameLocks xmlns:a="http://schemas.openxmlformats.org/drawingml/2006/main" noChangeAspect="1"/>
+            </wp:cNvGraphicFramePr>
+            <a:graphic xmlns:a="http://schemas.openxmlformats.org/drawingml/2006/main">
+              <a:graphicData uri="http://schemas.openxmlformats.org/drawingml/2006/picture">
+                <pic:pic xmlns:pic="http://schemas.openxmlformats.org/drawingml/2006/picture">
+                  <pic:nvPicPr>
+                    <pic:cNvPr id="1714332190" name=""/>
+                    <pic:cNvPicPr/>
+                  </pic:nvPicPr>
+                  <pic:blipFill>
+                    <a:blip r:embed="rId19"/>
+                    <a:stretch>
+                      <a:fillRect/>
+                    </a:stretch>
+                  </pic:blipFill>
+                  <pic:spPr>
+                    <a:xfrm>
+                      <a:off x="0" y="0"/>
+                      <a:ext cx="5201376" cy="885949"/>
+                    </a:xfrm>
+                    <a:prstGeom prst="rect">
+                      <a:avLst/>
+                    </a:prstGeom>
+                  </pic:spPr>
+                </pic:pic>
+              </a:graphicData>
+            </a:graphic>
+          </wp:inline>
+        </w:drawing>
+      </w:r>
+    </w:p>
+    <w:p>
+      <w:pPr>
+        <w:pStyle w:val="ad"/>
+      </w:pPr>
+      <w:bookmarkStart w:id="26" w:name="_Ref243597959"/>
+      <w:r>
+        <w:t xml:space="preserve">Рисунок </w:t>
+      </w:r>
+      <w:fldSimple w:instr=" STYLEREF 1 \s ">
+        <w:r>
+          <w:rPr>
+            <w:noProof/>
+          </w:rPr>
+          <w:t>3</w:t>
+        </w:r>
+      </w:fldSimple>
+      <w:r>
+        <w:t>.</w:t>
+      </w:r>
+      <w:fldSimple w:instr=" SEQ Рисунок \* ARABIC \s 1 ">
+        <w:r>
+          <w:rPr>
+            <w:noProof/>
+          </w:rPr>
+          <w:t>4</w:t>
+        </w:r>
+      </w:fldSimple>
+      <w:bookmarkEnd w:id="26"/>
+      <w:r>
+        <w:t xml:space="preserve"> – Исправление пути к параметрам модели</w:t>
+      </w:r>
+    </w:p>
+    <w:p>
+      <w:pPr>
+        <w:pStyle w:val="a4"/>
+      </w:pPr>
+    </w:p>
+    <w:p>
+      <w:pPr>
+        <w:pStyle w:val="a4"/>
+        <w:jc w:val="center"/>
+      </w:pPr>
+      <w:r>
+        <w:rPr>
+          <w:noProof/>
+        </w:rPr>
+        <w:drawing>
+          <wp:inline distT="0" distB="0" distL="0" distR="0" wp14:anchorId="5D0832A8" wp14:editId="16610137">
+            <wp:extent cx="5890260" cy="1215337"/>
+            <wp:effectExtent l="0" t="0" r="0" b="4445"/>
+            <wp:docPr id="1295381417" name="Рисунок 1"/>
+            <wp:cNvGraphicFramePr>
+              <a:graphicFrameLocks xmlns:a="http://schemas.openxmlformats.org/drawingml/2006/main" noChangeAspect="1"/>
+            </wp:cNvGraphicFramePr>
+            <a:graphic xmlns:a="http://schemas.openxmlformats.org/drawingml/2006/main">
+              <a:graphicData uri="http://schemas.openxmlformats.org/drawingml/2006/picture">
+                <pic:pic xmlns:pic="http://schemas.openxmlformats.org/drawingml/2006/picture">
+                  <pic:nvPicPr>
+                    <pic:cNvPr id="1295381417" name=""/>
+                    <pic:cNvPicPr/>
+                  </pic:nvPicPr>
+                  <pic:blipFill>
+                    <a:blip r:embed="rId20"/>
+                    <a:stretch>
+                      <a:fillRect/>
+                    </a:stretch>
+                  </pic:blipFill>
+                  <pic:spPr>
+                    <a:xfrm>
+                      <a:off x="0" y="0"/>
+                      <a:ext cx="5911653" cy="1219751"/>
+                    </a:xfrm>
+                    <a:prstGeom prst="rect">
+                      <a:avLst/>
+                    </a:prstGeom>
+                  </pic:spPr>
+                </pic:pic>
+              </a:graphicData>
+            </a:graphic>
+          </wp:inline>
+        </w:drawing>
+      </w:r>
+    </w:p>
+    <w:p>
+      <w:pPr>
+        <w:pStyle w:val="ad"/>
+      </w:pPr>
+      <w:bookmarkStart w:id="27" w:name="_Ref243597963"/>
+      <w:r>
+        <w:t xml:space="preserve">Рисунок </w:t>
+      </w:r>
+      <w:fldSimple w:instr=" STYLEREF 1 \s ">
+        <w:r>
+          <w:rPr>
+            <w:noProof/>
+          </w:rPr>
+          <w:t>3</w:t>
+        </w:r>
+      </w:fldSimple>
+      <w:r>
+        <w:t>.</w:t>
+      </w:r>
+      <w:fldSimple w:instr=" SEQ Рисунок \* ARABIC \s 1 ">
+        <w:r>
+          <w:rPr>
+            <w:noProof/>
+          </w:rPr>
+          <w:t>5</w:t>
+        </w:r>
+      </w:fldSimple>
+      <w:bookmarkEnd w:id="27"/>
+      <w:r>
+        <w:t xml:space="preserve"> – Исправление вызова функции</w:t>
+      </w:r>
+    </w:p>
+    <w:p>
+      <w:pPr>
+        <w:pStyle w:val="a4"/>
+      </w:pPr>
+    </w:p>
+    <w:p>
+      <w:pPr>
+        <w:pStyle w:val="a4"/>
+        <w:ind w:left="709" w:firstLine="0"/>
+      </w:pPr>
+      <w:r>
+        <w:t>Затем установим в окружение оставшиеся необходимые библиотеки:</w:t>
+      </w:r>
+    </w:p>
+    <w:p>
+      <w:pPr>
+        <w:pStyle w:val="a4"/>
+        <w:numPr>
+          <w:ilvl w:val="0"/>
+          <w:numId w:val="36"/>
+        </w:numPr>
+      </w:pPr>
+      <w:r>
+        <w:t>«</w:t>
+      </w:r>
+      <w:r>
+        <w:rPr>
+          <w:lang w:val="en-US"/>
+        </w:rPr>
+        <w:t>S</w:t>
+      </w:r>
+      <w:r>
+        <w:rPr>
+          <w:lang w:val="en-US"/>
+        </w:rPr>
+        <w:t>ci</w:t>
+      </w:r>
+      <w:r>
+        <w:rPr>
+          <w:lang w:val="en-US"/>
+        </w:rPr>
+        <w:t>P</w:t>
+      </w:r>
+      <w:r>
+        <w:rPr>
+          <w:lang w:val="en-US"/>
+        </w:rPr>
+        <w:t>y</w:t>
+      </w:r>
+      <w:r>
+        <w:t xml:space="preserve">» – </w:t>
+      </w:r>
+      <w:r>
+        <w:t>выполнения научных, инженерных и математических расчетов</w:t>
+      </w:r>
+      <w:r>
+        <w:t>;</w:t>
+      </w:r>
+    </w:p>
+    <w:p>
+      <w:pPr>
+        <w:pStyle w:val="a4"/>
+        <w:numPr>
+          <w:ilvl w:val="0"/>
+          <w:numId w:val="36"/>
+        </w:numPr>
+      </w:pPr>
+      <w:r>
+        <w:t>«</w:t>
+      </w:r>
+      <w:proofErr w:type="spellStart"/>
+      <w:r>
+        <w:rPr>
+          <w:lang w:val="en-US"/>
+        </w:rPr>
+        <w:t>shap</w:t>
+      </w:r>
+      <w:proofErr w:type="spellEnd"/>
+      <w:r>
+        <w:t xml:space="preserve">» – </w:t>
+      </w:r>
+      <w:r>
+        <w:t>метод и библиотека в машинном обучении для объяснения прогнозов сложных моделей</w:t>
+      </w:r>
+      <w:r>
+        <w:t>.</w:t>
+      </w:r>
     </w:p>
     <w:p>
       <w:pPr>
         <w:pStyle w:val="2"/>
-        <w:rPr>
-          <w:lang w:val="en-US"/>
-        </w:rPr>
-      </w:pPr>
-      <w:bookmarkStart w:id="24" w:name="_Toc243434020"/>
+      </w:pPr>
+      <w:bookmarkStart w:id="28" w:name="_Toc243616448"/>
       <w:r>
         <w:lastRenderedPageBreak/>
         <w:t>Запуск</w:t>
       </w:r>
-      <w:bookmarkEnd w:id="24"/>
+      <w:bookmarkEnd w:id="28"/>
+    </w:p>
+    <w:p>
+      <w:pPr>
+        <w:pStyle w:val="3"/>
+      </w:pPr>
+      <w:bookmarkStart w:id="29" w:name="_Ref243609203"/>
+      <w:r>
+        <w:t>«</w:t>
+      </w:r>
+      <w:r>
+        <w:t>2-Feauturing.ipynb</w:t>
+      </w:r>
+      <w:r>
+        <w:t>»</w:t>
+      </w:r>
+      <w:bookmarkEnd w:id="29"/>
     </w:p>
     <w:p>
       <w:pPr>
         <w:pStyle w:val="a4"/>
       </w:pPr>
       <w:r>
-        <w:t xml:space="preserve">При запуске шестой ячейки </w:t>
-      </w:r>
-      <w:r>
-        <w:t>«</w:t>
-      </w:r>
-      <w:r>
-        <w:t>2-Feauturing.ipynb</w:t>
-      </w:r>
-      <w:r>
-        <w:t>»</w:t>
-      </w:r>
-      <w:r>
-        <w:t xml:space="preserve"> выполнение завершалось с ошибкой из-за нехватки оперативной памяти. Для устранения добавим «</w:t>
+        <w:t xml:space="preserve">При запуске </w:t>
+      </w:r>
+      <w:r>
+        <w:t>6</w:t>
+      </w:r>
+      <w:r>
+        <w:t xml:space="preserve"> ячейки выполнение</w:t>
+      </w:r>
+      <w:r>
+        <w:t xml:space="preserve"> </w:t>
+      </w:r>
+      <w:r>
+        <w:t>может</w:t>
+      </w:r>
+      <w:r>
+        <w:t xml:space="preserve"> заверш</w:t>
+      </w:r>
+      <w:r>
+        <w:t>иться</w:t>
+      </w:r>
+      <w:r>
+        <w:t xml:space="preserve"> с ошибкой из-за нехватки оперативной памяти. Для устранения </w:t>
+      </w:r>
+      <w:r>
+        <w:t xml:space="preserve">возможной проблемы </w:t>
+      </w:r>
+      <w:r>
+        <w:t>добавим «</w:t>
       </w:r>
       <w:proofErr w:type="spellStart"/>
       <w:r>
@@ -9752,7 +11536,7 @@
         <w:rPr>
           <w:noProof/>
         </w:rPr>
-        <w:t>2</w:t>
+        <w:t>3</w:t>
       </w:r>
       <w:r>
         <w:fldChar w:fldCharType="end"/>
@@ -9775,6 +11559,9 @@
         <w:jc w:val="center"/>
       </w:pPr>
       <w:r>
+        <w:rPr>
+          <w:noProof/>
+        </w:rPr>
         <w:drawing>
           <wp:inline distT="0" distB="0" distL="0" distR="0" wp14:anchorId="75670A4F" wp14:editId="57D0650F">
             <wp:extent cx="5928360" cy="2823455"/>
@@ -9791,7 +11578,7 @@
                     <pic:cNvPicPr/>
                   </pic:nvPicPr>
                   <pic:blipFill>
-                    <a:blip r:embed="rId17"/>
+                    <a:blip r:embed="rId21"/>
                     <a:stretch>
                       <a:fillRect/>
                     </a:stretch>
@@ -9816,7 +11603,7 @@
       <w:pPr>
         <w:pStyle w:val="ad"/>
       </w:pPr>
-      <w:bookmarkStart w:id="25" w:name="_Ref243438825"/>
+      <w:bookmarkStart w:id="30" w:name="_Ref243438825"/>
       <w:r>
         <w:t xml:space="preserve">Рисунок </w:t>
       </w:r>
@@ -9836,46 +11623,786 @@
           <w:rPr>
             <w:noProof/>
           </w:rPr>
-          <w:t>2</w:t>
+          <w:t>6</w:t>
         </w:r>
       </w:fldSimple>
-      <w:bookmarkEnd w:id="25"/>
+      <w:bookmarkEnd w:id="30"/>
       <w:r>
         <w:t xml:space="preserve"> – Ограничение потоков</w:t>
       </w:r>
     </w:p>
     <w:p>
       <w:pPr>
+        <w:pStyle w:val="a4"/>
+      </w:pPr>
+    </w:p>
+    <w:p>
+      <w:pPr>
+        <w:pStyle w:val="a4"/>
+      </w:pPr>
+      <w:r>
+        <w:t xml:space="preserve">Ячейки 8 и 10 запускать не будем, так как выполнение 8 займет много времени из-за большого количества примеров, но результат </w:t>
+      </w:r>
+      <w:r>
+        <w:t>[</w:t>
+      </w:r>
+      <w:r>
+        <w:t>ее выполнения</w:t>
+      </w:r>
+      <w:r>
+        <w:t>]</w:t>
+      </w:r>
+      <w:r>
+        <w:t xml:space="preserve"> далее нигде не используется. </w:t>
+      </w:r>
+    </w:p>
+    <w:p>
+      <w:pPr>
+        <w:pStyle w:val="a4"/>
+      </w:pPr>
+      <w:r>
+        <w:t>Остальные ячейки запускаем по порядку.</w:t>
+      </w:r>
+    </w:p>
+    <w:p>
+      <w:pPr>
+        <w:pStyle w:val="3"/>
+        <w:numPr>
+          <w:ilvl w:val="2"/>
+          <w:numId w:val="35"/>
+        </w:numPr>
+      </w:pPr>
+      <w:r>
+        <w:t>«3-ML_Models.ipynb»</w:t>
+      </w:r>
+    </w:p>
+    <w:p>
+      <w:pPr>
+        <w:pStyle w:val="a4"/>
+      </w:pPr>
+      <w:r>
+        <w:t>В</w:t>
+      </w:r>
+      <w:r>
+        <w:t xml:space="preserve"> </w:t>
+      </w:r>
+      <w:r>
+        <w:t>блоке</w:t>
+      </w:r>
+      <w:r>
+        <w:t xml:space="preserve"> «</w:t>
+      </w:r>
+      <w:r>
+        <w:rPr>
+          <w:lang w:val="en-US"/>
+        </w:rPr>
+        <w:t>Train</w:t>
+      </w:r>
+      <w:r>
+        <w:t xml:space="preserve"> / </w:t>
+      </w:r>
+      <w:r>
+        <w:rPr>
+          <w:lang w:val="en-US"/>
+        </w:rPr>
+        <w:t>test</w:t>
+      </w:r>
+      <w:r>
+        <w:t xml:space="preserve"> </w:t>
+      </w:r>
+      <w:r>
+        <w:rPr>
+          <w:lang w:val="en-US"/>
+        </w:rPr>
+        <w:t>split</w:t>
+      </w:r>
+      <w:r>
+        <w:t xml:space="preserve">» </w:t>
+      </w:r>
+      <w:r>
+        <w:t>вручную зададим</w:t>
+      </w:r>
+      <w:r>
+        <w:t xml:space="preserve"> </w:t>
+      </w:r>
+      <w:r>
+        <w:t xml:space="preserve">количество тренировочных и тестовых примеров </w:t>
+      </w:r>
+      <w:r>
+        <w:t>равным</w:t>
+      </w:r>
+      <w:r>
+        <w:t xml:space="preserve"> 800 и 200</w:t>
+      </w:r>
+      <w:r>
+        <w:t xml:space="preserve"> соответственно (</w:t>
+      </w:r>
+      <w:r>
+        <w:fldChar w:fldCharType="begin"/>
+      </w:r>
+      <w:r>
+        <w:instrText xml:space="preserve"> REF  _Ref243608883 \* Lower \h </w:instrText>
+      </w:r>
+      <w:r>
+        <w:fldChar w:fldCharType="separate"/>
+      </w:r>
+      <w:r>
+        <w:t xml:space="preserve">рисунок </w:t>
+      </w:r>
+      <w:r>
+        <w:rPr>
+          <w:noProof/>
+        </w:rPr>
+        <w:t>3</w:t>
+      </w:r>
+      <w:r>
+        <w:t>.</w:t>
+      </w:r>
+      <w:r>
+        <w:rPr>
+          <w:noProof/>
+        </w:rPr>
+        <w:t>7</w:t>
+      </w:r>
+      <w:r>
+        <w:fldChar w:fldCharType="end"/>
+      </w:r>
+      <w:r>
+        <w:t>)</w:t>
+      </w:r>
+      <w:r>
+        <w:t>, так как исходный набор содержит около 76 тысяч примеров</w:t>
+      </w:r>
+      <w:r>
+        <w:t xml:space="preserve"> и его обучение займет много </w:t>
+      </w:r>
+      <w:r>
+        <w:lastRenderedPageBreak/>
+        <w:t>времени, а цель текущей лабораторной работы – проверка работоспособности программы, а не получение конкретных результатов метрик.</w:t>
+      </w:r>
+    </w:p>
+    <w:p>
+      <w:pPr>
+        <w:pStyle w:val="a4"/>
+      </w:pPr>
+    </w:p>
+    <w:p>
+      <w:pPr>
+        <w:pStyle w:val="a4"/>
+        <w:jc w:val="center"/>
+      </w:pPr>
+      <w:r>
+        <w:rPr>
+          <w:noProof/>
+        </w:rPr>
+        <w:drawing>
+          <wp:inline distT="0" distB="0" distL="0" distR="0" wp14:anchorId="21580204" wp14:editId="0AEB32CF">
+            <wp:extent cx="5918835" cy="2655452"/>
+            <wp:effectExtent l="0" t="0" r="5715" b="0"/>
+            <wp:docPr id="1688291489" name="Рисунок 1"/>
+            <wp:cNvGraphicFramePr>
+              <a:graphicFrameLocks xmlns:a="http://schemas.openxmlformats.org/drawingml/2006/main" noChangeAspect="1"/>
+            </wp:cNvGraphicFramePr>
+            <a:graphic xmlns:a="http://schemas.openxmlformats.org/drawingml/2006/main">
+              <a:graphicData uri="http://schemas.openxmlformats.org/drawingml/2006/picture">
+                <pic:pic xmlns:pic="http://schemas.openxmlformats.org/drawingml/2006/picture">
+                  <pic:nvPicPr>
+                    <pic:cNvPr id="1688291489" name=""/>
+                    <pic:cNvPicPr/>
+                  </pic:nvPicPr>
+                  <pic:blipFill>
+                    <a:blip r:embed="rId22"/>
+                    <a:stretch>
+                      <a:fillRect/>
+                    </a:stretch>
+                  </pic:blipFill>
+                  <pic:spPr>
+                    <a:xfrm>
+                      <a:off x="0" y="0"/>
+                      <a:ext cx="5925265" cy="2658337"/>
+                    </a:xfrm>
+                    <a:prstGeom prst="rect">
+                      <a:avLst/>
+                    </a:prstGeom>
+                  </pic:spPr>
+                </pic:pic>
+              </a:graphicData>
+            </a:graphic>
+          </wp:inline>
+        </w:drawing>
+      </w:r>
+    </w:p>
+    <w:p>
+      <w:pPr>
+        <w:pStyle w:val="ad"/>
+      </w:pPr>
+      <w:bookmarkStart w:id="31" w:name="_Ref243608883"/>
+      <w:r>
+        <w:t xml:space="preserve">Рисунок </w:t>
+      </w:r>
+      <w:fldSimple w:instr=" STYLEREF 1 \s ">
+        <w:r>
+          <w:rPr>
+            <w:noProof/>
+          </w:rPr>
+          <w:t>3</w:t>
+        </w:r>
+      </w:fldSimple>
+      <w:r>
+        <w:t>.</w:t>
+      </w:r>
+      <w:fldSimple w:instr=" SEQ Рисунок \* ARABIC \s 1 ">
+        <w:r>
+          <w:rPr>
+            <w:noProof/>
+          </w:rPr>
+          <w:t>7</w:t>
+        </w:r>
+      </w:fldSimple>
+      <w:bookmarkEnd w:id="31"/>
+      <w:r>
+        <w:t xml:space="preserve"> – Сокращение обучающей выборки</w:t>
+      </w:r>
+    </w:p>
+    <w:p>
+      <w:pPr>
+        <w:pStyle w:val="a4"/>
+      </w:pPr>
+    </w:p>
+    <w:p>
+      <w:pPr>
+        <w:pStyle w:val="a4"/>
+      </w:pPr>
+      <w:r>
+        <w:t>После запускаем все ячейки подряд в порядке, в котором они идут в ноутбуке.</w:t>
+      </w:r>
+    </w:p>
+    <w:p>
+      <w:pPr>
+        <w:pStyle w:val="3"/>
+      </w:pPr>
+      <w:r>
+        <w:t>«4-Analysis.ipynb»</w:t>
+      </w:r>
+    </w:p>
+    <w:p>
+      <w:pPr>
+        <w:pStyle w:val="a4"/>
+      </w:pPr>
+      <w:r>
+        <w:t>В третей ячейке четвертого ноутбука указываем «</w:t>
+      </w:r>
+      <w:proofErr w:type="spellStart"/>
+      <w:r>
+        <w:t>n_jobs</w:t>
+      </w:r>
+      <w:proofErr w:type="spellEnd"/>
+      <w:r>
+        <w:t xml:space="preserve"> </w:t>
+      </w:r>
+      <w:r>
+        <w:t>=</w:t>
+      </w:r>
+      <w:r>
+        <w:t xml:space="preserve"> </w:t>
+      </w:r>
+      <w:r>
+        <w:t>1</w:t>
+      </w:r>
+      <w:r>
+        <w:t>» (</w:t>
+      </w:r>
+      <w:r>
+        <w:fldChar w:fldCharType="begin"/>
+      </w:r>
+      <w:r>
+        <w:instrText xml:space="preserve"> REF  _Ref243609115 \* Lower \h </w:instrText>
+      </w:r>
+      <w:r>
+        <w:fldChar w:fldCharType="separate"/>
+      </w:r>
+      <w:r>
+        <w:t xml:space="preserve">рисунок </w:t>
+      </w:r>
+      <w:r>
+        <w:rPr>
+          <w:noProof/>
+        </w:rPr>
+        <w:t>3</w:t>
+      </w:r>
+      <w:r>
+        <w:t>.</w:t>
+      </w:r>
+      <w:r>
+        <w:rPr>
+          <w:noProof/>
+        </w:rPr>
+        <w:t>8</w:t>
+      </w:r>
+      <w:r>
+        <w:fldChar w:fldCharType="end"/>
+      </w:r>
+      <w:r>
+        <w:t>), чтобы ограничить количество потоков</w:t>
+      </w:r>
+      <w:r>
+        <w:t xml:space="preserve"> по причине, описанной ранее </w:t>
+      </w:r>
+      <w:r>
+        <w:t>[</w:t>
+      </w:r>
+      <w:r>
+        <w:fldChar w:fldCharType="begin"/>
+      </w:r>
+      <w:r>
+        <w:instrText xml:space="preserve"> REF _Ref243609203 \r \h </w:instrText>
+      </w:r>
+      <w:r>
+        <w:fldChar w:fldCharType="separate"/>
+      </w:r>
+      <w:r>
+        <w:t>3.2.1</w:t>
+      </w:r>
+      <w:r>
+        <w:fldChar w:fldCharType="end"/>
+      </w:r>
+      <w:r>
+        <w:t>].</w:t>
+      </w:r>
+    </w:p>
+    <w:p>
+      <w:pPr>
+        <w:pStyle w:val="a4"/>
+      </w:pPr>
+    </w:p>
+    <w:p>
+      <w:pPr>
+        <w:pStyle w:val="a4"/>
+        <w:jc w:val="center"/>
+      </w:pPr>
+      <w:r>
+        <w:rPr>
+          <w:noProof/>
+        </w:rPr>
+        <w:drawing>
+          <wp:inline distT="0" distB="0" distL="0" distR="0" wp14:anchorId="15E92A5B" wp14:editId="266576DA">
+            <wp:extent cx="5966460" cy="1655045"/>
+            <wp:effectExtent l="0" t="0" r="0" b="2540"/>
+            <wp:docPr id="1266000927" name="Рисунок 1"/>
+            <wp:cNvGraphicFramePr>
+              <a:graphicFrameLocks xmlns:a="http://schemas.openxmlformats.org/drawingml/2006/main" noChangeAspect="1"/>
+            </wp:cNvGraphicFramePr>
+            <a:graphic xmlns:a="http://schemas.openxmlformats.org/drawingml/2006/main">
+              <a:graphicData uri="http://schemas.openxmlformats.org/drawingml/2006/picture">
+                <pic:pic xmlns:pic="http://schemas.openxmlformats.org/drawingml/2006/picture">
+                  <pic:nvPicPr>
+                    <pic:cNvPr id="1266000927" name=""/>
+                    <pic:cNvPicPr/>
+                  </pic:nvPicPr>
+                  <pic:blipFill>
+                    <a:blip r:embed="rId23"/>
+                    <a:stretch>
+                      <a:fillRect/>
+                    </a:stretch>
+                  </pic:blipFill>
+                  <pic:spPr>
+                    <a:xfrm>
+                      <a:off x="0" y="0"/>
+                      <a:ext cx="5984080" cy="1659933"/>
+                    </a:xfrm>
+                    <a:prstGeom prst="rect">
+                      <a:avLst/>
+                    </a:prstGeom>
+                  </pic:spPr>
+                </pic:pic>
+              </a:graphicData>
+            </a:graphic>
+          </wp:inline>
+        </w:drawing>
+      </w:r>
+    </w:p>
+    <w:p>
+      <w:pPr>
+        <w:pStyle w:val="ad"/>
+      </w:pPr>
+      <w:bookmarkStart w:id="32" w:name="_Ref243609115"/>
+      <w:r>
+        <w:t xml:space="preserve">Рисунок </w:t>
+      </w:r>
+      <w:fldSimple w:instr=" STYLEREF 1 \s ">
+        <w:r>
+          <w:rPr>
+            <w:noProof/>
+          </w:rPr>
+          <w:t>3</w:t>
+        </w:r>
+      </w:fldSimple>
+      <w:r>
+        <w:t>.</w:t>
+      </w:r>
+      <w:fldSimple w:instr=" SEQ Рисунок \* ARABIC \s 1 ">
+        <w:r>
+          <w:rPr>
+            <w:noProof/>
+          </w:rPr>
+          <w:t>8</w:t>
+        </w:r>
+      </w:fldSimple>
+      <w:bookmarkEnd w:id="32"/>
+      <w:r>
+        <w:t xml:space="preserve"> – Ограничение потоков</w:t>
+      </w:r>
+    </w:p>
+    <w:p>
+      <w:pPr>
+        <w:pStyle w:val="a4"/>
+      </w:pPr>
+    </w:p>
+    <w:p>
+      <w:pPr>
+        <w:pStyle w:val="a4"/>
+      </w:pPr>
+      <w:r>
+        <w:t>Затем</w:t>
+      </w:r>
+      <w:r>
+        <w:t xml:space="preserve"> также</w:t>
+      </w:r>
+      <w:r>
+        <w:t xml:space="preserve"> последовательно</w:t>
+      </w:r>
+      <w:r>
+        <w:t xml:space="preserve"> выполняем</w:t>
+      </w:r>
+      <w:r>
+        <w:t xml:space="preserve"> все ячейки</w:t>
+      </w:r>
+      <w:r>
+        <w:t xml:space="preserve"> </w:t>
+      </w:r>
+      <w:r>
+        <w:t>с первой до последней</w:t>
+      </w:r>
+      <w:r>
+        <w:t>.</w:t>
+      </w:r>
+    </w:p>
+    <w:p>
+      <w:pPr>
+        <w:pStyle w:val="2"/>
+      </w:pPr>
+      <w:bookmarkStart w:id="33" w:name="_Toc243616449"/>
+      <w:r>
+        <w:lastRenderedPageBreak/>
+        <w:t>Идеи</w:t>
+      </w:r>
+      <w:r>
+        <w:t xml:space="preserve"> развития</w:t>
+      </w:r>
+      <w:bookmarkEnd w:id="33"/>
+    </w:p>
+    <w:p>
+      <w:pPr>
+        <w:pStyle w:val="a4"/>
+      </w:pPr>
+      <w:r>
+        <w:t xml:space="preserve">Далее приведем цели, которые можно реализовать на основе </w:t>
+      </w:r>
+      <w:r>
+        <w:t>найденного</w:t>
+      </w:r>
+      <w:r>
+        <w:t xml:space="preserve"> кода:</w:t>
+      </w:r>
+    </w:p>
+    <w:p>
+      <w:pPr>
+        <w:pStyle w:val="a4"/>
+        <w:numPr>
+          <w:ilvl w:val="0"/>
+          <w:numId w:val="37"/>
+        </w:numPr>
+      </w:pPr>
+      <w:r>
+        <w:t>для имеющегося у нас набора составов и свойств никель-хромовых сплавов</w:t>
+      </w:r>
+      <w:r>
+        <w:t xml:space="preserve"> [</w:t>
+      </w:r>
+      <w:r>
+        <w:fldChar w:fldCharType="begin"/>
+      </w:r>
+      <w:r>
+        <w:instrText xml:space="preserve"> REF _Ref243615123 \r \h </w:instrText>
+      </w:r>
+      <w:r>
+        <w:fldChar w:fldCharType="separate"/>
+      </w:r>
+      <w:r>
+        <w:t>13</w:t>
+      </w:r>
+      <w:r>
+        <w:fldChar w:fldCharType="end"/>
+      </w:r>
+      <w:r>
+        <w:t>]</w:t>
+      </w:r>
+      <w:r>
+        <w:t xml:space="preserve"> сравнить результаты обучения</w:t>
+      </w:r>
+      <w:r>
+        <w:t xml:space="preserve"> (четвертый ноутбук)</w:t>
+      </w:r>
+      <w:r>
+        <w:t xml:space="preserve"> представленных в коде моделей</w:t>
+      </w:r>
+      <w:r>
+        <w:t xml:space="preserve"> (третий ноутбук)</w:t>
+      </w:r>
+      <w:r>
+        <w:t xml:space="preserve"> </w:t>
+      </w:r>
+      <w:r>
+        <w:t>на</w:t>
+      </w:r>
+      <w:r>
+        <w:t>:</w:t>
+      </w:r>
+    </w:p>
+    <w:p>
+      <w:pPr>
+        <w:pStyle w:val="a4"/>
+        <w:numPr>
+          <w:ilvl w:val="1"/>
+          <w:numId w:val="37"/>
+        </w:numPr>
+      </w:pPr>
+      <w:r>
+        <w:t>изначальных данных</w:t>
+      </w:r>
+      <w:r>
+        <w:rPr>
+          <w:lang w:val="en-US"/>
+        </w:rPr>
+        <w:t>,</w:t>
+      </w:r>
+    </w:p>
+    <w:p>
+      <w:pPr>
+        <w:pStyle w:val="a4"/>
+        <w:numPr>
+          <w:ilvl w:val="1"/>
+          <w:numId w:val="37"/>
+        </w:numPr>
+      </w:pPr>
+      <w:r>
+        <w:t>нормализованных</w:t>
+      </w:r>
+      <w:r>
+        <w:t xml:space="preserve"> данных</w:t>
+      </w:r>
+      <w:r>
+        <w:rPr>
+          <w:lang w:val="en-US"/>
+        </w:rPr>
+        <w:t>,</w:t>
+      </w:r>
+    </w:p>
+    <w:p>
+      <w:pPr>
+        <w:pStyle w:val="a4"/>
+        <w:numPr>
+          <w:ilvl w:val="1"/>
+          <w:numId w:val="37"/>
+        </w:numPr>
+      </w:pPr>
+      <w:proofErr w:type="spellStart"/>
+      <w:r>
+        <w:t>аугментированных</w:t>
+      </w:r>
+      <w:proofErr w:type="spellEnd"/>
+      <w:r>
+        <w:t xml:space="preserve"> данных</w:t>
+      </w:r>
+      <w:r>
+        <w:rPr>
+          <w:lang w:val="en-US"/>
+        </w:rPr>
+        <w:t>,</w:t>
+      </w:r>
+    </w:p>
+    <w:p>
+      <w:pPr>
+        <w:pStyle w:val="a4"/>
+        <w:numPr>
+          <w:ilvl w:val="1"/>
+          <w:numId w:val="37"/>
+        </w:numPr>
+      </w:pPr>
+      <w:r>
+        <w:t>данных, полученных применением дескрипторов «</w:t>
+      </w:r>
+      <w:proofErr w:type="spellStart"/>
+      <w:r>
+        <w:rPr>
+          <w:lang w:val="en-US"/>
+        </w:rPr>
+        <w:t>meredig</w:t>
+      </w:r>
+      <w:proofErr w:type="spellEnd"/>
+      <w:r>
+        <w:t>» и «</w:t>
+      </w:r>
+      <w:r>
+        <w:rPr>
+          <w:lang w:val="en-US"/>
+        </w:rPr>
+        <w:t>magpie</w:t>
+      </w:r>
+      <w:r>
+        <w:t>»</w:t>
+      </w:r>
+      <w:r>
+        <w:t xml:space="preserve"> (второй ноутбук)</w:t>
+      </w:r>
+      <w:r>
+        <w:t>;</w:t>
+      </w:r>
+    </w:p>
+    <w:p>
+      <w:pPr>
+        <w:pStyle w:val="a4"/>
+        <w:numPr>
+          <w:ilvl w:val="0"/>
+          <w:numId w:val="37"/>
+        </w:numPr>
+      </w:pPr>
+      <w:r>
+        <w:t>выполнить то же самое для набора данных из</w:t>
+      </w:r>
+      <w:r>
+        <w:t xml:space="preserve"> </w:t>
+      </w:r>
+      <w:r>
+        <w:t>второй выбранной</w:t>
+      </w:r>
+      <w:r>
+        <w:t xml:space="preserve"> публикации </w:t>
+      </w:r>
+      <w:r>
+        <w:t>[</w:t>
+      </w:r>
+      <w:r>
+        <w:fldChar w:fldCharType="begin"/>
+      </w:r>
+      <w:r>
+        <w:instrText xml:space="preserve"> REF _Ref241629110 \r \h </w:instrText>
+      </w:r>
+      <w:r>
+        <w:fldChar w:fldCharType="separate"/>
+      </w:r>
+      <w:r>
+        <w:t>3</w:t>
+      </w:r>
+      <w:r>
+        <w:fldChar w:fldCharType="end"/>
+      </w:r>
+      <w:r>
+        <w:t>]</w:t>
+      </w:r>
+      <w:r>
+        <w:t>.</w:t>
+      </w:r>
+    </w:p>
+    <w:p>
+      <w:pPr>
         <w:pStyle w:val="1"/>
       </w:pPr>
-      <w:bookmarkStart w:id="26" w:name="_Toc243434021"/>
+      <w:bookmarkStart w:id="34" w:name="_Toc243616450"/>
       <w:r>
         <w:lastRenderedPageBreak/>
         <w:t>Вывод</w:t>
       </w:r>
-      <w:bookmarkEnd w:id="26"/>
+      <w:bookmarkEnd w:id="34"/>
     </w:p>
     <w:p>
       <w:pPr>
         <w:pStyle w:val="a4"/>
       </w:pPr>
       <w:r>
-        <w:t>В ходе лабораторной работы мы</w:t>
-      </w:r>
-      <w:r>
-        <w:t xml:space="preserve"> ….</w:t>
+        <w:t>В ходе лабораторн</w:t>
+      </w:r>
+      <w:r>
+        <w:t>ых</w:t>
+      </w:r>
+      <w:r>
+        <w:t xml:space="preserve"> работ мы</w:t>
+      </w:r>
+      <w:r>
+        <w:t>:</w:t>
+      </w:r>
+    </w:p>
+    <w:p>
+      <w:pPr>
+        <w:pStyle w:val="a4"/>
+        <w:numPr>
+          <w:ilvl w:val="0"/>
+          <w:numId w:val="32"/>
+        </w:numPr>
+      </w:pPr>
+      <w:r>
+        <w:t>1</w:t>
+      </w:r>
+      <w:r>
+        <w:rPr>
+          <w:lang w:val="en-US"/>
+        </w:rPr>
+        <w:t>;</w:t>
+      </w:r>
+    </w:p>
+    <w:p>
+      <w:pPr>
+        <w:pStyle w:val="a4"/>
+        <w:numPr>
+          <w:ilvl w:val="0"/>
+          <w:numId w:val="32"/>
+        </w:numPr>
+      </w:pPr>
+      <w:r>
+        <w:t>2</w:t>
+      </w:r>
+      <w:r>
+        <w:rPr>
+          <w:lang w:val="en-US"/>
+        </w:rPr>
+        <w:t>;</w:t>
+      </w:r>
+    </w:p>
+    <w:p>
+      <w:pPr>
+        <w:pStyle w:val="a4"/>
+        <w:numPr>
+          <w:ilvl w:val="0"/>
+          <w:numId w:val="32"/>
+        </w:numPr>
+      </w:pPr>
+      <w:r>
+        <w:t>3</w:t>
+      </w:r>
+      <w:r>
+        <w:t>.</w:t>
       </w:r>
     </w:p>
     <w:p>
       <w:pPr>
         <w:pStyle w:val="1"/>
       </w:pPr>
-      <w:bookmarkStart w:id="27" w:name="_Toc243434022"/>
+      <w:bookmarkStart w:id="35" w:name="_Toc243616451"/>
       <w:r>
         <w:lastRenderedPageBreak/>
         <w:t>Приложение</w:t>
       </w:r>
-      <w:bookmarkEnd w:id="27"/>
+      <w:bookmarkEnd w:id="35"/>
     </w:p>
     <w:p>
       <w:pPr>
@@ -9885,7 +12412,7 @@
           <w:numId w:val="8"/>
         </w:numPr>
       </w:pPr>
-      <w:bookmarkStart w:id="28" w:name="_Ref241625740"/>
+      <w:bookmarkStart w:id="36" w:name="_Ref241625740"/>
       <w:r>
         <w:t>Сайт «</w:t>
       </w:r>
@@ -9909,7 +12436,7 @@
       <w:r>
         <w:t xml:space="preserve">«URL»: </w:t>
       </w:r>
-      <w:hyperlink r:id="rId18" w:history="1">
+      <w:hyperlink r:id="rId24" w:history="1">
         <w:r>
           <w:rPr>
             <w:rStyle w:val="af"/>
@@ -9923,7 +12450,7 @@
       <w:r>
         <w:t>.</w:t>
       </w:r>
-      <w:bookmarkEnd w:id="28"/>
+      <w:bookmarkEnd w:id="36"/>
     </w:p>
     <w:p>
       <w:pPr>
@@ -9933,6 +12460,7 @@
           <w:numId w:val="8"/>
         </w:numPr>
       </w:pPr>
+      <w:bookmarkStart w:id="37" w:name="_Ref243595037"/>
       <w:r>
         <w:t>Агент «</w:t>
       </w:r>
@@ -9956,7 +12484,7 @@
       <w:r>
         <w:t xml:space="preserve">: </w:t>
       </w:r>
-      <w:hyperlink r:id="rId19" w:history="1">
+      <w:hyperlink r:id="rId25" w:history="1">
         <w:r>
           <w:rPr>
             <w:rStyle w:val="af"/>
@@ -10024,6 +12552,7 @@
       <w:r>
         <w:t>.</w:t>
       </w:r>
+      <w:bookmarkEnd w:id="37"/>
     </w:p>
     <w:p>
       <w:pPr>
@@ -10036,7 +12565,7 @@
           <w:lang w:val="en-US"/>
         </w:rPr>
       </w:pPr>
-      <w:bookmarkStart w:id="29" w:name="_Ref241629110"/>
+      <w:bookmarkStart w:id="38" w:name="_Ref241629110"/>
       <w:r>
         <w:t>Статья</w:t>
       </w:r>
@@ -10058,7 +12587,7 @@
         </w:rPr>
         <w:t xml:space="preserve"> «URL»: </w:t>
       </w:r>
-      <w:hyperlink r:id="rId20" w:history="1">
+      <w:hyperlink r:id="rId26" w:history="1">
         <w:r>
           <w:rPr>
             <w:rStyle w:val="af"/>
@@ -10103,7 +12632,7 @@
         </w:rPr>
         <w:t>.</w:t>
       </w:r>
-      <w:bookmarkEnd w:id="29"/>
+      <w:bookmarkEnd w:id="38"/>
     </w:p>
     <w:p>
       <w:pPr>
@@ -10116,7 +12645,7 @@
           <w:lang w:val="en-US"/>
         </w:rPr>
       </w:pPr>
-      <w:bookmarkStart w:id="30" w:name="_Ref241629363"/>
+      <w:bookmarkStart w:id="39" w:name="_Ref241629363"/>
       <w:r>
         <w:t>Статья</w:t>
       </w:r>
@@ -10138,7 +12667,7 @@
         </w:rPr>
         <w:t xml:space="preserve">»; «URL»: </w:t>
       </w:r>
-      <w:hyperlink r:id="rId21" w:history="1">
+      <w:hyperlink r:id="rId27" w:history="1">
         <w:r>
           <w:rPr>
             <w:rStyle w:val="af"/>
@@ -10177,7 +12706,7 @@
         </w:rPr>
         <w:t xml:space="preserve"> 30.09.2026).</w:t>
       </w:r>
-      <w:bookmarkEnd w:id="30"/>
+      <w:bookmarkEnd w:id="39"/>
     </w:p>
     <w:p>
       <w:pPr>
@@ -10190,7 +12719,7 @@
           <w:lang w:val="en-US"/>
         </w:rPr>
       </w:pPr>
-      <w:bookmarkStart w:id="31" w:name="_Ref241629367"/>
+      <w:bookmarkStart w:id="40" w:name="_Ref241629367"/>
       <w:r>
         <w:t>Статья</w:t>
       </w:r>
@@ -10218,7 +12747,7 @@
         </w:rPr>
         <w:t xml:space="preserve"> </w:t>
       </w:r>
-      <w:hyperlink r:id="rId22" w:history="1">
+      <w:hyperlink r:id="rId28" w:history="1">
         <w:r>
           <w:rPr>
             <w:rStyle w:val="af"/>
@@ -10257,7 +12786,7 @@
         </w:rPr>
         <w:t xml:space="preserve"> 30.09.2026).</w:t>
       </w:r>
-      <w:bookmarkEnd w:id="31"/>
+      <w:bookmarkEnd w:id="40"/>
     </w:p>
     <w:p>
       <w:pPr>
@@ -10270,7 +12799,7 @@
           <w:lang w:val="en-US"/>
         </w:rPr>
       </w:pPr>
-      <w:bookmarkStart w:id="32" w:name="_Ref241629370"/>
+      <w:bookmarkStart w:id="41" w:name="_Ref241629370"/>
       <w:r>
         <w:t>Статья</w:t>
       </w:r>
@@ -10292,7 +12821,7 @@
         </w:rPr>
         <w:t xml:space="preserve">»; «URL»: </w:t>
       </w:r>
-      <w:hyperlink r:id="rId23" w:history="1">
+      <w:hyperlink r:id="rId29" w:history="1">
         <w:r>
           <w:rPr>
             <w:rStyle w:val="af"/>
@@ -10331,7 +12860,7 @@
         </w:rPr>
         <w:t xml:space="preserve"> 30.09.2026).</w:t>
       </w:r>
-      <w:bookmarkEnd w:id="32"/>
+      <w:bookmarkEnd w:id="41"/>
     </w:p>
     <w:p>
       <w:pPr>
@@ -10344,7 +12873,7 @@
           <w:lang w:val="en-US"/>
         </w:rPr>
       </w:pPr>
-      <w:bookmarkStart w:id="33" w:name="_Ref241629373"/>
+      <w:bookmarkStart w:id="42" w:name="_Ref241629373"/>
       <w:r>
         <w:t>Статья</w:t>
       </w:r>
@@ -10366,7 +12895,7 @@
         </w:rPr>
         <w:t xml:space="preserve">»; «URL»: </w:t>
       </w:r>
-      <w:hyperlink r:id="rId24" w:history="1">
+      <w:hyperlink r:id="rId30" w:history="1">
         <w:r>
           <w:rPr>
             <w:rStyle w:val="af"/>
@@ -10405,7 +12934,7 @@
         </w:rPr>
         <w:t xml:space="preserve"> 30.09.2026).</w:t>
       </w:r>
-      <w:bookmarkEnd w:id="33"/>
+      <w:bookmarkEnd w:id="42"/>
     </w:p>
     <w:p>
       <w:pPr>
@@ -10418,7 +12947,7 @@
           <w:lang w:val="en-US"/>
         </w:rPr>
       </w:pPr>
-      <w:bookmarkStart w:id="34" w:name="_Ref241629376"/>
+      <w:bookmarkStart w:id="43" w:name="_Ref241629376"/>
       <w:r>
         <w:t>Статья</w:t>
       </w:r>
@@ -10440,7 +12969,7 @@
         </w:rPr>
         <w:t xml:space="preserve">»; «URL»: </w:t>
       </w:r>
-      <w:hyperlink r:id="rId25" w:history="1">
+      <w:hyperlink r:id="rId31" w:history="1">
         <w:r>
           <w:rPr>
             <w:rStyle w:val="af"/>
@@ -10479,7 +13008,7 @@
         </w:rPr>
         <w:t xml:space="preserve"> 30.09.2026).</w:t>
       </w:r>
-      <w:bookmarkEnd w:id="34"/>
+      <w:bookmarkEnd w:id="43"/>
     </w:p>
     <w:p>
       <w:pPr>
@@ -10492,7 +13021,7 @@
           <w:lang w:val="en-US"/>
         </w:rPr>
       </w:pPr>
-      <w:bookmarkStart w:id="35" w:name="_Ref241629379"/>
+      <w:bookmarkStart w:id="44" w:name="_Ref241629379"/>
       <w:r>
         <w:t>Статья</w:t>
       </w:r>
@@ -10520,7 +13049,7 @@
         </w:rPr>
         <w:t xml:space="preserve"> </w:t>
       </w:r>
-      <w:hyperlink r:id="rId26" w:history="1">
+      <w:hyperlink r:id="rId32" w:history="1">
         <w:r>
           <w:rPr>
             <w:rStyle w:val="af"/>
@@ -10559,7 +13088,7 @@
         </w:rPr>
         <w:t xml:space="preserve"> 30.09.2026).</w:t>
       </w:r>
-      <w:bookmarkEnd w:id="35"/>
+      <w:bookmarkEnd w:id="44"/>
     </w:p>
     <w:p>
       <w:pPr>
@@ -10572,7 +13101,7 @@
           <w:lang w:val="en-US"/>
         </w:rPr>
       </w:pPr>
-      <w:bookmarkStart w:id="36" w:name="_Ref241629381"/>
+      <w:bookmarkStart w:id="45" w:name="_Ref241629381"/>
       <w:r>
         <w:t>Статья</w:t>
       </w:r>
@@ -10594,7 +13123,7 @@
         </w:rPr>
         <w:t xml:space="preserve">»; «URL»: </w:t>
       </w:r>
-      <w:hyperlink r:id="rId27" w:history="1">
+      <w:hyperlink r:id="rId33" w:history="1">
         <w:r>
           <w:rPr>
             <w:rStyle w:val="af"/>
@@ -10633,7 +13162,7 @@
         </w:rPr>
         <w:t xml:space="preserve"> 30.09.2026).</w:t>
       </w:r>
-      <w:bookmarkEnd w:id="36"/>
+      <w:bookmarkEnd w:id="45"/>
     </w:p>
     <w:p>
       <w:pPr>
@@ -10646,7 +13175,7 @@
           <w:lang w:val="en-US"/>
         </w:rPr>
       </w:pPr>
-      <w:bookmarkStart w:id="37" w:name="_Ref241629384"/>
+      <w:bookmarkStart w:id="46" w:name="_Ref241629384"/>
       <w:r>
         <w:lastRenderedPageBreak/>
         <w:t>Статья</w:t>
@@ -10677,7 +13206,7 @@
         </w:rPr>
         <w:t xml:space="preserve">»; «URL»: </w:t>
       </w:r>
-      <w:hyperlink r:id="rId28" w:history="1">
+      <w:hyperlink r:id="rId34" w:history="1">
         <w:r>
           <w:rPr>
             <w:rStyle w:val="af"/>
@@ -10716,7 +13245,7 @@
         </w:rPr>
         <w:t xml:space="preserve"> 30.09.2026).</w:t>
       </w:r>
-      <w:bookmarkEnd w:id="37"/>
+      <w:bookmarkEnd w:id="46"/>
     </w:p>
     <w:p>
       <w:pPr>
@@ -10729,7 +13258,7 @@
           <w:lang w:val="en"/>
         </w:rPr>
       </w:pPr>
-      <w:bookmarkStart w:id="38" w:name="_Ref242222819"/>
+      <w:bookmarkStart w:id="47" w:name="_Ref242222819"/>
       <w:r>
         <w:t>Статья</w:t>
       </w:r>
@@ -10771,7 +13300,7 @@
         </w:rPr>
         <w:t xml:space="preserve"> </w:t>
       </w:r>
-      <w:hyperlink r:id="rId29" w:anchor="article" w:history="1">
+      <w:hyperlink r:id="rId35" w:anchor="article" w:history="1">
         <w:r>
           <w:rPr>
             <w:rStyle w:val="af"/>
@@ -10810,10 +13339,59 @@
         </w:rPr>
         <w:t xml:space="preserve"> 06.10.2026).</w:t>
       </w:r>
-      <w:bookmarkEnd w:id="38"/>
+      <w:bookmarkEnd w:id="47"/>
+    </w:p>
+    <w:p>
+      <w:pPr>
+        <w:pStyle w:val="a4"/>
+        <w:numPr>
+          <w:ilvl w:val="0"/>
+          <w:numId w:val="8"/>
+        </w:numPr>
+      </w:pPr>
+      <w:bookmarkStart w:id="48" w:name="_Ref243615123"/>
+      <w:r>
+        <w:t>Датасет никель-хромовых композитов</w:t>
+      </w:r>
+      <w:r>
+        <w:t xml:space="preserve">; </w:t>
+      </w:r>
+      <w:r>
+        <w:t>«</w:t>
+      </w:r>
+      <w:r>
+        <w:rPr>
+          <w:lang w:val="en-US"/>
+        </w:rPr>
+        <w:t>URL</w:t>
+      </w:r>
+      <w:r>
+        <w:t>»</w:t>
+      </w:r>
+      <w:r>
+        <w:t>:</w:t>
+      </w:r>
+      <w:r>
+        <w:t xml:space="preserve"> </w:t>
+      </w:r>
+      <w:hyperlink r:id="rId36" w:history="1">
+        <w:r>
+          <w:rPr>
+            <w:rStyle w:val="af"/>
+          </w:rPr>
+          <w:t>https://github.com/Cyber-Limon/Final_qualifying_work___Diploma</w:t>
+        </w:r>
+      </w:hyperlink>
+      <w:r>
+        <w:t xml:space="preserve"> (дата обращения 23.10.2026)</w:t>
+      </w:r>
+      <w:r>
+        <w:t>.</w:t>
+      </w:r>
+      <w:bookmarkEnd w:id="48"/>
     </w:p>
     <w:sectPr>
-      <w:footerReference w:type="default" r:id="rId30"/>
+      <w:footerReference w:type="default" r:id="rId37"/>
       <w:pgSz w:w="11906" w:h="16838" w:code="9"/>
       <w:pgMar w:top="851" w:right="567" w:bottom="1701" w:left="1418" w:header="284" w:footer="284" w:gutter="0"/>
       <w:pgNumType w:start="3"/>
@@ -10856,7 +13434,7 @@
       <mc:AlternateContent>
         <mc:Choice Requires="wpg">
           <w:drawing>
-            <wp:anchor distT="0" distB="0" distL="114300" distR="114300" simplePos="0" relativeHeight="251657216" behindDoc="0" locked="0" layoutInCell="1" allowOverlap="1" wp14:anchorId="0B70446E" wp14:editId="2F7A7A7B">
+            <wp:anchor distT="0" distB="0" distL="114300" distR="114300" simplePos="0" relativeHeight="251657216" behindDoc="0" locked="0" layoutInCell="1" allowOverlap="1" wp14:anchorId="0B70446E" wp14:editId="5EACA925">
               <wp:simplePos x="0" y="0"/>
               <wp:positionH relativeFrom="column">
                 <wp:posOffset>-205105</wp:posOffset>
@@ -11498,17 +14076,58 @@
                                 <w:i/>
                                 <w:sz w:val="16"/>
                                 <w:szCs w:val="16"/>
+                                <w:lang w:val="en-US"/>
                               </w:rPr>
                             </w:pPr>
                             <w:r>
                               <w:rPr>
-                                <w:rStyle w:val="aa"/>
                                 <w:rFonts w:ascii="Arial" w:hAnsi="Arial" w:cs="Arial"/>
                                 <w:i/>
                                 <w:sz w:val="16"/>
                                 <w:szCs w:val="16"/>
+                                <w:lang w:val="en-US"/>
                               </w:rPr>
-                              <w:t>10</w:t>
+                              <w:fldChar w:fldCharType="begin"/>
+                            </w:r>
+                            <w:r>
+                              <w:rPr>
+                                <w:rFonts w:ascii="Arial" w:hAnsi="Arial" w:cs="Arial"/>
+                                <w:i/>
+                                <w:sz w:val="16"/>
+                                <w:szCs w:val="16"/>
+                                <w:lang w:val="en-US"/>
+                              </w:rPr>
+                              <w:instrText>PAGE   \* MERGEFORMAT</w:instrText>
+                            </w:r>
+                            <w:r>
+                              <w:rPr>
+                                <w:rFonts w:ascii="Arial" w:hAnsi="Arial" w:cs="Arial"/>
+                                <w:i/>
+                                <w:sz w:val="16"/>
+                                <w:szCs w:val="16"/>
+                                <w:lang w:val="en-US"/>
+                              </w:rPr>
+                              <w:fldChar w:fldCharType="separate"/>
+                            </w:r>
+                            <w:r>
+                              <w:rPr>
+                                <w:rFonts w:ascii="Arial" w:hAnsi="Arial" w:cs="Arial"/>
+                                <w:i/>
+                                <w:sz w:val="16"/>
+                                <w:szCs w:val="16"/>
+                                <w:lang w:val="en-US"/>
+                              </w:rPr>
+                              <w:t>1</w:t>
+                            </w:r>
+                            <w:r>
+                              <w:rPr>
+                                <w:rFonts w:ascii="Arial" w:hAnsi="Arial" w:cs="Arial"/>
+                                <w:i/>
+                                <w:sz w:val="16"/>
+                                <w:szCs w:val="16"/>
+                                <w:lang w:val="en-US"/>
+                              </w:rPr>
+                              <w:fldChar w:fldCharType="end"/>
                             </w:r>
                           </w:p>
                         </w:txbxContent>
@@ -11572,7 +14191,7 @@
                                 <w:sz w:val="16"/>
                                 <w:szCs w:val="16"/>
                               </w:rPr>
-                              <w:t>0</w:t>
+                              <w:t>26</w:t>
                             </w:r>
                           </w:p>
                         </w:txbxContent>
@@ -11783,8 +14402,8 @@
                       </wps:cNvSpPr>
                       <wps:spPr bwMode="auto">
                         <a:xfrm>
-                          <a:off x="5083" y="3050"/>
-                          <a:ext cx="3439" cy="674"/>
+                          <a:off x="4898" y="2915"/>
+                          <a:ext cx="3624" cy="674"/>
                         </a:xfrm>
                         <a:prstGeom prst="rect">
                           <a:avLst/>
@@ -11832,7 +14451,7 @@
                                 <w:sz w:val="20"/>
                                 <w:szCs w:val="20"/>
                               </w:rPr>
-                              <w:t>Название работы</w:t>
+                              <w:t>Применение методов машинного обучения для решения практической задачи</w:t>
                             </w:r>
                           </w:p>
                         </w:txbxContent>
@@ -13181,7 +15800,7 @@
         </mc:Choice>
         <mc:Fallback>
           <w:pict>
-            <v:group w14:anchorId="0B70446E" id="Group 135" o:spid="_x0000_s1026" style="position:absolute;margin-left:-16.15pt;margin-top:-110.4pt;width:525.55pt;height:123.5pt;z-index:251657216;mso-height-relative:margin" coordorigin="1088,1531" coordsize="10511,2470" o:gfxdata="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">
+            <v:group w14:anchorId="0B70446E" id="Group 135" o:spid="_x0000_s1026" style="position:absolute;margin-left:-16.15pt;margin-top:-110.4pt;width:525.55pt;height:123.5pt;z-index:251657216;mso-height-relative:margin" coordorigin="1088,1531" coordsize="10511,2470" o:gfxdata="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">
               <v:line id="Line 136" o:spid="_x0000_s1027" style="position:absolute;visibility:visible;mso-wrap-style:square" from="1132,1531" to="11584,1531" o:connectortype="straight" o:gfxdata="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" strokeweight="1.5pt"/>
               <v:line id="Line 137" o:spid="_x0000_s1028" style="position:absolute;visibility:visible;mso-wrap-style:square" from="1117,2381" to="11599,2381" o:connectortype="straight" o:gfxdata="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" strokeweight="1.5pt"/>
               <v:line id="Line 138" o:spid="_x0000_s1029" style="position:absolute;visibility:visible;mso-wrap-style:square" from="1132,3981" to="11599,3981" o:connectortype="straight" o:gfxdata="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" strokeweight="1.5pt"/>
@@ -13282,17 +15901,58 @@
                           <w:i/>
                           <w:sz w:val="16"/>
                           <w:szCs w:val="16"/>
+                          <w:lang w:val="en-US"/>
                         </w:rPr>
                       </w:pPr>
                       <w:r>
                         <w:rPr>
-                          <w:rStyle w:val="aa"/>
                           <w:rFonts w:ascii="Arial" w:hAnsi="Arial" w:cs="Arial"/>
                           <w:i/>
                           <w:sz w:val="16"/>
                           <w:szCs w:val="16"/>
+                          <w:lang w:val="en-US"/>
                         </w:rPr>
-                        <w:t>10</w:t>
+                        <w:fldChar w:fldCharType="begin"/>
+                      </w:r>
+                      <w:r>
+                        <w:rPr>
+                          <w:rFonts w:ascii="Arial" w:hAnsi="Arial" w:cs="Arial"/>
+                          <w:i/>
+                          <w:sz w:val="16"/>
+                          <w:szCs w:val="16"/>
+                          <w:lang w:val="en-US"/>
+                        </w:rPr>
+                        <w:instrText>PAGE   \* MERGEFORMAT</w:instrText>
+                      </w:r>
+                      <w:r>
+                        <w:rPr>
+                          <w:rFonts w:ascii="Arial" w:hAnsi="Arial" w:cs="Arial"/>
+                          <w:i/>
+                          <w:sz w:val="16"/>
+                          <w:szCs w:val="16"/>
+                          <w:lang w:val="en-US"/>
+                        </w:rPr>
+                        <w:fldChar w:fldCharType="separate"/>
+                      </w:r>
+                      <w:r>
+                        <w:rPr>
+                          <w:rFonts w:ascii="Arial" w:hAnsi="Arial" w:cs="Arial"/>
+                          <w:i/>
+                          <w:sz w:val="16"/>
+                          <w:szCs w:val="16"/>
+                          <w:lang w:val="en-US"/>
+                        </w:rPr>
+                        <w:t>1</w:t>
+                      </w:r>
+                      <w:r>
+                        <w:rPr>
+                          <w:rFonts w:ascii="Arial" w:hAnsi="Arial" w:cs="Arial"/>
+                          <w:i/>
+                          <w:sz w:val="16"/>
+                          <w:szCs w:val="16"/>
+                          <w:lang w:val="en-US"/>
+                        </w:rPr>
+                        <w:fldChar w:fldCharType="end"/>
                       </w:r>
                     </w:p>
                   </w:txbxContent>
@@ -13317,7 +15977,7 @@
                           <w:sz w:val="16"/>
                           <w:szCs w:val="16"/>
                         </w:rPr>
-                        <w:t>0</w:t>
+                        <w:t>26</w:t>
                       </w:r>
                     </w:p>
                   </w:txbxContent>
@@ -13401,7 +16061,7 @@
                   </w:txbxContent>
                 </v:textbox>
               </v:shape>
-              <v:shape id="Text Box 156" o:spid="_x0000_s1047" type="#_x0000_t202" style="position:absolute;left:5083;top:3050;width:3439;height:674;visibility:visible;mso-wrap-style:square;v-text-anchor:top" o:gfxdata="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" filled="f" stroked="f">
+              <v:shape id="Text Box 156" o:spid="_x0000_s1047" type="#_x0000_t202" style="position:absolute;left:4898;top:2915;width:3624;height:674;visibility:visible;mso-wrap-style:square;v-text-anchor:top" o:gfxdata="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" filled="f" stroked="f">
                 <v:textbox inset="0,0,0,0">
                   <w:txbxContent>
                     <w:p>
@@ -13421,7 +16081,7 @@
                           <w:sz w:val="20"/>
                           <w:szCs w:val="20"/>
                         </w:rPr>
-                        <w:t>Название работы</w:t>
+                        <w:t>Применение методов машинного обучения для решения практической задачи</w:t>
                       </w:r>
                     </w:p>
                   </w:txbxContent>
@@ -15100,6 +17760,24 @@
     <w:numStyleLink w:val="a1"/>
   </w:abstractNum>
   <w:abstractNum w:abstractNumId="6" w15:restartNumberingAfterBreak="0">
+    <w:nsid w:val="092F0968"/>
+    <w:multiLevelType w:val="multilevel"/>
+    <w:tmpl w:val="9736972A"/>
+    <w:numStyleLink w:val="a2"/>
+  </w:abstractNum>
+  <w:abstractNum w:abstractNumId="7" w15:restartNumberingAfterBreak="0">
+    <w:nsid w:val="0E050954"/>
+    <w:multiLevelType w:val="multilevel"/>
+    <w:tmpl w:val="82126F26"/>
+    <w:numStyleLink w:val="a1"/>
+  </w:abstractNum>
+  <w:abstractNum w:abstractNumId="8" w15:restartNumberingAfterBreak="0">
+    <w:nsid w:val="0E37072C"/>
+    <w:multiLevelType w:val="multilevel"/>
+    <w:tmpl w:val="9736972A"/>
+    <w:numStyleLink w:val="a2"/>
+  </w:abstractNum>
+  <w:abstractNum w:abstractNumId="9" w15:restartNumberingAfterBreak="0">
     <w:nsid w:val="10F81CBA"/>
     <w:multiLevelType w:val="multilevel"/>
     <w:tmpl w:val="63029D98"/>
@@ -15248,19 +17926,25 @@
       </w:rPr>
     </w:lvl>
   </w:abstractNum>
-  <w:abstractNum w:abstractNumId="7" w15:restartNumberingAfterBreak="0">
+  <w:abstractNum w:abstractNumId="10" w15:restartNumberingAfterBreak="0">
     <w:nsid w:val="1C675ABF"/>
     <w:multiLevelType w:val="multilevel"/>
     <w:tmpl w:val="9736972A"/>
     <w:numStyleLink w:val="a2"/>
   </w:abstractNum>
-  <w:abstractNum w:abstractNumId="8" w15:restartNumberingAfterBreak="0">
+  <w:abstractNum w:abstractNumId="11" w15:restartNumberingAfterBreak="0">
     <w:nsid w:val="23483251"/>
     <w:multiLevelType w:val="multilevel"/>
     <w:tmpl w:val="82126F26"/>
     <w:numStyleLink w:val="a1"/>
   </w:abstractNum>
-  <w:abstractNum w:abstractNumId="9" w15:restartNumberingAfterBreak="0">
+  <w:abstractNum w:abstractNumId="12" w15:restartNumberingAfterBreak="0">
+    <w:nsid w:val="26B76DC3"/>
+    <w:multiLevelType w:val="multilevel"/>
+    <w:tmpl w:val="9736972A"/>
+    <w:numStyleLink w:val="a2"/>
+  </w:abstractNum>
+  <w:abstractNum w:abstractNumId="13" w15:restartNumberingAfterBreak="0">
     <w:nsid w:val="298622ED"/>
     <w:multiLevelType w:val="multilevel"/>
     <w:tmpl w:val="82126F26"/>
@@ -15383,7 +18067,19 @@
       </w:rPr>
     </w:lvl>
   </w:abstractNum>
-  <w:abstractNum w:abstractNumId="10" w15:restartNumberingAfterBreak="0">
+  <w:abstractNum w:abstractNumId="14" w15:restartNumberingAfterBreak="0">
+    <w:nsid w:val="30346D80"/>
+    <w:multiLevelType w:val="multilevel"/>
+    <w:tmpl w:val="82126F26"/>
+    <w:numStyleLink w:val="a1"/>
+  </w:abstractNum>
+  <w:abstractNum w:abstractNumId="15" w15:restartNumberingAfterBreak="0">
+    <w:nsid w:val="35511591"/>
+    <w:multiLevelType w:val="multilevel"/>
+    <w:tmpl w:val="9736972A"/>
+    <w:numStyleLink w:val="a2"/>
+  </w:abstractNum>
+  <w:abstractNum w:abstractNumId="16" w15:restartNumberingAfterBreak="0">
     <w:nsid w:val="372B2D98"/>
     <w:multiLevelType w:val="multilevel"/>
     <w:tmpl w:val="C7EC573E"/>
@@ -15532,7 +18228,7 @@
       </w:rPr>
     </w:lvl>
   </w:abstractNum>
-  <w:abstractNum w:abstractNumId="11" w15:restartNumberingAfterBreak="0">
+  <w:abstractNum w:abstractNumId="17" w15:restartNumberingAfterBreak="0">
     <w:nsid w:val="390A62EE"/>
     <w:multiLevelType w:val="multilevel"/>
     <w:tmpl w:val="04190025"/>
@@ -15627,49 +18323,49 @@
       </w:pPr>
     </w:lvl>
   </w:abstractNum>
-  <w:abstractNum w:abstractNumId="12" w15:restartNumberingAfterBreak="0">
+  <w:abstractNum w:abstractNumId="18" w15:restartNumberingAfterBreak="0">
     <w:nsid w:val="3D790DBC"/>
     <w:multiLevelType w:val="multilevel"/>
     <w:tmpl w:val="9736972A"/>
     <w:numStyleLink w:val="a2"/>
   </w:abstractNum>
-  <w:abstractNum w:abstractNumId="13" w15:restartNumberingAfterBreak="0">
+  <w:abstractNum w:abstractNumId="19" w15:restartNumberingAfterBreak="0">
     <w:nsid w:val="3D925938"/>
     <w:multiLevelType w:val="multilevel"/>
     <w:tmpl w:val="9736972A"/>
     <w:numStyleLink w:val="a2"/>
   </w:abstractNum>
-  <w:abstractNum w:abstractNumId="14" w15:restartNumberingAfterBreak="0">
+  <w:abstractNum w:abstractNumId="20" w15:restartNumberingAfterBreak="0">
     <w:nsid w:val="3D940E7E"/>
     <w:multiLevelType w:val="multilevel"/>
     <w:tmpl w:val="9736972A"/>
     <w:numStyleLink w:val="a2"/>
   </w:abstractNum>
-  <w:abstractNum w:abstractNumId="15" w15:restartNumberingAfterBreak="0">
+  <w:abstractNum w:abstractNumId="21" w15:restartNumberingAfterBreak="0">
     <w:nsid w:val="40066AA4"/>
     <w:multiLevelType w:val="multilevel"/>
     <w:tmpl w:val="9736972A"/>
     <w:numStyleLink w:val="a2"/>
   </w:abstractNum>
-  <w:abstractNum w:abstractNumId="16" w15:restartNumberingAfterBreak="0">
+  <w:abstractNum w:abstractNumId="22" w15:restartNumberingAfterBreak="0">
     <w:nsid w:val="413B3C94"/>
     <w:multiLevelType w:val="multilevel"/>
     <w:tmpl w:val="9736972A"/>
     <w:numStyleLink w:val="a2"/>
   </w:abstractNum>
-  <w:abstractNum w:abstractNumId="17" w15:restartNumberingAfterBreak="0">
+  <w:abstractNum w:abstractNumId="23" w15:restartNumberingAfterBreak="0">
     <w:nsid w:val="424B76F6"/>
     <w:multiLevelType w:val="multilevel"/>
     <w:tmpl w:val="9736972A"/>
     <w:numStyleLink w:val="a2"/>
   </w:abstractNum>
-  <w:abstractNum w:abstractNumId="18" w15:restartNumberingAfterBreak="0">
+  <w:abstractNum w:abstractNumId="24" w15:restartNumberingAfterBreak="0">
     <w:nsid w:val="4A462F07"/>
     <w:multiLevelType w:val="multilevel"/>
     <w:tmpl w:val="9736972A"/>
     <w:numStyleLink w:val="a2"/>
   </w:abstractNum>
-  <w:abstractNum w:abstractNumId="19" w15:restartNumberingAfterBreak="0">
+  <w:abstractNum w:abstractNumId="25" w15:restartNumberingAfterBreak="0">
     <w:nsid w:val="51655D1D"/>
     <w:multiLevelType w:val="multilevel"/>
     <w:tmpl w:val="9736972A"/>
@@ -15792,7 +18488,7 @@
       </w:rPr>
     </w:lvl>
   </w:abstractNum>
-  <w:abstractNum w:abstractNumId="20" w15:restartNumberingAfterBreak="0">
+  <w:abstractNum w:abstractNumId="26" w15:restartNumberingAfterBreak="0">
     <w:nsid w:val="51A62297"/>
     <w:multiLevelType w:val="multilevel"/>
     <w:tmpl w:val="851626D2"/>
@@ -15941,28 +18637,10 @@
       </w:rPr>
     </w:lvl>
   </w:abstractNum>
-  <w:abstractNum w:abstractNumId="21" w15:restartNumberingAfterBreak="0">
-    <w:nsid w:val="54674CDD"/>
+  <w:abstractNum w:abstractNumId="27" w15:restartNumberingAfterBreak="0">
+    <w:nsid w:val="533B542C"/>
     <w:multiLevelType w:val="multilevel"/>
-    <w:tmpl w:val="9736972A"/>
-    <w:numStyleLink w:val="a2"/>
-  </w:abstractNum>
-  <w:abstractNum w:abstractNumId="22" w15:restartNumberingAfterBreak="0">
-    <w:nsid w:val="55B25A1F"/>
-    <w:multiLevelType w:val="multilevel"/>
-    <w:tmpl w:val="9736972A"/>
-    <w:numStyleLink w:val="a2"/>
-  </w:abstractNum>
-  <w:abstractNum w:abstractNumId="23" w15:restartNumberingAfterBreak="0">
-    <w:nsid w:val="5E3D146F"/>
-    <w:multiLevelType w:val="multilevel"/>
-    <w:tmpl w:val="9736972A"/>
-    <w:numStyleLink w:val="a2"/>
-  </w:abstractNum>
-  <w:abstractNum w:abstractNumId="24" w15:restartNumberingAfterBreak="0">
-    <w:nsid w:val="6E56357F"/>
-    <w:multiLevelType w:val="multilevel"/>
-    <w:tmpl w:val="FC46CFE4"/>
+    <w:tmpl w:val="A2E81356"/>
     <w:lvl w:ilvl="0">
       <w:start w:val="1"/>
       <w:numFmt w:val="bullet"/>
@@ -16108,16 +18786,34 @@
       </w:rPr>
     </w:lvl>
   </w:abstractNum>
-  <w:abstractNum w:abstractNumId="25" w15:restartNumberingAfterBreak="0">
-    <w:nsid w:val="70C210BB"/>
+  <w:abstractNum w:abstractNumId="28" w15:restartNumberingAfterBreak="0">
+    <w:nsid w:val="54674CDD"/>
     <w:multiLevelType w:val="multilevel"/>
     <w:tmpl w:val="9736972A"/>
     <w:numStyleLink w:val="a2"/>
   </w:abstractNum>
-  <w:abstractNum w:abstractNumId="26" w15:restartNumberingAfterBreak="0">
-    <w:nsid w:val="78B63B4A"/>
+  <w:abstractNum w:abstractNumId="29" w15:restartNumberingAfterBreak="0">
+    <w:nsid w:val="55B25A1F"/>
     <w:multiLevelType w:val="multilevel"/>
-    <w:tmpl w:val="925C4D02"/>
+    <w:tmpl w:val="9736972A"/>
+    <w:numStyleLink w:val="a2"/>
+  </w:abstractNum>
+  <w:abstractNum w:abstractNumId="30" w15:restartNumberingAfterBreak="0">
+    <w:nsid w:val="5E3D146F"/>
+    <w:multiLevelType w:val="multilevel"/>
+    <w:tmpl w:val="9736972A"/>
+    <w:numStyleLink w:val="a2"/>
+  </w:abstractNum>
+  <w:abstractNum w:abstractNumId="31" w15:restartNumberingAfterBreak="0">
+    <w:nsid w:val="668B354A"/>
+    <w:multiLevelType w:val="multilevel"/>
+    <w:tmpl w:val="82126F26"/>
+    <w:numStyleLink w:val="a1"/>
+  </w:abstractNum>
+  <w:abstractNum w:abstractNumId="32" w15:restartNumberingAfterBreak="0">
+    <w:nsid w:val="6E56357F"/>
+    <w:multiLevelType w:val="multilevel"/>
+    <w:tmpl w:val="FC46CFE4"/>
     <w:lvl w:ilvl="0">
       <w:start w:val="1"/>
       <w:numFmt w:val="bullet"/>
@@ -16263,19 +18959,174 @@
       </w:rPr>
     </w:lvl>
   </w:abstractNum>
-  <w:abstractNum w:abstractNumId="27" w15:restartNumberingAfterBreak="0">
+  <w:abstractNum w:abstractNumId="33" w15:restartNumberingAfterBreak="0">
+    <w:nsid w:val="70C210BB"/>
+    <w:multiLevelType w:val="multilevel"/>
+    <w:tmpl w:val="9736972A"/>
+    <w:numStyleLink w:val="a2"/>
+  </w:abstractNum>
+  <w:abstractNum w:abstractNumId="34" w15:restartNumberingAfterBreak="0">
+    <w:nsid w:val="78B63B4A"/>
+    <w:multiLevelType w:val="multilevel"/>
+    <w:tmpl w:val="925C4D02"/>
+    <w:lvl w:ilvl="0">
+      <w:start w:val="1"/>
+      <w:numFmt w:val="bullet"/>
+      <w:lvlText w:val=""/>
+      <w:lvlJc w:val="left"/>
+      <w:pPr>
+        <w:tabs>
+          <w:tab w:val="num" w:pos="720"/>
+        </w:tabs>
+        <w:ind w:left="720" w:hanging="360"/>
+      </w:pPr>
+      <w:rPr>
+        <w:rFonts w:ascii="Symbol" w:hAnsi="Symbol" w:hint="default"/>
+        <w:sz w:val="20"/>
+      </w:rPr>
+    </w:lvl>
+    <w:lvl w:ilvl="1" w:tentative="1">
+      <w:start w:val="1"/>
+      <w:numFmt w:val="bullet"/>
+      <w:lvlText w:val="o"/>
+      <w:lvlJc w:val="left"/>
+      <w:pPr>
+        <w:tabs>
+          <w:tab w:val="num" w:pos="1440"/>
+        </w:tabs>
+        <w:ind w:left="1440" w:hanging="360"/>
+      </w:pPr>
+      <w:rPr>
+        <w:rFonts w:ascii="Courier New" w:hAnsi="Courier New" w:hint="default"/>
+        <w:sz w:val="20"/>
+      </w:rPr>
+    </w:lvl>
+    <w:lvl w:ilvl="2" w:tentative="1">
+      <w:start w:val="1"/>
+      <w:numFmt w:val="bullet"/>
+      <w:lvlText w:val=""/>
+      <w:lvlJc w:val="left"/>
+      <w:pPr>
+        <w:tabs>
+          <w:tab w:val="num" w:pos="2160"/>
+        </w:tabs>
+        <w:ind w:left="2160" w:hanging="360"/>
+      </w:pPr>
+      <w:rPr>
+        <w:rFonts w:ascii="Wingdings" w:hAnsi="Wingdings" w:hint="default"/>
+        <w:sz w:val="20"/>
+      </w:rPr>
+    </w:lvl>
+    <w:lvl w:ilvl="3" w:tentative="1">
+      <w:start w:val="1"/>
+      <w:numFmt w:val="bullet"/>
+      <w:lvlText w:val=""/>
+      <w:lvlJc w:val="left"/>
+      <w:pPr>
+        <w:tabs>
+          <w:tab w:val="num" w:pos="2880"/>
+        </w:tabs>
+        <w:ind w:left="2880" w:hanging="360"/>
+      </w:pPr>
+      <w:rPr>
+        <w:rFonts w:ascii="Wingdings" w:hAnsi="Wingdings" w:hint="default"/>
+        <w:sz w:val="20"/>
+      </w:rPr>
+    </w:lvl>
+    <w:lvl w:ilvl="4" w:tentative="1">
+      <w:start w:val="1"/>
+      <w:numFmt w:val="bullet"/>
+      <w:lvlText w:val=""/>
+      <w:lvlJc w:val="left"/>
+      <w:pPr>
+        <w:tabs>
+          <w:tab w:val="num" w:pos="3600"/>
+        </w:tabs>
+        <w:ind w:left="3600" w:hanging="360"/>
+      </w:pPr>
+      <w:rPr>
+        <w:rFonts w:ascii="Wingdings" w:hAnsi="Wingdings" w:hint="default"/>
+        <w:sz w:val="20"/>
+      </w:rPr>
+    </w:lvl>
+    <w:lvl w:ilvl="5" w:tentative="1">
+      <w:start w:val="1"/>
+      <w:numFmt w:val="bullet"/>
+      <w:lvlText w:val=""/>
+      <w:lvlJc w:val="left"/>
+      <w:pPr>
+        <w:tabs>
+          <w:tab w:val="num" w:pos="4320"/>
+        </w:tabs>
+        <w:ind w:left="4320" w:hanging="360"/>
+      </w:pPr>
+      <w:rPr>
+        <w:rFonts w:ascii="Wingdings" w:hAnsi="Wingdings" w:hint="default"/>
+        <w:sz w:val="20"/>
+      </w:rPr>
+    </w:lvl>
+    <w:lvl w:ilvl="6" w:tentative="1">
+      <w:start w:val="1"/>
+      <w:numFmt w:val="bullet"/>
+      <w:lvlText w:val=""/>
+      <w:lvlJc w:val="left"/>
+      <w:pPr>
+        <w:tabs>
+          <w:tab w:val="num" w:pos="5040"/>
+        </w:tabs>
+        <w:ind w:left="5040" w:hanging="360"/>
+      </w:pPr>
+      <w:rPr>
+        <w:rFonts w:ascii="Wingdings" w:hAnsi="Wingdings" w:hint="default"/>
+        <w:sz w:val="20"/>
+      </w:rPr>
+    </w:lvl>
+    <w:lvl w:ilvl="7" w:tentative="1">
+      <w:start w:val="1"/>
+      <w:numFmt w:val="bullet"/>
+      <w:lvlText w:val=""/>
+      <w:lvlJc w:val="left"/>
+      <w:pPr>
+        <w:tabs>
+          <w:tab w:val="num" w:pos="5760"/>
+        </w:tabs>
+        <w:ind w:left="5760" w:hanging="360"/>
+      </w:pPr>
+      <w:rPr>
+        <w:rFonts w:ascii="Wingdings" w:hAnsi="Wingdings" w:hint="default"/>
+        <w:sz w:val="20"/>
+      </w:rPr>
+    </w:lvl>
+    <w:lvl w:ilvl="8" w:tentative="1">
+      <w:start w:val="1"/>
+      <w:numFmt w:val="bullet"/>
+      <w:lvlText w:val=""/>
+      <w:lvlJc w:val="left"/>
+      <w:pPr>
+        <w:tabs>
+          <w:tab w:val="num" w:pos="6480"/>
+        </w:tabs>
+        <w:ind w:left="6480" w:hanging="360"/>
+      </w:pPr>
+      <w:rPr>
+        <w:rFonts w:ascii="Wingdings" w:hAnsi="Wingdings" w:hint="default"/>
+        <w:sz w:val="20"/>
+      </w:rPr>
+    </w:lvl>
+  </w:abstractNum>
+  <w:abstractNum w:abstractNumId="35" w15:restartNumberingAfterBreak="0">
     <w:nsid w:val="7D2F36F2"/>
     <w:multiLevelType w:val="multilevel"/>
     <w:tmpl w:val="9736972A"/>
     <w:numStyleLink w:val="a2"/>
   </w:abstractNum>
-  <w:abstractNum w:abstractNumId="28" w15:restartNumberingAfterBreak="0">
+  <w:abstractNum w:abstractNumId="36" w15:restartNumberingAfterBreak="0">
     <w:nsid w:val="7E9F62F6"/>
     <w:multiLevelType w:val="multilevel"/>
     <w:tmpl w:val="9736972A"/>
     <w:numStyleLink w:val="a2"/>
   </w:abstractNum>
-  <w:abstractNum w:abstractNumId="29" w15:restartNumberingAfterBreak="0">
+  <w:abstractNum w:abstractNumId="37" w15:restartNumberingAfterBreak="0">
     <w:nsid w:val="7F843982"/>
     <w:multiLevelType w:val="multilevel"/>
     <w:tmpl w:val="9736972A"/>
@@ -16288,88 +19139,160 @@
     <w:abstractNumId w:val="0"/>
   </w:num>
   <w:num w:numId="3" w16cid:durableId="1223711082">
-    <w:abstractNumId w:val="11"/>
+    <w:abstractNumId w:val="17"/>
   </w:num>
   <w:num w:numId="4" w16cid:durableId="773091358">
-    <w:abstractNumId w:val="9"/>
+    <w:abstractNumId w:val="13"/>
   </w:num>
   <w:num w:numId="5" w16cid:durableId="2026058414">
     <w:abstractNumId w:val="3"/>
   </w:num>
   <w:num w:numId="6" w16cid:durableId="661008563">
-    <w:abstractNumId w:val="19"/>
+    <w:abstractNumId w:val="25"/>
   </w:num>
   <w:num w:numId="7" w16cid:durableId="1768887985">
-    <w:abstractNumId w:val="14"/>
+    <w:abstractNumId w:val="20"/>
   </w:num>
   <w:num w:numId="8" w16cid:durableId="1377241685">
-    <w:abstractNumId w:val="8"/>
+    <w:abstractNumId w:val="11"/>
   </w:num>
   <w:num w:numId="9" w16cid:durableId="405614127">
     <w:abstractNumId w:val="5"/>
   </w:num>
   <w:num w:numId="10" w16cid:durableId="1870600962">
-    <w:abstractNumId w:val="23"/>
+    <w:abstractNumId w:val="30"/>
   </w:num>
   <w:num w:numId="11" w16cid:durableId="1196190417">
-    <w:abstractNumId w:val="7"/>
+    <w:abstractNumId w:val="10"/>
   </w:num>
   <w:num w:numId="12" w16cid:durableId="1350719410">
     <w:abstractNumId w:val="2"/>
   </w:num>
   <w:num w:numId="13" w16cid:durableId="1013413133">
-    <w:abstractNumId w:val="15"/>
+    <w:abstractNumId w:val="21"/>
   </w:num>
   <w:num w:numId="14" w16cid:durableId="1601838160">
-    <w:abstractNumId w:val="25"/>
+    <w:abstractNumId w:val="33"/>
   </w:num>
   <w:num w:numId="15" w16cid:durableId="998341227">
-    <w:abstractNumId w:val="12"/>
+    <w:abstractNumId w:val="18"/>
   </w:num>
   <w:num w:numId="16" w16cid:durableId="85545228">
+    <w:abstractNumId w:val="36"/>
+  </w:num>
+  <w:num w:numId="17" w16cid:durableId="1840122980">
+    <w:abstractNumId w:val="37"/>
+  </w:num>
+  <w:num w:numId="18" w16cid:durableId="51739701">
     <w:abstractNumId w:val="28"/>
   </w:num>
-  <w:num w:numId="17" w16cid:durableId="1840122980">
-    <w:abstractNumId w:val="29"/>
-  </w:num>
-  <w:num w:numId="18" w16cid:durableId="51739701">
-    <w:abstractNumId w:val="21"/>
-  </w:num>
   <w:num w:numId="19" w16cid:durableId="986858746">
-    <w:abstractNumId w:val="27"/>
+    <w:abstractNumId w:val="35"/>
   </w:num>
   <w:num w:numId="20" w16cid:durableId="1149440736">
-    <w:abstractNumId w:val="17"/>
+    <w:abstractNumId w:val="23"/>
   </w:num>
   <w:num w:numId="21" w16cid:durableId="822741182">
     <w:abstractNumId w:val="4"/>
   </w:num>
   <w:num w:numId="22" w16cid:durableId="1256943094">
+    <w:abstractNumId w:val="22"/>
+  </w:num>
+  <w:num w:numId="23" w16cid:durableId="1774085095">
+    <w:abstractNumId w:val="32"/>
+  </w:num>
+  <w:num w:numId="24" w16cid:durableId="931398353">
+    <w:abstractNumId w:val="24"/>
+  </w:num>
+  <w:num w:numId="25" w16cid:durableId="1385064765">
+    <w:abstractNumId w:val="26"/>
+  </w:num>
+  <w:num w:numId="26" w16cid:durableId="896207640">
+    <w:abstractNumId w:val="9"/>
+  </w:num>
+  <w:num w:numId="27" w16cid:durableId="608857768">
     <w:abstractNumId w:val="16"/>
   </w:num>
-  <w:num w:numId="23" w16cid:durableId="1774085095">
-    <w:abstractNumId w:val="24"/>
+  <w:num w:numId="28" w16cid:durableId="1466660419">
+    <w:abstractNumId w:val="34"/>
   </w:num>
-  <w:num w:numId="24" w16cid:durableId="931398353">
-    <w:abstractNumId w:val="18"/>
+  <w:num w:numId="29" w16cid:durableId="1416248078">
+    <w:abstractNumId w:val="29"/>
   </w:num>
-  <w:num w:numId="25" w16cid:durableId="1385064765">
-    <w:abstractNumId w:val="20"/>
+  <w:num w:numId="30" w16cid:durableId="324288617">
+    <w:abstractNumId w:val="19"/>
+    <w:lvlOverride w:ilvl="0">
+      <w:lvl w:ilvl="0">
+        <w:start w:val="1"/>
+        <w:numFmt w:val="bullet"/>
+        <w:lvlText w:val=""/>
+        <w:lvlJc w:val="left"/>
+        <w:pPr>
+          <w:tabs>
+            <w:tab w:val="num" w:pos="709"/>
+          </w:tabs>
+          <w:ind w:left="0" w:firstLine="709"/>
+        </w:pPr>
+        <w:rPr>
+          <w:rFonts w:ascii="Symbol" w:hAnsi="Symbol" w:hint="default"/>
+          <w:lang w:val="ru-RU"/>
+        </w:rPr>
+      </w:lvl>
+    </w:lvlOverride>
   </w:num>
-  <w:num w:numId="26" w16cid:durableId="896207640">
+  <w:num w:numId="31" w16cid:durableId="974530796">
+    <w:abstractNumId w:val="12"/>
+  </w:num>
+  <w:num w:numId="32" w16cid:durableId="419838468">
+    <w:abstractNumId w:val="31"/>
+  </w:num>
+  <w:num w:numId="33" w16cid:durableId="504514305">
+    <w:abstractNumId w:val="15"/>
+  </w:num>
+  <w:num w:numId="34" w16cid:durableId="1285044968">
     <w:abstractNumId w:val="6"/>
   </w:num>
-  <w:num w:numId="27" w16cid:durableId="608857768">
-    <w:abstractNumId w:val="10"/>
+  <w:num w:numId="35" w16cid:durableId="1599484249">
+    <w:abstractNumId w:val="17"/>
+    <w:lvlOverride w:ilvl="0">
+      <w:startOverride w:val="1"/>
+    </w:lvlOverride>
+    <w:lvlOverride w:ilvl="1">
+      <w:startOverride w:val="1"/>
+    </w:lvlOverride>
+    <w:lvlOverride w:ilvl="2">
+      <w:startOverride w:val="1"/>
+    </w:lvlOverride>
+    <w:lvlOverride w:ilvl="3">
+      <w:startOverride w:val="1"/>
+    </w:lvlOverride>
+    <w:lvlOverride w:ilvl="4">
+      <w:startOverride w:val="1"/>
+    </w:lvlOverride>
+    <w:lvlOverride w:ilvl="5">
+      <w:startOverride w:val="1"/>
+    </w:lvlOverride>
+    <w:lvlOverride w:ilvl="6">
+      <w:startOverride w:val="1"/>
+    </w:lvlOverride>
+    <w:lvlOverride w:ilvl="7">
+      <w:startOverride w:val="1"/>
+    </w:lvlOverride>
+    <w:lvlOverride w:ilvl="8">
+      <w:startOverride w:val="1"/>
+    </w:lvlOverride>
   </w:num>
-  <w:num w:numId="28" w16cid:durableId="1466660419">
-    <w:abstractNumId w:val="26"/>
+  <w:num w:numId="36" w16cid:durableId="662008135">
+    <w:abstractNumId w:val="8"/>
   </w:num>
-  <w:num w:numId="29" w16cid:durableId="1416248078">
-    <w:abstractNumId w:val="22"/>
+  <w:num w:numId="37" w16cid:durableId="466247092">
+    <w:abstractNumId w:val="7"/>
   </w:num>
-  <w:num w:numId="30" w16cid:durableId="324288617">
-    <w:abstractNumId w:val="13"/>
+  <w:num w:numId="38" w16cid:durableId="431052968">
+    <w:abstractNumId w:val="27"/>
+  </w:num>
+  <w:num w:numId="39" w16cid:durableId="1696493039">
+    <w:abstractNumId w:val="14"/>
   </w:num>
   <w:numIdMacAtCleanup w:val="8"/>
 </w:numbering>
@@ -16819,6 +19742,7 @@
     <w:name w:val="heading 3"/>
     <w:basedOn w:val="a3"/>
     <w:next w:val="a4"/>
+    <w:link w:val="30"/>
     <w:qFormat/>
     <w:rsid w:val="009358F6"/>
     <w:pPr>
@@ -16962,6 +19886,7 @@
   <w:style w:type="character" w:default="1" w:styleId="a5">
     <w:name w:val="Default Paragraph Font"/>
     <w:uiPriority w:val="1"/>
+    <w:semiHidden/>
     <w:unhideWhenUsed/>
   </w:style>
   <w:style w:type="table" w:default="1" w:styleId="a6">
@@ -17677,6 +20602,19 @@
       <w:bCs/>
     </w:rPr>
   </w:style>
+  <w:style w:type="character" w:customStyle="1" w:styleId="30">
+    <w:name w:val="Заголовок 3 Знак"/>
+    <w:basedOn w:val="a5"/>
+    <w:link w:val="3"/>
+    <w:rsid w:val="002D7D79"/>
+    <w:rPr>
+      <w:rFonts w:cs="Arial"/>
+      <w:b/>
+      <w:bCs/>
+      <w:sz w:val="28"/>
+      <w:szCs w:val="26"/>
+    </w:rPr>
+  </w:style>
 </w:styles>
 </file>
 

--- a/ММО, лабораторные работы/ММО, л.р., отчёт.docx
+++ b/ММО, лабораторные работы/ММО, л.р., отчёт.docx
@@ -3313,7 +3313,7 @@
       <w:r>
         <w:fldChar w:fldCharType="separate"/>
       </w:r>
-      <w:hyperlink w:anchor="_Toc243616440" w:history="1">
+      <w:hyperlink w:anchor="_Toc244089290" w:history="1">
         <w:r>
           <w:rPr>
             <w:rStyle w:val="af"/>
@@ -3357,7 +3357,7 @@
             <w:noProof/>
             <w:webHidden/>
           </w:rPr>
-          <w:instrText xml:space="preserve"> PAGEREF _Toc243616440 \h </w:instrText>
+          <w:instrText xml:space="preserve"> PAGEREF _Toc244089290 \h </w:instrText>
         </w:r>
         <w:r>
           <w:rPr>
@@ -3399,7 +3399,7 @@
           <w14:ligatures w14:val="standardContextual"/>
         </w:rPr>
       </w:pPr>
-      <w:hyperlink w:anchor="_Toc243616441" w:history="1">
+      <w:hyperlink w:anchor="_Toc244089291" w:history="1">
         <w:r>
           <w:rPr>
             <w:rStyle w:val="af"/>
@@ -3443,7 +3443,7 @@
             <w:noProof/>
             <w:webHidden/>
           </w:rPr>
-          <w:instrText xml:space="preserve"> PAGEREF _Toc243616441 \h </w:instrText>
+          <w:instrText xml:space="preserve"> PAGEREF _Toc244089291 \h </w:instrText>
         </w:r>
         <w:r>
           <w:rPr>
@@ -3489,7 +3489,7 @@
           <w14:ligatures w14:val="standardContextual"/>
         </w:rPr>
       </w:pPr>
-      <w:hyperlink w:anchor="_Toc243616442" w:history="1">
+      <w:hyperlink w:anchor="_Toc244089292" w:history="1">
         <w:r>
           <w:rPr>
             <w:rStyle w:val="af"/>
@@ -3533,7 +3533,7 @@
             <w:noProof/>
             <w:webHidden/>
           </w:rPr>
-          <w:instrText xml:space="preserve"> PAGEREF _Toc243616442 \h </w:instrText>
+          <w:instrText xml:space="preserve"> PAGEREF _Toc244089292 \h </w:instrText>
         </w:r>
         <w:r>
           <w:rPr>
@@ -3579,7 +3579,7 @@
           <w14:ligatures w14:val="standardContextual"/>
         </w:rPr>
       </w:pPr>
-      <w:hyperlink w:anchor="_Toc243616443" w:history="1">
+      <w:hyperlink w:anchor="_Toc244089293" w:history="1">
         <w:r>
           <w:rPr>
             <w:rStyle w:val="af"/>
@@ -3623,7 +3623,7 @@
             <w:noProof/>
             <w:webHidden/>
           </w:rPr>
-          <w:instrText xml:space="preserve"> PAGEREF _Toc243616443 \h </w:instrText>
+          <w:instrText xml:space="preserve"> PAGEREF _Toc244089293 \h </w:instrText>
         </w:r>
         <w:r>
           <w:rPr>
@@ -3669,7 +3669,7 @@
           <w14:ligatures w14:val="standardContextual"/>
         </w:rPr>
       </w:pPr>
-      <w:hyperlink w:anchor="_Toc243616444" w:history="1">
+      <w:hyperlink w:anchor="_Toc244089294" w:history="1">
         <w:r>
           <w:rPr>
             <w:rStyle w:val="af"/>
@@ -3713,7 +3713,7 @@
             <w:noProof/>
             <w:webHidden/>
           </w:rPr>
-          <w:instrText xml:space="preserve"> PAGEREF _Toc243616444 \h </w:instrText>
+          <w:instrText xml:space="preserve"> PAGEREF _Toc244089294 \h </w:instrText>
         </w:r>
         <w:r>
           <w:rPr>
@@ -3759,7 +3759,7 @@
           <w14:ligatures w14:val="standardContextual"/>
         </w:rPr>
       </w:pPr>
-      <w:hyperlink w:anchor="_Toc243616445" w:history="1">
+      <w:hyperlink w:anchor="_Toc244089295" w:history="1">
         <w:r>
           <w:rPr>
             <w:rStyle w:val="af"/>
@@ -3803,7 +3803,7 @@
             <w:noProof/>
             <w:webHidden/>
           </w:rPr>
-          <w:instrText xml:space="preserve"> PAGEREF _Toc243616445 \h </w:instrText>
+          <w:instrText xml:space="preserve"> PAGEREF _Toc244089295 \h </w:instrText>
         </w:r>
         <w:r>
           <w:rPr>
@@ -3845,7 +3845,7 @@
           <w14:ligatures w14:val="standardContextual"/>
         </w:rPr>
       </w:pPr>
-      <w:hyperlink w:anchor="_Toc243616446" w:history="1">
+      <w:hyperlink w:anchor="_Toc244089296" w:history="1">
         <w:r>
           <w:rPr>
             <w:rStyle w:val="af"/>
@@ -3889,7 +3889,7 @@
             <w:noProof/>
             <w:webHidden/>
           </w:rPr>
-          <w:instrText xml:space="preserve"> PAGEREF _Toc243616446 \h </w:instrText>
+          <w:instrText xml:space="preserve"> PAGEREF _Toc244089296 \h </w:instrText>
         </w:r>
         <w:r>
           <w:rPr>
@@ -3935,7 +3935,7 @@
           <w14:ligatures w14:val="standardContextual"/>
         </w:rPr>
       </w:pPr>
-      <w:hyperlink w:anchor="_Toc243616447" w:history="1">
+      <w:hyperlink w:anchor="_Toc244089297" w:history="1">
         <w:r>
           <w:rPr>
             <w:rStyle w:val="af"/>
@@ -3979,7 +3979,7 @@
             <w:noProof/>
             <w:webHidden/>
           </w:rPr>
-          <w:instrText xml:space="preserve"> PAGEREF _Toc243616447 \h </w:instrText>
+          <w:instrText xml:space="preserve"> PAGEREF _Toc244089297 \h </w:instrText>
         </w:r>
         <w:r>
           <w:rPr>
@@ -4025,7 +4025,7 @@
           <w14:ligatures w14:val="standardContextual"/>
         </w:rPr>
       </w:pPr>
-      <w:hyperlink w:anchor="_Toc243616448" w:history="1">
+      <w:hyperlink w:anchor="_Toc244089298" w:history="1">
         <w:r>
           <w:rPr>
             <w:rStyle w:val="af"/>
@@ -4069,7 +4069,7 @@
             <w:noProof/>
             <w:webHidden/>
           </w:rPr>
-          <w:instrText xml:space="preserve"> PAGEREF _Toc243616448 \h </w:instrText>
+          <w:instrText xml:space="preserve"> PAGEREF _Toc244089298 \h </w:instrText>
         </w:r>
         <w:r>
           <w:rPr>
@@ -4115,7 +4115,7 @@
           <w14:ligatures w14:val="standardContextual"/>
         </w:rPr>
       </w:pPr>
-      <w:hyperlink w:anchor="_Toc243616449" w:history="1">
+      <w:hyperlink w:anchor="_Toc244089299" w:history="1">
         <w:r>
           <w:rPr>
             <w:rStyle w:val="af"/>
@@ -4159,7 +4159,7 @@
             <w:noProof/>
             <w:webHidden/>
           </w:rPr>
-          <w:instrText xml:space="preserve"> PAGEREF _Toc243616449 \h </w:instrText>
+          <w:instrText xml:space="preserve"> PAGEREF _Toc244089299 \h </w:instrText>
         </w:r>
         <w:r>
           <w:rPr>
@@ -4201,7 +4201,7 @@
           <w14:ligatures w14:val="standardContextual"/>
         </w:rPr>
       </w:pPr>
-      <w:hyperlink w:anchor="_Toc243616450" w:history="1">
+      <w:hyperlink w:anchor="_Toc244089300" w:history="1">
         <w:r>
           <w:rPr>
             <w:rStyle w:val="af"/>
@@ -4245,7 +4245,7 @@
             <w:noProof/>
             <w:webHidden/>
           </w:rPr>
-          <w:instrText xml:space="preserve"> PAGEREF _Toc243616450 \h </w:instrText>
+          <w:instrText xml:space="preserve"> PAGEREF _Toc244089300 \h </w:instrText>
         </w:r>
         <w:r>
           <w:rPr>
@@ -4287,7 +4287,7 @@
           <w14:ligatures w14:val="standardContextual"/>
         </w:rPr>
       </w:pPr>
-      <w:hyperlink w:anchor="_Toc243616451" w:history="1">
+      <w:hyperlink w:anchor="_Toc244089301" w:history="1">
         <w:r>
           <w:rPr>
             <w:rStyle w:val="af"/>
@@ -4331,7 +4331,7 @@
             <w:noProof/>
             <w:webHidden/>
           </w:rPr>
-          <w:instrText xml:space="preserve"> PAGEREF _Toc243616451 \h </w:instrText>
+          <w:instrText xml:space="preserve"> PAGEREF _Toc244089301 \h </w:instrText>
         </w:r>
         <w:r>
           <w:rPr>
@@ -4384,7 +4384,7 @@
       <w:pPr>
         <w:pStyle w:val="1"/>
       </w:pPr>
-      <w:bookmarkStart w:id="10" w:name="_Toc243616440"/>
+      <w:bookmarkStart w:id="10" w:name="_Toc244089290"/>
       <w:r>
         <w:lastRenderedPageBreak/>
         <w:t>Цель работы</w:t>
@@ -4463,7 +4463,7 @@
       <w:pPr>
         <w:pStyle w:val="1"/>
       </w:pPr>
-      <w:bookmarkStart w:id="11" w:name="_Toc243616441"/>
+      <w:bookmarkStart w:id="11" w:name="_Toc244089291"/>
       <w:r>
         <w:lastRenderedPageBreak/>
         <w:t>Анализ информации</w:t>
@@ -4474,7 +4474,7 @@
       <w:pPr>
         <w:pStyle w:val="2"/>
       </w:pPr>
-      <w:bookmarkStart w:id="12" w:name="_Toc243616442"/>
+      <w:bookmarkStart w:id="12" w:name="_Toc244089292"/>
       <w:r>
         <w:t>Выбор темы</w:t>
       </w:r>
@@ -4492,7 +4492,7 @@
       <w:pPr>
         <w:pStyle w:val="2"/>
       </w:pPr>
-      <w:bookmarkStart w:id="13" w:name="_Toc243616443"/>
+      <w:bookmarkStart w:id="13" w:name="_Toc244089293"/>
       <w:r>
         <w:t>Поиск источников</w:t>
       </w:r>
@@ -6930,7 +6930,19 @@
         <w:rPr>
           <w:lang w:val="en-US"/>
         </w:rPr>
-        <w:t>17.11.2026</w:t>
+        <w:t>17.</w:t>
+      </w:r>
+      <w:r>
+        <w:rPr>
+          <w:lang w:val="en-US"/>
+        </w:rPr>
+        <w:t>08</w:t>
+      </w:r>
+      <w:r>
+        <w:rPr>
+          <w:lang w:val="en-US"/>
+        </w:rPr>
+        <w:t>.2026</w:t>
       </w:r>
       <w:r>
         <w:rPr>
@@ -6954,7 +6966,13 @@
         <w:rPr>
           <w:lang w:val="en-US"/>
         </w:rPr>
-        <w:t>12</w:t>
+        <w:t>1</w:t>
+      </w:r>
+      <w:r>
+        <w:rPr>
+          <w:lang w:val="en-US"/>
+        </w:rPr>
+        <w:t>2</w:t>
       </w:r>
       <w:r>
         <w:fldChar w:fldCharType="end"/>
@@ -7163,7 +7181,7 @@
       <w:pPr>
         <w:pStyle w:val="2"/>
       </w:pPr>
-      <w:bookmarkStart w:id="16" w:name="_Toc243616444"/>
+      <w:bookmarkStart w:id="16" w:name="_Toc244089294"/>
       <w:r>
         <w:lastRenderedPageBreak/>
         <w:t>Выбор</w:t>
@@ -7355,7 +7373,7 @@
         <w:fldChar w:fldCharType="separate"/>
       </w:r>
       <w:r>
-        <w:t>2.1.1</w:t>
+        <w:t>2.2.1</w:t>
       </w:r>
       <w:r>
         <w:fldChar w:fldCharType="end"/>
@@ -7594,7 +7612,7 @@
         <w:fldChar w:fldCharType="separate"/>
       </w:r>
       <w:r>
-        <w:t>2.1.10</w:t>
+        <w:t>2.2.10</w:t>
       </w:r>
       <w:r>
         <w:fldChar w:fldCharType="end"/>
@@ -7693,7 +7711,7 @@
       <w:pPr>
         <w:pStyle w:val="2"/>
       </w:pPr>
-      <w:bookmarkStart w:id="17" w:name="_Toc243616445"/>
+      <w:bookmarkStart w:id="17" w:name="_Toc244089295"/>
       <w:r>
         <w:t>Описание выбранных публикаций</w:t>
       </w:r>
@@ -9617,7 +9635,7 @@
       <w:pPr>
         <w:pStyle w:val="1"/>
       </w:pPr>
-      <w:bookmarkStart w:id="22" w:name="_Toc243616446"/>
+      <w:bookmarkStart w:id="22" w:name="_Toc244089296"/>
       <w:r>
         <w:lastRenderedPageBreak/>
         <w:t>Лабораторная работа 1</w:t>
@@ -9628,18 +9646,172 @@
       <w:pPr>
         <w:pStyle w:val="2"/>
       </w:pPr>
-      <w:bookmarkStart w:id="23" w:name="_Toc243616447"/>
+      <w:bookmarkStart w:id="23" w:name="_Ref244087649"/>
+      <w:bookmarkStart w:id="24" w:name="_Toc244089297"/>
       <w:r>
         <w:t>Подготовка</w:t>
       </w:r>
       <w:bookmarkEnd w:id="23"/>
+      <w:bookmarkEnd w:id="24"/>
     </w:p>
     <w:p>
       <w:pPr>
         <w:pStyle w:val="a4"/>
       </w:pPr>
       <w:r>
-        <w:t>Для начала скачем архив с исходным кодом, после чего распакуем его в заранее созданный проект «</w:t>
+        <w:t>Для начала скачем архив с исходным кодом</w:t>
+      </w:r>
+      <w:r>
+        <w:t xml:space="preserve"> публикации «</w:t>
+      </w:r>
+      <w:r>
+        <w:rPr>
+          <w:lang w:val="en"/>
+        </w:rPr>
+        <w:t>Physics</w:t>
+      </w:r>
+      <w:r>
+        <w:t>-</w:t>
+      </w:r>
+      <w:r>
+        <w:rPr>
+          <w:lang w:val="en"/>
+        </w:rPr>
+        <w:t>informed</w:t>
+      </w:r>
+      <w:r>
+        <w:t xml:space="preserve"> </w:t>
+      </w:r>
+      <w:r>
+        <w:rPr>
+          <w:lang w:val="en"/>
+        </w:rPr>
+        <w:t>machine</w:t>
+      </w:r>
+      <w:r>
+        <w:t xml:space="preserve"> </w:t>
+      </w:r>
+      <w:r>
+        <w:rPr>
+          <w:lang w:val="en"/>
+        </w:rPr>
+        <w:t>learning</w:t>
+      </w:r>
+      <w:r>
+        <w:t xml:space="preserve"> </w:t>
+      </w:r>
+      <w:r>
+        <w:rPr>
+          <w:lang w:val="en"/>
+        </w:rPr>
+        <w:t>for</w:t>
+      </w:r>
+      <w:r>
+        <w:t xml:space="preserve"> </w:t>
+      </w:r>
+      <w:r>
+        <w:rPr>
+          <w:lang w:val="en"/>
+        </w:rPr>
+        <w:t>oxide</w:t>
+      </w:r>
+      <w:r>
+        <w:t xml:space="preserve"> </w:t>
+      </w:r>
+      <w:r>
+        <w:rPr>
+          <w:lang w:val="en"/>
+        </w:rPr>
+        <w:t>glass</w:t>
+      </w:r>
+      <w:r>
+        <w:t xml:space="preserve"> </w:t>
+      </w:r>
+      <w:r>
+        <w:rPr>
+          <w:lang w:val="en"/>
+        </w:rPr>
+        <w:t>density</w:t>
+      </w:r>
+      <w:r>
+        <w:t xml:space="preserve"> </w:t>
+      </w:r>
+      <w:r>
+        <w:rPr>
+          <w:lang w:val="en"/>
+        </w:rPr>
+        <w:t>prediction</w:t>
+      </w:r>
+      <w:r>
+        <w:t xml:space="preserve">: </w:t>
+      </w:r>
+      <w:r>
+        <w:rPr>
+          <w:lang w:val="en"/>
+        </w:rPr>
+        <w:t>An</w:t>
+      </w:r>
+      <w:r>
+        <w:t xml:space="preserve"> </w:t>
+      </w:r>
+      <w:r>
+        <w:rPr>
+          <w:lang w:val="en"/>
+        </w:rPr>
+        <w:t>interpretable</w:t>
+      </w:r>
+      <w:r>
+        <w:t xml:space="preserve"> </w:t>
+      </w:r>
+      <w:proofErr w:type="spellStart"/>
+      <w:r>
+        <w:rPr>
+          <w:lang w:val="en"/>
+        </w:rPr>
+        <w:t>XGBoost</w:t>
+      </w:r>
+      <w:proofErr w:type="spellEnd"/>
+      <w:r>
+        <w:t xml:space="preserve"> </w:t>
+      </w:r>
+      <w:r>
+        <w:rPr>
+          <w:lang w:val="en"/>
+        </w:rPr>
+        <w:t>framework</w:t>
+      </w:r>
+      <w:r>
+        <w:t xml:space="preserve">» </w:t>
+      </w:r>
+      <w:r>
+        <w:t>[</w:t>
+      </w:r>
+      <w:r>
+        <w:fldChar w:fldCharType="begin"/>
+      </w:r>
+      <w:r>
+        <w:instrText xml:space="preserve"> REF _Ref242223936 \r \h </w:instrText>
+      </w:r>
+      <w:r>
+        <w:fldChar w:fldCharType="separate"/>
+      </w:r>
+      <w:r>
+        <w:t>2.</w:t>
+      </w:r>
+      <w:r>
+        <w:t>2</w:t>
+      </w:r>
+      <w:r>
+        <w:t>.10</w:t>
+      </w:r>
+      <w:r>
+        <w:fldChar w:fldCharType="end"/>
+      </w:r>
+      <w:r>
+        <w:t>]</w:t>
+      </w:r>
+      <w:r>
+        <w:t>, после чего распакуем его в заранее созданный проект «</w:t>
       </w:r>
       <w:r>
         <w:rPr>
@@ -9810,7 +9982,7 @@
       <w:pPr>
         <w:pStyle w:val="ad"/>
       </w:pPr>
-      <w:bookmarkStart w:id="24" w:name="_Ref243438849"/>
+      <w:bookmarkStart w:id="25" w:name="_Ref243438849"/>
       <w:r>
         <w:t xml:space="preserve">Рисунок </w:t>
       </w:r>
@@ -9833,7 +10005,7 @@
           <w:t>1</w:t>
         </w:r>
       </w:fldSimple>
-      <w:bookmarkEnd w:id="24"/>
+      <w:bookmarkEnd w:id="25"/>
       <w:r>
         <w:t xml:space="preserve"> – Файловая структура </w:t>
       </w:r>
@@ -10053,6 +10225,7 @@
         </w:numPr>
       </w:pPr>
       <w:r>
+        <w:lastRenderedPageBreak/>
         <w:t xml:space="preserve">«4-Analysis.ipynb»: оценивает лучшую модель </w:t>
       </w:r>
       <w:r>
@@ -10105,7 +10278,6 @@
         <w:pStyle w:val="3"/>
       </w:pPr>
       <w:r>
-        <w:lastRenderedPageBreak/>
         <w:t>«1-DataCleaning.ipynb»</w:t>
       </w:r>
     </w:p>
@@ -10163,6 +10335,7 @@
       <w:pPr>
         <w:pStyle w:val="3"/>
       </w:pPr>
+      <w:bookmarkStart w:id="26" w:name="_Ref244087617"/>
       <w:r>
         <w:t>«</w:t>
       </w:r>
@@ -10172,6 +10345,7 @@
       <w:r>
         <w:t>»</w:t>
       </w:r>
+      <w:bookmarkEnd w:id="26"/>
     </w:p>
     <w:p>
       <w:pPr>
@@ -10423,9 +10597,11 @@
       <w:pPr>
         <w:pStyle w:val="3"/>
       </w:pPr>
+      <w:bookmarkStart w:id="27" w:name="_Ref244087622"/>
       <w:r>
         <w:t>«3-ML_Models.ipynb»</w:t>
       </w:r>
+      <w:bookmarkEnd w:id="27"/>
     </w:p>
     <w:p>
       <w:pPr>
@@ -10718,7 +10894,7 @@
       <w:pPr>
         <w:pStyle w:val="ad"/>
       </w:pPr>
-      <w:bookmarkStart w:id="25" w:name="_Ref243596621"/>
+      <w:bookmarkStart w:id="28" w:name="_Ref243596621"/>
       <w:r>
         <w:t xml:space="preserve">Рисунок </w:t>
       </w:r>
@@ -10741,7 +10917,7 @@
           <w:t>2</w:t>
         </w:r>
       </w:fldSimple>
-      <w:bookmarkEnd w:id="25"/>
+      <w:bookmarkEnd w:id="28"/>
       <w:r>
         <w:t xml:space="preserve"> – Исправление пути</w:t>
       </w:r>
@@ -10971,9 +11147,11 @@
       <w:pPr>
         <w:pStyle w:val="3"/>
       </w:pPr>
+      <w:bookmarkStart w:id="29" w:name="_Ref244087626"/>
       <w:r>
         <w:t>«4-Analysis.ipynb»</w:t>
       </w:r>
+      <w:bookmarkEnd w:id="29"/>
     </w:p>
     <w:p>
       <w:pPr>
@@ -11237,7 +11415,7 @@
       <w:pPr>
         <w:pStyle w:val="ad"/>
       </w:pPr>
-      <w:bookmarkStart w:id="26" w:name="_Ref243597959"/>
+      <w:bookmarkStart w:id="30" w:name="_Ref243597959"/>
       <w:r>
         <w:t xml:space="preserve">Рисунок </w:t>
       </w:r>
@@ -11260,7 +11438,7 @@
           <w:t>4</w:t>
         </w:r>
       </w:fldSimple>
-      <w:bookmarkEnd w:id="26"/>
+      <w:bookmarkEnd w:id="30"/>
       <w:r>
         <w:t xml:space="preserve"> – Исправление пути к параметрам модели</w:t>
       </w:r>
@@ -11320,7 +11498,7 @@
       <w:pPr>
         <w:pStyle w:val="ad"/>
       </w:pPr>
-      <w:bookmarkStart w:id="27" w:name="_Ref243597963"/>
+      <w:bookmarkStart w:id="31" w:name="_Ref243597963"/>
       <w:r>
         <w:t xml:space="preserve">Рисунок </w:t>
       </w:r>
@@ -11343,7 +11521,7 @@
           <w:t>5</w:t>
         </w:r>
       </w:fldSimple>
-      <w:bookmarkEnd w:id="27"/>
+      <w:bookmarkEnd w:id="31"/>
       <w:r>
         <w:t xml:space="preserve"> – Исправление вызова функции</w:t>
       </w:r>
@@ -11440,18 +11618,18 @@
       <w:pPr>
         <w:pStyle w:val="2"/>
       </w:pPr>
-      <w:bookmarkStart w:id="28" w:name="_Toc243616448"/>
+      <w:bookmarkStart w:id="32" w:name="_Toc244089298"/>
       <w:r>
         <w:lastRenderedPageBreak/>
         <w:t>Запуск</w:t>
       </w:r>
-      <w:bookmarkEnd w:id="28"/>
+      <w:bookmarkEnd w:id="32"/>
     </w:p>
     <w:p>
       <w:pPr>
         <w:pStyle w:val="3"/>
       </w:pPr>
-      <w:bookmarkStart w:id="29" w:name="_Ref243609203"/>
+      <w:bookmarkStart w:id="33" w:name="_Ref243609203"/>
       <w:r>
         <w:t>«</w:t>
       </w:r>
@@ -11461,7 +11639,7 @@
       <w:r>
         <w:t>»</w:t>
       </w:r>
-      <w:bookmarkEnd w:id="29"/>
+      <w:bookmarkEnd w:id="33"/>
     </w:p>
     <w:p>
       <w:pPr>
@@ -11603,7 +11781,7 @@
       <w:pPr>
         <w:pStyle w:val="ad"/>
       </w:pPr>
-      <w:bookmarkStart w:id="30" w:name="_Ref243438825"/>
+      <w:bookmarkStart w:id="34" w:name="_Ref243438825"/>
       <w:r>
         <w:t xml:space="preserve">Рисунок </w:t>
       </w:r>
@@ -11626,7 +11804,7 @@
           <w:t>6</w:t>
         </w:r>
       </w:fldSimple>
-      <w:bookmarkEnd w:id="30"/>
+      <w:bookmarkEnd w:id="34"/>
       <w:r>
         <w:t xml:space="preserve"> – Ограничение потоков</w:t>
       </w:r>
@@ -11836,7 +12014,7 @@
       <w:pPr>
         <w:pStyle w:val="ad"/>
       </w:pPr>
-      <w:bookmarkStart w:id="31" w:name="_Ref243608883"/>
+      <w:bookmarkStart w:id="35" w:name="_Ref243608883"/>
       <w:r>
         <w:t xml:space="preserve">Рисунок </w:t>
       </w:r>
@@ -11859,7 +12037,7 @@
           <w:t>7</w:t>
         </w:r>
       </w:fldSimple>
-      <w:bookmarkEnd w:id="31"/>
+      <w:bookmarkEnd w:id="35"/>
       <w:r>
         <w:t xml:space="preserve"> – Сокращение обучающей выборки</w:t>
       </w:r>
@@ -12025,7 +12203,7 @@
       <w:pPr>
         <w:pStyle w:val="ad"/>
       </w:pPr>
-      <w:bookmarkStart w:id="32" w:name="_Ref243609115"/>
+      <w:bookmarkStart w:id="36" w:name="_Ref243609115"/>
       <w:r>
         <w:t xml:space="preserve">Рисунок </w:t>
       </w:r>
@@ -12048,7 +12226,7 @@
           <w:t>8</w:t>
         </w:r>
       </w:fldSimple>
-      <w:bookmarkEnd w:id="32"/>
+      <w:bookmarkEnd w:id="36"/>
       <w:r>
         <w:t xml:space="preserve"> – Ограничение потоков</w:t>
       </w:r>
@@ -12091,7 +12269,7 @@
       <w:pPr>
         <w:pStyle w:val="2"/>
       </w:pPr>
-      <w:bookmarkStart w:id="33" w:name="_Toc243616449"/>
+      <w:bookmarkStart w:id="37" w:name="_Toc244089299"/>
       <w:r>
         <w:lastRenderedPageBreak/>
         <w:t>Идеи</w:t>
@@ -12099,7 +12277,7 @@
       <w:r>
         <w:t xml:space="preserve"> развития</w:t>
       </w:r>
-      <w:bookmarkEnd w:id="33"/>
+      <w:bookmarkEnd w:id="37"/>
     </w:p>
     <w:p>
       <w:pPr>
@@ -12154,10 +12332,116 @@
         <w:t xml:space="preserve"> (четвертый ноутбук)</w:t>
       </w:r>
       <w:r>
-        <w:t xml:space="preserve"> представленных в коде моделей</w:t>
+        <w:t xml:space="preserve"> </w:t>
+      </w:r>
+      <w:r>
+        <w:t>представленных в коде моделей</w:t>
+      </w:r>
+      <w:r>
+        <w:t xml:space="preserve"> </w:t>
+      </w:r>
+      <w:r>
+        <w:t>(</w:t>
+      </w:r>
+      <w:proofErr w:type="spellStart"/>
+      <w:r>
+        <w:rPr>
+          <w:lang w:val="en-US"/>
+        </w:rPr>
+        <w:t>ElasticNet</w:t>
+      </w:r>
+      <w:proofErr w:type="spellEnd"/>
+      <w:r>
+        <w:t xml:space="preserve">, </w:t>
+      </w:r>
+      <w:r>
+        <w:rPr>
+          <w:lang w:val="en-US"/>
+        </w:rPr>
+        <w:t>SVR</w:t>
+      </w:r>
+      <w:r>
+        <w:t xml:space="preserve">, </w:t>
+      </w:r>
+      <w:r>
+        <w:rPr>
+          <w:lang w:val="en-US"/>
+        </w:rPr>
+        <w:t>Random</w:t>
+      </w:r>
+      <w:r>
+        <w:t xml:space="preserve"> </w:t>
+      </w:r>
+      <w:r>
+        <w:rPr>
+          <w:lang w:val="en-US"/>
+        </w:rPr>
+        <w:t>Forest</w:t>
+      </w:r>
+      <w:r>
+        <w:t xml:space="preserve">, </w:t>
+      </w:r>
+      <w:proofErr w:type="spellStart"/>
+      <w:r>
+        <w:rPr>
+          <w:lang w:val="en-US"/>
+        </w:rPr>
+        <w:t>XGBoost</w:t>
+      </w:r>
+      <w:proofErr w:type="spellEnd"/>
+      <w:r>
+        <w:t xml:space="preserve">, </w:t>
+      </w:r>
+      <w:r>
+        <w:rPr>
+          <w:lang w:val="en-US"/>
+        </w:rPr>
+        <w:t>MLP</w:t>
+      </w:r>
+      <w:r>
+        <w:t>)</w:t>
       </w:r>
       <w:r>
         <w:t xml:space="preserve"> (третий ноутбук)</w:t>
+      </w:r>
+      <w:r>
+        <w:t xml:space="preserve"> </w:t>
+      </w:r>
+      <w:r>
+        <w:t>и четырех других подходов классического машинного обучения (</w:t>
+      </w:r>
+      <w:r>
+        <w:t>k-ближайших соседей</w:t>
+      </w:r>
+      <w:r>
+        <w:t xml:space="preserve">, </w:t>
+      </w:r>
+      <w:proofErr w:type="spellStart"/>
+      <w:r>
+        <w:rPr>
+          <w:lang w:val="en-US"/>
+        </w:rPr>
+        <w:t>ExtraTrees</w:t>
+      </w:r>
+      <w:proofErr w:type="spellEnd"/>
+      <w:r>
+        <w:t xml:space="preserve">, </w:t>
+      </w:r>
+      <w:proofErr w:type="spellStart"/>
+      <w:r>
+        <w:t>GaussianProcessRegressor</w:t>
+      </w:r>
+      <w:proofErr w:type="spellEnd"/>
+      <w:r>
+        <w:t xml:space="preserve">, </w:t>
+      </w:r>
+      <w:proofErr w:type="spellStart"/>
+      <w:r>
+        <w:t>CatBoost</w:t>
+      </w:r>
+      <w:proofErr w:type="spellEnd"/>
+      <w:r>
+        <w:t>)</w:t>
       </w:r>
       <w:r>
         <w:t xml:space="preserve"> </w:t>
@@ -12318,12 +12602,12 @@
       <w:pPr>
         <w:pStyle w:val="1"/>
       </w:pPr>
-      <w:bookmarkStart w:id="34" w:name="_Toc243616450"/>
+      <w:bookmarkStart w:id="38" w:name="_Toc244089300"/>
       <w:r>
         <w:lastRenderedPageBreak/>
         <w:t>Вывод</w:t>
       </w:r>
-      <w:bookmarkEnd w:id="34"/>
+      <w:bookmarkEnd w:id="38"/>
     </w:p>
     <w:p>
       <w:pPr>
@@ -12397,12 +12681,12 @@
       <w:pPr>
         <w:pStyle w:val="1"/>
       </w:pPr>
-      <w:bookmarkStart w:id="35" w:name="_Toc243616451"/>
+      <w:bookmarkStart w:id="39" w:name="_Toc244089301"/>
       <w:r>
         <w:lastRenderedPageBreak/>
         <w:t>Приложение</w:t>
       </w:r>
-      <w:bookmarkEnd w:id="35"/>
+      <w:bookmarkEnd w:id="39"/>
     </w:p>
     <w:p>
       <w:pPr>
@@ -12412,7 +12696,7 @@
           <w:numId w:val="8"/>
         </w:numPr>
       </w:pPr>
-      <w:bookmarkStart w:id="36" w:name="_Ref241625740"/>
+      <w:bookmarkStart w:id="40" w:name="_Ref241625740"/>
       <w:r>
         <w:t>Сайт «</w:t>
       </w:r>
@@ -12450,7 +12734,7 @@
       <w:r>
         <w:t>.</w:t>
       </w:r>
-      <w:bookmarkEnd w:id="36"/>
+      <w:bookmarkEnd w:id="40"/>
     </w:p>
     <w:p>
       <w:pPr>
@@ -12460,7 +12744,7 @@
           <w:numId w:val="8"/>
         </w:numPr>
       </w:pPr>
-      <w:bookmarkStart w:id="37" w:name="_Ref243595037"/>
+      <w:bookmarkStart w:id="41" w:name="_Ref243595037"/>
       <w:r>
         <w:t>Агент «</w:t>
       </w:r>
@@ -12552,7 +12836,7 @@
       <w:r>
         <w:t>.</w:t>
       </w:r>
-      <w:bookmarkEnd w:id="37"/>
+      <w:bookmarkEnd w:id="41"/>
     </w:p>
     <w:p>
       <w:pPr>
@@ -12565,15 +12849,75 @@
           <w:lang w:val="en-US"/>
         </w:rPr>
       </w:pPr>
-      <w:bookmarkStart w:id="38" w:name="_Ref241629110"/>
-      <w:r>
-        <w:t>Статья</w:t>
+      <w:bookmarkStart w:id="42" w:name="_Ref241629110"/>
+      <w:r>
+        <w:t>Авторы</w:t>
+      </w:r>
+      <w:r>
+        <w:rPr>
+          <w:lang w:val="en-US"/>
+        </w:rPr>
+        <w:t xml:space="preserve">: </w:t>
+      </w:r>
+      <w:r>
+        <w:rPr>
+          <w:lang w:val="en-US"/>
+        </w:rPr>
+        <w:t>Vickey Nandal, Vít Beneš, Pavel Baláž, Jiří Ryjáček, Karel Tesař</w:t>
+      </w:r>
+      <w:r>
+        <w:rPr>
+          <w:lang w:val="en-US"/>
+        </w:rPr>
+        <w:t xml:space="preserve">, </w:t>
+      </w:r>
+      <w:r>
+        <w:t>с</w:t>
+      </w:r>
+      <w:r>
+        <w:t>татья</w:t>
       </w:r>
       <w:r>
         <w:rPr>
           <w:lang w:val="en-US"/>
         </w:rPr>
         <w:t xml:space="preserve"> «Accelerating the Design of Resorbable Magnesium Alloys: A Machine Learning Approach to Property Prediction»</w:t>
+      </w:r>
+      <w:r>
+        <w:rPr>
+          <w:lang w:val="en-US"/>
+        </w:rPr>
+        <w:t xml:space="preserve">, </w:t>
+      </w:r>
+      <w:r>
+        <w:t>место</w:t>
+      </w:r>
+      <w:r>
+        <w:rPr>
+          <w:lang w:val="en-US"/>
+        </w:rPr>
+        <w:t xml:space="preserve"> </w:t>
+      </w:r>
+      <w:r>
+        <w:t>публикации</w:t>
+      </w:r>
+      <w:r>
+        <w:rPr>
+          <w:lang w:val="en-US"/>
+        </w:rPr>
+        <w:t xml:space="preserve"> «</w:t>
+      </w:r>
+      <w:r>
+        <w:rPr>
+          <w:lang w:val="en-US"/>
+        </w:rPr>
+        <w:t>Materials &amp; Design</w:t>
+      </w:r>
+      <w:r>
+        <w:rPr>
+          <w:lang w:val="en-US"/>
+        </w:rPr>
+        <w:t>»</w:t>
       </w:r>
       <w:r>
         <w:rPr>
@@ -12632,7 +12976,7 @@
         </w:rPr>
         <w:t>.</w:t>
       </w:r>
-      <w:bookmarkEnd w:id="38"/>
+      <w:bookmarkEnd w:id="42"/>
     </w:p>
     <w:p>
       <w:pPr>
@@ -12645,15 +12989,30 @@
           <w:lang w:val="en-US"/>
         </w:rPr>
       </w:pPr>
-      <w:bookmarkStart w:id="39" w:name="_Ref241629363"/>
-      <w:r>
-        <w:t>Статья</w:t>
-      </w:r>
-      <w:r>
-        <w:rPr>
-          <w:lang w:val="en-US"/>
-        </w:rPr>
-        <w:t xml:space="preserve"> «</w:t>
+      <w:bookmarkStart w:id="43" w:name="_Ref241629363"/>
+      <w:r>
+        <w:t>Авторы</w:t>
+      </w:r>
+      <w:r>
+        <w:rPr>
+          <w:lang w:val="en-US"/>
+        </w:rPr>
+        <w:t xml:space="preserve">: Akshay Trikha, Kyle Chu, Advait Gosai, Parker Szachta, Eric Weiner, </w:t>
+      </w:r>
+      <w:r>
+        <w:t>статья</w:t>
+      </w:r>
+      <w:r>
+        <w:rPr>
+          <w:lang w:val="en-US"/>
+        </w:rPr>
+        <w:t xml:space="preserve"> </w:t>
+      </w:r>
+      <w:r>
+        <w:rPr>
+          <w:lang w:val="en-US"/>
+        </w:rPr>
+        <w:t>«</w:t>
       </w:r>
       <w:r>
         <w:rPr>
@@ -12706,7 +13065,7 @@
         </w:rPr>
         <w:t xml:space="preserve"> 30.09.2026).</w:t>
       </w:r>
-      <w:bookmarkEnd w:id="39"/>
+      <w:bookmarkEnd w:id="43"/>
     </w:p>
     <w:p>
       <w:pPr>
@@ -12719,15 +13078,44 @@
           <w:lang w:val="en-US"/>
         </w:rPr>
       </w:pPr>
-      <w:bookmarkStart w:id="40" w:name="_Ref241629367"/>
-      <w:r>
-        <w:t>Статья</w:t>
-      </w:r>
-      <w:r>
-        <w:rPr>
-          <w:lang w:val="en-US"/>
-        </w:rPr>
-        <w:t xml:space="preserve"> «</w:t>
+      <w:bookmarkStart w:id="44" w:name="_Ref241629367"/>
+      <w:r>
+        <w:t>Авторы</w:t>
+      </w:r>
+      <w:r>
+        <w:rPr>
+          <w:lang w:val="en-US"/>
+        </w:rPr>
+        <w:t xml:space="preserve">: </w:t>
+      </w:r>
+      <w:proofErr w:type="spellStart"/>
+      <w:r>
+        <w:rPr>
+          <w:lang w:val="en-US"/>
+        </w:rPr>
+        <w:t>Juejing</w:t>
+      </w:r>
+      <w:proofErr w:type="spellEnd"/>
+      <w:r>
+        <w:rPr>
+          <w:lang w:val="en-US"/>
+        </w:rPr>
+        <w:t xml:space="preserve"> Liu, Haydn Anderson, Noah I. Waxman, Vsevolod Kovalev, Byron Fisher, Elizabeth Li, Xiaofeng Guo, </w:t>
+      </w:r>
+      <w:r>
+        <w:t>статья</w:t>
+      </w:r>
+      <w:r>
+        <w:rPr>
+          <w:lang w:val="en-US"/>
+        </w:rPr>
+        <w:t xml:space="preserve"> </w:t>
+      </w:r>
+      <w:r>
+        <w:rPr>
+          <w:lang w:val="en-US"/>
+        </w:rPr>
+        <w:t>«</w:t>
       </w:r>
       <w:r>
         <w:rPr>
@@ -12786,7 +13174,7 @@
         </w:rPr>
         <w:t xml:space="preserve"> 30.09.2026).</w:t>
       </w:r>
-      <w:bookmarkEnd w:id="40"/>
+      <w:bookmarkEnd w:id="44"/>
     </w:p>
     <w:p>
       <w:pPr>
@@ -12799,9 +13187,74 @@
           <w:lang w:val="en-US"/>
         </w:rPr>
       </w:pPr>
-      <w:bookmarkStart w:id="41" w:name="_Ref241629370"/>
-      <w:r>
-        <w:t>Статья</w:t>
+      <w:bookmarkStart w:id="45" w:name="_Ref241629370"/>
+      <w:r>
+        <w:t>Авторы</w:t>
+      </w:r>
+      <w:r>
+        <w:rPr>
+          <w:lang w:val="en-US"/>
+        </w:rPr>
+        <w:t xml:space="preserve">: Clayton Ellis, Xinyi Fang, Christopher Balzer, Timothy Quah, M. Scott Shell, Glenn H. Fredrickson, </w:t>
+      </w:r>
+      <w:proofErr w:type="spellStart"/>
+      <w:r>
+        <w:rPr>
+          <w:lang w:val="en-US"/>
+        </w:rPr>
+        <w:t>Mengyang</w:t>
+      </w:r>
+      <w:proofErr w:type="spellEnd"/>
+      <w:r>
+        <w:rPr>
+          <w:lang w:val="en-US"/>
+        </w:rPr>
+        <w:t xml:space="preserve"> Gu, </w:t>
+      </w:r>
+      <w:r>
+        <w:t>статья</w:t>
+      </w:r>
+      <w:r>
+        <w:rPr>
+          <w:lang w:val="en-US"/>
+        </w:rPr>
+        <w:t xml:space="preserve"> </w:t>
+      </w:r>
+      <w:r>
+        <w:rPr>
+          <w:lang w:val="en-US"/>
+        </w:rPr>
+        <w:t>«</w:t>
+      </w:r>
+      <w:r>
+        <w:rPr>
+          <w:lang w:val="en-US"/>
+        </w:rPr>
+        <w:t>Fast phase prediction of charged polymer blends by white-box machine learning surrogates</w:t>
+      </w:r>
+      <w:r>
+        <w:rPr>
+          <w:lang w:val="en-US"/>
+        </w:rPr>
+        <w:t>»</w:t>
+      </w:r>
+      <w:r>
+        <w:rPr>
+          <w:lang w:val="en-US"/>
+        </w:rPr>
+        <w:t xml:space="preserve">, </w:t>
+      </w:r>
+      <w:r>
+        <w:t>место</w:t>
+      </w:r>
+      <w:r>
+        <w:rPr>
+          <w:lang w:val="en-US"/>
+        </w:rPr>
+        <w:t xml:space="preserve"> </w:t>
+      </w:r>
+      <w:r>
+        <w:t>публикации</w:t>
       </w:r>
       <w:r>
         <w:rPr>
@@ -12813,13 +13266,19 @@
         <w:rPr>
           <w:lang w:val="en-US"/>
         </w:rPr>
-        <w:t>Fast phase prediction of charged polymer blends by white-box machine learning surrogates</w:t>
-      </w:r>
-      <w:r>
-        <w:rPr>
-          <w:lang w:val="en-US"/>
-        </w:rPr>
-        <w:t xml:space="preserve">»; «URL»: </w:t>
+        <w:t>Macromolecules</w:t>
+      </w:r>
+      <w:r>
+        <w:rPr>
+          <w:lang w:val="en-US"/>
+        </w:rPr>
+        <w:t>»</w:t>
+      </w:r>
+      <w:r>
+        <w:rPr>
+          <w:lang w:val="en-US"/>
+        </w:rPr>
+        <w:t xml:space="preserve">; «URL»: </w:t>
       </w:r>
       <w:hyperlink r:id="rId29" w:history="1">
         <w:r>
@@ -12860,7 +13319,7 @@
         </w:rPr>
         <w:t xml:space="preserve"> 30.09.2026).</w:t>
       </w:r>
-      <w:bookmarkEnd w:id="41"/>
+      <w:bookmarkEnd w:id="45"/>
     </w:p>
     <w:p>
       <w:pPr>
@@ -12873,9 +13332,60 @@
           <w:lang w:val="en-US"/>
         </w:rPr>
       </w:pPr>
-      <w:bookmarkStart w:id="42" w:name="_Ref241629373"/>
-      <w:r>
-        <w:t>Статья</w:t>
+      <w:bookmarkStart w:id="46" w:name="_Ref241629373"/>
+      <w:r>
+        <w:t>Авторы</w:t>
+      </w:r>
+      <w:r>
+        <w:rPr>
+          <w:lang w:val="en-US"/>
+        </w:rPr>
+        <w:t xml:space="preserve">: Damien McParland, Szymon Baron, Sarah O'Rourke, Denis Dowling, Eamonn Ahearne, Andrew Parnell, </w:t>
+      </w:r>
+      <w:r>
+        <w:t>статья</w:t>
+      </w:r>
+      <w:r>
+        <w:rPr>
+          <w:lang w:val="en-US"/>
+        </w:rPr>
+        <w:t xml:space="preserve"> </w:t>
+      </w:r>
+      <w:r>
+        <w:rPr>
+          <w:lang w:val="en-US"/>
+        </w:rPr>
+        <w:t>«</w:t>
+      </w:r>
+      <w:r>
+        <w:rPr>
+          <w:lang w:val="en-US"/>
+        </w:rPr>
+        <w:t>Prediction of tool-wear in turning of medical grade cobalt chromium molybdenum alloy (ASTM F75) using non-parametric Bayesian models</w:t>
+      </w:r>
+      <w:r>
+        <w:rPr>
+          <w:lang w:val="en-US"/>
+        </w:rPr>
+        <w:t>»</w:t>
+      </w:r>
+      <w:r>
+        <w:rPr>
+          <w:lang w:val="en-US"/>
+        </w:rPr>
+        <w:t xml:space="preserve">, </w:t>
+      </w:r>
+      <w:r>
+        <w:t>место</w:t>
+      </w:r>
+      <w:r>
+        <w:rPr>
+          <w:lang w:val="en-US"/>
+        </w:rPr>
+        <w:t xml:space="preserve"> </w:t>
+      </w:r>
+      <w:r>
+        <w:t>публикации</w:t>
       </w:r>
       <w:r>
         <w:rPr>
@@ -12887,13 +13397,19 @@
         <w:rPr>
           <w:lang w:val="en-US"/>
         </w:rPr>
-        <w:t>Prediction of tool-wear in turning of medical grade cobalt chromium molybdenum alloy (ASTM F75) using non-parametric Bayesian models</w:t>
-      </w:r>
-      <w:r>
-        <w:rPr>
-          <w:lang w:val="en-US"/>
-        </w:rPr>
-        <w:t xml:space="preserve">»; «URL»: </w:t>
+        <w:t>Journal of Intelligent Manufacturing</w:t>
+      </w:r>
+      <w:r>
+        <w:rPr>
+          <w:lang w:val="en-US"/>
+        </w:rPr>
+        <w:t>»</w:t>
+      </w:r>
+      <w:r>
+        <w:rPr>
+          <w:lang w:val="en-US"/>
+        </w:rPr>
+        <w:t xml:space="preserve">; «URL»: </w:t>
       </w:r>
       <w:hyperlink r:id="rId30" w:history="1">
         <w:r>
@@ -12934,7 +13450,7 @@
         </w:rPr>
         <w:t xml:space="preserve"> 30.09.2026).</w:t>
       </w:r>
-      <w:bookmarkEnd w:id="42"/>
+      <w:bookmarkEnd w:id="46"/>
     </w:p>
     <w:p>
       <w:pPr>
@@ -12947,21 +13463,57 @@
           <w:lang w:val="en-US"/>
         </w:rPr>
       </w:pPr>
-      <w:bookmarkStart w:id="43" w:name="_Ref241629376"/>
-      <w:r>
-        <w:t>Статья</w:t>
-      </w:r>
-      <w:r>
-        <w:rPr>
-          <w:lang w:val="en-US"/>
-        </w:rPr>
-        <w:t xml:space="preserve"> «</w:t>
-      </w:r>
-      <w:r>
-        <w:rPr>
-          <w:lang w:val="en-US"/>
-        </w:rPr>
-        <w:t>Enhancing Corrosion Resistance of Aluminum Alloys Through AI and ML Modeling</w:t>
+      <w:bookmarkStart w:id="47" w:name="_Ref241629376"/>
+      <w:r>
+        <w:t>Авторы</w:t>
+      </w:r>
+      <w:r>
+        <w:rPr>
+          <w:lang w:val="en-US"/>
+        </w:rPr>
+        <w:t xml:space="preserve">: Farnaz </w:t>
+      </w:r>
+      <w:proofErr w:type="spellStart"/>
+      <w:r>
+        <w:rPr>
+          <w:lang w:val="en-US"/>
+        </w:rPr>
+        <w:t>Kaboudvand</w:t>
+      </w:r>
+      <w:proofErr w:type="spellEnd"/>
+      <w:r>
+        <w:rPr>
+          <w:lang w:val="en-US"/>
+        </w:rPr>
+        <w:t xml:space="preserve">, Maham Khalid, Nydia Assaf, Vardaan Sahgal, Jon P. Ruffley, Brian J. McDermott, </w:t>
+      </w:r>
+      <w:r>
+        <w:t>статья</w:t>
+      </w:r>
+      <w:r>
+        <w:rPr>
+          <w:lang w:val="en-US"/>
+        </w:rPr>
+        <w:t xml:space="preserve"> </w:t>
+      </w:r>
+      <w:r>
+        <w:rPr>
+          <w:lang w:val="en-US"/>
+        </w:rPr>
+        <w:t>«</w:t>
+      </w:r>
+      <w:r>
+        <w:rPr>
+          <w:lang w:val="en-US"/>
+        </w:rPr>
+        <w:t xml:space="preserve">Enhancing Corrosion Resistance of </w:t>
+      </w:r>
+      <w:r>
+        <w:rPr>
+          <w:lang w:val="en-US"/>
+        </w:rPr>
+        <w:lastRenderedPageBreak/>
+        <w:t>Aluminum Alloys Through AI and ML Modeling</w:t>
       </w:r>
       <w:r>
         <w:rPr>
@@ -13008,7 +13560,7 @@
         </w:rPr>
         <w:t xml:space="preserve"> 30.09.2026).</w:t>
       </w:r>
-      <w:bookmarkEnd w:id="43"/>
+      <w:bookmarkEnd w:id="47"/>
     </w:p>
     <w:p>
       <w:pPr>
@@ -13021,9 +13573,60 @@
           <w:lang w:val="en-US"/>
         </w:rPr>
       </w:pPr>
-      <w:bookmarkStart w:id="44" w:name="_Ref241629379"/>
-      <w:r>
-        <w:t>Статья</w:t>
+      <w:bookmarkStart w:id="48" w:name="_Ref241629379"/>
+      <w:r>
+        <w:t>Авторы</w:t>
+      </w:r>
+      <w:r>
+        <w:rPr>
+          <w:lang w:val="en-US"/>
+        </w:rPr>
+        <w:t xml:space="preserve">: Ryo Murakami, Seiji Miura, Akihiro Endo, Satoshi Minamoto, </w:t>
+      </w:r>
+      <w:r>
+        <w:t>статья</w:t>
+      </w:r>
+      <w:r>
+        <w:rPr>
+          <w:lang w:val="en-US"/>
+        </w:rPr>
+        <w:t xml:space="preserve"> </w:t>
+      </w:r>
+      <w:r>
+        <w:rPr>
+          <w:lang w:val="en-US"/>
+        </w:rPr>
+        <w:t>«</w:t>
+      </w:r>
+      <w:r>
+        <w:rPr>
+          <w:lang w:val="en-US"/>
+        </w:rPr>
+        <w:t>Sparse mixed linear modeling with anchor-based guidance for high-entropy alloy discovery</w:t>
+      </w:r>
+      <w:r>
+        <w:rPr>
+          <w:lang w:val="en-US"/>
+        </w:rPr>
+        <w:t>»</w:t>
+      </w:r>
+      <w:r>
+        <w:rPr>
+          <w:lang w:val="en-US"/>
+        </w:rPr>
+        <w:t xml:space="preserve">, </w:t>
+      </w:r>
+      <w:r>
+        <w:t>место</w:t>
+      </w:r>
+      <w:r>
+        <w:rPr>
+          <w:lang w:val="en-US"/>
+        </w:rPr>
+        <w:t xml:space="preserve"> </w:t>
+      </w:r>
+      <w:r>
+        <w:t>публикации</w:t>
       </w:r>
       <w:r>
         <w:rPr>
@@ -13035,13 +13638,19 @@
         <w:rPr>
           <w:lang w:val="en-US"/>
         </w:rPr>
-        <w:t>Sparse mixed linear modeling with anchor-based guidance for high-entropy alloy discovery</w:t>
-      </w:r>
-      <w:r>
-        <w:rPr>
-          <w:lang w:val="en-US"/>
-        </w:rPr>
-        <w:t>»; «URL»:</w:t>
+        <w:t>Science and Technology of Advanced Materials: Methods</w:t>
+      </w:r>
+      <w:r>
+        <w:rPr>
+          <w:lang w:val="en-US"/>
+        </w:rPr>
+        <w:t>»</w:t>
+      </w:r>
+      <w:r>
+        <w:rPr>
+          <w:lang w:val="en-US"/>
+        </w:rPr>
+        <w:t>; «URL»:</w:t>
       </w:r>
       <w:r>
         <w:rPr>
@@ -13088,7 +13697,7 @@
         </w:rPr>
         <w:t xml:space="preserve"> 30.09.2026).</w:t>
       </w:r>
-      <w:bookmarkEnd w:id="44"/>
+      <w:bookmarkEnd w:id="48"/>
     </w:p>
     <w:p>
       <w:pPr>
@@ -13101,9 +13710,74 @@
           <w:lang w:val="en-US"/>
         </w:rPr>
       </w:pPr>
-      <w:bookmarkStart w:id="45" w:name="_Ref241629381"/>
-      <w:r>
-        <w:t>Статья</w:t>
+      <w:bookmarkStart w:id="49" w:name="_Ref241629381"/>
+      <w:r>
+        <w:t>Авторы</w:t>
+      </w:r>
+      <w:r>
+        <w:rPr>
+          <w:lang w:val="en-US"/>
+        </w:rPr>
+        <w:t xml:space="preserve">: Jianzhong Wu, </w:t>
+      </w:r>
+      <w:proofErr w:type="spellStart"/>
+      <w:r>
+        <w:rPr>
+          <w:lang w:val="en-US"/>
+        </w:rPr>
+        <w:t>Mengyang</w:t>
+      </w:r>
+      <w:proofErr w:type="spellEnd"/>
+      <w:r>
+        <w:rPr>
+          <w:lang w:val="en-US"/>
+        </w:rPr>
+        <w:t xml:space="preserve"> Gu, </w:t>
+      </w:r>
+      <w:r>
+        <w:t>статья</w:t>
+      </w:r>
+      <w:r>
+        <w:rPr>
+          <w:lang w:val="en-US"/>
+        </w:rPr>
+        <w:t xml:space="preserve"> </w:t>
+      </w:r>
+      <w:r>
+        <w:rPr>
+          <w:lang w:val="en-US"/>
+        </w:rPr>
+        <w:t>«</w:t>
+      </w:r>
+      <w:r>
+        <w:rPr>
+          <w:lang w:val="en-US"/>
+        </w:rPr>
+        <w:t>Perfecting Liquid-State Theories with Machine Intelligence</w:t>
+      </w:r>
+      <w:r>
+        <w:rPr>
+          <w:lang w:val="en-US"/>
+        </w:rPr>
+        <w:t>»</w:t>
+      </w:r>
+      <w:r>
+        <w:rPr>
+          <w:lang w:val="en-US"/>
+        </w:rPr>
+        <w:t xml:space="preserve">, </w:t>
+      </w:r>
+      <w:r>
+        <w:t>место</w:t>
+      </w:r>
+      <w:r>
+        <w:rPr>
+          <w:lang w:val="en-US"/>
+        </w:rPr>
+        <w:t xml:space="preserve"> </w:t>
+      </w:r>
+      <w:r>
+        <w:t>публикации</w:t>
       </w:r>
       <w:r>
         <w:rPr>
@@ -13115,13 +13789,19 @@
         <w:rPr>
           <w:lang w:val="en-US"/>
         </w:rPr>
-        <w:t>Perfecting Liquid-State Theories with Machine Intelligence</w:t>
-      </w:r>
-      <w:r>
-        <w:rPr>
-          <w:lang w:val="en-US"/>
-        </w:rPr>
-        <w:t xml:space="preserve">»; «URL»: </w:t>
+        <w:t>The Journal of Physical Chemistry Letters</w:t>
+      </w:r>
+      <w:r>
+        <w:rPr>
+          <w:lang w:val="en-US"/>
+        </w:rPr>
+        <w:t>»</w:t>
+      </w:r>
+      <w:r>
+        <w:rPr>
+          <w:lang w:val="en-US"/>
+        </w:rPr>
+        <w:t xml:space="preserve">; «URL»: </w:t>
       </w:r>
       <w:hyperlink r:id="rId33" w:history="1">
         <w:r>
@@ -13162,7 +13842,7 @@
         </w:rPr>
         <w:t xml:space="preserve"> 30.09.2026).</w:t>
       </w:r>
-      <w:bookmarkEnd w:id="45"/>
+      <w:bookmarkEnd w:id="49"/>
     </w:p>
     <w:p>
       <w:pPr>
@@ -13175,10 +13855,96 @@
           <w:lang w:val="en-US"/>
         </w:rPr>
       </w:pPr>
-      <w:bookmarkStart w:id="46" w:name="_Ref241629384"/>
-      <w:r>
-        <w:lastRenderedPageBreak/>
-        <w:t>Статья</w:t>
+      <w:bookmarkStart w:id="50" w:name="_Ref241629384"/>
+      <w:r>
+        <w:t>Авторы</w:t>
+      </w:r>
+      <w:r>
+        <w:rPr>
+          <w:lang w:val="en-US"/>
+        </w:rPr>
+        <w:t xml:space="preserve">: Dipendra Jha, Logan Ward, </w:t>
+      </w:r>
+      <w:proofErr w:type="spellStart"/>
+      <w:r>
+        <w:rPr>
+          <w:lang w:val="en-US"/>
+        </w:rPr>
+        <w:t>Zijiang</w:t>
+      </w:r>
+      <w:proofErr w:type="spellEnd"/>
+      <w:r>
+        <w:rPr>
+          <w:lang w:val="en-US"/>
+        </w:rPr>
+        <w:t xml:space="preserve"> Yang, Christopher Wolverton, Ian Foster, Wei-</w:t>
+      </w:r>
+      <w:proofErr w:type="spellStart"/>
+      <w:r>
+        <w:rPr>
+          <w:lang w:val="en-US"/>
+        </w:rPr>
+        <w:t>keng</w:t>
+      </w:r>
+      <w:proofErr w:type="spellEnd"/>
+      <w:r>
+        <w:rPr>
+          <w:lang w:val="en-US"/>
+        </w:rPr>
+        <w:t xml:space="preserve"> Liao, Alok Choudhary, Ankit Agrawal, </w:t>
+      </w:r>
+      <w:r>
+        <w:t>статья</w:t>
+      </w:r>
+      <w:r>
+        <w:rPr>
+          <w:lang w:val="en-US"/>
+        </w:rPr>
+        <w:t xml:space="preserve"> </w:t>
+      </w:r>
+      <w:r>
+        <w:rPr>
+          <w:lang w:val="en-US"/>
+        </w:rPr>
+        <w:t>«</w:t>
+      </w:r>
+      <w:proofErr w:type="spellStart"/>
+      <w:r>
+        <w:rPr>
+          <w:lang w:val="en-US"/>
+        </w:rPr>
+        <w:t>IRNet</w:t>
+      </w:r>
+      <w:proofErr w:type="spellEnd"/>
+      <w:r>
+        <w:rPr>
+          <w:lang w:val="en-US"/>
+        </w:rPr>
+        <w:t>: A General Purpose Deep Residual Regression Framework for Materials Discovery</w:t>
+      </w:r>
+      <w:r>
+        <w:rPr>
+          <w:lang w:val="en-US"/>
+        </w:rPr>
+        <w:t>»</w:t>
+      </w:r>
+      <w:r>
+        <w:rPr>
+          <w:lang w:val="en-US"/>
+        </w:rPr>
+        <w:t xml:space="preserve">, </w:t>
+      </w:r>
+      <w:r>
+        <w:t>место</w:t>
+      </w:r>
+      <w:r>
+        <w:rPr>
+          <w:lang w:val="en-US"/>
+        </w:rPr>
+        <w:t xml:space="preserve"> </w:t>
+      </w:r>
+      <w:r>
+        <w:t>публикации</w:t>
       </w:r>
       <w:r>
         <w:rPr>
@@ -13186,25 +13952,23 @@
         </w:rPr>
         <w:t xml:space="preserve"> «</w:t>
       </w:r>
-      <w:proofErr w:type="spellStart"/>
-      <w:r>
-        <w:rPr>
-          <w:lang w:val="en-US"/>
-        </w:rPr>
-        <w:t>IRNet</w:t>
-      </w:r>
-      <w:proofErr w:type="spellEnd"/>
-      <w:r>
-        <w:rPr>
-          <w:lang w:val="en-US"/>
-        </w:rPr>
-        <w:t>: A General Purpose Deep Residual Regression Framework for Materials Discovery</w:t>
-      </w:r>
-      <w:r>
-        <w:rPr>
-          <w:lang w:val="en-US"/>
-        </w:rPr>
-        <w:t xml:space="preserve">»; «URL»: </w:t>
+      <w:r>
+        <w:rPr>
+          <w:lang w:val="en-US"/>
+        </w:rPr>
+        <w:t>Proceedings of the 25th ACM SIGKDD International Conference on Knowledge Discovery &amp; Data Mining</w:t>
+      </w:r>
+      <w:r>
+        <w:rPr>
+          <w:lang w:val="en-US"/>
+        </w:rPr>
+        <w:t>»</w:t>
+      </w:r>
+      <w:r>
+        <w:rPr>
+          <w:lang w:val="en-US"/>
+        </w:rPr>
+        <w:t xml:space="preserve">; «URL»: </w:t>
       </w:r>
       <w:hyperlink r:id="rId34" w:history="1">
         <w:r>
@@ -13245,7 +14009,7 @@
         </w:rPr>
         <w:t xml:space="preserve"> 30.09.2026).</w:t>
       </w:r>
-      <w:bookmarkEnd w:id="46"/>
+      <w:bookmarkEnd w:id="50"/>
     </w:p>
     <w:p>
       <w:pPr>
@@ -13258,9 +14022,74 @@
           <w:lang w:val="en"/>
         </w:rPr>
       </w:pPr>
-      <w:bookmarkStart w:id="47" w:name="_Ref242222819"/>
-      <w:r>
-        <w:t>Статья</w:t>
+      <w:bookmarkStart w:id="51" w:name="_Ref242222819"/>
+      <w:r>
+        <w:t>Авторы</w:t>
+      </w:r>
+      <w:r>
+        <w:rPr>
+          <w:lang w:val="en-US"/>
+        </w:rPr>
+        <w:t xml:space="preserve">: Pawel Stoch, Maryla Gałkowska, Joanna Przystas, Ireneusz Krakowiak, </w:t>
+      </w:r>
+      <w:r>
+        <w:t>статья</w:t>
+      </w:r>
+      <w:r>
+        <w:rPr>
+          <w:lang w:val="en-US"/>
+        </w:rPr>
+        <w:t xml:space="preserve"> </w:t>
+      </w:r>
+      <w:r>
+        <w:rPr>
+          <w:lang w:val="en-US"/>
+        </w:rPr>
+        <w:t>«</w:t>
+      </w:r>
+      <w:r>
+        <w:rPr>
+          <w:lang w:val="en"/>
+        </w:rPr>
+        <w:t xml:space="preserve">Physics-informed machine learning for oxide glass density prediction: An interpretable </w:t>
+      </w:r>
+      <w:proofErr w:type="spellStart"/>
+      <w:r>
+        <w:rPr>
+          <w:lang w:val="en"/>
+        </w:rPr>
+        <w:t>XGBoost</w:t>
+      </w:r>
+      <w:proofErr w:type="spellEnd"/>
+      <w:r>
+        <w:rPr>
+          <w:lang w:val="en"/>
+        </w:rPr>
+        <w:t xml:space="preserve"> framework</w:t>
+      </w:r>
+      <w:r>
+        <w:rPr>
+          <w:lang w:val="en-US"/>
+        </w:rPr>
+        <w:t>»</w:t>
+      </w:r>
+      <w:r>
+        <w:rPr>
+          <w:lang w:val="en-US"/>
+        </w:rPr>
+        <w:t xml:space="preserve">, </w:t>
+      </w:r>
+      <w:r>
+        <w:t>место</w:t>
+      </w:r>
+      <w:r>
+        <w:rPr>
+          <w:lang w:val="en-US"/>
+        </w:rPr>
+        <w:t xml:space="preserve"> </w:t>
+      </w:r>
+      <w:r>
+        <w:t>публикации</w:t>
       </w:r>
       <w:r>
         <w:rPr>
@@ -13270,29 +14099,21 @@
       </w:r>
       <w:r>
         <w:rPr>
-          <w:lang w:val="en"/>
-        </w:rPr>
-        <w:t xml:space="preserve">Physics-informed machine learning for oxide glass density prediction: An interpretable </w:t>
-      </w:r>
-      <w:proofErr w:type="spellStart"/>
-      <w:r>
-        <w:rPr>
-          <w:lang w:val="en"/>
-        </w:rPr>
-        <w:t>XGBoost</w:t>
-      </w:r>
-      <w:proofErr w:type="spellEnd"/>
-      <w:r>
-        <w:rPr>
-          <w:lang w:val="en"/>
-        </w:rPr>
-        <w:t xml:space="preserve"> framework</w:t>
-      </w:r>
-      <w:r>
-        <w:rPr>
-          <w:lang w:val="en-US"/>
-        </w:rPr>
-        <w:t>»; «URL»:</w:t>
+          <w:lang w:val="en-US"/>
+        </w:rPr>
+        <w:t>Ceramics International</w:t>
+      </w:r>
+      <w:r>
+        <w:rPr>
+          <w:lang w:val="en-US"/>
+        </w:rPr>
+        <w:t>»</w:t>
+      </w:r>
+      <w:r>
+        <w:rPr>
+          <w:lang w:val="en-US"/>
+        </w:rPr>
+        <w:t>; «URL»:</w:t>
       </w:r>
       <w:r>
         <w:rPr>
@@ -13306,7 +14127,21 @@
             <w:rStyle w:val="af"/>
             <w:lang w:val="en-US"/>
           </w:rPr>
-          <w:t>https://www.sciencedirect.com/science/article/pii/S0272884226040654#article</w:t>
+          <w:t>https://www.scienced</w:t>
+        </w:r>
+        <w:r>
+          <w:rPr>
+            <w:rStyle w:val="af"/>
+            <w:lang w:val="en-US"/>
+          </w:rPr>
+          <w:t>i</w:t>
+        </w:r>
+        <w:r>
+          <w:rPr>
+            <w:rStyle w:val="af"/>
+            <w:lang w:val="en-US"/>
+          </w:rPr>
+          <w:t>rect.com/science/article/pii/S0272884226040654</w:t>
         </w:r>
       </w:hyperlink>
       <w:r>
@@ -13339,7 +14174,7 @@
         </w:rPr>
         <w:t xml:space="preserve"> 06.10.2026).</w:t>
       </w:r>
-      <w:bookmarkEnd w:id="47"/>
+      <w:bookmarkEnd w:id="51"/>
     </w:p>
     <w:p>
       <w:pPr>
@@ -13349,7 +14184,7 @@
           <w:numId w:val="8"/>
         </w:numPr>
       </w:pPr>
-      <w:bookmarkStart w:id="48" w:name="_Ref243615123"/>
+      <w:bookmarkStart w:id="52" w:name="_Ref243615123"/>
       <w:r>
         <w:t>Датасет никель-хромовых композитов</w:t>
       </w:r>
@@ -13379,7 +14214,19 @@
           <w:rPr>
             <w:rStyle w:val="af"/>
           </w:rPr>
-          <w:t>https://github.com/Cyber-Limon/Final_qualifying_work___Diploma</w:t>
+          <w:t>https:</w:t>
+        </w:r>
+        <w:r>
+          <w:rPr>
+            <w:rStyle w:val="af"/>
+          </w:rPr>
+          <w:t>/</w:t>
+        </w:r>
+        <w:r>
+          <w:rPr>
+            <w:rStyle w:val="af"/>
+          </w:rPr>
+          <w:t>/github.com/Cyber-Limon/Final_qualifying_work___Diploma</w:t>
         </w:r>
       </w:hyperlink>
       <w:r>
@@ -13388,7 +14235,7 @@
       <w:r>
         <w:t>.</w:t>
       </w:r>
-      <w:bookmarkEnd w:id="48"/>
+      <w:bookmarkEnd w:id="52"/>
     </w:p>
     <w:sectPr>
       <w:footerReference w:type="default" r:id="rId37"/>
@@ -19886,7 +20733,6 @@
   <w:style w:type="character" w:default="1" w:styleId="a5">
     <w:name w:val="Default Paragraph Font"/>
     <w:uiPriority w:val="1"/>
-    <w:semiHidden/>
     <w:unhideWhenUsed/>
   </w:style>
   <w:style w:type="table" w:default="1" w:styleId="a6">
